--- a/assets/Appendix_C_01_Reusable_Developer_Worksheet.docx
+++ b/assets/Appendix_C_01_Reusable_Developer_Worksheet.docx
@@ -5,12 +5,10 @@
     <w:p>
       <w:pPr>
         <w:pStyle w:val="Title"/>
-        <w:widowControl w:val="1"/>
         <w:rPr>
           <w:b w:val="0"/>
           <w:bCs w:val="0"/>
           <w:color w:val="000000" w:themeColor="text1"/>
-          <w:spacing w:val="0"/>
           <w14:textOutline w14:w="0" w14:cap="flat" w14:cmpd="sng" w14:algn="ctr">
             <w14:noFill/>
             <w14:prstDash w14:val="solid"/>
@@ -23,7 +21,6 @@
           <w:b w:val="0"/>
           <w:bCs w:val="0"/>
           <w:color w:val="000000" w:themeColor="text1"/>
-          <w:spacing w:val="0"/>
           <w14:textOutline w14:w="0" w14:cap="flat" w14:cmpd="sng" w14:algn="ctr">
             <w14:noFill/>
             <w14:prstDash w14:val="solid"/>
@@ -36,10 +33,8 @@
     <w:p>
       <w:pPr>
         <w:pStyle w:val="Subtitle"/>
-        <w:widowControl w:val="1"/>
         <w:rPr>
           <w:color w:val="000000" w:themeColor="text1"/>
-          <w:spacing w:val="0"/>
           <w14:textOutline w14:w="0" w14:cap="flat" w14:cmpd="sng" w14:algn="ctr">
             <w14:noFill/>
             <w14:prstDash w14:val="solid"/>
@@ -50,7 +45,6 @@
       <w:r>
         <w:rPr>
           <w:color w:val="000000" w:themeColor="text1"/>
-          <w:spacing w:val="0"/>
           <w14:textOutline w14:w="0" w14:cap="flat" w14:cmpd="sng" w14:algn="ctr">
             <w14:noFill/>
             <w14:prstDash w14:val="solid"/>
@@ -62,7 +56,6 @@
       <w:r>
         <w:rPr>
           <w:color w:val="000000" w:themeColor="text1"/>
-          <w:spacing w:val="0"/>
           <w14:textOutline w14:w="0" w14:cap="flat" w14:cmpd="sng" w14:algn="ctr">
             <w14:noFill/>
             <w14:prstDash w14:val="solid"/>
@@ -74,7 +67,6 @@
       <w:r>
         <w:rPr>
           <w:color w:val="000000" w:themeColor="text1"/>
-          <w:spacing w:val="0"/>
           <w14:textOutline w14:w="0" w14:cap="flat" w14:cmpd="sng" w14:algn="ctr">
             <w14:noFill/>
             <w14:prstDash w14:val="solid"/>
@@ -86,7 +78,6 @@
     </w:p>
     <w:p>
       <w:pPr>
-        <w:widowControl w:val="1"/>
         <w:rPr>
           <w:color w:val="000000" w:themeColor="text1"/>
           <w14:textOutline w14:w="0" w14:cap="flat" w14:cmpd="sng" w14:algn="ctr">
@@ -97,14 +88,12 @@
         </w:rPr>
       </w:pPr>
       <w:r>
-        <w:rPr/>
         <w:t>Appendix C companion resource 01 of 03. Begin with this editable worksheet; see Document 02 for a completed example from the original Honours prototype and Document 03 for the physical setup and replication considerations. The six questions below reflect the design considerations discussed in Table 1 of the exegesis.</w:t>
       </w:r>
     </w:p>
     <w:p>
       <w:pPr>
         <w:pStyle w:val="Heading1"/>
-        <w:widowControl w:val="1"/>
         <w:rPr>
           <w:b w:val="0"/>
           <w:bCs w:val="0"/>
@@ -171,7 +160,6 @@
     </w:p>
     <w:p>
       <w:pPr>
-        <w:widowControl w:val="1"/>
         <w:rPr>
           <w:color w:val="000000" w:themeColor="text1"/>
           <w14:textOutline w14:w="0" w14:cap="flat" w14:cmpd="sng" w14:algn="ctr">
@@ -182,21 +170,23 @@
         </w:rPr>
       </w:pPr>
       <w:r>
-        <w:rPr/>
-        <w:t xml:space="preserve">This worksheet was developed from practice-based research conducted in Unreal Engine using a Meta Quest 3, hand </w:t>
+        <w:t>This worksheet was developed from practice-</w:t>
       </w:r>
       <w:r>
-        <w:rPr/>
+        <w:t>led</w:t>
+      </w:r>
+      <w:r>
+        <w:t xml:space="preserve"> research conducted in Unreal Engine using a Meta Quest 3, hand </w:t>
+      </w:r>
+      <w:r>
         <w:t>tracking,</w:t>
       </w:r>
       <w:r>
-        <w:rPr/>
         <w:t xml:space="preserve"> and tangible physical objects. It supports structured reflection on physical–virtual correspondence. Its usefulness beyond the original Honours prototype has not been independently evaluated.</w:t>
       </w:r>
     </w:p>
     <w:p>
       <w:pPr>
-        <w:widowControl w:val="1"/>
         <w:rPr>
           <w:color w:val="000000" w:themeColor="text1"/>
           <w14:textOutline w14:w="0" w14:cap="flat" w14:cmpd="sng" w14:algn="ctr">
@@ -221,7 +211,6 @@
     <w:p>
       <w:pPr>
         <w:pStyle w:val="Heading1"/>
-        <w:widowControl w:val="1"/>
         <w:rPr>
           <w:b w:val="0"/>
           <w:bCs w:val="0"/>
@@ -234,7 +223,6 @@
         </w:rPr>
       </w:pPr>
       <w:r>
-        <w:rPr/>
         <w:t>Before you start: six design considerations</w:t>
       </w:r>
     </w:p>
@@ -258,9 +246,8 @@
           <w:tcPr>
             <w:cnfStyle w:val="001000000000" w:firstRow="0" w:lastRow="0" w:firstColumn="1" w:lastColumn="0" w:oddVBand="0" w:evenVBand="0" w:oddHBand="0" w:evenHBand="0" w:firstRowFirstColumn="0" w:firstRowLastColumn="0" w:lastRowFirstColumn="0" w:lastRowLastColumn="0"/>
             <w:tcW w:w="4925" w:type="dxa"/>
-            <w:tcMar/>
           </w:tcPr>
-          <w:p xmlns:wp14="http://schemas.microsoft.com/office/word/2010/wordml" wp14:textId="77777777">
+          <w:p>
             <w:r>
               <w:t>Design consideration</w:t>
             </w:r>
@@ -268,9 +255,7 @@
         </w:tc>
         <w:tc>
           <w:tcPr>
-            <w:cnfStyle w:val="000000000000" w:firstRow="0" w:lastRow="0" w:firstColumn="0" w:lastColumn="0" w:oddVBand="0" w:evenVBand="0" w:oddHBand="0" w:evenHBand="0" w:firstRowFirstColumn="0" w:firstRowLastColumn="0" w:lastRowFirstColumn="0" w:lastRowLastColumn="0"/>
             <w:tcW w:w="4925" w:type="dxa"/>
-            <w:tcMar/>
           </w:tcPr>
           <w:p>
             <w:pPr>
@@ -311,7 +296,6 @@
           <w:tcPr>
             <w:cnfStyle w:val="001000000000" w:firstRow="0" w:lastRow="0" w:firstColumn="1" w:lastColumn="0" w:oddVBand="0" w:evenVBand="0" w:oddHBand="0" w:evenHBand="0" w:firstRowFirstColumn="0" w:firstRowLastColumn="0" w:lastRowFirstColumn="0" w:lastRowLastColumn="0"/>
             <w:tcW w:w="4925" w:type="dxa"/>
-            <w:tcMar/>
           </w:tcPr>
           <w:p>
             <w:pPr>
@@ -343,9 +327,7 @@
         </w:tc>
         <w:tc>
           <w:tcPr>
-            <w:cnfStyle w:val="000000000000" w:firstRow="0" w:lastRow="0" w:firstColumn="0" w:lastColumn="0" w:oddVBand="0" w:evenVBand="0" w:oddHBand="0" w:evenHBand="0" w:firstRowFirstColumn="0" w:firstRowLastColumn="0" w:lastRowFirstColumn="0" w:lastRowLastColumn="0"/>
             <w:tcW w:w="4925" w:type="dxa"/>
-            <w:tcMar/>
           </w:tcPr>
           <w:p>
             <w:pPr>
@@ -381,7 +363,6 @@
           <w:tcPr>
             <w:cnfStyle w:val="001000000000" w:firstRow="0" w:lastRow="0" w:firstColumn="1" w:lastColumn="0" w:oddVBand="0" w:evenVBand="0" w:oddHBand="0" w:evenHBand="0" w:firstRowFirstColumn="0" w:firstRowLastColumn="0" w:lastRowFirstColumn="0" w:lastRowLastColumn="0"/>
             <w:tcW w:w="4925" w:type="dxa"/>
-            <w:tcMar/>
           </w:tcPr>
           <w:p>
             <w:pPr>
@@ -413,9 +394,7 @@
         </w:tc>
         <w:tc>
           <w:tcPr>
-            <w:cnfStyle w:val="000000000000" w:firstRow="0" w:lastRow="0" w:firstColumn="0" w:lastColumn="0" w:oddVBand="0" w:evenVBand="0" w:oddHBand="0" w:evenHBand="0" w:firstRowFirstColumn="0" w:firstRowLastColumn="0" w:lastRowFirstColumn="0" w:lastRowLastColumn="0"/>
             <w:tcW w:w="4925" w:type="dxa"/>
-            <w:tcMar/>
           </w:tcPr>
           <w:p>
             <w:pPr>
@@ -496,7 +475,6 @@
           <w:tcPr>
             <w:cnfStyle w:val="001000000000" w:firstRow="0" w:lastRow="0" w:firstColumn="1" w:lastColumn="0" w:oddVBand="0" w:evenVBand="0" w:oddHBand="0" w:evenHBand="0" w:firstRowFirstColumn="0" w:firstRowLastColumn="0" w:lastRowFirstColumn="0" w:lastRowLastColumn="0"/>
             <w:tcW w:w="4925" w:type="dxa"/>
-            <w:tcMar/>
           </w:tcPr>
           <w:p>
             <w:pPr>
@@ -528,9 +506,7 @@
         </w:tc>
         <w:tc>
           <w:tcPr>
-            <w:cnfStyle w:val="000000000000" w:firstRow="0" w:lastRow="0" w:firstColumn="0" w:lastColumn="0" w:oddVBand="0" w:evenVBand="0" w:oddHBand="0" w:evenHBand="0" w:firstRowFirstColumn="0" w:firstRowLastColumn="0" w:lastRowFirstColumn="0" w:lastRowLastColumn="0"/>
             <w:tcW w:w="4925" w:type="dxa"/>
-            <w:tcMar/>
           </w:tcPr>
           <w:p>
             <w:pPr>
@@ -588,7 +564,6 @@
           <w:tcPr>
             <w:cnfStyle w:val="001000000000" w:firstRow="0" w:lastRow="0" w:firstColumn="1" w:lastColumn="0" w:oddVBand="0" w:evenVBand="0" w:oddHBand="0" w:evenHBand="0" w:firstRowFirstColumn="0" w:firstRowLastColumn="0" w:lastRowFirstColumn="0" w:lastRowLastColumn="0"/>
             <w:tcW w:w="4925" w:type="dxa"/>
-            <w:tcMar/>
           </w:tcPr>
           <w:p>
             <w:pPr>
@@ -620,9 +595,7 @@
         </w:tc>
         <w:tc>
           <w:tcPr>
-            <w:cnfStyle w:val="000000000000" w:firstRow="0" w:lastRow="0" w:firstColumn="0" w:lastColumn="0" w:oddVBand="0" w:evenVBand="0" w:oddHBand="0" w:evenHBand="0" w:firstRowFirstColumn="0" w:firstRowLastColumn="0" w:lastRowFirstColumn="0" w:lastRowLastColumn="0"/>
             <w:tcW w:w="4925" w:type="dxa"/>
-            <w:tcMar/>
           </w:tcPr>
           <w:p>
             <w:pPr>
@@ -681,7 +654,6 @@
           <w:tcPr>
             <w:cnfStyle w:val="001000000000" w:firstRow="0" w:lastRow="0" w:firstColumn="1" w:lastColumn="0" w:oddVBand="0" w:evenVBand="0" w:oddHBand="0" w:evenHBand="0" w:firstRowFirstColumn="0" w:firstRowLastColumn="0" w:lastRowFirstColumn="0" w:lastRowLastColumn="0"/>
             <w:tcW w:w="4925" w:type="dxa"/>
-            <w:tcMar/>
           </w:tcPr>
           <w:p>
             <w:pPr>
@@ -713,9 +685,7 @@
         </w:tc>
         <w:tc>
           <w:tcPr>
-            <w:cnfStyle w:val="000000000000" w:firstRow="0" w:lastRow="0" w:firstColumn="0" w:lastColumn="0" w:oddVBand="0" w:evenVBand="0" w:oddHBand="0" w:evenHBand="0" w:firstRowFirstColumn="0" w:firstRowLastColumn="0" w:lastRowFirstColumn="0" w:lastRowLastColumn="0"/>
             <w:tcW w:w="4925" w:type="dxa"/>
-            <w:tcMar/>
           </w:tcPr>
           <w:p>
             <w:pPr>
@@ -751,7 +721,6 @@
           <w:tcPr>
             <w:cnfStyle w:val="001000000000" w:firstRow="0" w:lastRow="0" w:firstColumn="1" w:lastColumn="0" w:oddVBand="0" w:evenVBand="0" w:oddHBand="0" w:evenHBand="0" w:firstRowFirstColumn="0" w:firstRowLastColumn="0" w:lastRowFirstColumn="0" w:lastRowLastColumn="0"/>
             <w:tcW w:w="4925" w:type="dxa"/>
-            <w:tcMar/>
           </w:tcPr>
           <w:p>
             <w:pPr>
@@ -783,9 +752,7 @@
         </w:tc>
         <w:tc>
           <w:tcPr>
-            <w:cnfStyle w:val="000000000000" w:firstRow="0" w:lastRow="0" w:firstColumn="0" w:lastColumn="0" w:oddVBand="0" w:evenVBand="0" w:oddHBand="0" w:evenHBand="0" w:firstRowFirstColumn="0" w:firstRowLastColumn="0" w:lastRowFirstColumn="0" w:lastRowLastColumn="0"/>
             <w:tcW w:w="4925" w:type="dxa"/>
-            <w:tcMar/>
           </w:tcPr>
           <w:p>
             <w:pPr>
@@ -839,7 +806,6 @@
     <w:p>
       <w:pPr>
         <w:pStyle w:val="Heading1"/>
-        <w:widowControl w:val="1"/>
         <w:rPr>
           <w:b w:val="0"/>
           <w:bCs w:val="0"/>
@@ -885,7 +851,6 @@
           <w:tcPr>
             <w:cnfStyle w:val="001000000000" w:firstRow="0" w:lastRow="0" w:firstColumn="1" w:lastColumn="0" w:oddVBand="0" w:evenVBand="0" w:oddHBand="0" w:evenHBand="0" w:firstRowFirstColumn="0" w:firstRowLastColumn="0" w:lastRowFirstColumn="0" w:lastRowLastColumn="0"/>
             <w:tcW w:w="4925" w:type="dxa"/>
-            <w:tcMar/>
           </w:tcPr>
           <w:p>
             <w:pPr>
@@ -917,9 +882,7 @@
         </w:tc>
         <w:tc>
           <w:tcPr>
-            <w:cnfStyle w:val="000000000000" w:firstRow="0" w:lastRow="0" w:firstColumn="0" w:lastColumn="0" w:oddVBand="0" w:evenVBand="0" w:oddHBand="0" w:evenHBand="0" w:firstRowFirstColumn="0" w:firstRowLastColumn="0" w:lastRowFirstColumn="0" w:lastRowLastColumn="0"/>
             <w:tcW w:w="4925" w:type="dxa"/>
-            <w:tcMar/>
           </w:tcPr>
           <w:p>
             <w:pPr>
@@ -947,7 +910,6 @@
           <w:tcPr>
             <w:cnfStyle w:val="001000000000" w:firstRow="0" w:lastRow="0" w:firstColumn="1" w:lastColumn="0" w:oddVBand="0" w:evenVBand="0" w:oddHBand="0" w:evenHBand="0" w:firstRowFirstColumn="0" w:firstRowLastColumn="0" w:lastRowFirstColumn="0" w:lastRowLastColumn="0"/>
             <w:tcW w:w="4925" w:type="dxa"/>
-            <w:tcMar/>
           </w:tcPr>
           <w:p>
             <w:pPr>
@@ -979,9 +941,7 @@
         </w:tc>
         <w:tc>
           <w:tcPr>
-            <w:cnfStyle w:val="000000000000" w:firstRow="0" w:lastRow="0" w:firstColumn="0" w:lastColumn="0" w:oddVBand="0" w:evenVBand="0" w:oddHBand="0" w:evenHBand="0" w:firstRowFirstColumn="0" w:firstRowLastColumn="0" w:lastRowFirstColumn="0" w:lastRowLastColumn="0"/>
             <w:tcW w:w="4925" w:type="dxa"/>
-            <w:tcMar/>
           </w:tcPr>
           <w:p>
             <w:pPr>
@@ -1006,7 +966,6 @@
           <w:tcPr>
             <w:cnfStyle w:val="001000000000" w:firstRow="0" w:lastRow="0" w:firstColumn="1" w:lastColumn="0" w:oddVBand="0" w:evenVBand="0" w:oddHBand="0" w:evenHBand="0" w:firstRowFirstColumn="0" w:firstRowLastColumn="0" w:lastRowFirstColumn="0" w:lastRowLastColumn="0"/>
             <w:tcW w:w="4925" w:type="dxa"/>
-            <w:tcMar/>
           </w:tcPr>
           <w:p>
             <w:pPr>
@@ -1038,9 +997,7 @@
         </w:tc>
         <w:tc>
           <w:tcPr>
-            <w:cnfStyle w:val="000000000000" w:firstRow="0" w:lastRow="0" w:firstColumn="0" w:lastColumn="0" w:oddVBand="0" w:evenVBand="0" w:oddHBand="0" w:evenHBand="0" w:firstRowFirstColumn="0" w:firstRowLastColumn="0" w:lastRowFirstColumn="0" w:lastRowLastColumn="0"/>
             <w:tcW w:w="4925" w:type="dxa"/>
-            <w:tcMar/>
           </w:tcPr>
           <w:p>
             <w:pPr>
@@ -1066,7 +1023,6 @@
           <w:tcPr>
             <w:cnfStyle w:val="001000000000" w:firstRow="0" w:lastRow="0" w:firstColumn="1" w:lastColumn="0" w:oddVBand="0" w:evenVBand="0" w:oddHBand="0" w:evenHBand="0" w:firstRowFirstColumn="0" w:firstRowLastColumn="0" w:lastRowFirstColumn="0" w:lastRowLastColumn="0"/>
             <w:tcW w:w="4925" w:type="dxa"/>
-            <w:tcMar/>
           </w:tcPr>
           <w:p>
             <w:pPr>
@@ -1098,9 +1054,7 @@
         </w:tc>
         <w:tc>
           <w:tcPr>
-            <w:cnfStyle w:val="000000000000" w:firstRow="0" w:lastRow="0" w:firstColumn="0" w:lastColumn="0" w:oddVBand="0" w:evenVBand="0" w:oddHBand="0" w:evenHBand="0" w:firstRowFirstColumn="0" w:firstRowLastColumn="0" w:lastRowFirstColumn="0" w:lastRowLastColumn="0"/>
             <w:tcW w:w="4925" w:type="dxa"/>
-            <w:tcMar/>
           </w:tcPr>
           <w:p>
             <w:pPr>
@@ -1125,7 +1079,6 @@
           <w:tcPr>
             <w:cnfStyle w:val="001000000000" w:firstRow="0" w:lastRow="0" w:firstColumn="1" w:lastColumn="0" w:oddVBand="0" w:evenVBand="0" w:oddHBand="0" w:evenHBand="0" w:firstRowFirstColumn="0" w:firstRowLastColumn="0" w:lastRowFirstColumn="0" w:lastRowLastColumn="0"/>
             <w:tcW w:w="4925" w:type="dxa"/>
-            <w:tcMar/>
           </w:tcPr>
           <w:p>
             <w:pPr>
@@ -1183,9 +1136,7 @@
         </w:tc>
         <w:tc>
           <w:tcPr>
-            <w:cnfStyle w:val="000000000000" w:firstRow="0" w:lastRow="0" w:firstColumn="0" w:lastColumn="0" w:oddVBand="0" w:evenVBand="0" w:oddHBand="0" w:evenHBand="0" w:firstRowFirstColumn="0" w:firstRowLastColumn="0" w:lastRowFirstColumn="0" w:lastRowLastColumn="0"/>
             <w:tcW w:w="4925" w:type="dxa"/>
-            <w:tcMar/>
           </w:tcPr>
           <w:p>
             <w:pPr>
@@ -1206,7 +1157,6 @@
     <w:p>
       <w:pPr>
         <w:pStyle w:val="Heading1"/>
-        <w:widowControl w:val="1"/>
         <w:rPr>
           <w:b w:val="0"/>
           <w:bCs w:val="0"/>
@@ -1229,12 +1179,12 @@
             <w14:round/>
           </w14:textOutline>
         </w:rPr>
+        <w:lastRenderedPageBreak/>
         <w:t>1. PLAN — Describe the intended interaction</w:t>
       </w:r>
     </w:p>
     <w:p>
       <w:pPr>
-        <w:widowControl w:val="1"/>
         <w:rPr>
           <w:color w:val="000000" w:themeColor="text1"/>
           <w14:textOutline w14:w="0" w14:cap="flat" w14:cmpd="sng" w14:algn="ctr">
@@ -1313,7 +1263,6 @@
     </w:p>
     <w:p>
       <w:pPr>
-        <w:widowControl w:val="1"/>
         <w:rPr>
           <w:color w:val="000000" w:themeColor="text1"/>
           <w14:textOutline w14:w="0" w14:cap="flat" w14:cmpd="sng" w14:algn="ctr">
@@ -1337,7 +1286,6 @@
     </w:p>
     <w:p>
       <w:pPr>
-        <w:widowControl w:val="1"/>
         <w:rPr>
           <w:color w:val="000000" w:themeColor="text1"/>
           <w14:textOutline w14:w="0" w14:cap="flat" w14:cmpd="sng" w14:algn="ctr">
@@ -1361,7 +1309,6 @@
     </w:p>
     <w:p>
       <w:pPr>
-        <w:widowControl w:val="1"/>
         <w:rPr>
           <w:color w:val="000000" w:themeColor="text1"/>
           <w14:textOutline w14:w="0" w14:cap="flat" w14:cmpd="sng" w14:algn="ctr">
@@ -1385,7 +1332,6 @@
     </w:p>
     <w:p>
       <w:pPr>
-        <w:widowControl w:val="1"/>
         <w:rPr>
           <w:color w:val="000000" w:themeColor="text1"/>
           <w14:textOutline w14:w="0" w14:cap="flat" w14:cmpd="sng" w14:algn="ctr">
@@ -1410,7 +1356,6 @@
     <w:p>
       <w:pPr>
         <w:pStyle w:val="Heading1"/>
-        <w:widowControl w:val="1"/>
         <w:rPr>
           <w:b w:val="0"/>
           <w:bCs w:val="0"/>
@@ -1438,7 +1383,6 @@
     </w:p>
     <w:p>
       <w:pPr>
-        <w:widowControl w:val="1"/>
         <w:rPr>
           <w:color w:val="000000" w:themeColor="text1"/>
           <w14:textOutline w14:w="0" w14:cap="flat" w14:cmpd="sng" w14:algn="ctr">
@@ -1462,7 +1406,6 @@
     </w:p>
     <w:p>
       <w:pPr>
-        <w:widowControl w:val="1"/>
         <w:rPr>
           <w:color w:val="000000" w:themeColor="text1"/>
           <w14:textOutline w14:w="0" w14:cap="flat" w14:cmpd="sng" w14:algn="ctr">
@@ -1486,7 +1429,6 @@
     </w:p>
     <w:p>
       <w:pPr>
-        <w:widowControl w:val="1"/>
         <w:rPr>
           <w:color w:val="000000" w:themeColor="text1"/>
           <w14:textOutline w14:w="0" w14:cap="flat" w14:cmpd="sng" w14:algn="ctr">
@@ -1510,7 +1452,6 @@
     </w:p>
     <w:p>
       <w:pPr>
-        <w:widowControl w:val="1"/>
         <w:rPr>
           <w:color w:val="000000" w:themeColor="text1"/>
           <w14:textOutline w14:w="0" w14:cap="flat" w14:cmpd="sng" w14:algn="ctr">
@@ -1534,7 +1475,6 @@
     </w:p>
     <w:p>
       <w:pPr>
-        <w:widowControl w:val="1"/>
         <w:rPr>
           <w:color w:val="000000" w:themeColor="text1"/>
           <w14:textOutline w14:w="0" w14:cap="flat" w14:cmpd="sng" w14:algn="ctr">
@@ -1559,7 +1499,6 @@
     <w:p>
       <w:pPr>
         <w:pStyle w:val="Heading1"/>
-        <w:widowControl w:val="1"/>
         <w:rPr>
           <w:b w:val="0"/>
           <w:bCs w:val="0"/>
@@ -1600,7 +1539,6 @@
     </w:p>
     <w:p>
       <w:pPr>
-        <w:widowControl w:val="1"/>
         <w:rPr>
           <w:color w:val="000000" w:themeColor="text1"/>
           <w14:textOutline w14:w="0" w14:cap="flat" w14:cmpd="sng" w14:algn="ctr">
@@ -1646,7 +1584,6 @@
     </w:p>
     <w:p>
       <w:pPr>
-        <w:widowControl w:val="1"/>
         <w:rPr>
           <w:color w:val="000000" w:themeColor="text1"/>
           <w14:textOutline w14:w="0" w14:cap="flat" w14:cmpd="sng" w14:algn="ctr">
@@ -1670,7 +1607,6 @@
     </w:p>
     <w:p>
       <w:pPr>
-        <w:widowControl w:val="1"/>
         <w:rPr>
           <w:color w:val="000000" w:themeColor="text1"/>
           <w14:textOutline w14:w="0" w14:cap="flat" w14:cmpd="sng" w14:algn="ctr">
@@ -1694,7 +1630,6 @@
     </w:p>
     <w:p>
       <w:pPr>
-        <w:widowControl w:val="1"/>
         <w:rPr>
           <w:color w:val="000000" w:themeColor="text1"/>
           <w14:textOutline w14:w="0" w14:cap="flat" w14:cmpd="sng" w14:algn="ctr">
@@ -1718,7 +1653,6 @@
     </w:p>
     <w:p>
       <w:pPr>
-        <w:widowControl w:val="1"/>
         <w:rPr>
           <w:color w:val="000000" w:themeColor="text1"/>
           <w14:textOutline w14:w="0" w14:cap="flat" w14:cmpd="sng" w14:algn="ctr">
@@ -1743,7 +1677,6 @@
     <w:p>
       <w:pPr>
         <w:pStyle w:val="Heading1"/>
-        <w:widowControl w:val="1"/>
         <w:rPr>
           <w:b w:val="0"/>
           <w:bCs w:val="0"/>
@@ -1771,7 +1704,6 @@
     </w:p>
     <w:p>
       <w:pPr>
-        <w:widowControl w:val="1"/>
         <w:rPr>
           <w:color w:val="000000" w:themeColor="text1"/>
           <w14:textOutline w14:w="0" w14:cap="flat" w14:cmpd="sng" w14:algn="ctr">
@@ -1817,7 +1749,6 @@
     </w:p>
     <w:p>
       <w:pPr>
-        <w:widowControl w:val="1"/>
         <w:rPr>
           <w:color w:val="000000" w:themeColor="text1"/>
           <w14:textOutline w14:w="0" w14:cap="flat" w14:cmpd="sng" w14:algn="ctr">
@@ -1863,7 +1794,6 @@
     </w:p>
     <w:p>
       <w:pPr>
-        <w:widowControl w:val="1"/>
         <w:rPr>
           <w:color w:val="000000" w:themeColor="text1"/>
           <w14:textOutline w14:w="0" w14:cap="flat" w14:cmpd="sng" w14:algn="ctr">
@@ -1887,7 +1817,6 @@
     </w:p>
     <w:p>
       <w:pPr>
-        <w:widowControl w:val="1"/>
         <w:rPr>
           <w:color w:val="000000" w:themeColor="text1"/>
           <w14:textOutline w14:w="0" w14:cap="flat" w14:cmpd="sng" w14:algn="ctr">
@@ -1911,7 +1840,6 @@
     </w:p>
     <w:p>
       <w:pPr>
-        <w:widowControl w:val="1"/>
         <w:rPr>
           <w:color w:val="000000" w:themeColor="text1"/>
           <w14:textOutline w14:w="0" w14:cap="flat" w14:cmpd="sng" w14:algn="ctr">
@@ -1936,7 +1864,6 @@
     <w:p>
       <w:pPr>
         <w:pStyle w:val="Heading1"/>
-        <w:widowControl w:val="1"/>
         <w:rPr>
           <w:b w:val="0"/>
           <w:bCs w:val="0"/>
@@ -1959,12 +1886,12 @@
             <w14:round/>
           </w14:textOutline>
         </w:rPr>
+        <w:lastRenderedPageBreak/>
         <w:t>5. REVISE — Decide what to change next</w:t>
       </w:r>
     </w:p>
     <w:p>
       <w:pPr>
-        <w:widowControl w:val="1"/>
         <w:rPr>
           <w:color w:val="000000" w:themeColor="text1"/>
           <w14:textOutline w14:w="0" w14:cap="flat" w14:cmpd="sng" w14:algn="ctr">
@@ -2010,7 +1937,6 @@
     </w:p>
     <w:p>
       <w:pPr>
-        <w:widowControl w:val="1"/>
         <w:rPr>
           <w:color w:val="000000" w:themeColor="text1"/>
           <w14:textOutline w14:w="0" w14:cap="flat" w14:cmpd="sng" w14:algn="ctr">
@@ -2034,7 +1960,6 @@
     </w:p>
     <w:p>
       <w:pPr>
-        <w:widowControl w:val="1"/>
         <w:rPr>
           <w:color w:val="000000" w:themeColor="text1"/>
           <w14:textOutline w14:w="0" w14:cap="flat" w14:cmpd="sng" w14:algn="ctr">
@@ -2058,7 +1983,6 @@
     </w:p>
     <w:p>
       <w:pPr>
-        <w:widowControl w:val="1"/>
         <w:rPr>
           <w:color w:val="000000" w:themeColor="text1"/>
           <w14:textOutline w14:w="0" w14:cap="flat" w14:cmpd="sng" w14:algn="ctr">
@@ -2082,7 +2006,6 @@
     </w:p>
     <w:p>
       <w:pPr>
-        <w:widowControl w:val="1"/>
         <w:rPr>
           <w:color w:val="000000" w:themeColor="text1"/>
           <w14:textOutline w14:w="0" w14:cap="flat" w14:cmpd="sng" w14:algn="ctr">
@@ -2107,7 +2030,6 @@
     <w:p>
       <w:pPr>
         <w:pStyle w:val="Heading1"/>
-        <w:widowControl w:val="1"/>
         <w:rPr>
           <w:b w:val="0"/>
           <w:bCs w:val="0"/>
@@ -2153,7 +2075,6 @@
           <w:tcPr>
             <w:cnfStyle w:val="001000000000" w:firstRow="0" w:lastRow="0" w:firstColumn="1" w:lastColumn="0" w:oddVBand="0" w:evenVBand="0" w:oddHBand="0" w:evenHBand="0" w:firstRowFirstColumn="0" w:firstRowLastColumn="0" w:lastRowFirstColumn="0" w:lastRowLastColumn="0"/>
             <w:tcW w:w="4925" w:type="dxa"/>
-            <w:tcMar/>
           </w:tcPr>
           <w:p>
             <w:pPr>
@@ -2185,9 +2106,7 @@
         </w:tc>
         <w:tc>
           <w:tcPr>
-            <w:cnfStyle w:val="000000000000" w:firstRow="0" w:lastRow="0" w:firstColumn="0" w:lastColumn="0" w:oddVBand="0" w:evenVBand="0" w:oddHBand="0" w:evenHBand="0" w:firstRowFirstColumn="0" w:firstRowLastColumn="0" w:lastRowFirstColumn="0" w:lastRowLastColumn="0"/>
             <w:tcW w:w="4925" w:type="dxa"/>
-            <w:tcMar/>
           </w:tcPr>
           <w:p>
             <w:pPr>
@@ -2215,7 +2134,6 @@
           <w:tcPr>
             <w:cnfStyle w:val="001000000000" w:firstRow="0" w:lastRow="0" w:firstColumn="1" w:lastColumn="0" w:oddVBand="0" w:evenVBand="0" w:oddHBand="0" w:evenHBand="0" w:firstRowFirstColumn="0" w:firstRowLastColumn="0" w:lastRowFirstColumn="0" w:lastRowLastColumn="0"/>
             <w:tcW w:w="4925" w:type="dxa"/>
-            <w:tcMar/>
           </w:tcPr>
           <w:p>
             <w:pPr>
@@ -2247,9 +2165,7 @@
         </w:tc>
         <w:tc>
           <w:tcPr>
-            <w:cnfStyle w:val="000000000000" w:firstRow="0" w:lastRow="0" w:firstColumn="0" w:lastColumn="0" w:oddVBand="0" w:evenVBand="0" w:oddHBand="0" w:evenHBand="0" w:firstRowFirstColumn="0" w:firstRowLastColumn="0" w:lastRowFirstColumn="0" w:lastRowLastColumn="0"/>
             <w:tcW w:w="4925" w:type="dxa"/>
-            <w:tcMar/>
           </w:tcPr>
           <w:p>
             <w:pPr>
@@ -2274,7 +2190,6 @@
           <w:tcPr>
             <w:cnfStyle w:val="001000000000" w:firstRow="0" w:lastRow="0" w:firstColumn="1" w:lastColumn="0" w:oddVBand="0" w:evenVBand="0" w:oddHBand="0" w:evenHBand="0" w:firstRowFirstColumn="0" w:firstRowLastColumn="0" w:lastRowFirstColumn="0" w:lastRowLastColumn="0"/>
             <w:tcW w:w="4925" w:type="dxa"/>
-            <w:tcMar/>
           </w:tcPr>
           <w:p>
             <w:pPr>
@@ -2306,9 +2221,7 @@
         </w:tc>
         <w:tc>
           <w:tcPr>
-            <w:cnfStyle w:val="000000000000" w:firstRow="0" w:lastRow="0" w:firstColumn="0" w:lastColumn="0" w:oddVBand="0" w:evenVBand="0" w:oddHBand="0" w:evenHBand="0" w:firstRowFirstColumn="0" w:firstRowLastColumn="0" w:lastRowFirstColumn="0" w:lastRowLastColumn="0"/>
             <w:tcW w:w="4925" w:type="dxa"/>
-            <w:tcMar/>
           </w:tcPr>
           <w:p>
             <w:pPr>
@@ -2328,7 +2241,6 @@
     </w:tbl>
     <w:p>
       <w:pPr>
-        <w:widowControl w:val="1"/>
         <w:rPr>
           <w:color w:val="000000" w:themeColor="text1"/>
           <w14:textOutline w14:w="0" w14:cap="flat" w14:cmpd="sng" w14:algn="ctr">
@@ -2339,29 +2251,18 @@
         </w:rPr>
       </w:pPr>
       <w:r>
-        <w:rPr/>
-        <w:t xml:space="preserve">Interpretation reminder: Observations made by a single developer do not </w:t>
+        <w:t xml:space="preserve">Interpretation reminder: Observations made by a single developer do not establish usability or suitability for other players. If testing with external participants, document the procedure, consent </w:t>
       </w:r>
       <w:r>
-        <w:rPr/>
-        <w:t>establish</w:t>
-      </w:r>
-      <w:r>
-        <w:rPr/>
-        <w:t xml:space="preserve"> usability or suitability for other players. If testing with external participants, document the procedure, consent </w:t>
-      </w:r>
-      <w:r>
-        <w:rPr/>
         <w:t>requirements,</w:t>
       </w:r>
       <w:r>
-        <w:rPr/>
         <w:t xml:space="preserve"> and outcomes separately.</w:t>
       </w:r>
     </w:p>
     <w:sectPr>
       <w:footerReference w:type="default" r:id="rId8"/>
-      <w:pgSz w:w="12240" w:h="15840" w:orient="portrait"/>
+      <w:pgSz w:w="12240" w:h="15840"/>
       <w:pgMar w:top="1037" w:right="1195" w:bottom="979" w:left="1195" w:header="720" w:footer="720" w:gutter="0"/>
       <w:cols w:space="720"/>
       <w:docGrid w:linePitch="360"/>
@@ -2528,7 +2429,7 @@
         <w:ind w:left="1440" w:hanging="360"/>
       </w:pPr>
       <w:rPr>
-        <w:rFonts w:hint="default" w:ascii="Symbol" w:hAnsi="Symbol"/>
+        <w:rFonts w:ascii="Symbol" w:hAnsi="Symbol" w:hint="default"/>
       </w:rPr>
     </w:lvl>
   </w:abstractNum>
@@ -2549,7 +2450,7 @@
         <w:ind w:left="1080" w:hanging="360"/>
       </w:pPr>
       <w:rPr>
-        <w:rFonts w:hint="default" w:ascii="Symbol" w:hAnsi="Symbol"/>
+        <w:rFonts w:ascii="Symbol" w:hAnsi="Symbol" w:hint="default"/>
       </w:rPr>
     </w:lvl>
   </w:abstractNum>
@@ -2570,7 +2471,7 @@
         <w:ind w:left="720" w:hanging="360"/>
       </w:pPr>
       <w:rPr>
-        <w:rFonts w:hint="default" w:ascii="Symbol" w:hAnsi="Symbol"/>
+        <w:rFonts w:ascii="Symbol" w:hAnsi="Symbol" w:hint="default"/>
       </w:rPr>
     </w:lvl>
   </w:abstractNum>
@@ -2609,7 +2510,7 @@
         <w:ind w:left="360" w:hanging="360"/>
       </w:pPr>
       <w:rPr>
-        <w:rFonts w:hint="default" w:ascii="Symbol" w:hAnsi="Symbol"/>
+        <w:rFonts w:ascii="Symbol" w:hAnsi="Symbol" w:hint="default"/>
       </w:rPr>
     </w:lvl>
   </w:abstractNum>
@@ -2644,11 +2545,11 @@
 </file>
 
 <file path=word/styles.xml><?xml version="1.0" encoding="utf-8"?>
-<w:styles xmlns:wp14="http://schemas.microsoft.com/office/word/2010/wordprocessingDrawing" xmlns:mc="http://schemas.openxmlformats.org/markup-compatibility/2006" xmlns:r="http://schemas.openxmlformats.org/officeDocument/2006/relationships" xmlns:w="http://schemas.openxmlformats.org/wordprocessingml/2006/main" xmlns:w14="http://schemas.microsoft.com/office/word/2010/wordml" xmlns:w15="http://schemas.microsoft.com/office/word/2012/wordml" xmlns:w16cex="http://schemas.microsoft.com/office/word/2018/wordml/cex" xmlns:w16cid="http://schemas.microsoft.com/office/word/2016/wordml/cid" xmlns:w16="http://schemas.microsoft.com/office/word/2018/wordml" xmlns:w16du="http://schemas.microsoft.com/office/word/2023/wordml/word16du" xmlns:w16sdtdh="http://schemas.microsoft.com/office/word/2020/wordml/sdtdatahash" xmlns:w16sdtfl="http://schemas.microsoft.com/office/word/2024/wordml/sdtformatlock" xmlns:w16se="http://schemas.microsoft.com/office/word/2015/wordml/symex" mc:Ignorable="w14 w15 w16se w16cid w16 w16cex w16sdtdh w16sdtfl w16du wp14">
+<w:styles xmlns:mc="http://schemas.openxmlformats.org/markup-compatibility/2006" xmlns:r="http://schemas.openxmlformats.org/officeDocument/2006/relationships" xmlns:w="http://schemas.openxmlformats.org/wordprocessingml/2006/main" xmlns:w14="http://schemas.microsoft.com/office/word/2010/wordml" xmlns:w15="http://schemas.microsoft.com/office/word/2012/wordml" xmlns:w16cex="http://schemas.microsoft.com/office/word/2018/wordml/cex" xmlns:w16cid="http://schemas.microsoft.com/office/word/2016/wordml/cid" xmlns:w16="http://schemas.microsoft.com/office/word/2018/wordml" xmlns:w16du="http://schemas.microsoft.com/office/word/2023/wordml/word16du" xmlns:w16sdtdh="http://schemas.microsoft.com/office/word/2020/wordml/sdtdatahash" xmlns:w16sdtfl="http://schemas.microsoft.com/office/word/2024/wordml/sdtformatlock" xmlns:w16se="http://schemas.microsoft.com/office/word/2015/wordml/symex" mc:Ignorable="w14 w15 w16se w16cid w16 w16cex w16sdtdh w16sdtfl w16du">
   <w:docDefaults>
     <w:rPrDefault>
       <w:rPr>
-        <w:rFonts w:asciiTheme="minorHAnsi" w:hAnsiTheme="minorHAnsi" w:eastAsiaTheme="minorEastAsia" w:cstheme="minorBidi"/>
+        <w:rFonts w:asciiTheme="minorHAnsi" w:eastAsiaTheme="minorEastAsia" w:hAnsiTheme="minorHAnsi" w:cstheme="minorBidi"/>
         <w:sz w:val="22"/>
         <w:szCs w:val="22"/>
         <w:lang w:val="en-US" w:eastAsia="en-US" w:bidi="ar-SA"/>
@@ -2663,14 +2564,14 @@
   <w:latentStyles w:defLockedState="0" w:defUIPriority="99" w:defSemiHidden="0" w:defUnhideWhenUsed="0" w:defQFormat="0" w:count="376">
     <w:lsdException w:name="Normal" w:uiPriority="0" w:qFormat="1"/>
     <w:lsdException w:name="heading 1" w:uiPriority="9" w:qFormat="1"/>
-    <w:lsdException w:name="heading 2" w:uiPriority="9" w:semiHidden="1" w:unhideWhenUsed="1" w:qFormat="1"/>
-    <w:lsdException w:name="heading 3" w:uiPriority="9" w:semiHidden="1" w:unhideWhenUsed="1" w:qFormat="1"/>
-    <w:lsdException w:name="heading 4" w:uiPriority="9" w:semiHidden="1" w:unhideWhenUsed="1" w:qFormat="1"/>
-    <w:lsdException w:name="heading 5" w:uiPriority="9" w:semiHidden="1" w:unhideWhenUsed="1" w:qFormat="1"/>
-    <w:lsdException w:name="heading 6" w:uiPriority="9" w:semiHidden="1" w:unhideWhenUsed="1" w:qFormat="1"/>
-    <w:lsdException w:name="heading 7" w:uiPriority="9" w:semiHidden="1" w:unhideWhenUsed="1" w:qFormat="1"/>
-    <w:lsdException w:name="heading 8" w:uiPriority="9" w:semiHidden="1" w:unhideWhenUsed="1" w:qFormat="1"/>
-    <w:lsdException w:name="heading 9" w:uiPriority="9" w:semiHidden="1" w:unhideWhenUsed="1" w:qFormat="1"/>
+    <w:lsdException w:name="heading 2" w:semiHidden="1" w:uiPriority="9" w:unhideWhenUsed="1" w:qFormat="1"/>
+    <w:lsdException w:name="heading 3" w:semiHidden="1" w:uiPriority="9" w:unhideWhenUsed="1" w:qFormat="1"/>
+    <w:lsdException w:name="heading 4" w:semiHidden="1" w:uiPriority="9" w:unhideWhenUsed="1" w:qFormat="1"/>
+    <w:lsdException w:name="heading 5" w:semiHidden="1" w:uiPriority="9" w:unhideWhenUsed="1" w:qFormat="1"/>
+    <w:lsdException w:name="heading 6" w:semiHidden="1" w:uiPriority="9" w:unhideWhenUsed="1" w:qFormat="1"/>
+    <w:lsdException w:name="heading 7" w:semiHidden="1" w:uiPriority="9" w:unhideWhenUsed="1" w:qFormat="1"/>
+    <w:lsdException w:name="heading 8" w:semiHidden="1" w:uiPriority="9" w:unhideWhenUsed="1" w:qFormat="1"/>
+    <w:lsdException w:name="heading 9" w:semiHidden="1" w:uiPriority="9" w:unhideWhenUsed="1" w:qFormat="1"/>
     <w:lsdException w:name="index 1" w:semiHidden="1" w:unhideWhenUsed="1"/>
     <w:lsdException w:name="index 2" w:semiHidden="1" w:unhideWhenUsed="1"/>
     <w:lsdException w:name="index 3" w:semiHidden="1" w:unhideWhenUsed="1"/>
@@ -2680,22 +2581,22 @@
     <w:lsdException w:name="index 7" w:semiHidden="1" w:unhideWhenUsed="1"/>
     <w:lsdException w:name="index 8" w:semiHidden="1" w:unhideWhenUsed="1"/>
     <w:lsdException w:name="index 9" w:semiHidden="1" w:unhideWhenUsed="1"/>
-    <w:lsdException w:name="toc 1" w:uiPriority="39" w:semiHidden="1" w:unhideWhenUsed="1"/>
-    <w:lsdException w:name="toc 2" w:uiPriority="39" w:semiHidden="1" w:unhideWhenUsed="1"/>
-    <w:lsdException w:name="toc 3" w:uiPriority="39" w:semiHidden="1" w:unhideWhenUsed="1"/>
-    <w:lsdException w:name="toc 4" w:uiPriority="39" w:semiHidden="1" w:unhideWhenUsed="1"/>
-    <w:lsdException w:name="toc 5" w:uiPriority="39" w:semiHidden="1" w:unhideWhenUsed="1"/>
-    <w:lsdException w:name="toc 6" w:uiPriority="39" w:semiHidden="1" w:unhideWhenUsed="1"/>
-    <w:lsdException w:name="toc 7" w:uiPriority="39" w:semiHidden="1" w:unhideWhenUsed="1"/>
-    <w:lsdException w:name="toc 8" w:uiPriority="39" w:semiHidden="1" w:unhideWhenUsed="1"/>
-    <w:lsdException w:name="toc 9" w:uiPriority="39" w:semiHidden="1" w:unhideWhenUsed="1"/>
+    <w:lsdException w:name="toc 1" w:semiHidden="1" w:uiPriority="39" w:unhideWhenUsed="1"/>
+    <w:lsdException w:name="toc 2" w:semiHidden="1" w:uiPriority="39" w:unhideWhenUsed="1"/>
+    <w:lsdException w:name="toc 3" w:semiHidden="1" w:uiPriority="39" w:unhideWhenUsed="1"/>
+    <w:lsdException w:name="toc 4" w:semiHidden="1" w:uiPriority="39" w:unhideWhenUsed="1"/>
+    <w:lsdException w:name="toc 5" w:semiHidden="1" w:uiPriority="39" w:unhideWhenUsed="1"/>
+    <w:lsdException w:name="toc 6" w:semiHidden="1" w:uiPriority="39" w:unhideWhenUsed="1"/>
+    <w:lsdException w:name="toc 7" w:semiHidden="1" w:uiPriority="39" w:unhideWhenUsed="1"/>
+    <w:lsdException w:name="toc 8" w:semiHidden="1" w:uiPriority="39" w:unhideWhenUsed="1"/>
+    <w:lsdException w:name="toc 9" w:semiHidden="1" w:uiPriority="39" w:unhideWhenUsed="1"/>
     <w:lsdException w:name="Normal Indent" w:semiHidden="1" w:unhideWhenUsed="1"/>
     <w:lsdException w:name="footnote text" w:semiHidden="1" w:unhideWhenUsed="1"/>
     <w:lsdException w:name="annotation text" w:semiHidden="1" w:unhideWhenUsed="1"/>
     <w:lsdException w:name="header" w:semiHidden="1" w:unhideWhenUsed="1"/>
     <w:lsdException w:name="footer" w:semiHidden="1" w:unhideWhenUsed="1"/>
     <w:lsdException w:name="index heading" w:semiHidden="1" w:unhideWhenUsed="1"/>
-    <w:lsdException w:name="caption" w:uiPriority="35" w:semiHidden="1" w:unhideWhenUsed="1" w:qFormat="1"/>
+    <w:lsdException w:name="caption" w:semiHidden="1" w:uiPriority="35" w:unhideWhenUsed="1" w:qFormat="1"/>
     <w:lsdException w:name="table of figures" w:semiHidden="1" w:unhideWhenUsed="1"/>
     <w:lsdException w:name="envelope address" w:semiHidden="1" w:unhideWhenUsed="1"/>
     <w:lsdException w:name="envelope return" w:semiHidden="1" w:unhideWhenUsed="1"/>
@@ -2726,7 +2627,7 @@
     <w:lsdException w:name="Title" w:uiPriority="10" w:qFormat="1"/>
     <w:lsdException w:name="Closing" w:semiHidden="1" w:unhideWhenUsed="1"/>
     <w:lsdException w:name="Signature" w:semiHidden="1" w:unhideWhenUsed="1"/>
-    <w:lsdException w:name="Default Paragraph Font" w:uiPriority="1" w:semiHidden="1" w:unhideWhenUsed="1"/>
+    <w:lsdException w:name="Default Paragraph Font" w:semiHidden="1" w:uiPriority="1" w:unhideWhenUsed="1"/>
     <w:lsdException w:name="Body Text" w:semiHidden="1" w:unhideWhenUsed="1"/>
     <w:lsdException w:name="Body Text Indent" w:semiHidden="1" w:unhideWhenUsed="1"/>
     <w:lsdException w:name="List Continue" w:semiHidden="1" w:unhideWhenUsed="1"/>
@@ -2926,8 +2827,8 @@
     <w:lsdException w:name="Subtle Reference" w:uiPriority="31" w:qFormat="1"/>
     <w:lsdException w:name="Intense Reference" w:uiPriority="32" w:qFormat="1"/>
     <w:lsdException w:name="Book Title" w:uiPriority="33" w:qFormat="1"/>
-    <w:lsdException w:name="Bibliography" w:uiPriority="37" w:semiHidden="1" w:unhideWhenUsed="1"/>
-    <w:lsdException w:name="TOC Heading" w:uiPriority="39" w:semiHidden="1" w:unhideWhenUsed="1" w:qFormat="1"/>
+    <w:lsdException w:name="Bibliography" w:semiHidden="1" w:uiPriority="37" w:unhideWhenUsed="1"/>
+    <w:lsdException w:name="TOC Heading" w:semiHidden="1" w:uiPriority="39" w:unhideWhenUsed="1" w:qFormat="1"/>
     <w:lsdException w:name="Grid Table 4" w:uiPriority="49"/>
     <w:lsdException w:name="Grid Table 5 Dark" w:uiPriority="50"/>
     <w:lsdException w:name="Grid Table 6 Colorful" w:uiPriority="51"/>
@@ -3029,233 +2930,232 @@
     <w:lsdException w:name="Unresolved Mention" w:semiHidden="1" w:unhideWhenUsed="1"/>
     <w:lsdException w:name="Smart Link" w:semiHidden="1" w:unhideWhenUsed="1"/>
   </w:latentStyles>
-  <w:style w:type="paragraph" w:styleId="Normal" w:default="1">
-    <w:uiPriority w:val="0"/>
+  <w:style w:type="paragraph" w:default="1" w:styleId="Normal">
     <w:name w:val="Normal"/>
     <w:qFormat/>
     <w:rsid w:val="5900A327"/>
+    <w:pPr>
+      <w:spacing w:after="120"/>
+    </w:pPr>
     <w:rPr>
       <w:rFonts w:ascii="Aptos" w:hAnsi="Aptos"/>
-      <w:noProof w:val="0"/>
       <w:sz w:val="20"/>
       <w:szCs w:val="20"/>
       <w:lang w:val="en-AU"/>
     </w:rPr>
-    <w:pPr>
-      <w:spacing w:after="120"/>
-    </w:pPr>
   </w:style>
   <w:style w:type="paragraph" w:styleId="Heading1">
-    <w:uiPriority w:val="9"/>
     <w:name w:val="heading 1"/>
     <w:basedOn w:val="Normal"/>
     <w:next w:val="Normal"/>
     <w:link w:val="Heading1Char"/>
+    <w:uiPriority w:val="9"/>
     <w:qFormat/>
     <w:rsid w:val="5900A327"/>
+    <w:pPr>
+      <w:keepNext/>
+      <w:keepLines/>
+      <w:spacing w:before="480" w:after="0"/>
+      <w:outlineLvl w:val="0"/>
+    </w:pPr>
     <w:rPr>
-      <w:rFonts w:ascii="Calibri" w:hAnsi="Calibri" w:eastAsia="ＭＳ ゴシック" w:cs="" w:asciiTheme="majorAscii" w:hAnsiTheme="majorAscii" w:eastAsiaTheme="majorEastAsia" w:cstheme="majorBidi"/>
-      <w:b w:val="1"/>
-      <w:bCs w:val="1"/>
+      <w:rFonts w:asciiTheme="majorHAnsi" w:eastAsiaTheme="majorEastAsia" w:hAnsiTheme="majorHAnsi" w:cstheme="majorBidi"/>
+      <w:b/>
+      <w:bCs/>
       <w:color w:val="184157"/>
       <w:sz w:val="26"/>
       <w:szCs w:val="26"/>
     </w:rPr>
-    <w:pPr>
-      <w:keepNext w:val="1"/>
-      <w:keepLines w:val="1"/>
-      <w:spacing w:before="480" w:after="0"/>
-      <w:outlineLvl w:val="0"/>
-    </w:pPr>
   </w:style>
   <w:style w:type="paragraph" w:styleId="Heading2">
-    <w:uiPriority w:val="9"/>
     <w:name w:val="heading 2"/>
     <w:basedOn w:val="Normal"/>
     <w:next w:val="Normal"/>
+    <w:link w:val="Heading2Char"/>
+    <w:uiPriority w:val="9"/>
     <w:unhideWhenUsed/>
-    <w:link w:val="Heading2Char"/>
     <w:qFormat/>
     <w:rsid w:val="5900A327"/>
+    <w:pPr>
+      <w:keepNext/>
+      <w:keepLines/>
+      <w:spacing w:before="200" w:after="0"/>
+      <w:outlineLvl w:val="1"/>
+    </w:pPr>
     <w:rPr>
-      <w:rFonts w:ascii="Calibri" w:hAnsi="Calibri" w:eastAsia="ＭＳ ゴシック" w:cs="" w:asciiTheme="majorAscii" w:hAnsiTheme="majorAscii" w:eastAsiaTheme="majorEastAsia" w:cstheme="majorBidi"/>
-      <w:b w:val="1"/>
-      <w:bCs w:val="1"/>
+      <w:rFonts w:asciiTheme="majorHAnsi" w:eastAsiaTheme="majorEastAsia" w:hAnsiTheme="majorHAnsi" w:cstheme="majorBidi"/>
+      <w:b/>
+      <w:bCs/>
       <w:color w:val="184157"/>
       <w:sz w:val="22"/>
       <w:szCs w:val="22"/>
     </w:rPr>
-    <w:pPr>
-      <w:keepNext w:val="1"/>
-      <w:keepLines w:val="1"/>
-      <w:spacing w:before="200" w:after="0"/>
-      <w:outlineLvl w:val="1"/>
-    </w:pPr>
   </w:style>
   <w:style w:type="paragraph" w:styleId="Heading3">
-    <w:uiPriority w:val="9"/>
     <w:name w:val="heading 3"/>
     <w:basedOn w:val="Normal"/>
     <w:next w:val="Normal"/>
+    <w:link w:val="Heading3Char"/>
+    <w:uiPriority w:val="9"/>
     <w:unhideWhenUsed/>
-    <w:link w:val="Heading3Char"/>
     <w:qFormat/>
     <w:rsid w:val="5900A327"/>
-    <w:rPr>
-      <w:rFonts w:ascii="Calibri" w:hAnsi="Calibri" w:eastAsia="ＭＳ ゴシック" w:cs="" w:asciiTheme="majorAscii" w:hAnsiTheme="majorAscii" w:eastAsiaTheme="majorEastAsia" w:cstheme="majorBidi"/>
-      <w:b w:val="1"/>
-      <w:bCs w:val="1"/>
-      <w:color w:val="4F81BD" w:themeColor="accent1" w:themeTint="FF" w:themeShade="FF"/>
-    </w:rPr>
     <w:pPr>
-      <w:keepNext w:val="1"/>
-      <w:keepLines w:val="1"/>
+      <w:keepNext/>
+      <w:keepLines/>
       <w:spacing w:before="200" w:after="0"/>
       <w:outlineLvl w:val="2"/>
     </w:pPr>
+    <w:rPr>
+      <w:rFonts w:asciiTheme="majorHAnsi" w:eastAsiaTheme="majorEastAsia" w:hAnsiTheme="majorHAnsi" w:cstheme="majorBidi"/>
+      <w:b/>
+      <w:bCs/>
+      <w:color w:val="4F81BD" w:themeColor="accent1"/>
+    </w:rPr>
   </w:style>
   <w:style w:type="paragraph" w:styleId="Heading4">
-    <w:uiPriority w:val="9"/>
     <w:name w:val="heading 4"/>
     <w:basedOn w:val="Normal"/>
     <w:next w:val="Normal"/>
+    <w:link w:val="Heading4Char"/>
+    <w:uiPriority w:val="9"/>
     <w:semiHidden/>
     <w:unhideWhenUsed/>
-    <w:link w:val="Heading4Char"/>
     <w:qFormat/>
     <w:rsid w:val="5900A327"/>
-    <w:rPr>
-      <w:rFonts w:ascii="Calibri" w:hAnsi="Calibri" w:eastAsia="ＭＳ ゴシック" w:cs="" w:asciiTheme="majorAscii" w:hAnsiTheme="majorAscii" w:eastAsiaTheme="majorEastAsia" w:cstheme="majorBidi"/>
-      <w:b w:val="1"/>
-      <w:bCs w:val="1"/>
-      <w:i w:val="1"/>
-      <w:iCs w:val="1"/>
-      <w:color w:val="4F81BD" w:themeColor="accent1" w:themeTint="FF" w:themeShade="FF"/>
-    </w:rPr>
     <w:pPr>
-      <w:keepNext w:val="1"/>
-      <w:keepLines w:val="1"/>
+      <w:keepNext/>
+      <w:keepLines/>
       <w:spacing w:before="200" w:after="0"/>
       <w:outlineLvl w:val="3"/>
     </w:pPr>
+    <w:rPr>
+      <w:rFonts w:asciiTheme="majorHAnsi" w:eastAsiaTheme="majorEastAsia" w:hAnsiTheme="majorHAnsi" w:cstheme="majorBidi"/>
+      <w:b/>
+      <w:bCs/>
+      <w:i/>
+      <w:iCs/>
+      <w:color w:val="4F81BD" w:themeColor="accent1"/>
+    </w:rPr>
   </w:style>
   <w:style w:type="paragraph" w:styleId="Heading5">
-    <w:uiPriority w:val="9"/>
     <w:name w:val="heading 5"/>
     <w:basedOn w:val="Normal"/>
     <w:next w:val="Normal"/>
+    <w:link w:val="Heading5Char"/>
+    <w:uiPriority w:val="9"/>
     <w:semiHidden/>
     <w:unhideWhenUsed/>
-    <w:link w:val="Heading5Char"/>
     <w:qFormat/>
     <w:rsid w:val="5900A327"/>
-    <w:rPr>
-      <w:rFonts w:ascii="Calibri" w:hAnsi="Calibri" w:eastAsia="ＭＳ ゴシック" w:cs="" w:asciiTheme="majorAscii" w:hAnsiTheme="majorAscii" w:eastAsiaTheme="majorEastAsia" w:cstheme="majorBidi"/>
-      <w:color w:val="243F60"/>
-    </w:rPr>
     <w:pPr>
-      <w:keepNext w:val="1"/>
-      <w:keepLines w:val="1"/>
+      <w:keepNext/>
+      <w:keepLines/>
       <w:spacing w:before="200" w:after="0"/>
       <w:outlineLvl w:val="4"/>
     </w:pPr>
+    <w:rPr>
+      <w:rFonts w:asciiTheme="majorHAnsi" w:eastAsiaTheme="majorEastAsia" w:hAnsiTheme="majorHAnsi" w:cstheme="majorBidi"/>
+      <w:color w:val="243F60"/>
+    </w:rPr>
   </w:style>
   <w:style w:type="paragraph" w:styleId="Heading6">
-    <w:uiPriority w:val="9"/>
     <w:name w:val="heading 6"/>
     <w:basedOn w:val="Normal"/>
     <w:next w:val="Normal"/>
+    <w:link w:val="Heading6Char"/>
+    <w:uiPriority w:val="9"/>
     <w:semiHidden/>
     <w:unhideWhenUsed/>
-    <w:link w:val="Heading6Char"/>
     <w:qFormat/>
     <w:rsid w:val="5900A327"/>
-    <w:rPr>
-      <w:rFonts w:ascii="Calibri" w:hAnsi="Calibri" w:eastAsia="ＭＳ ゴシック" w:cs="" w:asciiTheme="majorAscii" w:hAnsiTheme="majorAscii" w:eastAsiaTheme="majorEastAsia" w:cstheme="majorBidi"/>
-      <w:i w:val="1"/>
-      <w:iCs w:val="1"/>
-      <w:color w:val="243F60"/>
-    </w:rPr>
     <w:pPr>
-      <w:keepNext w:val="1"/>
-      <w:keepLines w:val="1"/>
+      <w:keepNext/>
+      <w:keepLines/>
       <w:spacing w:before="200" w:after="0"/>
       <w:outlineLvl w:val="5"/>
     </w:pPr>
+    <w:rPr>
+      <w:rFonts w:asciiTheme="majorHAnsi" w:eastAsiaTheme="majorEastAsia" w:hAnsiTheme="majorHAnsi" w:cstheme="majorBidi"/>
+      <w:i/>
+      <w:iCs/>
+      <w:color w:val="243F60"/>
+    </w:rPr>
   </w:style>
   <w:style w:type="paragraph" w:styleId="Heading7">
-    <w:uiPriority w:val="9"/>
     <w:name w:val="heading 7"/>
     <w:basedOn w:val="Normal"/>
     <w:next w:val="Normal"/>
+    <w:link w:val="Heading7Char"/>
+    <w:uiPriority w:val="9"/>
     <w:semiHidden/>
     <w:unhideWhenUsed/>
-    <w:link w:val="Heading7Char"/>
     <w:qFormat/>
     <w:rsid w:val="5900A327"/>
-    <w:rPr>
-      <w:rFonts w:ascii="Calibri" w:hAnsi="Calibri" w:eastAsia="ＭＳ ゴシック" w:cs="" w:asciiTheme="majorAscii" w:hAnsiTheme="majorAscii" w:eastAsiaTheme="majorEastAsia" w:cstheme="majorBidi"/>
-      <w:i w:val="1"/>
-      <w:iCs w:val="1"/>
-      <w:color w:val="404040" w:themeColor="text1" w:themeTint="BF" w:themeShade="FF"/>
-    </w:rPr>
     <w:pPr>
-      <w:keepNext w:val="1"/>
-      <w:keepLines w:val="1"/>
+      <w:keepNext/>
+      <w:keepLines/>
       <w:spacing w:before="200" w:after="0"/>
       <w:outlineLvl w:val="6"/>
     </w:pPr>
+    <w:rPr>
+      <w:rFonts w:asciiTheme="majorHAnsi" w:eastAsiaTheme="majorEastAsia" w:hAnsiTheme="majorHAnsi" w:cstheme="majorBidi"/>
+      <w:i/>
+      <w:iCs/>
+      <w:color w:val="404040" w:themeColor="text1" w:themeTint="BF"/>
+    </w:rPr>
   </w:style>
   <w:style w:type="paragraph" w:styleId="Heading8">
-    <w:uiPriority w:val="9"/>
     <w:name w:val="heading 8"/>
     <w:basedOn w:val="Normal"/>
     <w:next w:val="Normal"/>
+    <w:link w:val="Heading8Char"/>
+    <w:uiPriority w:val="9"/>
     <w:semiHidden/>
     <w:unhideWhenUsed/>
-    <w:link w:val="Heading8Char"/>
     <w:qFormat/>
     <w:rsid w:val="5900A327"/>
-    <w:rPr>
-      <w:rFonts w:ascii="Calibri" w:hAnsi="Calibri" w:eastAsia="ＭＳ ゴシック" w:cs="" w:asciiTheme="majorAscii" w:hAnsiTheme="majorAscii" w:eastAsiaTheme="majorEastAsia" w:cstheme="majorBidi"/>
-      <w:color w:val="4F81BD" w:themeColor="accent1" w:themeTint="FF" w:themeShade="FF"/>
-    </w:rPr>
     <w:pPr>
-      <w:keepNext w:val="1"/>
-      <w:keepLines w:val="1"/>
+      <w:keepNext/>
+      <w:keepLines/>
       <w:spacing w:before="200" w:after="0"/>
       <w:outlineLvl w:val="7"/>
     </w:pPr>
+    <w:rPr>
+      <w:rFonts w:asciiTheme="majorHAnsi" w:eastAsiaTheme="majorEastAsia" w:hAnsiTheme="majorHAnsi" w:cstheme="majorBidi"/>
+      <w:color w:val="4F81BD" w:themeColor="accent1"/>
+    </w:rPr>
   </w:style>
   <w:style w:type="paragraph" w:styleId="Heading9">
-    <w:uiPriority w:val="9"/>
     <w:name w:val="heading 9"/>
     <w:basedOn w:val="Normal"/>
     <w:next w:val="Normal"/>
+    <w:link w:val="Heading9Char"/>
+    <w:uiPriority w:val="9"/>
     <w:semiHidden/>
     <w:unhideWhenUsed/>
-    <w:link w:val="Heading9Char"/>
     <w:qFormat/>
     <w:rsid w:val="5900A327"/>
-    <w:rPr>
-      <w:rFonts w:ascii="Calibri" w:hAnsi="Calibri" w:eastAsia="ＭＳ ゴシック" w:cs="" w:asciiTheme="majorAscii" w:hAnsiTheme="majorAscii" w:eastAsiaTheme="majorEastAsia" w:cstheme="majorBidi"/>
-      <w:i w:val="1"/>
-      <w:iCs w:val="1"/>
-      <w:color w:val="404040" w:themeColor="text1" w:themeTint="BF" w:themeShade="FF"/>
-    </w:rPr>
     <w:pPr>
-      <w:keepNext w:val="1"/>
-      <w:keepLines w:val="1"/>
+      <w:keepNext/>
+      <w:keepLines/>
       <w:spacing w:before="200" w:after="0"/>
       <w:outlineLvl w:val="8"/>
     </w:pPr>
-  </w:style>
-  <w:style w:type="character" w:styleId="DefaultParagraphFont" w:default="1">
+    <w:rPr>
+      <w:rFonts w:asciiTheme="majorHAnsi" w:eastAsiaTheme="majorEastAsia" w:hAnsiTheme="majorHAnsi" w:cstheme="majorBidi"/>
+      <w:i/>
+      <w:iCs/>
+      <w:color w:val="404040" w:themeColor="text1" w:themeTint="BF"/>
+    </w:rPr>
+  </w:style>
+  <w:style w:type="character" w:default="1" w:styleId="DefaultParagraphFont">
     <w:name w:val="Default Paragraph Font"/>
     <w:uiPriority w:val="1"/>
+    <w:semiHidden/>
     <w:unhideWhenUsed/>
   </w:style>
-  <w:style w:type="table" w:styleId="TableNormal" w:default="1">
+  <w:style w:type="table" w:default="1" w:styleId="TableNormal">
     <w:name w:val="Normal Table"/>
     <w:uiPriority w:val="99"/>
     <w:semiHidden/>
@@ -3270,28 +3170,28 @@
       </w:tblCellMar>
     </w:tblPr>
   </w:style>
-  <w:style w:type="numbering" w:styleId="NoList" w:default="1">
+  <w:style w:type="numbering" w:default="1" w:styleId="NoList">
     <w:name w:val="No List"/>
     <w:uiPriority w:val="99"/>
     <w:semiHidden/>
     <w:unhideWhenUsed/>
   </w:style>
   <w:style w:type="paragraph" w:styleId="Header">
-    <w:uiPriority w:val="99"/>
     <w:name w:val="header"/>
     <w:basedOn w:val="Normal"/>
+    <w:link w:val="HeaderChar"/>
+    <w:uiPriority w:val="99"/>
     <w:unhideWhenUsed/>
-    <w:link w:val="HeaderChar"/>
     <w:rsid w:val="5900A327"/>
     <w:pPr>
       <w:tabs>
-        <w:tab w:val="center" w:leader="none" w:pos="4680"/>
-        <w:tab w:val="right" w:leader="none" w:pos="9360"/>
+        <w:tab w:val="center" w:pos="4680"/>
+        <w:tab w:val="right" w:pos="9360"/>
       </w:tabs>
       <w:spacing w:after="0" w:line="240" w:lineRule="auto"/>
     </w:pPr>
   </w:style>
-  <w:style w:type="character" w:styleId="HeaderChar" w:customStyle="1">
+  <w:style w:type="character" w:customStyle="1" w:styleId="HeaderChar">
     <w:name w:val="Header Char"/>
     <w:basedOn w:val="DefaultParagraphFont"/>
     <w:link w:val="Header"/>
@@ -3299,21 +3199,21 @@
     <w:rsid w:val="00E618BF"/>
   </w:style>
   <w:style w:type="paragraph" w:styleId="Footer">
-    <w:uiPriority w:val="99"/>
     <w:name w:val="footer"/>
     <w:basedOn w:val="Normal"/>
+    <w:link w:val="FooterChar"/>
+    <w:uiPriority w:val="99"/>
     <w:unhideWhenUsed/>
-    <w:link w:val="FooterChar"/>
     <w:rsid w:val="5900A327"/>
     <w:pPr>
       <w:tabs>
-        <w:tab w:val="center" w:leader="none" w:pos="4680"/>
-        <w:tab w:val="right" w:leader="none" w:pos="9360"/>
+        <w:tab w:val="center" w:pos="4680"/>
+        <w:tab w:val="right" w:pos="9360"/>
       </w:tabs>
       <w:spacing w:after="0" w:line="240" w:lineRule="auto"/>
     </w:pPr>
   </w:style>
-  <w:style w:type="character" w:styleId="FooterChar" w:customStyle="1">
+  <w:style w:type="character" w:customStyle="1" w:styleId="FooterChar">
     <w:name w:val="Footer Char"/>
     <w:basedOn w:val="DefaultParagraphFont"/>
     <w:link w:val="Footer"/>
@@ -3329,14 +3229,14 @@
       <w:spacing w:after="0" w:line="240" w:lineRule="auto"/>
     </w:pPr>
   </w:style>
-  <w:style w:type="character" w:styleId="Heading1Char" w:customStyle="1">
+  <w:style w:type="character" w:customStyle="1" w:styleId="Heading1Char">
     <w:name w:val="Heading 1 Char"/>
     <w:basedOn w:val="DefaultParagraphFont"/>
     <w:link w:val="Heading1"/>
     <w:uiPriority w:val="9"/>
     <w:rsid w:val="00FC693F"/>
     <w:rPr>
-      <w:rFonts w:asciiTheme="majorHAnsi" w:hAnsiTheme="majorHAnsi" w:eastAsiaTheme="majorEastAsia" w:cstheme="majorBidi"/>
+      <w:rFonts w:asciiTheme="majorHAnsi" w:eastAsiaTheme="majorEastAsia" w:hAnsiTheme="majorHAnsi" w:cstheme="majorBidi"/>
       <w:b/>
       <w:bCs/>
       <w:color w:val="365F91" w:themeColor="accent1" w:themeShade="BF"/>
@@ -3344,14 +3244,14 @@
       <w:szCs w:val="28"/>
     </w:rPr>
   </w:style>
-  <w:style w:type="character" w:styleId="Heading2Char" w:customStyle="1">
+  <w:style w:type="character" w:customStyle="1" w:styleId="Heading2Char">
     <w:name w:val="Heading 2 Char"/>
     <w:basedOn w:val="DefaultParagraphFont"/>
     <w:link w:val="Heading2"/>
     <w:uiPriority w:val="9"/>
     <w:rsid w:val="00FC693F"/>
     <w:rPr>
-      <w:rFonts w:asciiTheme="majorHAnsi" w:hAnsiTheme="majorHAnsi" w:eastAsiaTheme="majorEastAsia" w:cstheme="majorBidi"/>
+      <w:rFonts w:asciiTheme="majorHAnsi" w:eastAsiaTheme="majorEastAsia" w:hAnsiTheme="majorHAnsi" w:cstheme="majorBidi"/>
       <w:b/>
       <w:bCs/>
       <w:color w:val="4F81BD" w:themeColor="accent1"/>
@@ -3359,51 +3259,51 @@
       <w:szCs w:val="26"/>
     </w:rPr>
   </w:style>
-  <w:style w:type="character" w:styleId="Heading3Char" w:customStyle="1">
+  <w:style w:type="character" w:customStyle="1" w:styleId="Heading3Char">
     <w:name w:val="Heading 3 Char"/>
     <w:basedOn w:val="DefaultParagraphFont"/>
     <w:link w:val="Heading3"/>
     <w:uiPriority w:val="9"/>
     <w:rsid w:val="00FC693F"/>
     <w:rPr>
-      <w:rFonts w:asciiTheme="majorHAnsi" w:hAnsiTheme="majorHAnsi" w:eastAsiaTheme="majorEastAsia" w:cstheme="majorBidi"/>
+      <w:rFonts w:asciiTheme="majorHAnsi" w:eastAsiaTheme="majorEastAsia" w:hAnsiTheme="majorHAnsi" w:cstheme="majorBidi"/>
       <w:b/>
       <w:bCs/>
       <w:color w:val="4F81BD" w:themeColor="accent1"/>
     </w:rPr>
   </w:style>
   <w:style w:type="paragraph" w:styleId="Title">
-    <w:uiPriority w:val="10"/>
     <w:name w:val="Title"/>
     <w:basedOn w:val="Normal"/>
     <w:next w:val="Normal"/>
     <w:link w:val="TitleChar"/>
+    <w:uiPriority w:val="10"/>
     <w:qFormat/>
     <w:rsid w:val="5900A327"/>
+    <w:pPr>
+      <w:pBdr>
+        <w:bottom w:val="single" w:sz="8" w:space="4" w:color="4F81BD" w:themeColor="accent1"/>
+      </w:pBdr>
+      <w:spacing w:after="300" w:line="240" w:lineRule="auto"/>
+      <w:contextualSpacing/>
+    </w:pPr>
     <w:rPr>
-      <w:rFonts w:ascii="Calibri" w:hAnsi="Calibri" w:eastAsia="ＭＳ ゴシック" w:cs="" w:asciiTheme="majorAscii" w:hAnsiTheme="majorAscii" w:eastAsiaTheme="majorEastAsia" w:cstheme="majorBidi"/>
-      <w:b w:val="1"/>
-      <w:bCs w:val="1"/>
+      <w:rFonts w:asciiTheme="majorHAnsi" w:eastAsiaTheme="majorEastAsia" w:hAnsiTheme="majorHAnsi" w:cstheme="majorBidi"/>
+      <w:b/>
+      <w:bCs/>
       <w:color w:val="184157"/>
       <w:sz w:val="40"/>
       <w:szCs w:val="40"/>
     </w:rPr>
-    <w:pPr>
-      <w:pBdr>
-        <w:bottom w:val="single" w:color="4F81BD" w:themeColor="accent1" w:sz="8" w:space="4"/>
-      </w:pBdr>
-      <w:spacing w:after="300" w:line="240" w:lineRule="auto"/>
-      <w:contextualSpacing/>
-    </w:pPr>
-  </w:style>
-  <w:style w:type="character" w:styleId="TitleChar" w:customStyle="1">
+  </w:style>
+  <w:style w:type="character" w:customStyle="1" w:styleId="TitleChar">
     <w:name w:val="Title Char"/>
     <w:basedOn w:val="DefaultParagraphFont"/>
     <w:link w:val="Title"/>
     <w:uiPriority w:val="10"/>
     <w:rsid w:val="00FC693F"/>
     <w:rPr>
-      <w:rFonts w:asciiTheme="majorHAnsi" w:hAnsiTheme="majorHAnsi" w:eastAsiaTheme="majorEastAsia" w:cstheme="majorBidi"/>
+      <w:rFonts w:asciiTheme="majorHAnsi" w:eastAsiaTheme="majorEastAsia" w:hAnsiTheme="majorHAnsi" w:cstheme="majorBidi"/>
       <w:color w:val="17365D" w:themeColor="text2" w:themeShade="BF"/>
       <w:spacing w:val="5"/>
       <w:kern w:val="28"/>
@@ -3412,30 +3312,30 @@
     </w:rPr>
   </w:style>
   <w:style w:type="paragraph" w:styleId="Subtitle">
-    <w:uiPriority w:val="11"/>
     <w:name w:val="Subtitle"/>
     <w:basedOn w:val="Normal"/>
     <w:next w:val="Normal"/>
     <w:link w:val="SubtitleChar"/>
+    <w:uiPriority w:val="11"/>
     <w:qFormat/>
     <w:rsid w:val="5900A327"/>
     <w:rPr>
-      <w:rFonts w:ascii="Calibri" w:hAnsi="Calibri" w:eastAsia="ＭＳ ゴシック" w:cs="" w:asciiTheme="majorAscii" w:hAnsiTheme="majorAscii" w:eastAsiaTheme="majorEastAsia" w:cstheme="majorBidi"/>
-      <w:i w:val="1"/>
-      <w:iCs w:val="1"/>
-      <w:color w:val="4F81BD" w:themeColor="accent1" w:themeTint="FF" w:themeShade="FF"/>
+      <w:rFonts w:asciiTheme="majorHAnsi" w:eastAsiaTheme="majorEastAsia" w:hAnsiTheme="majorHAnsi" w:cstheme="majorBidi"/>
+      <w:i/>
+      <w:iCs/>
+      <w:color w:val="4F81BD" w:themeColor="accent1"/>
       <w:sz w:val="24"/>
       <w:szCs w:val="24"/>
     </w:rPr>
   </w:style>
-  <w:style w:type="character" w:styleId="SubtitleChar" w:customStyle="1">
+  <w:style w:type="character" w:customStyle="1" w:styleId="SubtitleChar">
     <w:name w:val="Subtitle Char"/>
     <w:basedOn w:val="DefaultParagraphFont"/>
     <w:link w:val="Subtitle"/>
     <w:uiPriority w:val="11"/>
     <w:rsid w:val="00FC693F"/>
     <w:rPr>
-      <w:rFonts w:asciiTheme="majorHAnsi" w:hAnsiTheme="majorHAnsi" w:eastAsiaTheme="majorEastAsia" w:cstheme="majorBidi"/>
+      <w:rFonts w:asciiTheme="majorHAnsi" w:eastAsiaTheme="majorEastAsia" w:hAnsiTheme="majorHAnsi" w:cstheme="majorBidi"/>
       <w:i/>
       <w:iCs/>
       <w:color w:val="4F81BD" w:themeColor="accent1"/>
@@ -3445,26 +3345,25 @@
     </w:rPr>
   </w:style>
   <w:style w:type="paragraph" w:styleId="ListParagraph">
-    <w:uiPriority w:val="34"/>
     <w:name w:val="List Paragraph"/>
     <w:basedOn w:val="Normal"/>
+    <w:uiPriority w:val="34"/>
     <w:qFormat/>
     <w:rsid w:val="5900A327"/>
     <w:pPr>
-      <w:spacing/>
       <w:ind w:left="720"/>
       <w:contextualSpacing/>
     </w:pPr>
   </w:style>
   <w:style w:type="paragraph" w:styleId="BodyText">
-    <w:uiPriority w:val="99"/>
     <w:name w:val="Body Text"/>
     <w:basedOn w:val="Normal"/>
+    <w:link w:val="BodyTextChar"/>
+    <w:uiPriority w:val="99"/>
     <w:unhideWhenUsed/>
-    <w:link w:val="BodyTextChar"/>
     <w:rsid w:val="5900A327"/>
   </w:style>
-  <w:style w:type="character" w:styleId="BodyTextChar" w:customStyle="1">
+  <w:style w:type="character" w:customStyle="1" w:styleId="BodyTextChar">
     <w:name w:val="Body Text Char"/>
     <w:basedOn w:val="DefaultParagraphFont"/>
     <w:link w:val="BodyText"/>
@@ -3472,17 +3371,17 @@
     <w:rsid w:val="00AA1D8D"/>
   </w:style>
   <w:style w:type="paragraph" w:styleId="BodyText2">
-    <w:uiPriority w:val="99"/>
     <w:name w:val="Body Text 2"/>
     <w:basedOn w:val="Normal"/>
+    <w:link w:val="BodyText2Char"/>
+    <w:uiPriority w:val="99"/>
     <w:unhideWhenUsed/>
-    <w:link w:val="BodyText2Char"/>
     <w:rsid w:val="5900A327"/>
     <w:pPr>
       <w:spacing w:line="480" w:lineRule="auto"/>
     </w:pPr>
   </w:style>
-  <w:style w:type="character" w:styleId="BodyText2Char" w:customStyle="1">
+  <w:style w:type="character" w:customStyle="1" w:styleId="BodyText2Char">
     <w:name w:val="Body Text 2 Char"/>
     <w:basedOn w:val="DefaultParagraphFont"/>
     <w:link w:val="BodyText2"/>
@@ -3490,18 +3389,18 @@
     <w:rsid w:val="00AA1D8D"/>
   </w:style>
   <w:style w:type="paragraph" w:styleId="BodyText3">
-    <w:uiPriority w:val="99"/>
     <w:name w:val="Body Text 3"/>
     <w:basedOn w:val="Normal"/>
+    <w:link w:val="BodyText3Char"/>
+    <w:uiPriority w:val="99"/>
     <w:unhideWhenUsed/>
-    <w:link w:val="BodyText3Char"/>
     <w:rsid w:val="5900A327"/>
     <w:rPr>
       <w:sz w:val="16"/>
       <w:szCs w:val="16"/>
     </w:rPr>
   </w:style>
-  <w:style w:type="character" w:styleId="BodyText3Char" w:customStyle="1">
+  <w:style w:type="character" w:customStyle="1" w:styleId="BodyText3Char">
     <w:name w:val="Body Text 3 Char"/>
     <w:basedOn w:val="DefaultParagraphFont"/>
     <w:link w:val="BodyText3"/>
@@ -3513,157 +3412,145 @@
     </w:rPr>
   </w:style>
   <w:style w:type="paragraph" w:styleId="List">
-    <w:uiPriority w:val="99"/>
     <w:name w:val="List"/>
     <w:basedOn w:val="Normal"/>
+    <w:uiPriority w:val="99"/>
     <w:unhideWhenUsed/>
     <w:rsid w:val="5900A327"/>
     <w:pPr>
-      <w:spacing/>
       <w:ind w:left="360" w:hanging="360"/>
       <w:contextualSpacing/>
     </w:pPr>
   </w:style>
   <w:style w:type="paragraph" w:styleId="List2">
-    <w:uiPriority w:val="99"/>
     <w:name w:val="List 2"/>
     <w:basedOn w:val="Normal"/>
+    <w:uiPriority w:val="99"/>
     <w:unhideWhenUsed/>
     <w:rsid w:val="5900A327"/>
     <w:pPr>
-      <w:spacing/>
       <w:ind w:left="720" w:hanging="360"/>
       <w:contextualSpacing/>
     </w:pPr>
   </w:style>
   <w:style w:type="paragraph" w:styleId="List3">
-    <w:uiPriority w:val="99"/>
     <w:name w:val="List 3"/>
     <w:basedOn w:val="Normal"/>
+    <w:uiPriority w:val="99"/>
     <w:unhideWhenUsed/>
     <w:rsid w:val="5900A327"/>
     <w:pPr>
-      <w:spacing/>
       <w:ind w:left="1080" w:hanging="360"/>
       <w:contextualSpacing/>
     </w:pPr>
   </w:style>
   <w:style w:type="paragraph" w:styleId="ListBullet">
-    <w:uiPriority w:val="99"/>
     <w:name w:val="List Bullet"/>
     <w:basedOn w:val="Normal"/>
+    <w:uiPriority w:val="99"/>
     <w:unhideWhenUsed/>
     <w:rsid w:val="5900A327"/>
     <w:pPr>
       <w:numPr>
         <w:numId w:val="1"/>
       </w:numPr>
-      <w:spacing/>
       <w:contextualSpacing/>
     </w:pPr>
   </w:style>
   <w:style w:type="paragraph" w:styleId="ListBullet2">
-    <w:uiPriority w:val="99"/>
     <w:name w:val="List Bullet 2"/>
     <w:basedOn w:val="Normal"/>
+    <w:uiPriority w:val="99"/>
     <w:unhideWhenUsed/>
     <w:rsid w:val="5900A327"/>
     <w:pPr>
       <w:numPr>
         <w:numId w:val="2"/>
       </w:numPr>
-      <w:spacing/>
       <w:contextualSpacing/>
     </w:pPr>
   </w:style>
   <w:style w:type="paragraph" w:styleId="ListBullet3">
-    <w:uiPriority w:val="99"/>
     <w:name w:val="List Bullet 3"/>
     <w:basedOn w:val="Normal"/>
+    <w:uiPriority w:val="99"/>
     <w:unhideWhenUsed/>
     <w:rsid w:val="5900A327"/>
     <w:pPr>
       <w:numPr>
         <w:numId w:val="3"/>
       </w:numPr>
-      <w:spacing/>
       <w:contextualSpacing/>
     </w:pPr>
   </w:style>
   <w:style w:type="paragraph" w:styleId="ListNumber">
-    <w:uiPriority w:val="99"/>
     <w:name w:val="List Number"/>
     <w:basedOn w:val="Normal"/>
+    <w:uiPriority w:val="99"/>
     <w:unhideWhenUsed/>
     <w:rsid w:val="5900A327"/>
     <w:pPr>
       <w:numPr>
         <w:numId w:val="5"/>
       </w:numPr>
-      <w:spacing/>
       <w:contextualSpacing/>
     </w:pPr>
   </w:style>
   <w:style w:type="paragraph" w:styleId="ListNumber2">
-    <w:uiPriority w:val="99"/>
     <w:name w:val="List Number 2"/>
     <w:basedOn w:val="Normal"/>
+    <w:uiPriority w:val="99"/>
     <w:unhideWhenUsed/>
     <w:rsid w:val="5900A327"/>
     <w:pPr>
       <w:numPr>
         <w:numId w:val="6"/>
       </w:numPr>
-      <w:spacing/>
       <w:contextualSpacing/>
     </w:pPr>
   </w:style>
   <w:style w:type="paragraph" w:styleId="ListNumber3">
-    <w:uiPriority w:val="99"/>
     <w:name w:val="List Number 3"/>
     <w:basedOn w:val="Normal"/>
+    <w:uiPriority w:val="99"/>
     <w:unhideWhenUsed/>
     <w:rsid w:val="5900A327"/>
     <w:pPr>
       <w:numPr>
         <w:numId w:val="7"/>
       </w:numPr>
-      <w:spacing/>
       <w:contextualSpacing/>
     </w:pPr>
   </w:style>
   <w:style w:type="paragraph" w:styleId="ListContinue">
-    <w:uiPriority w:val="99"/>
     <w:name w:val="List Continue"/>
     <w:basedOn w:val="Normal"/>
+    <w:uiPriority w:val="99"/>
     <w:unhideWhenUsed/>
     <w:rsid w:val="5900A327"/>
     <w:pPr>
-      <w:spacing/>
       <w:ind w:left="360"/>
       <w:contextualSpacing/>
     </w:pPr>
   </w:style>
   <w:style w:type="paragraph" w:styleId="ListContinue2">
-    <w:uiPriority w:val="99"/>
     <w:name w:val="List Continue 2"/>
     <w:basedOn w:val="Normal"/>
+    <w:uiPriority w:val="99"/>
     <w:unhideWhenUsed/>
     <w:rsid w:val="5900A327"/>
     <w:pPr>
-      <w:spacing/>
       <w:ind w:left="720"/>
       <w:contextualSpacing/>
     </w:pPr>
   </w:style>
   <w:style w:type="paragraph" w:styleId="ListContinue3">
-    <w:uiPriority w:val="99"/>
     <w:name w:val="List Continue 3"/>
     <w:basedOn w:val="Normal"/>
+    <w:uiPriority w:val="99"/>
     <w:unhideWhenUsed/>
     <w:rsid w:val="5900A327"/>
     <w:pPr>
-      <w:spacing/>
       <w:ind w:left="1080"/>
       <w:contextualSpacing/>
     </w:pPr>
@@ -3691,7 +3578,7 @@
       <w:szCs w:val="20"/>
     </w:rPr>
   </w:style>
-  <w:style w:type="character" w:styleId="MacroTextChar" w:customStyle="1">
+  <w:style w:type="character" w:customStyle="1" w:styleId="MacroTextChar">
     <w:name w:val="Macro Text Char"/>
     <w:basedOn w:val="DefaultParagraphFont"/>
     <w:link w:val="MacroText"/>
@@ -3704,20 +3591,20 @@
     </w:rPr>
   </w:style>
   <w:style w:type="paragraph" w:styleId="Quote">
-    <w:uiPriority w:val="29"/>
     <w:name w:val="Quote"/>
     <w:basedOn w:val="Normal"/>
     <w:next w:val="Normal"/>
     <w:link w:val="QuoteChar"/>
+    <w:uiPriority w:val="29"/>
     <w:qFormat/>
     <w:rsid w:val="5900A327"/>
     <w:rPr>
-      <w:i w:val="1"/>
-      <w:iCs w:val="1"/>
-      <w:color w:val="000000" w:themeColor="text1" w:themeTint="FF" w:themeShade="FF"/>
+      <w:i/>
+      <w:iCs/>
+      <w:color w:val="000000" w:themeColor="text1"/>
     </w:rPr>
   </w:style>
-  <w:style w:type="character" w:styleId="QuoteChar" w:customStyle="1">
+  <w:style w:type="character" w:customStyle="1" w:styleId="QuoteChar">
     <w:name w:val="Quote Char"/>
     <w:basedOn w:val="DefaultParagraphFont"/>
     <w:link w:val="Quote"/>
@@ -3729,7 +3616,7 @@
       <w:color w:val="000000" w:themeColor="text1"/>
     </w:rPr>
   </w:style>
-  <w:style w:type="character" w:styleId="Heading4Char" w:customStyle="1">
+  <w:style w:type="character" w:customStyle="1" w:styleId="Heading4Char">
     <w:name w:val="Heading 4 Char"/>
     <w:basedOn w:val="DefaultParagraphFont"/>
     <w:link w:val="Heading4"/>
@@ -3737,7 +3624,7 @@
     <w:semiHidden/>
     <w:rsid w:val="00FC693F"/>
     <w:rPr>
-      <w:rFonts w:asciiTheme="majorHAnsi" w:hAnsiTheme="majorHAnsi" w:eastAsiaTheme="majorEastAsia" w:cstheme="majorBidi"/>
+      <w:rFonts w:asciiTheme="majorHAnsi" w:eastAsiaTheme="majorEastAsia" w:hAnsiTheme="majorHAnsi" w:cstheme="majorBidi"/>
       <w:b/>
       <w:bCs/>
       <w:i/>
@@ -3745,7 +3632,7 @@
       <w:color w:val="4F81BD" w:themeColor="accent1"/>
     </w:rPr>
   </w:style>
-  <w:style w:type="character" w:styleId="Heading5Char" w:customStyle="1">
+  <w:style w:type="character" w:customStyle="1" w:styleId="Heading5Char">
     <w:name w:val="Heading 5 Char"/>
     <w:basedOn w:val="DefaultParagraphFont"/>
     <w:link w:val="Heading5"/>
@@ -3753,11 +3640,11 @@
     <w:semiHidden/>
     <w:rsid w:val="00FC693F"/>
     <w:rPr>
-      <w:rFonts w:asciiTheme="majorHAnsi" w:hAnsiTheme="majorHAnsi" w:eastAsiaTheme="majorEastAsia" w:cstheme="majorBidi"/>
+      <w:rFonts w:asciiTheme="majorHAnsi" w:eastAsiaTheme="majorEastAsia" w:hAnsiTheme="majorHAnsi" w:cstheme="majorBidi"/>
       <w:color w:val="243F60" w:themeColor="accent1" w:themeShade="7F"/>
     </w:rPr>
   </w:style>
-  <w:style w:type="character" w:styleId="Heading6Char" w:customStyle="1">
+  <w:style w:type="character" w:customStyle="1" w:styleId="Heading6Char">
     <w:name w:val="Heading 6 Char"/>
     <w:basedOn w:val="DefaultParagraphFont"/>
     <w:link w:val="Heading6"/>
@@ -3765,13 +3652,13 @@
     <w:semiHidden/>
     <w:rsid w:val="00FC693F"/>
     <w:rPr>
-      <w:rFonts w:asciiTheme="majorHAnsi" w:hAnsiTheme="majorHAnsi" w:eastAsiaTheme="majorEastAsia" w:cstheme="majorBidi"/>
+      <w:rFonts w:asciiTheme="majorHAnsi" w:eastAsiaTheme="majorEastAsia" w:hAnsiTheme="majorHAnsi" w:cstheme="majorBidi"/>
       <w:i/>
       <w:iCs/>
       <w:color w:val="243F60" w:themeColor="accent1" w:themeShade="7F"/>
     </w:rPr>
   </w:style>
-  <w:style w:type="character" w:styleId="Heading7Char" w:customStyle="1">
+  <w:style w:type="character" w:customStyle="1" w:styleId="Heading7Char">
     <w:name w:val="Heading 7 Char"/>
     <w:basedOn w:val="DefaultParagraphFont"/>
     <w:link w:val="Heading7"/>
@@ -3779,13 +3666,13 @@
     <w:semiHidden/>
     <w:rsid w:val="00FC693F"/>
     <w:rPr>
-      <w:rFonts w:asciiTheme="majorHAnsi" w:hAnsiTheme="majorHAnsi" w:eastAsiaTheme="majorEastAsia" w:cstheme="majorBidi"/>
+      <w:rFonts w:asciiTheme="majorHAnsi" w:eastAsiaTheme="majorEastAsia" w:hAnsiTheme="majorHAnsi" w:cstheme="majorBidi"/>
       <w:i/>
       <w:iCs/>
       <w:color w:val="404040" w:themeColor="text1" w:themeTint="BF"/>
     </w:rPr>
   </w:style>
-  <w:style w:type="character" w:styleId="Heading8Char" w:customStyle="1">
+  <w:style w:type="character" w:customStyle="1" w:styleId="Heading8Char">
     <w:name w:val="Heading 8 Char"/>
     <w:basedOn w:val="DefaultParagraphFont"/>
     <w:link w:val="Heading8"/>
@@ -3793,13 +3680,13 @@
     <w:semiHidden/>
     <w:rsid w:val="00FC693F"/>
     <w:rPr>
-      <w:rFonts w:asciiTheme="majorHAnsi" w:hAnsiTheme="majorHAnsi" w:eastAsiaTheme="majorEastAsia" w:cstheme="majorBidi"/>
+      <w:rFonts w:asciiTheme="majorHAnsi" w:eastAsiaTheme="majorEastAsia" w:hAnsiTheme="majorHAnsi" w:cstheme="majorBidi"/>
       <w:color w:val="4F81BD" w:themeColor="accent1"/>
       <w:sz w:val="20"/>
       <w:szCs w:val="20"/>
     </w:rPr>
   </w:style>
-  <w:style w:type="character" w:styleId="Heading9Char" w:customStyle="1">
+  <w:style w:type="character" w:customStyle="1" w:styleId="Heading9Char">
     <w:name w:val="Heading 9 Char"/>
     <w:basedOn w:val="DefaultParagraphFont"/>
     <w:link w:val="Heading9"/>
@@ -3807,7 +3694,7 @@
     <w:semiHidden/>
     <w:rsid w:val="00FC693F"/>
     <w:rPr>
-      <w:rFonts w:asciiTheme="majorHAnsi" w:hAnsiTheme="majorHAnsi" w:eastAsiaTheme="majorEastAsia" w:cstheme="majorBidi"/>
+      <w:rFonts w:asciiTheme="majorHAnsi" w:eastAsiaTheme="majorEastAsia" w:hAnsiTheme="majorHAnsi" w:cstheme="majorBidi"/>
       <w:i/>
       <w:iCs/>
       <w:color w:val="404040" w:themeColor="text1" w:themeTint="BF"/>
@@ -3816,24 +3703,24 @@
     </w:rPr>
   </w:style>
   <w:style w:type="paragraph" w:styleId="Caption">
-    <w:uiPriority w:val="35"/>
     <w:name w:val="caption"/>
     <w:basedOn w:val="Normal"/>
     <w:next w:val="Normal"/>
+    <w:uiPriority w:val="35"/>
     <w:semiHidden/>
     <w:unhideWhenUsed/>
     <w:qFormat/>
     <w:rsid w:val="5900A327"/>
+    <w:pPr>
+      <w:spacing w:line="240" w:lineRule="auto"/>
+    </w:pPr>
     <w:rPr>
-      <w:b w:val="1"/>
-      <w:bCs w:val="1"/>
-      <w:color w:val="4F81BD" w:themeColor="accent1" w:themeTint="FF" w:themeShade="FF"/>
+      <w:b/>
+      <w:bCs/>
+      <w:color w:val="4F81BD" w:themeColor="accent1"/>
       <w:sz w:val="18"/>
       <w:szCs w:val="18"/>
     </w:rPr>
-    <w:pPr>
-      <w:spacing w:line="240" w:lineRule="auto"/>
-    </w:pPr>
   </w:style>
   <w:style w:type="character" w:styleId="Strong">
     <w:name w:val="Strong"/>
@@ -3858,29 +3745,29 @@
     </w:rPr>
   </w:style>
   <w:style w:type="paragraph" w:styleId="IntenseQuote">
-    <w:uiPriority w:val="30"/>
     <w:name w:val="Intense Quote"/>
     <w:basedOn w:val="Normal"/>
     <w:next w:val="Normal"/>
     <w:link w:val="IntenseQuoteChar"/>
+    <w:uiPriority w:val="30"/>
     <w:qFormat/>
     <w:rsid w:val="5900A327"/>
-    <w:rPr>
-      <w:b w:val="1"/>
-      <w:bCs w:val="1"/>
-      <w:i w:val="1"/>
-      <w:iCs w:val="1"/>
-      <w:color w:val="4F81BD" w:themeColor="accent1" w:themeTint="FF" w:themeShade="FF"/>
-    </w:rPr>
     <w:pPr>
       <w:pBdr>
-        <w:bottom w:val="single" w:color="4F81BD" w:themeColor="accent1" w:sz="4" w:space="4"/>
+        <w:bottom w:val="single" w:sz="4" w:space="4" w:color="4F81BD" w:themeColor="accent1"/>
       </w:pBdr>
       <w:spacing w:before="200" w:after="280"/>
       <w:ind w:left="936" w:right="936"/>
     </w:pPr>
-  </w:style>
-  <w:style w:type="character" w:styleId="IntenseQuoteChar" w:customStyle="1">
+    <w:rPr>
+      <w:b/>
+      <w:bCs/>
+      <w:i/>
+      <w:iCs/>
+      <w:color w:val="4F81BD" w:themeColor="accent1"/>
+    </w:rPr>
+  </w:style>
+  <w:style w:type="character" w:customStyle="1" w:styleId="IntenseQuoteChar">
     <w:name w:val="Intense Quote Char"/>
     <w:basedOn w:val="DefaultParagraphFont"/>
     <w:link w:val="IntenseQuote"/>
@@ -3983,12 +3870,12 @@
     </w:pPr>
     <w:tblPr>
       <w:tblBorders>
-        <w:top w:val="single" w:color="auto" w:sz="4" w:space="0"/>
-        <w:left w:val="single" w:color="auto" w:sz="4" w:space="0"/>
-        <w:bottom w:val="single" w:color="auto" w:sz="4" w:space="0"/>
-        <w:right w:val="single" w:color="auto" w:sz="4" w:space="0"/>
-        <w:insideH w:val="single" w:color="auto" w:sz="4" w:space="0"/>
-        <w:insideV w:val="single" w:color="auto" w:sz="4" w:space="0"/>
+        <w:top w:val="single" w:sz="4" w:space="0" w:color="auto"/>
+        <w:left w:val="single" w:sz="4" w:space="0" w:color="auto"/>
+        <w:bottom w:val="single" w:sz="4" w:space="0" w:color="auto"/>
+        <w:right w:val="single" w:sz="4" w:space="0" w:color="auto"/>
+        <w:insideH w:val="single" w:sz="4" w:space="0" w:color="auto"/>
+        <w:insideV w:val="single" w:sz="4" w:space="0" w:color="auto"/>
       </w:tblBorders>
     </w:tblPr>
   </w:style>
@@ -4007,8 +3894,8 @@
       <w:tblStyleRowBandSize w:val="1"/>
       <w:tblStyleColBandSize w:val="1"/>
       <w:tblBorders>
-        <w:top w:val="single" w:color="000000" w:themeColor="text1" w:sz="8" w:space="0"/>
-        <w:bottom w:val="single" w:color="000000" w:themeColor="text1" w:sz="8" w:space="0"/>
+        <w:top w:val="single" w:sz="8" w:space="0" w:color="000000" w:themeColor="text1"/>
+        <w:bottom w:val="single" w:sz="8" w:space="0" w:color="000000" w:themeColor="text1"/>
       </w:tblBorders>
     </w:tblPr>
     <w:tblStylePr w:type="firstRow">
@@ -4022,9 +3909,9 @@
       <w:tblPr/>
       <w:tcPr>
         <w:tcBorders>
-          <w:top w:val="single" w:color="000000" w:themeColor="text1" w:sz="8" w:space="0"/>
-          <w:left w:val="nil"/>
-          <w:bottom w:val="single" w:color="000000" w:themeColor="text1" w:sz="8" w:space="0"/>
+          <w:top w:val="single" w:sz="8" w:space="0" w:color="000000" w:themeColor="text1"/>
+          <w:left w:val="nil"/>
+          <w:bottom w:val="single" w:sz="8" w:space="0" w:color="000000" w:themeColor="text1"/>
           <w:right w:val="nil"/>
           <w:insideH w:val="nil"/>
           <w:insideV w:val="nil"/>
@@ -4042,9 +3929,9 @@
       <w:tblPr/>
       <w:tcPr>
         <w:tcBorders>
-          <w:top w:val="single" w:color="000000" w:themeColor="text1" w:sz="8" w:space="0"/>
-          <w:left w:val="nil"/>
-          <w:bottom w:val="single" w:color="000000" w:themeColor="text1" w:sz="8" w:space="0"/>
+          <w:top w:val="single" w:sz="8" w:space="0" w:color="000000" w:themeColor="text1"/>
+          <w:left w:val="nil"/>
+          <w:bottom w:val="single" w:sz="8" w:space="0" w:color="000000" w:themeColor="text1"/>
           <w:right w:val="nil"/>
           <w:insideH w:val="nil"/>
           <w:insideV w:val="nil"/>
@@ -4103,8 +3990,8 @@
       <w:tblStyleRowBandSize w:val="1"/>
       <w:tblStyleColBandSize w:val="1"/>
       <w:tblBorders>
-        <w:top w:val="single" w:color="4F81BD" w:themeColor="accent1" w:sz="8" w:space="0"/>
-        <w:bottom w:val="single" w:color="4F81BD" w:themeColor="accent1" w:sz="8" w:space="0"/>
+        <w:top w:val="single" w:sz="8" w:space="0" w:color="4F81BD" w:themeColor="accent1"/>
+        <w:bottom w:val="single" w:sz="8" w:space="0" w:color="4F81BD" w:themeColor="accent1"/>
       </w:tblBorders>
     </w:tblPr>
     <w:tblStylePr w:type="firstRow">
@@ -4118,9 +4005,9 @@
       <w:tblPr/>
       <w:tcPr>
         <w:tcBorders>
-          <w:top w:val="single" w:color="4F81BD" w:themeColor="accent1" w:sz="8" w:space="0"/>
-          <w:left w:val="nil"/>
-          <w:bottom w:val="single" w:color="4F81BD" w:themeColor="accent1" w:sz="8" w:space="0"/>
+          <w:top w:val="single" w:sz="8" w:space="0" w:color="4F81BD" w:themeColor="accent1"/>
+          <w:left w:val="nil"/>
+          <w:bottom w:val="single" w:sz="8" w:space="0" w:color="4F81BD" w:themeColor="accent1"/>
           <w:right w:val="nil"/>
           <w:insideH w:val="nil"/>
           <w:insideV w:val="nil"/>
@@ -4138,9 +4025,9 @@
       <w:tblPr/>
       <w:tcPr>
         <w:tcBorders>
-          <w:top w:val="single" w:color="4F81BD" w:themeColor="accent1" w:sz="8" w:space="0"/>
-          <w:left w:val="nil"/>
-          <w:bottom w:val="single" w:color="4F81BD" w:themeColor="accent1" w:sz="8" w:space="0"/>
+          <w:top w:val="single" w:sz="8" w:space="0" w:color="4F81BD" w:themeColor="accent1"/>
+          <w:left w:val="nil"/>
+          <w:bottom w:val="single" w:sz="8" w:space="0" w:color="4F81BD" w:themeColor="accent1"/>
           <w:right w:val="nil"/>
           <w:insideH w:val="nil"/>
           <w:insideV w:val="nil"/>
@@ -4199,8 +4086,8 @@
       <w:tblStyleRowBandSize w:val="1"/>
       <w:tblStyleColBandSize w:val="1"/>
       <w:tblBorders>
-        <w:top w:val="single" w:color="C0504D" w:themeColor="accent2" w:sz="8" w:space="0"/>
-        <w:bottom w:val="single" w:color="C0504D" w:themeColor="accent2" w:sz="8" w:space="0"/>
+        <w:top w:val="single" w:sz="8" w:space="0" w:color="C0504D" w:themeColor="accent2"/>
+        <w:bottom w:val="single" w:sz="8" w:space="0" w:color="C0504D" w:themeColor="accent2"/>
       </w:tblBorders>
     </w:tblPr>
     <w:tblStylePr w:type="firstRow">
@@ -4214,9 +4101,9 @@
       <w:tblPr/>
       <w:tcPr>
         <w:tcBorders>
-          <w:top w:val="single" w:color="C0504D" w:themeColor="accent2" w:sz="8" w:space="0"/>
-          <w:left w:val="nil"/>
-          <w:bottom w:val="single" w:color="C0504D" w:themeColor="accent2" w:sz="8" w:space="0"/>
+          <w:top w:val="single" w:sz="8" w:space="0" w:color="C0504D" w:themeColor="accent2"/>
+          <w:left w:val="nil"/>
+          <w:bottom w:val="single" w:sz="8" w:space="0" w:color="C0504D" w:themeColor="accent2"/>
           <w:right w:val="nil"/>
           <w:insideH w:val="nil"/>
           <w:insideV w:val="nil"/>
@@ -4234,9 +4121,9 @@
       <w:tblPr/>
       <w:tcPr>
         <w:tcBorders>
-          <w:top w:val="single" w:color="C0504D" w:themeColor="accent2" w:sz="8" w:space="0"/>
-          <w:left w:val="nil"/>
-          <w:bottom w:val="single" w:color="C0504D" w:themeColor="accent2" w:sz="8" w:space="0"/>
+          <w:top w:val="single" w:sz="8" w:space="0" w:color="C0504D" w:themeColor="accent2"/>
+          <w:left w:val="nil"/>
+          <w:bottom w:val="single" w:sz="8" w:space="0" w:color="C0504D" w:themeColor="accent2"/>
           <w:right w:val="nil"/>
           <w:insideH w:val="nil"/>
           <w:insideV w:val="nil"/>
@@ -4295,8 +4182,8 @@
       <w:tblStyleRowBandSize w:val="1"/>
       <w:tblStyleColBandSize w:val="1"/>
       <w:tblBorders>
-        <w:top w:val="single" w:color="9BBB59" w:themeColor="accent3" w:sz="8" w:space="0"/>
-        <w:bottom w:val="single" w:color="9BBB59" w:themeColor="accent3" w:sz="8" w:space="0"/>
+        <w:top w:val="single" w:sz="8" w:space="0" w:color="9BBB59" w:themeColor="accent3"/>
+        <w:bottom w:val="single" w:sz="8" w:space="0" w:color="9BBB59" w:themeColor="accent3"/>
       </w:tblBorders>
     </w:tblPr>
     <w:tblStylePr w:type="firstRow">
@@ -4310,9 +4197,9 @@
       <w:tblPr/>
       <w:tcPr>
         <w:tcBorders>
-          <w:top w:val="single" w:color="9BBB59" w:themeColor="accent3" w:sz="8" w:space="0"/>
-          <w:left w:val="nil"/>
-          <w:bottom w:val="single" w:color="9BBB59" w:themeColor="accent3" w:sz="8" w:space="0"/>
+          <w:top w:val="single" w:sz="8" w:space="0" w:color="9BBB59" w:themeColor="accent3"/>
+          <w:left w:val="nil"/>
+          <w:bottom w:val="single" w:sz="8" w:space="0" w:color="9BBB59" w:themeColor="accent3"/>
           <w:right w:val="nil"/>
           <w:insideH w:val="nil"/>
           <w:insideV w:val="nil"/>
@@ -4330,9 +4217,9 @@
       <w:tblPr/>
       <w:tcPr>
         <w:tcBorders>
-          <w:top w:val="single" w:color="9BBB59" w:themeColor="accent3" w:sz="8" w:space="0"/>
-          <w:left w:val="nil"/>
-          <w:bottom w:val="single" w:color="9BBB59" w:themeColor="accent3" w:sz="8" w:space="0"/>
+          <w:top w:val="single" w:sz="8" w:space="0" w:color="9BBB59" w:themeColor="accent3"/>
+          <w:left w:val="nil"/>
+          <w:bottom w:val="single" w:sz="8" w:space="0" w:color="9BBB59" w:themeColor="accent3"/>
           <w:right w:val="nil"/>
           <w:insideH w:val="nil"/>
           <w:insideV w:val="nil"/>
@@ -4391,8 +4278,8 @@
       <w:tblStyleRowBandSize w:val="1"/>
       <w:tblStyleColBandSize w:val="1"/>
       <w:tblBorders>
-        <w:top w:val="single" w:color="8064A2" w:themeColor="accent4" w:sz="8" w:space="0"/>
-        <w:bottom w:val="single" w:color="8064A2" w:themeColor="accent4" w:sz="8" w:space="0"/>
+        <w:top w:val="single" w:sz="8" w:space="0" w:color="8064A2" w:themeColor="accent4"/>
+        <w:bottom w:val="single" w:sz="8" w:space="0" w:color="8064A2" w:themeColor="accent4"/>
       </w:tblBorders>
     </w:tblPr>
     <w:tblStylePr w:type="firstRow">
@@ -4406,9 +4293,9 @@
       <w:tblPr/>
       <w:tcPr>
         <w:tcBorders>
-          <w:top w:val="single" w:color="8064A2" w:themeColor="accent4" w:sz="8" w:space="0"/>
-          <w:left w:val="nil"/>
-          <w:bottom w:val="single" w:color="8064A2" w:themeColor="accent4" w:sz="8" w:space="0"/>
+          <w:top w:val="single" w:sz="8" w:space="0" w:color="8064A2" w:themeColor="accent4"/>
+          <w:left w:val="nil"/>
+          <w:bottom w:val="single" w:sz="8" w:space="0" w:color="8064A2" w:themeColor="accent4"/>
           <w:right w:val="nil"/>
           <w:insideH w:val="nil"/>
           <w:insideV w:val="nil"/>
@@ -4426,9 +4313,9 @@
       <w:tblPr/>
       <w:tcPr>
         <w:tcBorders>
-          <w:top w:val="single" w:color="8064A2" w:themeColor="accent4" w:sz="8" w:space="0"/>
-          <w:left w:val="nil"/>
-          <w:bottom w:val="single" w:color="8064A2" w:themeColor="accent4" w:sz="8" w:space="0"/>
+          <w:top w:val="single" w:sz="8" w:space="0" w:color="8064A2" w:themeColor="accent4"/>
+          <w:left w:val="nil"/>
+          <w:bottom w:val="single" w:sz="8" w:space="0" w:color="8064A2" w:themeColor="accent4"/>
           <w:right w:val="nil"/>
           <w:insideH w:val="nil"/>
           <w:insideV w:val="nil"/>
@@ -4487,8 +4374,8 @@
       <w:tblStyleRowBandSize w:val="1"/>
       <w:tblStyleColBandSize w:val="1"/>
       <w:tblBorders>
-        <w:top w:val="single" w:color="4BACC6" w:themeColor="accent5" w:sz="8" w:space="0"/>
-        <w:bottom w:val="single" w:color="4BACC6" w:themeColor="accent5" w:sz="8" w:space="0"/>
+        <w:top w:val="single" w:sz="8" w:space="0" w:color="4BACC6" w:themeColor="accent5"/>
+        <w:bottom w:val="single" w:sz="8" w:space="0" w:color="4BACC6" w:themeColor="accent5"/>
       </w:tblBorders>
     </w:tblPr>
     <w:tblStylePr w:type="firstRow">
@@ -4502,9 +4389,9 @@
       <w:tblPr/>
       <w:tcPr>
         <w:tcBorders>
-          <w:top w:val="single" w:color="4BACC6" w:themeColor="accent5" w:sz="8" w:space="0"/>
-          <w:left w:val="nil"/>
-          <w:bottom w:val="single" w:color="4BACC6" w:themeColor="accent5" w:sz="8" w:space="0"/>
+          <w:top w:val="single" w:sz="8" w:space="0" w:color="4BACC6" w:themeColor="accent5"/>
+          <w:left w:val="nil"/>
+          <w:bottom w:val="single" w:sz="8" w:space="0" w:color="4BACC6" w:themeColor="accent5"/>
           <w:right w:val="nil"/>
           <w:insideH w:val="nil"/>
           <w:insideV w:val="nil"/>
@@ -4522,9 +4409,9 @@
       <w:tblPr/>
       <w:tcPr>
         <w:tcBorders>
-          <w:top w:val="single" w:color="4BACC6" w:themeColor="accent5" w:sz="8" w:space="0"/>
-          <w:left w:val="nil"/>
-          <w:bottom w:val="single" w:color="4BACC6" w:themeColor="accent5" w:sz="8" w:space="0"/>
+          <w:top w:val="single" w:sz="8" w:space="0" w:color="4BACC6" w:themeColor="accent5"/>
+          <w:left w:val="nil"/>
+          <w:bottom w:val="single" w:sz="8" w:space="0" w:color="4BACC6" w:themeColor="accent5"/>
           <w:right w:val="nil"/>
           <w:insideH w:val="nil"/>
           <w:insideV w:val="nil"/>
@@ -4583,8 +4470,8 @@
       <w:tblStyleRowBandSize w:val="1"/>
       <w:tblStyleColBandSize w:val="1"/>
       <w:tblBorders>
-        <w:top w:val="single" w:color="F79646" w:themeColor="accent6" w:sz="8" w:space="0"/>
-        <w:bottom w:val="single" w:color="F79646" w:themeColor="accent6" w:sz="8" w:space="0"/>
+        <w:top w:val="single" w:sz="8" w:space="0" w:color="F79646" w:themeColor="accent6"/>
+        <w:bottom w:val="single" w:sz="8" w:space="0" w:color="F79646" w:themeColor="accent6"/>
       </w:tblBorders>
     </w:tblPr>
     <w:tblStylePr w:type="firstRow">
@@ -4598,9 +4485,9 @@
       <w:tblPr/>
       <w:tcPr>
         <w:tcBorders>
-          <w:top w:val="single" w:color="F79646" w:themeColor="accent6" w:sz="8" w:space="0"/>
-          <w:left w:val="nil"/>
-          <w:bottom w:val="single" w:color="F79646" w:themeColor="accent6" w:sz="8" w:space="0"/>
+          <w:top w:val="single" w:sz="8" w:space="0" w:color="F79646" w:themeColor="accent6"/>
+          <w:left w:val="nil"/>
+          <w:bottom w:val="single" w:sz="8" w:space="0" w:color="F79646" w:themeColor="accent6"/>
           <w:right w:val="nil"/>
           <w:insideH w:val="nil"/>
           <w:insideV w:val="nil"/>
@@ -4618,9 +4505,9 @@
       <w:tblPr/>
       <w:tcPr>
         <w:tcBorders>
-          <w:top w:val="single" w:color="F79646" w:themeColor="accent6" w:sz="8" w:space="0"/>
-          <w:left w:val="nil"/>
-          <w:bottom w:val="single" w:color="F79646" w:themeColor="accent6" w:sz="8" w:space="0"/>
+          <w:top w:val="single" w:sz="8" w:space="0" w:color="F79646" w:themeColor="accent6"/>
+          <w:left w:val="nil"/>
+          <w:bottom w:val="single" w:sz="8" w:space="0" w:color="F79646" w:themeColor="accent6"/>
           <w:right w:val="nil"/>
           <w:insideH w:val="nil"/>
           <w:insideV w:val="nil"/>
@@ -4676,10 +4563,10 @@
       <w:tblStyleRowBandSize w:val="1"/>
       <w:tblStyleColBandSize w:val="1"/>
       <w:tblBorders>
-        <w:top w:val="single" w:color="000000" w:themeColor="text1" w:sz="8" w:space="0"/>
-        <w:left w:val="single" w:color="000000" w:themeColor="text1" w:sz="8" w:space="0"/>
-        <w:bottom w:val="single" w:color="000000" w:themeColor="text1" w:sz="8" w:space="0"/>
-        <w:right w:val="single" w:color="000000" w:themeColor="text1" w:sz="8" w:space="0"/>
+        <w:top w:val="single" w:sz="8" w:space="0" w:color="000000" w:themeColor="text1"/>
+        <w:left w:val="single" w:sz="8" w:space="0" w:color="000000" w:themeColor="text1"/>
+        <w:bottom w:val="single" w:sz="8" w:space="0" w:color="000000" w:themeColor="text1"/>
+        <w:right w:val="single" w:sz="8" w:space="0" w:color="000000" w:themeColor="text1"/>
       </w:tblBorders>
     </w:tblPr>
     <w:tblStylePr w:type="firstRow">
@@ -4707,10 +4594,10 @@
       <w:tblPr/>
       <w:tcPr>
         <w:tcBorders>
-          <w:top w:val="double" w:color="000000" w:themeColor="text1" w:sz="6" w:space="0"/>
-          <w:left w:val="single" w:color="000000" w:themeColor="text1" w:sz="8" w:space="0"/>
-          <w:bottom w:val="single" w:color="000000" w:themeColor="text1" w:sz="8" w:space="0"/>
-          <w:right w:val="single" w:color="000000" w:themeColor="text1" w:sz="8" w:space="0"/>
+          <w:top w:val="double" w:sz="6" w:space="0" w:color="000000" w:themeColor="text1"/>
+          <w:left w:val="single" w:sz="8" w:space="0" w:color="000000" w:themeColor="text1"/>
+          <w:bottom w:val="single" w:sz="8" w:space="0" w:color="000000" w:themeColor="text1"/>
+          <w:right w:val="single" w:sz="8" w:space="0" w:color="000000" w:themeColor="text1"/>
         </w:tcBorders>
       </w:tcPr>
     </w:tblStylePr>
@@ -4730,10 +4617,10 @@
       <w:tblPr/>
       <w:tcPr>
         <w:tcBorders>
-          <w:top w:val="single" w:color="000000" w:themeColor="text1" w:sz="8" w:space="0"/>
-          <w:left w:val="single" w:color="000000" w:themeColor="text1" w:sz="8" w:space="0"/>
-          <w:bottom w:val="single" w:color="000000" w:themeColor="text1" w:sz="8" w:space="0"/>
-          <w:right w:val="single" w:color="000000" w:themeColor="text1" w:sz="8" w:space="0"/>
+          <w:top w:val="single" w:sz="8" w:space="0" w:color="000000" w:themeColor="text1"/>
+          <w:left w:val="single" w:sz="8" w:space="0" w:color="000000" w:themeColor="text1"/>
+          <w:bottom w:val="single" w:sz="8" w:space="0" w:color="000000" w:themeColor="text1"/>
+          <w:right w:val="single" w:sz="8" w:space="0" w:color="000000" w:themeColor="text1"/>
         </w:tcBorders>
       </w:tcPr>
     </w:tblStylePr>
@@ -4741,10 +4628,10 @@
       <w:tblPr/>
       <w:tcPr>
         <w:tcBorders>
-          <w:top w:val="single" w:color="000000" w:themeColor="text1" w:sz="8" w:space="0"/>
-          <w:left w:val="single" w:color="000000" w:themeColor="text1" w:sz="8" w:space="0"/>
-          <w:bottom w:val="single" w:color="000000" w:themeColor="text1" w:sz="8" w:space="0"/>
-          <w:right w:val="single" w:color="000000" w:themeColor="text1" w:sz="8" w:space="0"/>
+          <w:top w:val="single" w:sz="8" w:space="0" w:color="000000" w:themeColor="text1"/>
+          <w:left w:val="single" w:sz="8" w:space="0" w:color="000000" w:themeColor="text1"/>
+          <w:bottom w:val="single" w:sz="8" w:space="0" w:color="000000" w:themeColor="text1"/>
+          <w:right w:val="single" w:sz="8" w:space="0" w:color="000000" w:themeColor="text1"/>
         </w:tcBorders>
       </w:tcPr>
     </w:tblStylePr>
@@ -4761,10 +4648,10 @@
       <w:tblStyleRowBandSize w:val="1"/>
       <w:tblStyleColBandSize w:val="1"/>
       <w:tblBorders>
-        <w:top w:val="single" w:color="4F81BD" w:themeColor="accent1" w:sz="8" w:space="0"/>
-        <w:left w:val="single" w:color="4F81BD" w:themeColor="accent1" w:sz="8" w:space="0"/>
-        <w:bottom w:val="single" w:color="4F81BD" w:themeColor="accent1" w:sz="8" w:space="0"/>
-        <w:right w:val="single" w:color="4F81BD" w:themeColor="accent1" w:sz="8" w:space="0"/>
+        <w:top w:val="single" w:sz="8" w:space="0" w:color="4F81BD" w:themeColor="accent1"/>
+        <w:left w:val="single" w:sz="8" w:space="0" w:color="4F81BD" w:themeColor="accent1"/>
+        <w:bottom w:val="single" w:sz="8" w:space="0" w:color="4F81BD" w:themeColor="accent1"/>
+        <w:right w:val="single" w:sz="8" w:space="0" w:color="4F81BD" w:themeColor="accent1"/>
       </w:tblBorders>
     </w:tblPr>
     <w:tblStylePr w:type="firstRow">
@@ -4792,10 +4679,10 @@
       <w:tblPr/>
       <w:tcPr>
         <w:tcBorders>
-          <w:top w:val="double" w:color="4F81BD" w:themeColor="accent1" w:sz="6" w:space="0"/>
-          <w:left w:val="single" w:color="4F81BD" w:themeColor="accent1" w:sz="8" w:space="0"/>
-          <w:bottom w:val="single" w:color="4F81BD" w:themeColor="accent1" w:sz="8" w:space="0"/>
-          <w:right w:val="single" w:color="4F81BD" w:themeColor="accent1" w:sz="8" w:space="0"/>
+          <w:top w:val="double" w:sz="6" w:space="0" w:color="4F81BD" w:themeColor="accent1"/>
+          <w:left w:val="single" w:sz="8" w:space="0" w:color="4F81BD" w:themeColor="accent1"/>
+          <w:bottom w:val="single" w:sz="8" w:space="0" w:color="4F81BD" w:themeColor="accent1"/>
+          <w:right w:val="single" w:sz="8" w:space="0" w:color="4F81BD" w:themeColor="accent1"/>
         </w:tcBorders>
       </w:tcPr>
     </w:tblStylePr>
@@ -4815,10 +4702,10 @@
       <w:tblPr/>
       <w:tcPr>
         <w:tcBorders>
-          <w:top w:val="single" w:color="4F81BD" w:themeColor="accent1" w:sz="8" w:space="0"/>
-          <w:left w:val="single" w:color="4F81BD" w:themeColor="accent1" w:sz="8" w:space="0"/>
-          <w:bottom w:val="single" w:color="4F81BD" w:themeColor="accent1" w:sz="8" w:space="0"/>
-          <w:right w:val="single" w:color="4F81BD" w:themeColor="accent1" w:sz="8" w:space="0"/>
+          <w:top w:val="single" w:sz="8" w:space="0" w:color="4F81BD" w:themeColor="accent1"/>
+          <w:left w:val="single" w:sz="8" w:space="0" w:color="4F81BD" w:themeColor="accent1"/>
+          <w:bottom w:val="single" w:sz="8" w:space="0" w:color="4F81BD" w:themeColor="accent1"/>
+          <w:right w:val="single" w:sz="8" w:space="0" w:color="4F81BD" w:themeColor="accent1"/>
         </w:tcBorders>
       </w:tcPr>
     </w:tblStylePr>
@@ -4826,10 +4713,10 @@
       <w:tblPr/>
       <w:tcPr>
         <w:tcBorders>
-          <w:top w:val="single" w:color="4F81BD" w:themeColor="accent1" w:sz="8" w:space="0"/>
-          <w:left w:val="single" w:color="4F81BD" w:themeColor="accent1" w:sz="8" w:space="0"/>
-          <w:bottom w:val="single" w:color="4F81BD" w:themeColor="accent1" w:sz="8" w:space="0"/>
-          <w:right w:val="single" w:color="4F81BD" w:themeColor="accent1" w:sz="8" w:space="0"/>
+          <w:top w:val="single" w:sz="8" w:space="0" w:color="4F81BD" w:themeColor="accent1"/>
+          <w:left w:val="single" w:sz="8" w:space="0" w:color="4F81BD" w:themeColor="accent1"/>
+          <w:bottom w:val="single" w:sz="8" w:space="0" w:color="4F81BD" w:themeColor="accent1"/>
+          <w:right w:val="single" w:sz="8" w:space="0" w:color="4F81BD" w:themeColor="accent1"/>
         </w:tcBorders>
       </w:tcPr>
     </w:tblStylePr>
@@ -4846,10 +4733,10 @@
       <w:tblStyleRowBandSize w:val="1"/>
       <w:tblStyleColBandSize w:val="1"/>
       <w:tblBorders>
-        <w:top w:val="single" w:color="C0504D" w:themeColor="accent2" w:sz="8" w:space="0"/>
-        <w:left w:val="single" w:color="C0504D" w:themeColor="accent2" w:sz="8" w:space="0"/>
-        <w:bottom w:val="single" w:color="C0504D" w:themeColor="accent2" w:sz="8" w:space="0"/>
-        <w:right w:val="single" w:color="C0504D" w:themeColor="accent2" w:sz="8" w:space="0"/>
+        <w:top w:val="single" w:sz="8" w:space="0" w:color="C0504D" w:themeColor="accent2"/>
+        <w:left w:val="single" w:sz="8" w:space="0" w:color="C0504D" w:themeColor="accent2"/>
+        <w:bottom w:val="single" w:sz="8" w:space="0" w:color="C0504D" w:themeColor="accent2"/>
+        <w:right w:val="single" w:sz="8" w:space="0" w:color="C0504D" w:themeColor="accent2"/>
       </w:tblBorders>
     </w:tblPr>
     <w:tblStylePr w:type="firstRow">
@@ -4877,10 +4764,10 @@
       <w:tblPr/>
       <w:tcPr>
         <w:tcBorders>
-          <w:top w:val="double" w:color="C0504D" w:themeColor="accent2" w:sz="6" w:space="0"/>
-          <w:left w:val="single" w:color="C0504D" w:themeColor="accent2" w:sz="8" w:space="0"/>
-          <w:bottom w:val="single" w:color="C0504D" w:themeColor="accent2" w:sz="8" w:space="0"/>
-          <w:right w:val="single" w:color="C0504D" w:themeColor="accent2" w:sz="8" w:space="0"/>
+          <w:top w:val="double" w:sz="6" w:space="0" w:color="C0504D" w:themeColor="accent2"/>
+          <w:left w:val="single" w:sz="8" w:space="0" w:color="C0504D" w:themeColor="accent2"/>
+          <w:bottom w:val="single" w:sz="8" w:space="0" w:color="C0504D" w:themeColor="accent2"/>
+          <w:right w:val="single" w:sz="8" w:space="0" w:color="C0504D" w:themeColor="accent2"/>
         </w:tcBorders>
       </w:tcPr>
     </w:tblStylePr>
@@ -4900,10 +4787,10 @@
       <w:tblPr/>
       <w:tcPr>
         <w:tcBorders>
-          <w:top w:val="single" w:color="C0504D" w:themeColor="accent2" w:sz="8" w:space="0"/>
-          <w:left w:val="single" w:color="C0504D" w:themeColor="accent2" w:sz="8" w:space="0"/>
-          <w:bottom w:val="single" w:color="C0504D" w:themeColor="accent2" w:sz="8" w:space="0"/>
-          <w:right w:val="single" w:color="C0504D" w:themeColor="accent2" w:sz="8" w:space="0"/>
+          <w:top w:val="single" w:sz="8" w:space="0" w:color="C0504D" w:themeColor="accent2"/>
+          <w:left w:val="single" w:sz="8" w:space="0" w:color="C0504D" w:themeColor="accent2"/>
+          <w:bottom w:val="single" w:sz="8" w:space="0" w:color="C0504D" w:themeColor="accent2"/>
+          <w:right w:val="single" w:sz="8" w:space="0" w:color="C0504D" w:themeColor="accent2"/>
         </w:tcBorders>
       </w:tcPr>
     </w:tblStylePr>
@@ -4911,10 +4798,10 @@
       <w:tblPr/>
       <w:tcPr>
         <w:tcBorders>
-          <w:top w:val="single" w:color="C0504D" w:themeColor="accent2" w:sz="8" w:space="0"/>
-          <w:left w:val="single" w:color="C0504D" w:themeColor="accent2" w:sz="8" w:space="0"/>
-          <w:bottom w:val="single" w:color="C0504D" w:themeColor="accent2" w:sz="8" w:space="0"/>
-          <w:right w:val="single" w:color="C0504D" w:themeColor="accent2" w:sz="8" w:space="0"/>
+          <w:top w:val="single" w:sz="8" w:space="0" w:color="C0504D" w:themeColor="accent2"/>
+          <w:left w:val="single" w:sz="8" w:space="0" w:color="C0504D" w:themeColor="accent2"/>
+          <w:bottom w:val="single" w:sz="8" w:space="0" w:color="C0504D" w:themeColor="accent2"/>
+          <w:right w:val="single" w:sz="8" w:space="0" w:color="C0504D" w:themeColor="accent2"/>
         </w:tcBorders>
       </w:tcPr>
     </w:tblStylePr>
@@ -4931,10 +4818,10 @@
       <w:tblStyleRowBandSize w:val="1"/>
       <w:tblStyleColBandSize w:val="1"/>
       <w:tblBorders>
-        <w:top w:val="single" w:color="9BBB59" w:themeColor="accent3" w:sz="8" w:space="0"/>
-        <w:left w:val="single" w:color="9BBB59" w:themeColor="accent3" w:sz="8" w:space="0"/>
-        <w:bottom w:val="single" w:color="9BBB59" w:themeColor="accent3" w:sz="8" w:space="0"/>
-        <w:right w:val="single" w:color="9BBB59" w:themeColor="accent3" w:sz="8" w:space="0"/>
+        <w:top w:val="single" w:sz="8" w:space="0" w:color="9BBB59" w:themeColor="accent3"/>
+        <w:left w:val="single" w:sz="8" w:space="0" w:color="9BBB59" w:themeColor="accent3"/>
+        <w:bottom w:val="single" w:sz="8" w:space="0" w:color="9BBB59" w:themeColor="accent3"/>
+        <w:right w:val="single" w:sz="8" w:space="0" w:color="9BBB59" w:themeColor="accent3"/>
       </w:tblBorders>
     </w:tblPr>
     <w:tblStylePr w:type="firstRow">
@@ -4962,10 +4849,10 @@
       <w:tblPr/>
       <w:tcPr>
         <w:tcBorders>
-          <w:top w:val="double" w:color="9BBB59" w:themeColor="accent3" w:sz="6" w:space="0"/>
-          <w:left w:val="single" w:color="9BBB59" w:themeColor="accent3" w:sz="8" w:space="0"/>
-          <w:bottom w:val="single" w:color="9BBB59" w:themeColor="accent3" w:sz="8" w:space="0"/>
-          <w:right w:val="single" w:color="9BBB59" w:themeColor="accent3" w:sz="8" w:space="0"/>
+          <w:top w:val="double" w:sz="6" w:space="0" w:color="9BBB59" w:themeColor="accent3"/>
+          <w:left w:val="single" w:sz="8" w:space="0" w:color="9BBB59" w:themeColor="accent3"/>
+          <w:bottom w:val="single" w:sz="8" w:space="0" w:color="9BBB59" w:themeColor="accent3"/>
+          <w:right w:val="single" w:sz="8" w:space="0" w:color="9BBB59" w:themeColor="accent3"/>
         </w:tcBorders>
       </w:tcPr>
     </w:tblStylePr>
@@ -4985,10 +4872,10 @@
       <w:tblPr/>
       <w:tcPr>
         <w:tcBorders>
-          <w:top w:val="single" w:color="9BBB59" w:themeColor="accent3" w:sz="8" w:space="0"/>
-          <w:left w:val="single" w:color="9BBB59" w:themeColor="accent3" w:sz="8" w:space="0"/>
-          <w:bottom w:val="single" w:color="9BBB59" w:themeColor="accent3" w:sz="8" w:space="0"/>
-          <w:right w:val="single" w:color="9BBB59" w:themeColor="accent3" w:sz="8" w:space="0"/>
+          <w:top w:val="single" w:sz="8" w:space="0" w:color="9BBB59" w:themeColor="accent3"/>
+          <w:left w:val="single" w:sz="8" w:space="0" w:color="9BBB59" w:themeColor="accent3"/>
+          <w:bottom w:val="single" w:sz="8" w:space="0" w:color="9BBB59" w:themeColor="accent3"/>
+          <w:right w:val="single" w:sz="8" w:space="0" w:color="9BBB59" w:themeColor="accent3"/>
         </w:tcBorders>
       </w:tcPr>
     </w:tblStylePr>
@@ -4996,10 +4883,10 @@
       <w:tblPr/>
       <w:tcPr>
         <w:tcBorders>
-          <w:top w:val="single" w:color="9BBB59" w:themeColor="accent3" w:sz="8" w:space="0"/>
-          <w:left w:val="single" w:color="9BBB59" w:themeColor="accent3" w:sz="8" w:space="0"/>
-          <w:bottom w:val="single" w:color="9BBB59" w:themeColor="accent3" w:sz="8" w:space="0"/>
-          <w:right w:val="single" w:color="9BBB59" w:themeColor="accent3" w:sz="8" w:space="0"/>
+          <w:top w:val="single" w:sz="8" w:space="0" w:color="9BBB59" w:themeColor="accent3"/>
+          <w:left w:val="single" w:sz="8" w:space="0" w:color="9BBB59" w:themeColor="accent3"/>
+          <w:bottom w:val="single" w:sz="8" w:space="0" w:color="9BBB59" w:themeColor="accent3"/>
+          <w:right w:val="single" w:sz="8" w:space="0" w:color="9BBB59" w:themeColor="accent3"/>
         </w:tcBorders>
       </w:tcPr>
     </w:tblStylePr>
@@ -5016,10 +4903,10 @@
       <w:tblStyleRowBandSize w:val="1"/>
       <w:tblStyleColBandSize w:val="1"/>
       <w:tblBorders>
-        <w:top w:val="single" w:color="8064A2" w:themeColor="accent4" w:sz="8" w:space="0"/>
-        <w:left w:val="single" w:color="8064A2" w:themeColor="accent4" w:sz="8" w:space="0"/>
-        <w:bottom w:val="single" w:color="8064A2" w:themeColor="accent4" w:sz="8" w:space="0"/>
-        <w:right w:val="single" w:color="8064A2" w:themeColor="accent4" w:sz="8" w:space="0"/>
+        <w:top w:val="single" w:sz="8" w:space="0" w:color="8064A2" w:themeColor="accent4"/>
+        <w:left w:val="single" w:sz="8" w:space="0" w:color="8064A2" w:themeColor="accent4"/>
+        <w:bottom w:val="single" w:sz="8" w:space="0" w:color="8064A2" w:themeColor="accent4"/>
+        <w:right w:val="single" w:sz="8" w:space="0" w:color="8064A2" w:themeColor="accent4"/>
       </w:tblBorders>
     </w:tblPr>
     <w:tblStylePr w:type="firstRow">
@@ -5047,10 +4934,10 @@
       <w:tblPr/>
       <w:tcPr>
         <w:tcBorders>
-          <w:top w:val="double" w:color="8064A2" w:themeColor="accent4" w:sz="6" w:space="0"/>
-          <w:left w:val="single" w:color="8064A2" w:themeColor="accent4" w:sz="8" w:space="0"/>
-          <w:bottom w:val="single" w:color="8064A2" w:themeColor="accent4" w:sz="8" w:space="0"/>
-          <w:right w:val="single" w:color="8064A2" w:themeColor="accent4" w:sz="8" w:space="0"/>
+          <w:top w:val="double" w:sz="6" w:space="0" w:color="8064A2" w:themeColor="accent4"/>
+          <w:left w:val="single" w:sz="8" w:space="0" w:color="8064A2" w:themeColor="accent4"/>
+          <w:bottom w:val="single" w:sz="8" w:space="0" w:color="8064A2" w:themeColor="accent4"/>
+          <w:right w:val="single" w:sz="8" w:space="0" w:color="8064A2" w:themeColor="accent4"/>
         </w:tcBorders>
       </w:tcPr>
     </w:tblStylePr>
@@ -5070,10 +4957,10 @@
       <w:tblPr/>
       <w:tcPr>
         <w:tcBorders>
-          <w:top w:val="single" w:color="8064A2" w:themeColor="accent4" w:sz="8" w:space="0"/>
-          <w:left w:val="single" w:color="8064A2" w:themeColor="accent4" w:sz="8" w:space="0"/>
-          <w:bottom w:val="single" w:color="8064A2" w:themeColor="accent4" w:sz="8" w:space="0"/>
-          <w:right w:val="single" w:color="8064A2" w:themeColor="accent4" w:sz="8" w:space="0"/>
+          <w:top w:val="single" w:sz="8" w:space="0" w:color="8064A2" w:themeColor="accent4"/>
+          <w:left w:val="single" w:sz="8" w:space="0" w:color="8064A2" w:themeColor="accent4"/>
+          <w:bottom w:val="single" w:sz="8" w:space="0" w:color="8064A2" w:themeColor="accent4"/>
+          <w:right w:val="single" w:sz="8" w:space="0" w:color="8064A2" w:themeColor="accent4"/>
         </w:tcBorders>
       </w:tcPr>
     </w:tblStylePr>
@@ -5081,10 +4968,10 @@
       <w:tblPr/>
       <w:tcPr>
         <w:tcBorders>
-          <w:top w:val="single" w:color="8064A2" w:themeColor="accent4" w:sz="8" w:space="0"/>
-          <w:left w:val="single" w:color="8064A2" w:themeColor="accent4" w:sz="8" w:space="0"/>
-          <w:bottom w:val="single" w:color="8064A2" w:themeColor="accent4" w:sz="8" w:space="0"/>
-          <w:right w:val="single" w:color="8064A2" w:themeColor="accent4" w:sz="8" w:space="0"/>
+          <w:top w:val="single" w:sz="8" w:space="0" w:color="8064A2" w:themeColor="accent4"/>
+          <w:left w:val="single" w:sz="8" w:space="0" w:color="8064A2" w:themeColor="accent4"/>
+          <w:bottom w:val="single" w:sz="8" w:space="0" w:color="8064A2" w:themeColor="accent4"/>
+          <w:right w:val="single" w:sz="8" w:space="0" w:color="8064A2" w:themeColor="accent4"/>
         </w:tcBorders>
       </w:tcPr>
     </w:tblStylePr>
@@ -5101,10 +4988,10 @@
       <w:tblStyleRowBandSize w:val="1"/>
       <w:tblStyleColBandSize w:val="1"/>
       <w:tblBorders>
-        <w:top w:val="single" w:color="4BACC6" w:themeColor="accent5" w:sz="8" w:space="0"/>
-        <w:left w:val="single" w:color="4BACC6" w:themeColor="accent5" w:sz="8" w:space="0"/>
-        <w:bottom w:val="single" w:color="4BACC6" w:themeColor="accent5" w:sz="8" w:space="0"/>
-        <w:right w:val="single" w:color="4BACC6" w:themeColor="accent5" w:sz="8" w:space="0"/>
+        <w:top w:val="single" w:sz="8" w:space="0" w:color="4BACC6" w:themeColor="accent5"/>
+        <w:left w:val="single" w:sz="8" w:space="0" w:color="4BACC6" w:themeColor="accent5"/>
+        <w:bottom w:val="single" w:sz="8" w:space="0" w:color="4BACC6" w:themeColor="accent5"/>
+        <w:right w:val="single" w:sz="8" w:space="0" w:color="4BACC6" w:themeColor="accent5"/>
       </w:tblBorders>
     </w:tblPr>
     <w:tblStylePr w:type="firstRow">
@@ -5132,10 +5019,10 @@
       <w:tblPr/>
       <w:tcPr>
         <w:tcBorders>
-          <w:top w:val="double" w:color="4BACC6" w:themeColor="accent5" w:sz="6" w:space="0"/>
-          <w:left w:val="single" w:color="4BACC6" w:themeColor="accent5" w:sz="8" w:space="0"/>
-          <w:bottom w:val="single" w:color="4BACC6" w:themeColor="accent5" w:sz="8" w:space="0"/>
-          <w:right w:val="single" w:color="4BACC6" w:themeColor="accent5" w:sz="8" w:space="0"/>
+          <w:top w:val="double" w:sz="6" w:space="0" w:color="4BACC6" w:themeColor="accent5"/>
+          <w:left w:val="single" w:sz="8" w:space="0" w:color="4BACC6" w:themeColor="accent5"/>
+          <w:bottom w:val="single" w:sz="8" w:space="0" w:color="4BACC6" w:themeColor="accent5"/>
+          <w:right w:val="single" w:sz="8" w:space="0" w:color="4BACC6" w:themeColor="accent5"/>
         </w:tcBorders>
       </w:tcPr>
     </w:tblStylePr>
@@ -5155,10 +5042,10 @@
       <w:tblPr/>
       <w:tcPr>
         <w:tcBorders>
-          <w:top w:val="single" w:color="4BACC6" w:themeColor="accent5" w:sz="8" w:space="0"/>
-          <w:left w:val="single" w:color="4BACC6" w:themeColor="accent5" w:sz="8" w:space="0"/>
-          <w:bottom w:val="single" w:color="4BACC6" w:themeColor="accent5" w:sz="8" w:space="0"/>
-          <w:right w:val="single" w:color="4BACC6" w:themeColor="accent5" w:sz="8" w:space="0"/>
+          <w:top w:val="single" w:sz="8" w:space="0" w:color="4BACC6" w:themeColor="accent5"/>
+          <w:left w:val="single" w:sz="8" w:space="0" w:color="4BACC6" w:themeColor="accent5"/>
+          <w:bottom w:val="single" w:sz="8" w:space="0" w:color="4BACC6" w:themeColor="accent5"/>
+          <w:right w:val="single" w:sz="8" w:space="0" w:color="4BACC6" w:themeColor="accent5"/>
         </w:tcBorders>
       </w:tcPr>
     </w:tblStylePr>
@@ -5166,10 +5053,10 @@
       <w:tblPr/>
       <w:tcPr>
         <w:tcBorders>
-          <w:top w:val="single" w:color="4BACC6" w:themeColor="accent5" w:sz="8" w:space="0"/>
-          <w:left w:val="single" w:color="4BACC6" w:themeColor="accent5" w:sz="8" w:space="0"/>
-          <w:bottom w:val="single" w:color="4BACC6" w:themeColor="accent5" w:sz="8" w:space="0"/>
-          <w:right w:val="single" w:color="4BACC6" w:themeColor="accent5" w:sz="8" w:space="0"/>
+          <w:top w:val="single" w:sz="8" w:space="0" w:color="4BACC6" w:themeColor="accent5"/>
+          <w:left w:val="single" w:sz="8" w:space="0" w:color="4BACC6" w:themeColor="accent5"/>
+          <w:bottom w:val="single" w:sz="8" w:space="0" w:color="4BACC6" w:themeColor="accent5"/>
+          <w:right w:val="single" w:sz="8" w:space="0" w:color="4BACC6" w:themeColor="accent5"/>
         </w:tcBorders>
       </w:tcPr>
     </w:tblStylePr>
@@ -5186,10 +5073,10 @@
       <w:tblStyleRowBandSize w:val="1"/>
       <w:tblStyleColBandSize w:val="1"/>
       <w:tblBorders>
-        <w:top w:val="single" w:color="F79646" w:themeColor="accent6" w:sz="8" w:space="0"/>
-        <w:left w:val="single" w:color="F79646" w:themeColor="accent6" w:sz="8" w:space="0"/>
-        <w:bottom w:val="single" w:color="F79646" w:themeColor="accent6" w:sz="8" w:space="0"/>
-        <w:right w:val="single" w:color="F79646" w:themeColor="accent6" w:sz="8" w:space="0"/>
+        <w:top w:val="single" w:sz="8" w:space="0" w:color="F79646" w:themeColor="accent6"/>
+        <w:left w:val="single" w:sz="8" w:space="0" w:color="F79646" w:themeColor="accent6"/>
+        <w:bottom w:val="single" w:sz="8" w:space="0" w:color="F79646" w:themeColor="accent6"/>
+        <w:right w:val="single" w:sz="8" w:space="0" w:color="F79646" w:themeColor="accent6"/>
       </w:tblBorders>
     </w:tblPr>
     <w:tblStylePr w:type="firstRow">
@@ -5217,10 +5104,10 @@
       <w:tblPr/>
       <w:tcPr>
         <w:tcBorders>
-          <w:top w:val="double" w:color="F79646" w:themeColor="accent6" w:sz="6" w:space="0"/>
-          <w:left w:val="single" w:color="F79646" w:themeColor="accent6" w:sz="8" w:space="0"/>
-          <w:bottom w:val="single" w:color="F79646" w:themeColor="accent6" w:sz="8" w:space="0"/>
-          <w:right w:val="single" w:color="F79646" w:themeColor="accent6" w:sz="8" w:space="0"/>
+          <w:top w:val="double" w:sz="6" w:space="0" w:color="F79646" w:themeColor="accent6"/>
+          <w:left w:val="single" w:sz="8" w:space="0" w:color="F79646" w:themeColor="accent6"/>
+          <w:bottom w:val="single" w:sz="8" w:space="0" w:color="F79646" w:themeColor="accent6"/>
+          <w:right w:val="single" w:sz="8" w:space="0" w:color="F79646" w:themeColor="accent6"/>
         </w:tcBorders>
       </w:tcPr>
     </w:tblStylePr>
@@ -5240,10 +5127,10 @@
       <w:tblPr/>
       <w:tcPr>
         <w:tcBorders>
-          <w:top w:val="single" w:color="F79646" w:themeColor="accent6" w:sz="8" w:space="0"/>
-          <w:left w:val="single" w:color="F79646" w:themeColor="accent6" w:sz="8" w:space="0"/>
-          <w:bottom w:val="single" w:color="F79646" w:themeColor="accent6" w:sz="8" w:space="0"/>
-          <w:right w:val="single" w:color="F79646" w:themeColor="accent6" w:sz="8" w:space="0"/>
+          <w:top w:val="single" w:sz="8" w:space="0" w:color="F79646" w:themeColor="accent6"/>
+          <w:left w:val="single" w:sz="8" w:space="0" w:color="F79646" w:themeColor="accent6"/>
+          <w:bottom w:val="single" w:sz="8" w:space="0" w:color="F79646" w:themeColor="accent6"/>
+          <w:right w:val="single" w:sz="8" w:space="0" w:color="F79646" w:themeColor="accent6"/>
         </w:tcBorders>
       </w:tcPr>
     </w:tblStylePr>
@@ -5251,10 +5138,10 @@
       <w:tblPr/>
       <w:tcPr>
         <w:tcBorders>
-          <w:top w:val="single" w:color="F79646" w:themeColor="accent6" w:sz="8" w:space="0"/>
-          <w:left w:val="single" w:color="F79646" w:themeColor="accent6" w:sz="8" w:space="0"/>
-          <w:bottom w:val="single" w:color="F79646" w:themeColor="accent6" w:sz="8" w:space="0"/>
-          <w:right w:val="single" w:color="F79646" w:themeColor="accent6" w:sz="8" w:space="0"/>
+          <w:top w:val="single" w:sz="8" w:space="0" w:color="F79646" w:themeColor="accent6"/>
+          <w:left w:val="single" w:sz="8" w:space="0" w:color="F79646" w:themeColor="accent6"/>
+          <w:bottom w:val="single" w:sz="8" w:space="0" w:color="F79646" w:themeColor="accent6"/>
+          <w:right w:val="single" w:sz="8" w:space="0" w:color="F79646" w:themeColor="accent6"/>
         </w:tcBorders>
       </w:tcPr>
     </w:tblStylePr>
@@ -5271,12 +5158,12 @@
       <w:tblStyleRowBandSize w:val="1"/>
       <w:tblStyleColBandSize w:val="1"/>
       <w:tblBorders>
-        <w:top w:val="single" w:color="000000" w:themeColor="text1" w:sz="8" w:space="0"/>
-        <w:left w:val="single" w:color="000000" w:themeColor="text1" w:sz="8" w:space="0"/>
-        <w:bottom w:val="single" w:color="000000" w:themeColor="text1" w:sz="8" w:space="0"/>
-        <w:right w:val="single" w:color="000000" w:themeColor="text1" w:sz="8" w:space="0"/>
-        <w:insideH w:val="single" w:color="000000" w:themeColor="text1" w:sz="8" w:space="0"/>
-        <w:insideV w:val="single" w:color="000000" w:themeColor="text1" w:sz="8" w:space="0"/>
+        <w:top w:val="single" w:sz="8" w:space="0" w:color="000000" w:themeColor="text1"/>
+        <w:left w:val="single" w:sz="8" w:space="0" w:color="000000" w:themeColor="text1"/>
+        <w:bottom w:val="single" w:sz="8" w:space="0" w:color="000000" w:themeColor="text1"/>
+        <w:right w:val="single" w:sz="8" w:space="0" w:color="000000" w:themeColor="text1"/>
+        <w:insideH w:val="single" w:sz="8" w:space="0" w:color="000000" w:themeColor="text1"/>
+        <w:insideV w:val="single" w:sz="8" w:space="0" w:color="000000" w:themeColor="text1"/>
       </w:tblBorders>
     </w:tblPr>
     <w:tblStylePr w:type="firstRow">
@@ -5284,19 +5171,19 @@
         <w:spacing w:before="0" w:after="0" w:line="240" w:lineRule="auto"/>
       </w:pPr>
       <w:rPr>
-        <w:rFonts w:asciiTheme="majorHAnsi" w:hAnsiTheme="majorHAnsi" w:eastAsiaTheme="majorEastAsia" w:cstheme="majorBidi"/>
-        <w:b/>
-        <w:bCs/>
-      </w:rPr>
-      <w:tblPr/>
-      <w:tcPr>
-        <w:tcBorders>
-          <w:top w:val="single" w:color="000000" w:themeColor="text1" w:sz="8" w:space="0"/>
-          <w:left w:val="single" w:color="000000" w:themeColor="text1" w:sz="8" w:space="0"/>
-          <w:bottom w:val="single" w:color="000000" w:themeColor="text1" w:sz="18" w:space="0"/>
-          <w:right w:val="single" w:color="000000" w:themeColor="text1" w:sz="8" w:space="0"/>
-          <w:insideH w:val="nil"/>
-          <w:insideV w:val="single" w:color="000000" w:themeColor="text1" w:sz="8" w:space="0"/>
+        <w:rFonts w:asciiTheme="majorHAnsi" w:eastAsiaTheme="majorEastAsia" w:hAnsiTheme="majorHAnsi" w:cstheme="majorBidi"/>
+        <w:b/>
+        <w:bCs/>
+      </w:rPr>
+      <w:tblPr/>
+      <w:tcPr>
+        <w:tcBorders>
+          <w:top w:val="single" w:sz="8" w:space="0" w:color="000000" w:themeColor="text1"/>
+          <w:left w:val="single" w:sz="8" w:space="0" w:color="000000" w:themeColor="text1"/>
+          <w:bottom w:val="single" w:sz="18" w:space="0" w:color="000000" w:themeColor="text1"/>
+          <w:right w:val="single" w:sz="8" w:space="0" w:color="000000" w:themeColor="text1"/>
+          <w:insideH w:val="nil"/>
+          <w:insideV w:val="single" w:sz="8" w:space="0" w:color="000000" w:themeColor="text1"/>
         </w:tcBorders>
       </w:tcPr>
     </w:tblStylePr>
@@ -5305,42 +5192,42 @@
         <w:spacing w:before="0" w:after="0" w:line="240" w:lineRule="auto"/>
       </w:pPr>
       <w:rPr>
-        <w:rFonts w:asciiTheme="majorHAnsi" w:hAnsiTheme="majorHAnsi" w:eastAsiaTheme="majorEastAsia" w:cstheme="majorBidi"/>
-        <w:b/>
-        <w:bCs/>
-      </w:rPr>
-      <w:tblPr/>
-      <w:tcPr>
-        <w:tcBorders>
-          <w:top w:val="double" w:color="000000" w:themeColor="text1" w:sz="6" w:space="0"/>
-          <w:left w:val="single" w:color="000000" w:themeColor="text1" w:sz="8" w:space="0"/>
-          <w:bottom w:val="single" w:color="000000" w:themeColor="text1" w:sz="8" w:space="0"/>
-          <w:right w:val="single" w:color="000000" w:themeColor="text1" w:sz="8" w:space="0"/>
-          <w:insideH w:val="nil"/>
-          <w:insideV w:val="single" w:color="000000" w:themeColor="text1" w:sz="8" w:space="0"/>
+        <w:rFonts w:asciiTheme="majorHAnsi" w:eastAsiaTheme="majorEastAsia" w:hAnsiTheme="majorHAnsi" w:cstheme="majorBidi"/>
+        <w:b/>
+        <w:bCs/>
+      </w:rPr>
+      <w:tblPr/>
+      <w:tcPr>
+        <w:tcBorders>
+          <w:top w:val="double" w:sz="6" w:space="0" w:color="000000" w:themeColor="text1"/>
+          <w:left w:val="single" w:sz="8" w:space="0" w:color="000000" w:themeColor="text1"/>
+          <w:bottom w:val="single" w:sz="8" w:space="0" w:color="000000" w:themeColor="text1"/>
+          <w:right w:val="single" w:sz="8" w:space="0" w:color="000000" w:themeColor="text1"/>
+          <w:insideH w:val="nil"/>
+          <w:insideV w:val="single" w:sz="8" w:space="0" w:color="000000" w:themeColor="text1"/>
         </w:tcBorders>
       </w:tcPr>
     </w:tblStylePr>
     <w:tblStylePr w:type="firstCol">
       <w:rPr>
-        <w:rFonts w:asciiTheme="majorHAnsi" w:hAnsiTheme="majorHAnsi" w:eastAsiaTheme="majorEastAsia" w:cstheme="majorBidi"/>
+        <w:rFonts w:asciiTheme="majorHAnsi" w:eastAsiaTheme="majorEastAsia" w:hAnsiTheme="majorHAnsi" w:cstheme="majorBidi"/>
         <w:b/>
         <w:bCs/>
       </w:rPr>
     </w:tblStylePr>
     <w:tblStylePr w:type="lastCol">
       <w:rPr>
-        <w:rFonts w:asciiTheme="majorHAnsi" w:hAnsiTheme="majorHAnsi" w:eastAsiaTheme="majorEastAsia" w:cstheme="majorBidi"/>
-        <w:b/>
-        <w:bCs/>
-      </w:rPr>
-      <w:tblPr/>
-      <w:tcPr>
-        <w:tcBorders>
-          <w:top w:val="single" w:color="000000" w:themeColor="text1" w:sz="8" w:space="0"/>
-          <w:left w:val="single" w:color="000000" w:themeColor="text1" w:sz="8" w:space="0"/>
-          <w:bottom w:val="single" w:color="000000" w:themeColor="text1" w:sz="8" w:space="0"/>
-          <w:right w:val="single" w:color="000000" w:themeColor="text1" w:sz="8" w:space="0"/>
+        <w:rFonts w:asciiTheme="majorHAnsi" w:eastAsiaTheme="majorEastAsia" w:hAnsiTheme="majorHAnsi" w:cstheme="majorBidi"/>
+        <w:b/>
+        <w:bCs/>
+      </w:rPr>
+      <w:tblPr/>
+      <w:tcPr>
+        <w:tcBorders>
+          <w:top w:val="single" w:sz="8" w:space="0" w:color="000000" w:themeColor="text1"/>
+          <w:left w:val="single" w:sz="8" w:space="0" w:color="000000" w:themeColor="text1"/>
+          <w:bottom w:val="single" w:sz="8" w:space="0" w:color="000000" w:themeColor="text1"/>
+          <w:right w:val="single" w:sz="8" w:space="0" w:color="000000" w:themeColor="text1"/>
         </w:tcBorders>
       </w:tcPr>
     </w:tblStylePr>
@@ -5348,10 +5235,10 @@
       <w:tblPr/>
       <w:tcPr>
         <w:tcBorders>
-          <w:top w:val="single" w:color="000000" w:themeColor="text1" w:sz="8" w:space="0"/>
-          <w:left w:val="single" w:color="000000" w:themeColor="text1" w:sz="8" w:space="0"/>
-          <w:bottom w:val="single" w:color="000000" w:themeColor="text1" w:sz="8" w:space="0"/>
-          <w:right w:val="single" w:color="000000" w:themeColor="text1" w:sz="8" w:space="0"/>
+          <w:top w:val="single" w:sz="8" w:space="0" w:color="000000" w:themeColor="text1"/>
+          <w:left w:val="single" w:sz="8" w:space="0" w:color="000000" w:themeColor="text1"/>
+          <w:bottom w:val="single" w:sz="8" w:space="0" w:color="000000" w:themeColor="text1"/>
+          <w:right w:val="single" w:sz="8" w:space="0" w:color="000000" w:themeColor="text1"/>
         </w:tcBorders>
         <w:shd w:val="clear" w:color="auto" w:fill="C0C0C0" w:themeFill="text1" w:themeFillTint="3F"/>
       </w:tcPr>
@@ -5360,11 +5247,11 @@
       <w:tblPr/>
       <w:tcPr>
         <w:tcBorders>
-          <w:top w:val="single" w:color="000000" w:themeColor="text1" w:sz="8" w:space="0"/>
-          <w:left w:val="single" w:color="000000" w:themeColor="text1" w:sz="8" w:space="0"/>
-          <w:bottom w:val="single" w:color="000000" w:themeColor="text1" w:sz="8" w:space="0"/>
-          <w:right w:val="single" w:color="000000" w:themeColor="text1" w:sz="8" w:space="0"/>
-          <w:insideV w:val="single" w:color="000000" w:themeColor="text1" w:sz="8" w:space="0"/>
+          <w:top w:val="single" w:sz="8" w:space="0" w:color="000000" w:themeColor="text1"/>
+          <w:left w:val="single" w:sz="8" w:space="0" w:color="000000" w:themeColor="text1"/>
+          <w:bottom w:val="single" w:sz="8" w:space="0" w:color="000000" w:themeColor="text1"/>
+          <w:right w:val="single" w:sz="8" w:space="0" w:color="000000" w:themeColor="text1"/>
+          <w:insideV w:val="single" w:sz="8" w:space="0" w:color="000000" w:themeColor="text1"/>
         </w:tcBorders>
         <w:shd w:val="clear" w:color="auto" w:fill="C0C0C0" w:themeFill="text1" w:themeFillTint="3F"/>
       </w:tcPr>
@@ -5373,11 +5260,11 @@
       <w:tblPr/>
       <w:tcPr>
         <w:tcBorders>
-          <w:top w:val="single" w:color="000000" w:themeColor="text1" w:sz="8" w:space="0"/>
-          <w:left w:val="single" w:color="000000" w:themeColor="text1" w:sz="8" w:space="0"/>
-          <w:bottom w:val="single" w:color="000000" w:themeColor="text1" w:sz="8" w:space="0"/>
-          <w:right w:val="single" w:color="000000" w:themeColor="text1" w:sz="8" w:space="0"/>
-          <w:insideV w:val="single" w:color="000000" w:themeColor="text1" w:sz="8" w:space="0"/>
+          <w:top w:val="single" w:sz="8" w:space="0" w:color="000000" w:themeColor="text1"/>
+          <w:left w:val="single" w:sz="8" w:space="0" w:color="000000" w:themeColor="text1"/>
+          <w:bottom w:val="single" w:sz="8" w:space="0" w:color="000000" w:themeColor="text1"/>
+          <w:right w:val="single" w:sz="8" w:space="0" w:color="000000" w:themeColor="text1"/>
+          <w:insideV w:val="single" w:sz="8" w:space="0" w:color="000000" w:themeColor="text1"/>
         </w:tcBorders>
       </w:tcPr>
     </w:tblStylePr>
@@ -5394,12 +5281,12 @@
       <w:tblStyleRowBandSize w:val="1"/>
       <w:tblStyleColBandSize w:val="1"/>
       <w:tblBorders>
-        <w:top w:val="single" w:color="4F81BD" w:themeColor="accent1" w:sz="8" w:space="0"/>
-        <w:left w:val="single" w:color="4F81BD" w:themeColor="accent1" w:sz="8" w:space="0"/>
-        <w:bottom w:val="single" w:color="4F81BD" w:themeColor="accent1" w:sz="8" w:space="0"/>
-        <w:right w:val="single" w:color="4F81BD" w:themeColor="accent1" w:sz="8" w:space="0"/>
-        <w:insideH w:val="single" w:color="4F81BD" w:themeColor="accent1" w:sz="8" w:space="0"/>
-        <w:insideV w:val="single" w:color="4F81BD" w:themeColor="accent1" w:sz="8" w:space="0"/>
+        <w:top w:val="single" w:sz="8" w:space="0" w:color="4F81BD" w:themeColor="accent1"/>
+        <w:left w:val="single" w:sz="8" w:space="0" w:color="4F81BD" w:themeColor="accent1"/>
+        <w:bottom w:val="single" w:sz="8" w:space="0" w:color="4F81BD" w:themeColor="accent1"/>
+        <w:right w:val="single" w:sz="8" w:space="0" w:color="4F81BD" w:themeColor="accent1"/>
+        <w:insideH w:val="single" w:sz="8" w:space="0" w:color="4F81BD" w:themeColor="accent1"/>
+        <w:insideV w:val="single" w:sz="8" w:space="0" w:color="4F81BD" w:themeColor="accent1"/>
       </w:tblBorders>
     </w:tblPr>
     <w:tblStylePr w:type="firstRow">
@@ -5407,19 +5294,19 @@
         <w:spacing w:before="0" w:after="0" w:line="240" w:lineRule="auto"/>
       </w:pPr>
       <w:rPr>
-        <w:rFonts w:asciiTheme="majorHAnsi" w:hAnsiTheme="majorHAnsi" w:eastAsiaTheme="majorEastAsia" w:cstheme="majorBidi"/>
-        <w:b/>
-        <w:bCs/>
-      </w:rPr>
-      <w:tblPr/>
-      <w:tcPr>
-        <w:tcBorders>
-          <w:top w:val="single" w:color="4F81BD" w:themeColor="accent1" w:sz="8" w:space="0"/>
-          <w:left w:val="single" w:color="4F81BD" w:themeColor="accent1" w:sz="8" w:space="0"/>
-          <w:bottom w:val="single" w:color="4F81BD" w:themeColor="accent1" w:sz="18" w:space="0"/>
-          <w:right w:val="single" w:color="4F81BD" w:themeColor="accent1" w:sz="8" w:space="0"/>
-          <w:insideH w:val="nil"/>
-          <w:insideV w:val="single" w:color="4F81BD" w:themeColor="accent1" w:sz="8" w:space="0"/>
+        <w:rFonts w:asciiTheme="majorHAnsi" w:eastAsiaTheme="majorEastAsia" w:hAnsiTheme="majorHAnsi" w:cstheme="majorBidi"/>
+        <w:b/>
+        <w:bCs/>
+      </w:rPr>
+      <w:tblPr/>
+      <w:tcPr>
+        <w:tcBorders>
+          <w:top w:val="single" w:sz="8" w:space="0" w:color="4F81BD" w:themeColor="accent1"/>
+          <w:left w:val="single" w:sz="8" w:space="0" w:color="4F81BD" w:themeColor="accent1"/>
+          <w:bottom w:val="single" w:sz="18" w:space="0" w:color="4F81BD" w:themeColor="accent1"/>
+          <w:right w:val="single" w:sz="8" w:space="0" w:color="4F81BD" w:themeColor="accent1"/>
+          <w:insideH w:val="nil"/>
+          <w:insideV w:val="single" w:sz="8" w:space="0" w:color="4F81BD" w:themeColor="accent1"/>
         </w:tcBorders>
       </w:tcPr>
     </w:tblStylePr>
@@ -5428,42 +5315,42 @@
         <w:spacing w:before="0" w:after="0" w:line="240" w:lineRule="auto"/>
       </w:pPr>
       <w:rPr>
-        <w:rFonts w:asciiTheme="majorHAnsi" w:hAnsiTheme="majorHAnsi" w:eastAsiaTheme="majorEastAsia" w:cstheme="majorBidi"/>
-        <w:b/>
-        <w:bCs/>
-      </w:rPr>
-      <w:tblPr/>
-      <w:tcPr>
-        <w:tcBorders>
-          <w:top w:val="double" w:color="4F81BD" w:themeColor="accent1" w:sz="6" w:space="0"/>
-          <w:left w:val="single" w:color="4F81BD" w:themeColor="accent1" w:sz="8" w:space="0"/>
-          <w:bottom w:val="single" w:color="4F81BD" w:themeColor="accent1" w:sz="8" w:space="0"/>
-          <w:right w:val="single" w:color="4F81BD" w:themeColor="accent1" w:sz="8" w:space="0"/>
-          <w:insideH w:val="nil"/>
-          <w:insideV w:val="single" w:color="4F81BD" w:themeColor="accent1" w:sz="8" w:space="0"/>
+        <w:rFonts w:asciiTheme="majorHAnsi" w:eastAsiaTheme="majorEastAsia" w:hAnsiTheme="majorHAnsi" w:cstheme="majorBidi"/>
+        <w:b/>
+        <w:bCs/>
+      </w:rPr>
+      <w:tblPr/>
+      <w:tcPr>
+        <w:tcBorders>
+          <w:top w:val="double" w:sz="6" w:space="0" w:color="4F81BD" w:themeColor="accent1"/>
+          <w:left w:val="single" w:sz="8" w:space="0" w:color="4F81BD" w:themeColor="accent1"/>
+          <w:bottom w:val="single" w:sz="8" w:space="0" w:color="4F81BD" w:themeColor="accent1"/>
+          <w:right w:val="single" w:sz="8" w:space="0" w:color="4F81BD" w:themeColor="accent1"/>
+          <w:insideH w:val="nil"/>
+          <w:insideV w:val="single" w:sz="8" w:space="0" w:color="4F81BD" w:themeColor="accent1"/>
         </w:tcBorders>
       </w:tcPr>
     </w:tblStylePr>
     <w:tblStylePr w:type="firstCol">
       <w:rPr>
-        <w:rFonts w:asciiTheme="majorHAnsi" w:hAnsiTheme="majorHAnsi" w:eastAsiaTheme="majorEastAsia" w:cstheme="majorBidi"/>
+        <w:rFonts w:asciiTheme="majorHAnsi" w:eastAsiaTheme="majorEastAsia" w:hAnsiTheme="majorHAnsi" w:cstheme="majorBidi"/>
         <w:b/>
         <w:bCs/>
       </w:rPr>
     </w:tblStylePr>
     <w:tblStylePr w:type="lastCol">
       <w:rPr>
-        <w:rFonts w:asciiTheme="majorHAnsi" w:hAnsiTheme="majorHAnsi" w:eastAsiaTheme="majorEastAsia" w:cstheme="majorBidi"/>
-        <w:b/>
-        <w:bCs/>
-      </w:rPr>
-      <w:tblPr/>
-      <w:tcPr>
-        <w:tcBorders>
-          <w:top w:val="single" w:color="4F81BD" w:themeColor="accent1" w:sz="8" w:space="0"/>
-          <w:left w:val="single" w:color="4F81BD" w:themeColor="accent1" w:sz="8" w:space="0"/>
-          <w:bottom w:val="single" w:color="4F81BD" w:themeColor="accent1" w:sz="8" w:space="0"/>
-          <w:right w:val="single" w:color="4F81BD" w:themeColor="accent1" w:sz="8" w:space="0"/>
+        <w:rFonts w:asciiTheme="majorHAnsi" w:eastAsiaTheme="majorEastAsia" w:hAnsiTheme="majorHAnsi" w:cstheme="majorBidi"/>
+        <w:b/>
+        <w:bCs/>
+      </w:rPr>
+      <w:tblPr/>
+      <w:tcPr>
+        <w:tcBorders>
+          <w:top w:val="single" w:sz="8" w:space="0" w:color="4F81BD" w:themeColor="accent1"/>
+          <w:left w:val="single" w:sz="8" w:space="0" w:color="4F81BD" w:themeColor="accent1"/>
+          <w:bottom w:val="single" w:sz="8" w:space="0" w:color="4F81BD" w:themeColor="accent1"/>
+          <w:right w:val="single" w:sz="8" w:space="0" w:color="4F81BD" w:themeColor="accent1"/>
         </w:tcBorders>
       </w:tcPr>
     </w:tblStylePr>
@@ -5471,10 +5358,10 @@
       <w:tblPr/>
       <w:tcPr>
         <w:tcBorders>
-          <w:top w:val="single" w:color="4F81BD" w:themeColor="accent1" w:sz="8" w:space="0"/>
-          <w:left w:val="single" w:color="4F81BD" w:themeColor="accent1" w:sz="8" w:space="0"/>
-          <w:bottom w:val="single" w:color="4F81BD" w:themeColor="accent1" w:sz="8" w:space="0"/>
-          <w:right w:val="single" w:color="4F81BD" w:themeColor="accent1" w:sz="8" w:space="0"/>
+          <w:top w:val="single" w:sz="8" w:space="0" w:color="4F81BD" w:themeColor="accent1"/>
+          <w:left w:val="single" w:sz="8" w:space="0" w:color="4F81BD" w:themeColor="accent1"/>
+          <w:bottom w:val="single" w:sz="8" w:space="0" w:color="4F81BD" w:themeColor="accent1"/>
+          <w:right w:val="single" w:sz="8" w:space="0" w:color="4F81BD" w:themeColor="accent1"/>
         </w:tcBorders>
         <w:shd w:val="clear" w:color="auto" w:fill="D3DFEE" w:themeFill="accent1" w:themeFillTint="3F"/>
       </w:tcPr>
@@ -5483,11 +5370,11 @@
       <w:tblPr/>
       <w:tcPr>
         <w:tcBorders>
-          <w:top w:val="single" w:color="4F81BD" w:themeColor="accent1" w:sz="8" w:space="0"/>
-          <w:left w:val="single" w:color="4F81BD" w:themeColor="accent1" w:sz="8" w:space="0"/>
-          <w:bottom w:val="single" w:color="4F81BD" w:themeColor="accent1" w:sz="8" w:space="0"/>
-          <w:right w:val="single" w:color="4F81BD" w:themeColor="accent1" w:sz="8" w:space="0"/>
-          <w:insideV w:val="single" w:color="4F81BD" w:themeColor="accent1" w:sz="8" w:space="0"/>
+          <w:top w:val="single" w:sz="8" w:space="0" w:color="4F81BD" w:themeColor="accent1"/>
+          <w:left w:val="single" w:sz="8" w:space="0" w:color="4F81BD" w:themeColor="accent1"/>
+          <w:bottom w:val="single" w:sz="8" w:space="0" w:color="4F81BD" w:themeColor="accent1"/>
+          <w:right w:val="single" w:sz="8" w:space="0" w:color="4F81BD" w:themeColor="accent1"/>
+          <w:insideV w:val="single" w:sz="8" w:space="0" w:color="4F81BD" w:themeColor="accent1"/>
         </w:tcBorders>
         <w:shd w:val="clear" w:color="auto" w:fill="D3DFEE" w:themeFill="accent1" w:themeFillTint="3F"/>
       </w:tcPr>
@@ -5496,11 +5383,11 @@
       <w:tblPr/>
       <w:tcPr>
         <w:tcBorders>
-          <w:top w:val="single" w:color="4F81BD" w:themeColor="accent1" w:sz="8" w:space="0"/>
-          <w:left w:val="single" w:color="4F81BD" w:themeColor="accent1" w:sz="8" w:space="0"/>
-          <w:bottom w:val="single" w:color="4F81BD" w:themeColor="accent1" w:sz="8" w:space="0"/>
-          <w:right w:val="single" w:color="4F81BD" w:themeColor="accent1" w:sz="8" w:space="0"/>
-          <w:insideV w:val="single" w:color="4F81BD" w:themeColor="accent1" w:sz="8" w:space="0"/>
+          <w:top w:val="single" w:sz="8" w:space="0" w:color="4F81BD" w:themeColor="accent1"/>
+          <w:left w:val="single" w:sz="8" w:space="0" w:color="4F81BD" w:themeColor="accent1"/>
+          <w:bottom w:val="single" w:sz="8" w:space="0" w:color="4F81BD" w:themeColor="accent1"/>
+          <w:right w:val="single" w:sz="8" w:space="0" w:color="4F81BD" w:themeColor="accent1"/>
+          <w:insideV w:val="single" w:sz="8" w:space="0" w:color="4F81BD" w:themeColor="accent1"/>
         </w:tcBorders>
       </w:tcPr>
     </w:tblStylePr>
@@ -5517,12 +5404,12 @@
       <w:tblStyleRowBandSize w:val="1"/>
       <w:tblStyleColBandSize w:val="1"/>
       <w:tblBorders>
-        <w:top w:val="single" w:color="C0504D" w:themeColor="accent2" w:sz="8" w:space="0"/>
-        <w:left w:val="single" w:color="C0504D" w:themeColor="accent2" w:sz="8" w:space="0"/>
-        <w:bottom w:val="single" w:color="C0504D" w:themeColor="accent2" w:sz="8" w:space="0"/>
-        <w:right w:val="single" w:color="C0504D" w:themeColor="accent2" w:sz="8" w:space="0"/>
-        <w:insideH w:val="single" w:color="C0504D" w:themeColor="accent2" w:sz="8" w:space="0"/>
-        <w:insideV w:val="single" w:color="C0504D" w:themeColor="accent2" w:sz="8" w:space="0"/>
+        <w:top w:val="single" w:sz="8" w:space="0" w:color="C0504D" w:themeColor="accent2"/>
+        <w:left w:val="single" w:sz="8" w:space="0" w:color="C0504D" w:themeColor="accent2"/>
+        <w:bottom w:val="single" w:sz="8" w:space="0" w:color="C0504D" w:themeColor="accent2"/>
+        <w:right w:val="single" w:sz="8" w:space="0" w:color="C0504D" w:themeColor="accent2"/>
+        <w:insideH w:val="single" w:sz="8" w:space="0" w:color="C0504D" w:themeColor="accent2"/>
+        <w:insideV w:val="single" w:sz="8" w:space="0" w:color="C0504D" w:themeColor="accent2"/>
       </w:tblBorders>
     </w:tblPr>
     <w:tblStylePr w:type="firstRow">
@@ -5530,19 +5417,19 @@
         <w:spacing w:before="0" w:after="0" w:line="240" w:lineRule="auto"/>
       </w:pPr>
       <w:rPr>
-        <w:rFonts w:asciiTheme="majorHAnsi" w:hAnsiTheme="majorHAnsi" w:eastAsiaTheme="majorEastAsia" w:cstheme="majorBidi"/>
-        <w:b/>
-        <w:bCs/>
-      </w:rPr>
-      <w:tblPr/>
-      <w:tcPr>
-        <w:tcBorders>
-          <w:top w:val="single" w:color="C0504D" w:themeColor="accent2" w:sz="8" w:space="0"/>
-          <w:left w:val="single" w:color="C0504D" w:themeColor="accent2" w:sz="8" w:space="0"/>
-          <w:bottom w:val="single" w:color="C0504D" w:themeColor="accent2" w:sz="18" w:space="0"/>
-          <w:right w:val="single" w:color="C0504D" w:themeColor="accent2" w:sz="8" w:space="0"/>
-          <w:insideH w:val="nil"/>
-          <w:insideV w:val="single" w:color="C0504D" w:themeColor="accent2" w:sz="8" w:space="0"/>
+        <w:rFonts w:asciiTheme="majorHAnsi" w:eastAsiaTheme="majorEastAsia" w:hAnsiTheme="majorHAnsi" w:cstheme="majorBidi"/>
+        <w:b/>
+        <w:bCs/>
+      </w:rPr>
+      <w:tblPr/>
+      <w:tcPr>
+        <w:tcBorders>
+          <w:top w:val="single" w:sz="8" w:space="0" w:color="C0504D" w:themeColor="accent2"/>
+          <w:left w:val="single" w:sz="8" w:space="0" w:color="C0504D" w:themeColor="accent2"/>
+          <w:bottom w:val="single" w:sz="18" w:space="0" w:color="C0504D" w:themeColor="accent2"/>
+          <w:right w:val="single" w:sz="8" w:space="0" w:color="C0504D" w:themeColor="accent2"/>
+          <w:insideH w:val="nil"/>
+          <w:insideV w:val="single" w:sz="8" w:space="0" w:color="C0504D" w:themeColor="accent2"/>
         </w:tcBorders>
       </w:tcPr>
     </w:tblStylePr>
@@ -5551,42 +5438,42 @@
         <w:spacing w:before="0" w:after="0" w:line="240" w:lineRule="auto"/>
       </w:pPr>
       <w:rPr>
-        <w:rFonts w:asciiTheme="majorHAnsi" w:hAnsiTheme="majorHAnsi" w:eastAsiaTheme="majorEastAsia" w:cstheme="majorBidi"/>
-        <w:b/>
-        <w:bCs/>
-      </w:rPr>
-      <w:tblPr/>
-      <w:tcPr>
-        <w:tcBorders>
-          <w:top w:val="double" w:color="C0504D" w:themeColor="accent2" w:sz="6" w:space="0"/>
-          <w:left w:val="single" w:color="C0504D" w:themeColor="accent2" w:sz="8" w:space="0"/>
-          <w:bottom w:val="single" w:color="C0504D" w:themeColor="accent2" w:sz="8" w:space="0"/>
-          <w:right w:val="single" w:color="C0504D" w:themeColor="accent2" w:sz="8" w:space="0"/>
-          <w:insideH w:val="nil"/>
-          <w:insideV w:val="single" w:color="C0504D" w:themeColor="accent2" w:sz="8" w:space="0"/>
+        <w:rFonts w:asciiTheme="majorHAnsi" w:eastAsiaTheme="majorEastAsia" w:hAnsiTheme="majorHAnsi" w:cstheme="majorBidi"/>
+        <w:b/>
+        <w:bCs/>
+      </w:rPr>
+      <w:tblPr/>
+      <w:tcPr>
+        <w:tcBorders>
+          <w:top w:val="double" w:sz="6" w:space="0" w:color="C0504D" w:themeColor="accent2"/>
+          <w:left w:val="single" w:sz="8" w:space="0" w:color="C0504D" w:themeColor="accent2"/>
+          <w:bottom w:val="single" w:sz="8" w:space="0" w:color="C0504D" w:themeColor="accent2"/>
+          <w:right w:val="single" w:sz="8" w:space="0" w:color="C0504D" w:themeColor="accent2"/>
+          <w:insideH w:val="nil"/>
+          <w:insideV w:val="single" w:sz="8" w:space="0" w:color="C0504D" w:themeColor="accent2"/>
         </w:tcBorders>
       </w:tcPr>
     </w:tblStylePr>
     <w:tblStylePr w:type="firstCol">
       <w:rPr>
-        <w:rFonts w:asciiTheme="majorHAnsi" w:hAnsiTheme="majorHAnsi" w:eastAsiaTheme="majorEastAsia" w:cstheme="majorBidi"/>
+        <w:rFonts w:asciiTheme="majorHAnsi" w:eastAsiaTheme="majorEastAsia" w:hAnsiTheme="majorHAnsi" w:cstheme="majorBidi"/>
         <w:b/>
         <w:bCs/>
       </w:rPr>
     </w:tblStylePr>
     <w:tblStylePr w:type="lastCol">
       <w:rPr>
-        <w:rFonts w:asciiTheme="majorHAnsi" w:hAnsiTheme="majorHAnsi" w:eastAsiaTheme="majorEastAsia" w:cstheme="majorBidi"/>
-        <w:b/>
-        <w:bCs/>
-      </w:rPr>
-      <w:tblPr/>
-      <w:tcPr>
-        <w:tcBorders>
-          <w:top w:val="single" w:color="C0504D" w:themeColor="accent2" w:sz="8" w:space="0"/>
-          <w:left w:val="single" w:color="C0504D" w:themeColor="accent2" w:sz="8" w:space="0"/>
-          <w:bottom w:val="single" w:color="C0504D" w:themeColor="accent2" w:sz="8" w:space="0"/>
-          <w:right w:val="single" w:color="C0504D" w:themeColor="accent2" w:sz="8" w:space="0"/>
+        <w:rFonts w:asciiTheme="majorHAnsi" w:eastAsiaTheme="majorEastAsia" w:hAnsiTheme="majorHAnsi" w:cstheme="majorBidi"/>
+        <w:b/>
+        <w:bCs/>
+      </w:rPr>
+      <w:tblPr/>
+      <w:tcPr>
+        <w:tcBorders>
+          <w:top w:val="single" w:sz="8" w:space="0" w:color="C0504D" w:themeColor="accent2"/>
+          <w:left w:val="single" w:sz="8" w:space="0" w:color="C0504D" w:themeColor="accent2"/>
+          <w:bottom w:val="single" w:sz="8" w:space="0" w:color="C0504D" w:themeColor="accent2"/>
+          <w:right w:val="single" w:sz="8" w:space="0" w:color="C0504D" w:themeColor="accent2"/>
         </w:tcBorders>
       </w:tcPr>
     </w:tblStylePr>
@@ -5594,10 +5481,10 @@
       <w:tblPr/>
       <w:tcPr>
         <w:tcBorders>
-          <w:top w:val="single" w:color="C0504D" w:themeColor="accent2" w:sz="8" w:space="0"/>
-          <w:left w:val="single" w:color="C0504D" w:themeColor="accent2" w:sz="8" w:space="0"/>
-          <w:bottom w:val="single" w:color="C0504D" w:themeColor="accent2" w:sz="8" w:space="0"/>
-          <w:right w:val="single" w:color="C0504D" w:themeColor="accent2" w:sz="8" w:space="0"/>
+          <w:top w:val="single" w:sz="8" w:space="0" w:color="C0504D" w:themeColor="accent2"/>
+          <w:left w:val="single" w:sz="8" w:space="0" w:color="C0504D" w:themeColor="accent2"/>
+          <w:bottom w:val="single" w:sz="8" w:space="0" w:color="C0504D" w:themeColor="accent2"/>
+          <w:right w:val="single" w:sz="8" w:space="0" w:color="C0504D" w:themeColor="accent2"/>
         </w:tcBorders>
         <w:shd w:val="clear" w:color="auto" w:fill="EFD3D2" w:themeFill="accent2" w:themeFillTint="3F"/>
       </w:tcPr>
@@ -5606,11 +5493,11 @@
       <w:tblPr/>
       <w:tcPr>
         <w:tcBorders>
-          <w:top w:val="single" w:color="C0504D" w:themeColor="accent2" w:sz="8" w:space="0"/>
-          <w:left w:val="single" w:color="C0504D" w:themeColor="accent2" w:sz="8" w:space="0"/>
-          <w:bottom w:val="single" w:color="C0504D" w:themeColor="accent2" w:sz="8" w:space="0"/>
-          <w:right w:val="single" w:color="C0504D" w:themeColor="accent2" w:sz="8" w:space="0"/>
-          <w:insideV w:val="single" w:color="C0504D" w:themeColor="accent2" w:sz="8" w:space="0"/>
+          <w:top w:val="single" w:sz="8" w:space="0" w:color="C0504D" w:themeColor="accent2"/>
+          <w:left w:val="single" w:sz="8" w:space="0" w:color="C0504D" w:themeColor="accent2"/>
+          <w:bottom w:val="single" w:sz="8" w:space="0" w:color="C0504D" w:themeColor="accent2"/>
+          <w:right w:val="single" w:sz="8" w:space="0" w:color="C0504D" w:themeColor="accent2"/>
+          <w:insideV w:val="single" w:sz="8" w:space="0" w:color="C0504D" w:themeColor="accent2"/>
         </w:tcBorders>
         <w:shd w:val="clear" w:color="auto" w:fill="EFD3D2" w:themeFill="accent2" w:themeFillTint="3F"/>
       </w:tcPr>
@@ -5619,11 +5506,11 @@
       <w:tblPr/>
       <w:tcPr>
         <w:tcBorders>
-          <w:top w:val="single" w:color="C0504D" w:themeColor="accent2" w:sz="8" w:space="0"/>
-          <w:left w:val="single" w:color="C0504D" w:themeColor="accent2" w:sz="8" w:space="0"/>
-          <w:bottom w:val="single" w:color="C0504D" w:themeColor="accent2" w:sz="8" w:space="0"/>
-          <w:right w:val="single" w:color="C0504D" w:themeColor="accent2" w:sz="8" w:space="0"/>
-          <w:insideV w:val="single" w:color="C0504D" w:themeColor="accent2" w:sz="8" w:space="0"/>
+          <w:top w:val="single" w:sz="8" w:space="0" w:color="C0504D" w:themeColor="accent2"/>
+          <w:left w:val="single" w:sz="8" w:space="0" w:color="C0504D" w:themeColor="accent2"/>
+          <w:bottom w:val="single" w:sz="8" w:space="0" w:color="C0504D" w:themeColor="accent2"/>
+          <w:right w:val="single" w:sz="8" w:space="0" w:color="C0504D" w:themeColor="accent2"/>
+          <w:insideV w:val="single" w:sz="8" w:space="0" w:color="C0504D" w:themeColor="accent2"/>
         </w:tcBorders>
       </w:tcPr>
     </w:tblStylePr>
@@ -5640,12 +5527,12 @@
       <w:tblStyleRowBandSize w:val="1"/>
       <w:tblStyleColBandSize w:val="1"/>
       <w:tblBorders>
-        <w:top w:val="single" w:color="9BBB59" w:themeColor="accent3" w:sz="8" w:space="0"/>
-        <w:left w:val="single" w:color="9BBB59" w:themeColor="accent3" w:sz="8" w:space="0"/>
-        <w:bottom w:val="single" w:color="9BBB59" w:themeColor="accent3" w:sz="8" w:space="0"/>
-        <w:right w:val="single" w:color="9BBB59" w:themeColor="accent3" w:sz="8" w:space="0"/>
-        <w:insideH w:val="single" w:color="9BBB59" w:themeColor="accent3" w:sz="8" w:space="0"/>
-        <w:insideV w:val="single" w:color="9BBB59" w:themeColor="accent3" w:sz="8" w:space="0"/>
+        <w:top w:val="single" w:sz="8" w:space="0" w:color="9BBB59" w:themeColor="accent3"/>
+        <w:left w:val="single" w:sz="8" w:space="0" w:color="9BBB59" w:themeColor="accent3"/>
+        <w:bottom w:val="single" w:sz="8" w:space="0" w:color="9BBB59" w:themeColor="accent3"/>
+        <w:right w:val="single" w:sz="8" w:space="0" w:color="9BBB59" w:themeColor="accent3"/>
+        <w:insideH w:val="single" w:sz="8" w:space="0" w:color="9BBB59" w:themeColor="accent3"/>
+        <w:insideV w:val="single" w:sz="8" w:space="0" w:color="9BBB59" w:themeColor="accent3"/>
       </w:tblBorders>
     </w:tblPr>
     <w:tblStylePr w:type="firstRow">
@@ -5653,19 +5540,19 @@
         <w:spacing w:before="0" w:after="0" w:line="240" w:lineRule="auto"/>
       </w:pPr>
       <w:rPr>
-        <w:rFonts w:asciiTheme="majorHAnsi" w:hAnsiTheme="majorHAnsi" w:eastAsiaTheme="majorEastAsia" w:cstheme="majorBidi"/>
-        <w:b/>
-        <w:bCs/>
-      </w:rPr>
-      <w:tblPr/>
-      <w:tcPr>
-        <w:tcBorders>
-          <w:top w:val="single" w:color="9BBB59" w:themeColor="accent3" w:sz="8" w:space="0"/>
-          <w:left w:val="single" w:color="9BBB59" w:themeColor="accent3" w:sz="8" w:space="0"/>
-          <w:bottom w:val="single" w:color="9BBB59" w:themeColor="accent3" w:sz="18" w:space="0"/>
-          <w:right w:val="single" w:color="9BBB59" w:themeColor="accent3" w:sz="8" w:space="0"/>
-          <w:insideH w:val="nil"/>
-          <w:insideV w:val="single" w:color="9BBB59" w:themeColor="accent3" w:sz="8" w:space="0"/>
+        <w:rFonts w:asciiTheme="majorHAnsi" w:eastAsiaTheme="majorEastAsia" w:hAnsiTheme="majorHAnsi" w:cstheme="majorBidi"/>
+        <w:b/>
+        <w:bCs/>
+      </w:rPr>
+      <w:tblPr/>
+      <w:tcPr>
+        <w:tcBorders>
+          <w:top w:val="single" w:sz="8" w:space="0" w:color="9BBB59" w:themeColor="accent3"/>
+          <w:left w:val="single" w:sz="8" w:space="0" w:color="9BBB59" w:themeColor="accent3"/>
+          <w:bottom w:val="single" w:sz="18" w:space="0" w:color="9BBB59" w:themeColor="accent3"/>
+          <w:right w:val="single" w:sz="8" w:space="0" w:color="9BBB59" w:themeColor="accent3"/>
+          <w:insideH w:val="nil"/>
+          <w:insideV w:val="single" w:sz="8" w:space="0" w:color="9BBB59" w:themeColor="accent3"/>
         </w:tcBorders>
       </w:tcPr>
     </w:tblStylePr>
@@ -5674,42 +5561,42 @@
         <w:spacing w:before="0" w:after="0" w:line="240" w:lineRule="auto"/>
       </w:pPr>
       <w:rPr>
-        <w:rFonts w:asciiTheme="majorHAnsi" w:hAnsiTheme="majorHAnsi" w:eastAsiaTheme="majorEastAsia" w:cstheme="majorBidi"/>
-        <w:b/>
-        <w:bCs/>
-      </w:rPr>
-      <w:tblPr/>
-      <w:tcPr>
-        <w:tcBorders>
-          <w:top w:val="double" w:color="9BBB59" w:themeColor="accent3" w:sz="6" w:space="0"/>
-          <w:left w:val="single" w:color="9BBB59" w:themeColor="accent3" w:sz="8" w:space="0"/>
-          <w:bottom w:val="single" w:color="9BBB59" w:themeColor="accent3" w:sz="8" w:space="0"/>
-          <w:right w:val="single" w:color="9BBB59" w:themeColor="accent3" w:sz="8" w:space="0"/>
-          <w:insideH w:val="nil"/>
-          <w:insideV w:val="single" w:color="9BBB59" w:themeColor="accent3" w:sz="8" w:space="0"/>
+        <w:rFonts w:asciiTheme="majorHAnsi" w:eastAsiaTheme="majorEastAsia" w:hAnsiTheme="majorHAnsi" w:cstheme="majorBidi"/>
+        <w:b/>
+        <w:bCs/>
+      </w:rPr>
+      <w:tblPr/>
+      <w:tcPr>
+        <w:tcBorders>
+          <w:top w:val="double" w:sz="6" w:space="0" w:color="9BBB59" w:themeColor="accent3"/>
+          <w:left w:val="single" w:sz="8" w:space="0" w:color="9BBB59" w:themeColor="accent3"/>
+          <w:bottom w:val="single" w:sz="8" w:space="0" w:color="9BBB59" w:themeColor="accent3"/>
+          <w:right w:val="single" w:sz="8" w:space="0" w:color="9BBB59" w:themeColor="accent3"/>
+          <w:insideH w:val="nil"/>
+          <w:insideV w:val="single" w:sz="8" w:space="0" w:color="9BBB59" w:themeColor="accent3"/>
         </w:tcBorders>
       </w:tcPr>
     </w:tblStylePr>
     <w:tblStylePr w:type="firstCol">
       <w:rPr>
-        <w:rFonts w:asciiTheme="majorHAnsi" w:hAnsiTheme="majorHAnsi" w:eastAsiaTheme="majorEastAsia" w:cstheme="majorBidi"/>
+        <w:rFonts w:asciiTheme="majorHAnsi" w:eastAsiaTheme="majorEastAsia" w:hAnsiTheme="majorHAnsi" w:cstheme="majorBidi"/>
         <w:b/>
         <w:bCs/>
       </w:rPr>
     </w:tblStylePr>
     <w:tblStylePr w:type="lastCol">
       <w:rPr>
-        <w:rFonts w:asciiTheme="majorHAnsi" w:hAnsiTheme="majorHAnsi" w:eastAsiaTheme="majorEastAsia" w:cstheme="majorBidi"/>
-        <w:b/>
-        <w:bCs/>
-      </w:rPr>
-      <w:tblPr/>
-      <w:tcPr>
-        <w:tcBorders>
-          <w:top w:val="single" w:color="9BBB59" w:themeColor="accent3" w:sz="8" w:space="0"/>
-          <w:left w:val="single" w:color="9BBB59" w:themeColor="accent3" w:sz="8" w:space="0"/>
-          <w:bottom w:val="single" w:color="9BBB59" w:themeColor="accent3" w:sz="8" w:space="0"/>
-          <w:right w:val="single" w:color="9BBB59" w:themeColor="accent3" w:sz="8" w:space="0"/>
+        <w:rFonts w:asciiTheme="majorHAnsi" w:eastAsiaTheme="majorEastAsia" w:hAnsiTheme="majorHAnsi" w:cstheme="majorBidi"/>
+        <w:b/>
+        <w:bCs/>
+      </w:rPr>
+      <w:tblPr/>
+      <w:tcPr>
+        <w:tcBorders>
+          <w:top w:val="single" w:sz="8" w:space="0" w:color="9BBB59" w:themeColor="accent3"/>
+          <w:left w:val="single" w:sz="8" w:space="0" w:color="9BBB59" w:themeColor="accent3"/>
+          <w:bottom w:val="single" w:sz="8" w:space="0" w:color="9BBB59" w:themeColor="accent3"/>
+          <w:right w:val="single" w:sz="8" w:space="0" w:color="9BBB59" w:themeColor="accent3"/>
         </w:tcBorders>
       </w:tcPr>
     </w:tblStylePr>
@@ -5717,10 +5604,10 @@
       <w:tblPr/>
       <w:tcPr>
         <w:tcBorders>
-          <w:top w:val="single" w:color="9BBB59" w:themeColor="accent3" w:sz="8" w:space="0"/>
-          <w:left w:val="single" w:color="9BBB59" w:themeColor="accent3" w:sz="8" w:space="0"/>
-          <w:bottom w:val="single" w:color="9BBB59" w:themeColor="accent3" w:sz="8" w:space="0"/>
-          <w:right w:val="single" w:color="9BBB59" w:themeColor="accent3" w:sz="8" w:space="0"/>
+          <w:top w:val="single" w:sz="8" w:space="0" w:color="9BBB59" w:themeColor="accent3"/>
+          <w:left w:val="single" w:sz="8" w:space="0" w:color="9BBB59" w:themeColor="accent3"/>
+          <w:bottom w:val="single" w:sz="8" w:space="0" w:color="9BBB59" w:themeColor="accent3"/>
+          <w:right w:val="single" w:sz="8" w:space="0" w:color="9BBB59" w:themeColor="accent3"/>
         </w:tcBorders>
         <w:shd w:val="clear" w:color="auto" w:fill="E6EED5" w:themeFill="accent3" w:themeFillTint="3F"/>
       </w:tcPr>
@@ -5729,11 +5616,11 @@
       <w:tblPr/>
       <w:tcPr>
         <w:tcBorders>
-          <w:top w:val="single" w:color="9BBB59" w:themeColor="accent3" w:sz="8" w:space="0"/>
-          <w:left w:val="single" w:color="9BBB59" w:themeColor="accent3" w:sz="8" w:space="0"/>
-          <w:bottom w:val="single" w:color="9BBB59" w:themeColor="accent3" w:sz="8" w:space="0"/>
-          <w:right w:val="single" w:color="9BBB59" w:themeColor="accent3" w:sz="8" w:space="0"/>
-          <w:insideV w:val="single" w:color="9BBB59" w:themeColor="accent3" w:sz="8" w:space="0"/>
+          <w:top w:val="single" w:sz="8" w:space="0" w:color="9BBB59" w:themeColor="accent3"/>
+          <w:left w:val="single" w:sz="8" w:space="0" w:color="9BBB59" w:themeColor="accent3"/>
+          <w:bottom w:val="single" w:sz="8" w:space="0" w:color="9BBB59" w:themeColor="accent3"/>
+          <w:right w:val="single" w:sz="8" w:space="0" w:color="9BBB59" w:themeColor="accent3"/>
+          <w:insideV w:val="single" w:sz="8" w:space="0" w:color="9BBB59" w:themeColor="accent3"/>
         </w:tcBorders>
         <w:shd w:val="clear" w:color="auto" w:fill="E6EED5" w:themeFill="accent3" w:themeFillTint="3F"/>
       </w:tcPr>
@@ -5742,11 +5629,11 @@
       <w:tblPr/>
       <w:tcPr>
         <w:tcBorders>
-          <w:top w:val="single" w:color="9BBB59" w:themeColor="accent3" w:sz="8" w:space="0"/>
-          <w:left w:val="single" w:color="9BBB59" w:themeColor="accent3" w:sz="8" w:space="0"/>
-          <w:bottom w:val="single" w:color="9BBB59" w:themeColor="accent3" w:sz="8" w:space="0"/>
-          <w:right w:val="single" w:color="9BBB59" w:themeColor="accent3" w:sz="8" w:space="0"/>
-          <w:insideV w:val="single" w:color="9BBB59" w:themeColor="accent3" w:sz="8" w:space="0"/>
+          <w:top w:val="single" w:sz="8" w:space="0" w:color="9BBB59" w:themeColor="accent3"/>
+          <w:left w:val="single" w:sz="8" w:space="0" w:color="9BBB59" w:themeColor="accent3"/>
+          <w:bottom w:val="single" w:sz="8" w:space="0" w:color="9BBB59" w:themeColor="accent3"/>
+          <w:right w:val="single" w:sz="8" w:space="0" w:color="9BBB59" w:themeColor="accent3"/>
+          <w:insideV w:val="single" w:sz="8" w:space="0" w:color="9BBB59" w:themeColor="accent3"/>
         </w:tcBorders>
       </w:tcPr>
     </w:tblStylePr>
@@ -5763,12 +5650,12 @@
       <w:tblStyleRowBandSize w:val="1"/>
       <w:tblStyleColBandSize w:val="1"/>
       <w:tblBorders>
-        <w:top w:val="single" w:color="8064A2" w:themeColor="accent4" w:sz="8" w:space="0"/>
-        <w:left w:val="single" w:color="8064A2" w:themeColor="accent4" w:sz="8" w:space="0"/>
-        <w:bottom w:val="single" w:color="8064A2" w:themeColor="accent4" w:sz="8" w:space="0"/>
-        <w:right w:val="single" w:color="8064A2" w:themeColor="accent4" w:sz="8" w:space="0"/>
-        <w:insideH w:val="single" w:color="8064A2" w:themeColor="accent4" w:sz="8" w:space="0"/>
-        <w:insideV w:val="single" w:color="8064A2" w:themeColor="accent4" w:sz="8" w:space="0"/>
+        <w:top w:val="single" w:sz="8" w:space="0" w:color="8064A2" w:themeColor="accent4"/>
+        <w:left w:val="single" w:sz="8" w:space="0" w:color="8064A2" w:themeColor="accent4"/>
+        <w:bottom w:val="single" w:sz="8" w:space="0" w:color="8064A2" w:themeColor="accent4"/>
+        <w:right w:val="single" w:sz="8" w:space="0" w:color="8064A2" w:themeColor="accent4"/>
+        <w:insideH w:val="single" w:sz="8" w:space="0" w:color="8064A2" w:themeColor="accent4"/>
+        <w:insideV w:val="single" w:sz="8" w:space="0" w:color="8064A2" w:themeColor="accent4"/>
       </w:tblBorders>
     </w:tblPr>
     <w:tblStylePr w:type="firstRow">
@@ -5776,19 +5663,19 @@
         <w:spacing w:before="0" w:after="0" w:line="240" w:lineRule="auto"/>
       </w:pPr>
       <w:rPr>
-        <w:rFonts w:asciiTheme="majorHAnsi" w:hAnsiTheme="majorHAnsi" w:eastAsiaTheme="majorEastAsia" w:cstheme="majorBidi"/>
-        <w:b/>
-        <w:bCs/>
-      </w:rPr>
-      <w:tblPr/>
-      <w:tcPr>
-        <w:tcBorders>
-          <w:top w:val="single" w:color="8064A2" w:themeColor="accent4" w:sz="8" w:space="0"/>
-          <w:left w:val="single" w:color="8064A2" w:themeColor="accent4" w:sz="8" w:space="0"/>
-          <w:bottom w:val="single" w:color="8064A2" w:themeColor="accent4" w:sz="18" w:space="0"/>
-          <w:right w:val="single" w:color="8064A2" w:themeColor="accent4" w:sz="8" w:space="0"/>
-          <w:insideH w:val="nil"/>
-          <w:insideV w:val="single" w:color="8064A2" w:themeColor="accent4" w:sz="8" w:space="0"/>
+        <w:rFonts w:asciiTheme="majorHAnsi" w:eastAsiaTheme="majorEastAsia" w:hAnsiTheme="majorHAnsi" w:cstheme="majorBidi"/>
+        <w:b/>
+        <w:bCs/>
+      </w:rPr>
+      <w:tblPr/>
+      <w:tcPr>
+        <w:tcBorders>
+          <w:top w:val="single" w:sz="8" w:space="0" w:color="8064A2" w:themeColor="accent4"/>
+          <w:left w:val="single" w:sz="8" w:space="0" w:color="8064A2" w:themeColor="accent4"/>
+          <w:bottom w:val="single" w:sz="18" w:space="0" w:color="8064A2" w:themeColor="accent4"/>
+          <w:right w:val="single" w:sz="8" w:space="0" w:color="8064A2" w:themeColor="accent4"/>
+          <w:insideH w:val="nil"/>
+          <w:insideV w:val="single" w:sz="8" w:space="0" w:color="8064A2" w:themeColor="accent4"/>
         </w:tcBorders>
       </w:tcPr>
     </w:tblStylePr>
@@ -5797,42 +5684,42 @@
         <w:spacing w:before="0" w:after="0" w:line="240" w:lineRule="auto"/>
       </w:pPr>
       <w:rPr>
-        <w:rFonts w:asciiTheme="majorHAnsi" w:hAnsiTheme="majorHAnsi" w:eastAsiaTheme="majorEastAsia" w:cstheme="majorBidi"/>
-        <w:b/>
-        <w:bCs/>
-      </w:rPr>
-      <w:tblPr/>
-      <w:tcPr>
-        <w:tcBorders>
-          <w:top w:val="double" w:color="8064A2" w:themeColor="accent4" w:sz="6" w:space="0"/>
-          <w:left w:val="single" w:color="8064A2" w:themeColor="accent4" w:sz="8" w:space="0"/>
-          <w:bottom w:val="single" w:color="8064A2" w:themeColor="accent4" w:sz="8" w:space="0"/>
-          <w:right w:val="single" w:color="8064A2" w:themeColor="accent4" w:sz="8" w:space="0"/>
-          <w:insideH w:val="nil"/>
-          <w:insideV w:val="single" w:color="8064A2" w:themeColor="accent4" w:sz="8" w:space="0"/>
+        <w:rFonts w:asciiTheme="majorHAnsi" w:eastAsiaTheme="majorEastAsia" w:hAnsiTheme="majorHAnsi" w:cstheme="majorBidi"/>
+        <w:b/>
+        <w:bCs/>
+      </w:rPr>
+      <w:tblPr/>
+      <w:tcPr>
+        <w:tcBorders>
+          <w:top w:val="double" w:sz="6" w:space="0" w:color="8064A2" w:themeColor="accent4"/>
+          <w:left w:val="single" w:sz="8" w:space="0" w:color="8064A2" w:themeColor="accent4"/>
+          <w:bottom w:val="single" w:sz="8" w:space="0" w:color="8064A2" w:themeColor="accent4"/>
+          <w:right w:val="single" w:sz="8" w:space="0" w:color="8064A2" w:themeColor="accent4"/>
+          <w:insideH w:val="nil"/>
+          <w:insideV w:val="single" w:sz="8" w:space="0" w:color="8064A2" w:themeColor="accent4"/>
         </w:tcBorders>
       </w:tcPr>
     </w:tblStylePr>
     <w:tblStylePr w:type="firstCol">
       <w:rPr>
-        <w:rFonts w:asciiTheme="majorHAnsi" w:hAnsiTheme="majorHAnsi" w:eastAsiaTheme="majorEastAsia" w:cstheme="majorBidi"/>
+        <w:rFonts w:asciiTheme="majorHAnsi" w:eastAsiaTheme="majorEastAsia" w:hAnsiTheme="majorHAnsi" w:cstheme="majorBidi"/>
         <w:b/>
         <w:bCs/>
       </w:rPr>
     </w:tblStylePr>
     <w:tblStylePr w:type="lastCol">
       <w:rPr>
-        <w:rFonts w:asciiTheme="majorHAnsi" w:hAnsiTheme="majorHAnsi" w:eastAsiaTheme="majorEastAsia" w:cstheme="majorBidi"/>
-        <w:b/>
-        <w:bCs/>
-      </w:rPr>
-      <w:tblPr/>
-      <w:tcPr>
-        <w:tcBorders>
-          <w:top w:val="single" w:color="8064A2" w:themeColor="accent4" w:sz="8" w:space="0"/>
-          <w:left w:val="single" w:color="8064A2" w:themeColor="accent4" w:sz="8" w:space="0"/>
-          <w:bottom w:val="single" w:color="8064A2" w:themeColor="accent4" w:sz="8" w:space="0"/>
-          <w:right w:val="single" w:color="8064A2" w:themeColor="accent4" w:sz="8" w:space="0"/>
+        <w:rFonts w:asciiTheme="majorHAnsi" w:eastAsiaTheme="majorEastAsia" w:hAnsiTheme="majorHAnsi" w:cstheme="majorBidi"/>
+        <w:b/>
+        <w:bCs/>
+      </w:rPr>
+      <w:tblPr/>
+      <w:tcPr>
+        <w:tcBorders>
+          <w:top w:val="single" w:sz="8" w:space="0" w:color="8064A2" w:themeColor="accent4"/>
+          <w:left w:val="single" w:sz="8" w:space="0" w:color="8064A2" w:themeColor="accent4"/>
+          <w:bottom w:val="single" w:sz="8" w:space="0" w:color="8064A2" w:themeColor="accent4"/>
+          <w:right w:val="single" w:sz="8" w:space="0" w:color="8064A2" w:themeColor="accent4"/>
         </w:tcBorders>
       </w:tcPr>
     </w:tblStylePr>
@@ -5840,10 +5727,10 @@
       <w:tblPr/>
       <w:tcPr>
         <w:tcBorders>
-          <w:top w:val="single" w:color="8064A2" w:themeColor="accent4" w:sz="8" w:space="0"/>
-          <w:left w:val="single" w:color="8064A2" w:themeColor="accent4" w:sz="8" w:space="0"/>
-          <w:bottom w:val="single" w:color="8064A2" w:themeColor="accent4" w:sz="8" w:space="0"/>
-          <w:right w:val="single" w:color="8064A2" w:themeColor="accent4" w:sz="8" w:space="0"/>
+          <w:top w:val="single" w:sz="8" w:space="0" w:color="8064A2" w:themeColor="accent4"/>
+          <w:left w:val="single" w:sz="8" w:space="0" w:color="8064A2" w:themeColor="accent4"/>
+          <w:bottom w:val="single" w:sz="8" w:space="0" w:color="8064A2" w:themeColor="accent4"/>
+          <w:right w:val="single" w:sz="8" w:space="0" w:color="8064A2" w:themeColor="accent4"/>
         </w:tcBorders>
         <w:shd w:val="clear" w:color="auto" w:fill="DFD8E8" w:themeFill="accent4" w:themeFillTint="3F"/>
       </w:tcPr>
@@ -5852,11 +5739,11 @@
       <w:tblPr/>
       <w:tcPr>
         <w:tcBorders>
-          <w:top w:val="single" w:color="8064A2" w:themeColor="accent4" w:sz="8" w:space="0"/>
-          <w:left w:val="single" w:color="8064A2" w:themeColor="accent4" w:sz="8" w:space="0"/>
-          <w:bottom w:val="single" w:color="8064A2" w:themeColor="accent4" w:sz="8" w:space="0"/>
-          <w:right w:val="single" w:color="8064A2" w:themeColor="accent4" w:sz="8" w:space="0"/>
-          <w:insideV w:val="single" w:color="8064A2" w:themeColor="accent4" w:sz="8" w:space="0"/>
+          <w:top w:val="single" w:sz="8" w:space="0" w:color="8064A2" w:themeColor="accent4"/>
+          <w:left w:val="single" w:sz="8" w:space="0" w:color="8064A2" w:themeColor="accent4"/>
+          <w:bottom w:val="single" w:sz="8" w:space="0" w:color="8064A2" w:themeColor="accent4"/>
+          <w:right w:val="single" w:sz="8" w:space="0" w:color="8064A2" w:themeColor="accent4"/>
+          <w:insideV w:val="single" w:sz="8" w:space="0" w:color="8064A2" w:themeColor="accent4"/>
         </w:tcBorders>
         <w:shd w:val="clear" w:color="auto" w:fill="DFD8E8" w:themeFill="accent4" w:themeFillTint="3F"/>
       </w:tcPr>
@@ -5865,11 +5752,11 @@
       <w:tblPr/>
       <w:tcPr>
         <w:tcBorders>
-          <w:top w:val="single" w:color="8064A2" w:themeColor="accent4" w:sz="8" w:space="0"/>
-          <w:left w:val="single" w:color="8064A2" w:themeColor="accent4" w:sz="8" w:space="0"/>
-          <w:bottom w:val="single" w:color="8064A2" w:themeColor="accent4" w:sz="8" w:space="0"/>
-          <w:right w:val="single" w:color="8064A2" w:themeColor="accent4" w:sz="8" w:space="0"/>
-          <w:insideV w:val="single" w:color="8064A2" w:themeColor="accent4" w:sz="8" w:space="0"/>
+          <w:top w:val="single" w:sz="8" w:space="0" w:color="8064A2" w:themeColor="accent4"/>
+          <w:left w:val="single" w:sz="8" w:space="0" w:color="8064A2" w:themeColor="accent4"/>
+          <w:bottom w:val="single" w:sz="8" w:space="0" w:color="8064A2" w:themeColor="accent4"/>
+          <w:right w:val="single" w:sz="8" w:space="0" w:color="8064A2" w:themeColor="accent4"/>
+          <w:insideV w:val="single" w:sz="8" w:space="0" w:color="8064A2" w:themeColor="accent4"/>
         </w:tcBorders>
       </w:tcPr>
     </w:tblStylePr>
@@ -5886,12 +5773,12 @@
       <w:tblStyleRowBandSize w:val="1"/>
       <w:tblStyleColBandSize w:val="1"/>
       <w:tblBorders>
-        <w:top w:val="single" w:color="4BACC6" w:themeColor="accent5" w:sz="8" w:space="0"/>
-        <w:left w:val="single" w:color="4BACC6" w:themeColor="accent5" w:sz="8" w:space="0"/>
-        <w:bottom w:val="single" w:color="4BACC6" w:themeColor="accent5" w:sz="8" w:space="0"/>
-        <w:right w:val="single" w:color="4BACC6" w:themeColor="accent5" w:sz="8" w:space="0"/>
-        <w:insideH w:val="single" w:color="4BACC6" w:themeColor="accent5" w:sz="8" w:space="0"/>
-        <w:insideV w:val="single" w:color="4BACC6" w:themeColor="accent5" w:sz="8" w:space="0"/>
+        <w:top w:val="single" w:sz="8" w:space="0" w:color="4BACC6" w:themeColor="accent5"/>
+        <w:left w:val="single" w:sz="8" w:space="0" w:color="4BACC6" w:themeColor="accent5"/>
+        <w:bottom w:val="single" w:sz="8" w:space="0" w:color="4BACC6" w:themeColor="accent5"/>
+        <w:right w:val="single" w:sz="8" w:space="0" w:color="4BACC6" w:themeColor="accent5"/>
+        <w:insideH w:val="single" w:sz="8" w:space="0" w:color="4BACC6" w:themeColor="accent5"/>
+        <w:insideV w:val="single" w:sz="8" w:space="0" w:color="4BACC6" w:themeColor="accent5"/>
       </w:tblBorders>
     </w:tblPr>
     <w:tblStylePr w:type="firstRow">
@@ -5899,19 +5786,19 @@
         <w:spacing w:before="0" w:after="0" w:line="240" w:lineRule="auto"/>
       </w:pPr>
       <w:rPr>
-        <w:rFonts w:asciiTheme="majorHAnsi" w:hAnsiTheme="majorHAnsi" w:eastAsiaTheme="majorEastAsia" w:cstheme="majorBidi"/>
-        <w:b/>
-        <w:bCs/>
-      </w:rPr>
-      <w:tblPr/>
-      <w:tcPr>
-        <w:tcBorders>
-          <w:top w:val="single" w:color="4BACC6" w:themeColor="accent5" w:sz="8" w:space="0"/>
-          <w:left w:val="single" w:color="4BACC6" w:themeColor="accent5" w:sz="8" w:space="0"/>
-          <w:bottom w:val="single" w:color="4BACC6" w:themeColor="accent5" w:sz="18" w:space="0"/>
-          <w:right w:val="single" w:color="4BACC6" w:themeColor="accent5" w:sz="8" w:space="0"/>
-          <w:insideH w:val="nil"/>
-          <w:insideV w:val="single" w:color="4BACC6" w:themeColor="accent5" w:sz="8" w:space="0"/>
+        <w:rFonts w:asciiTheme="majorHAnsi" w:eastAsiaTheme="majorEastAsia" w:hAnsiTheme="majorHAnsi" w:cstheme="majorBidi"/>
+        <w:b/>
+        <w:bCs/>
+      </w:rPr>
+      <w:tblPr/>
+      <w:tcPr>
+        <w:tcBorders>
+          <w:top w:val="single" w:sz="8" w:space="0" w:color="4BACC6" w:themeColor="accent5"/>
+          <w:left w:val="single" w:sz="8" w:space="0" w:color="4BACC6" w:themeColor="accent5"/>
+          <w:bottom w:val="single" w:sz="18" w:space="0" w:color="4BACC6" w:themeColor="accent5"/>
+          <w:right w:val="single" w:sz="8" w:space="0" w:color="4BACC6" w:themeColor="accent5"/>
+          <w:insideH w:val="nil"/>
+          <w:insideV w:val="single" w:sz="8" w:space="0" w:color="4BACC6" w:themeColor="accent5"/>
         </w:tcBorders>
       </w:tcPr>
     </w:tblStylePr>
@@ -5920,42 +5807,42 @@
         <w:spacing w:before="0" w:after="0" w:line="240" w:lineRule="auto"/>
       </w:pPr>
       <w:rPr>
-        <w:rFonts w:asciiTheme="majorHAnsi" w:hAnsiTheme="majorHAnsi" w:eastAsiaTheme="majorEastAsia" w:cstheme="majorBidi"/>
-        <w:b/>
-        <w:bCs/>
-      </w:rPr>
-      <w:tblPr/>
-      <w:tcPr>
-        <w:tcBorders>
-          <w:top w:val="double" w:color="4BACC6" w:themeColor="accent5" w:sz="6" w:space="0"/>
-          <w:left w:val="single" w:color="4BACC6" w:themeColor="accent5" w:sz="8" w:space="0"/>
-          <w:bottom w:val="single" w:color="4BACC6" w:themeColor="accent5" w:sz="8" w:space="0"/>
-          <w:right w:val="single" w:color="4BACC6" w:themeColor="accent5" w:sz="8" w:space="0"/>
-          <w:insideH w:val="nil"/>
-          <w:insideV w:val="single" w:color="4BACC6" w:themeColor="accent5" w:sz="8" w:space="0"/>
+        <w:rFonts w:asciiTheme="majorHAnsi" w:eastAsiaTheme="majorEastAsia" w:hAnsiTheme="majorHAnsi" w:cstheme="majorBidi"/>
+        <w:b/>
+        <w:bCs/>
+      </w:rPr>
+      <w:tblPr/>
+      <w:tcPr>
+        <w:tcBorders>
+          <w:top w:val="double" w:sz="6" w:space="0" w:color="4BACC6" w:themeColor="accent5"/>
+          <w:left w:val="single" w:sz="8" w:space="0" w:color="4BACC6" w:themeColor="accent5"/>
+          <w:bottom w:val="single" w:sz="8" w:space="0" w:color="4BACC6" w:themeColor="accent5"/>
+          <w:right w:val="single" w:sz="8" w:space="0" w:color="4BACC6" w:themeColor="accent5"/>
+          <w:insideH w:val="nil"/>
+          <w:insideV w:val="single" w:sz="8" w:space="0" w:color="4BACC6" w:themeColor="accent5"/>
         </w:tcBorders>
       </w:tcPr>
     </w:tblStylePr>
     <w:tblStylePr w:type="firstCol">
       <w:rPr>
-        <w:rFonts w:asciiTheme="majorHAnsi" w:hAnsiTheme="majorHAnsi" w:eastAsiaTheme="majorEastAsia" w:cstheme="majorBidi"/>
+        <w:rFonts w:asciiTheme="majorHAnsi" w:eastAsiaTheme="majorEastAsia" w:hAnsiTheme="majorHAnsi" w:cstheme="majorBidi"/>
         <w:b/>
         <w:bCs/>
       </w:rPr>
     </w:tblStylePr>
     <w:tblStylePr w:type="lastCol">
       <w:rPr>
-        <w:rFonts w:asciiTheme="majorHAnsi" w:hAnsiTheme="majorHAnsi" w:eastAsiaTheme="majorEastAsia" w:cstheme="majorBidi"/>
-        <w:b/>
-        <w:bCs/>
-      </w:rPr>
-      <w:tblPr/>
-      <w:tcPr>
-        <w:tcBorders>
-          <w:top w:val="single" w:color="4BACC6" w:themeColor="accent5" w:sz="8" w:space="0"/>
-          <w:left w:val="single" w:color="4BACC6" w:themeColor="accent5" w:sz="8" w:space="0"/>
-          <w:bottom w:val="single" w:color="4BACC6" w:themeColor="accent5" w:sz="8" w:space="0"/>
-          <w:right w:val="single" w:color="4BACC6" w:themeColor="accent5" w:sz="8" w:space="0"/>
+        <w:rFonts w:asciiTheme="majorHAnsi" w:eastAsiaTheme="majorEastAsia" w:hAnsiTheme="majorHAnsi" w:cstheme="majorBidi"/>
+        <w:b/>
+        <w:bCs/>
+      </w:rPr>
+      <w:tblPr/>
+      <w:tcPr>
+        <w:tcBorders>
+          <w:top w:val="single" w:sz="8" w:space="0" w:color="4BACC6" w:themeColor="accent5"/>
+          <w:left w:val="single" w:sz="8" w:space="0" w:color="4BACC6" w:themeColor="accent5"/>
+          <w:bottom w:val="single" w:sz="8" w:space="0" w:color="4BACC6" w:themeColor="accent5"/>
+          <w:right w:val="single" w:sz="8" w:space="0" w:color="4BACC6" w:themeColor="accent5"/>
         </w:tcBorders>
       </w:tcPr>
     </w:tblStylePr>
@@ -5963,10 +5850,10 @@
       <w:tblPr/>
       <w:tcPr>
         <w:tcBorders>
-          <w:top w:val="single" w:color="4BACC6" w:themeColor="accent5" w:sz="8" w:space="0"/>
-          <w:left w:val="single" w:color="4BACC6" w:themeColor="accent5" w:sz="8" w:space="0"/>
-          <w:bottom w:val="single" w:color="4BACC6" w:themeColor="accent5" w:sz="8" w:space="0"/>
-          <w:right w:val="single" w:color="4BACC6" w:themeColor="accent5" w:sz="8" w:space="0"/>
+          <w:top w:val="single" w:sz="8" w:space="0" w:color="4BACC6" w:themeColor="accent5"/>
+          <w:left w:val="single" w:sz="8" w:space="0" w:color="4BACC6" w:themeColor="accent5"/>
+          <w:bottom w:val="single" w:sz="8" w:space="0" w:color="4BACC6" w:themeColor="accent5"/>
+          <w:right w:val="single" w:sz="8" w:space="0" w:color="4BACC6" w:themeColor="accent5"/>
         </w:tcBorders>
         <w:shd w:val="clear" w:color="auto" w:fill="D2EAF1" w:themeFill="accent5" w:themeFillTint="3F"/>
       </w:tcPr>
@@ -5975,11 +5862,11 @@
       <w:tblPr/>
       <w:tcPr>
         <w:tcBorders>
-          <w:top w:val="single" w:color="4BACC6" w:themeColor="accent5" w:sz="8" w:space="0"/>
-          <w:left w:val="single" w:color="4BACC6" w:themeColor="accent5" w:sz="8" w:space="0"/>
-          <w:bottom w:val="single" w:color="4BACC6" w:themeColor="accent5" w:sz="8" w:space="0"/>
-          <w:right w:val="single" w:color="4BACC6" w:themeColor="accent5" w:sz="8" w:space="0"/>
-          <w:insideV w:val="single" w:color="4BACC6" w:themeColor="accent5" w:sz="8" w:space="0"/>
+          <w:top w:val="single" w:sz="8" w:space="0" w:color="4BACC6" w:themeColor="accent5"/>
+          <w:left w:val="single" w:sz="8" w:space="0" w:color="4BACC6" w:themeColor="accent5"/>
+          <w:bottom w:val="single" w:sz="8" w:space="0" w:color="4BACC6" w:themeColor="accent5"/>
+          <w:right w:val="single" w:sz="8" w:space="0" w:color="4BACC6" w:themeColor="accent5"/>
+          <w:insideV w:val="single" w:sz="8" w:space="0" w:color="4BACC6" w:themeColor="accent5"/>
         </w:tcBorders>
         <w:shd w:val="clear" w:color="auto" w:fill="D2EAF1" w:themeFill="accent5" w:themeFillTint="3F"/>
       </w:tcPr>
@@ -5988,11 +5875,11 @@
       <w:tblPr/>
       <w:tcPr>
         <w:tcBorders>
-          <w:top w:val="single" w:color="4BACC6" w:themeColor="accent5" w:sz="8" w:space="0"/>
-          <w:left w:val="single" w:color="4BACC6" w:themeColor="accent5" w:sz="8" w:space="0"/>
-          <w:bottom w:val="single" w:color="4BACC6" w:themeColor="accent5" w:sz="8" w:space="0"/>
-          <w:right w:val="single" w:color="4BACC6" w:themeColor="accent5" w:sz="8" w:space="0"/>
-          <w:insideV w:val="single" w:color="4BACC6" w:themeColor="accent5" w:sz="8" w:space="0"/>
+          <w:top w:val="single" w:sz="8" w:space="0" w:color="4BACC6" w:themeColor="accent5"/>
+          <w:left w:val="single" w:sz="8" w:space="0" w:color="4BACC6" w:themeColor="accent5"/>
+          <w:bottom w:val="single" w:sz="8" w:space="0" w:color="4BACC6" w:themeColor="accent5"/>
+          <w:right w:val="single" w:sz="8" w:space="0" w:color="4BACC6" w:themeColor="accent5"/>
+          <w:insideV w:val="single" w:sz="8" w:space="0" w:color="4BACC6" w:themeColor="accent5"/>
         </w:tcBorders>
       </w:tcPr>
     </w:tblStylePr>
@@ -6009,12 +5896,12 @@
       <w:tblStyleRowBandSize w:val="1"/>
       <w:tblStyleColBandSize w:val="1"/>
       <w:tblBorders>
-        <w:top w:val="single" w:color="F79646" w:themeColor="accent6" w:sz="8" w:space="0"/>
-        <w:left w:val="single" w:color="F79646" w:themeColor="accent6" w:sz="8" w:space="0"/>
-        <w:bottom w:val="single" w:color="F79646" w:themeColor="accent6" w:sz="8" w:space="0"/>
-        <w:right w:val="single" w:color="F79646" w:themeColor="accent6" w:sz="8" w:space="0"/>
-        <w:insideH w:val="single" w:color="F79646" w:themeColor="accent6" w:sz="8" w:space="0"/>
-        <w:insideV w:val="single" w:color="F79646" w:themeColor="accent6" w:sz="8" w:space="0"/>
+        <w:top w:val="single" w:sz="8" w:space="0" w:color="F79646" w:themeColor="accent6"/>
+        <w:left w:val="single" w:sz="8" w:space="0" w:color="F79646" w:themeColor="accent6"/>
+        <w:bottom w:val="single" w:sz="8" w:space="0" w:color="F79646" w:themeColor="accent6"/>
+        <w:right w:val="single" w:sz="8" w:space="0" w:color="F79646" w:themeColor="accent6"/>
+        <w:insideH w:val="single" w:sz="8" w:space="0" w:color="F79646" w:themeColor="accent6"/>
+        <w:insideV w:val="single" w:sz="8" w:space="0" w:color="F79646" w:themeColor="accent6"/>
       </w:tblBorders>
     </w:tblPr>
     <w:tblStylePr w:type="firstRow">
@@ -6022,19 +5909,19 @@
         <w:spacing w:before="0" w:after="0" w:line="240" w:lineRule="auto"/>
       </w:pPr>
       <w:rPr>
-        <w:rFonts w:asciiTheme="majorHAnsi" w:hAnsiTheme="majorHAnsi" w:eastAsiaTheme="majorEastAsia" w:cstheme="majorBidi"/>
-        <w:b/>
-        <w:bCs/>
-      </w:rPr>
-      <w:tblPr/>
-      <w:tcPr>
-        <w:tcBorders>
-          <w:top w:val="single" w:color="F79646" w:themeColor="accent6" w:sz="8" w:space="0"/>
-          <w:left w:val="single" w:color="F79646" w:themeColor="accent6" w:sz="8" w:space="0"/>
-          <w:bottom w:val="single" w:color="F79646" w:themeColor="accent6" w:sz="18" w:space="0"/>
-          <w:right w:val="single" w:color="F79646" w:themeColor="accent6" w:sz="8" w:space="0"/>
-          <w:insideH w:val="nil"/>
-          <w:insideV w:val="single" w:color="F79646" w:themeColor="accent6" w:sz="8" w:space="0"/>
+        <w:rFonts w:asciiTheme="majorHAnsi" w:eastAsiaTheme="majorEastAsia" w:hAnsiTheme="majorHAnsi" w:cstheme="majorBidi"/>
+        <w:b/>
+        <w:bCs/>
+      </w:rPr>
+      <w:tblPr/>
+      <w:tcPr>
+        <w:tcBorders>
+          <w:top w:val="single" w:sz="8" w:space="0" w:color="F79646" w:themeColor="accent6"/>
+          <w:left w:val="single" w:sz="8" w:space="0" w:color="F79646" w:themeColor="accent6"/>
+          <w:bottom w:val="single" w:sz="18" w:space="0" w:color="F79646" w:themeColor="accent6"/>
+          <w:right w:val="single" w:sz="8" w:space="0" w:color="F79646" w:themeColor="accent6"/>
+          <w:insideH w:val="nil"/>
+          <w:insideV w:val="single" w:sz="8" w:space="0" w:color="F79646" w:themeColor="accent6"/>
         </w:tcBorders>
       </w:tcPr>
     </w:tblStylePr>
@@ -6043,42 +5930,42 @@
         <w:spacing w:before="0" w:after="0" w:line="240" w:lineRule="auto"/>
       </w:pPr>
       <w:rPr>
-        <w:rFonts w:asciiTheme="majorHAnsi" w:hAnsiTheme="majorHAnsi" w:eastAsiaTheme="majorEastAsia" w:cstheme="majorBidi"/>
-        <w:b/>
-        <w:bCs/>
-      </w:rPr>
-      <w:tblPr/>
-      <w:tcPr>
-        <w:tcBorders>
-          <w:top w:val="double" w:color="F79646" w:themeColor="accent6" w:sz="6" w:space="0"/>
-          <w:left w:val="single" w:color="F79646" w:themeColor="accent6" w:sz="8" w:space="0"/>
-          <w:bottom w:val="single" w:color="F79646" w:themeColor="accent6" w:sz="8" w:space="0"/>
-          <w:right w:val="single" w:color="F79646" w:themeColor="accent6" w:sz="8" w:space="0"/>
-          <w:insideH w:val="nil"/>
-          <w:insideV w:val="single" w:color="F79646" w:themeColor="accent6" w:sz="8" w:space="0"/>
+        <w:rFonts w:asciiTheme="majorHAnsi" w:eastAsiaTheme="majorEastAsia" w:hAnsiTheme="majorHAnsi" w:cstheme="majorBidi"/>
+        <w:b/>
+        <w:bCs/>
+      </w:rPr>
+      <w:tblPr/>
+      <w:tcPr>
+        <w:tcBorders>
+          <w:top w:val="double" w:sz="6" w:space="0" w:color="F79646" w:themeColor="accent6"/>
+          <w:left w:val="single" w:sz="8" w:space="0" w:color="F79646" w:themeColor="accent6"/>
+          <w:bottom w:val="single" w:sz="8" w:space="0" w:color="F79646" w:themeColor="accent6"/>
+          <w:right w:val="single" w:sz="8" w:space="0" w:color="F79646" w:themeColor="accent6"/>
+          <w:insideH w:val="nil"/>
+          <w:insideV w:val="single" w:sz="8" w:space="0" w:color="F79646" w:themeColor="accent6"/>
         </w:tcBorders>
       </w:tcPr>
     </w:tblStylePr>
     <w:tblStylePr w:type="firstCol">
       <w:rPr>
-        <w:rFonts w:asciiTheme="majorHAnsi" w:hAnsiTheme="majorHAnsi" w:eastAsiaTheme="majorEastAsia" w:cstheme="majorBidi"/>
+        <w:rFonts w:asciiTheme="majorHAnsi" w:eastAsiaTheme="majorEastAsia" w:hAnsiTheme="majorHAnsi" w:cstheme="majorBidi"/>
         <w:b/>
         <w:bCs/>
       </w:rPr>
     </w:tblStylePr>
     <w:tblStylePr w:type="lastCol">
       <w:rPr>
-        <w:rFonts w:asciiTheme="majorHAnsi" w:hAnsiTheme="majorHAnsi" w:eastAsiaTheme="majorEastAsia" w:cstheme="majorBidi"/>
-        <w:b/>
-        <w:bCs/>
-      </w:rPr>
-      <w:tblPr/>
-      <w:tcPr>
-        <w:tcBorders>
-          <w:top w:val="single" w:color="F79646" w:themeColor="accent6" w:sz="8" w:space="0"/>
-          <w:left w:val="single" w:color="F79646" w:themeColor="accent6" w:sz="8" w:space="0"/>
-          <w:bottom w:val="single" w:color="F79646" w:themeColor="accent6" w:sz="8" w:space="0"/>
-          <w:right w:val="single" w:color="F79646" w:themeColor="accent6" w:sz="8" w:space="0"/>
+        <w:rFonts w:asciiTheme="majorHAnsi" w:eastAsiaTheme="majorEastAsia" w:hAnsiTheme="majorHAnsi" w:cstheme="majorBidi"/>
+        <w:b/>
+        <w:bCs/>
+      </w:rPr>
+      <w:tblPr/>
+      <w:tcPr>
+        <w:tcBorders>
+          <w:top w:val="single" w:sz="8" w:space="0" w:color="F79646" w:themeColor="accent6"/>
+          <w:left w:val="single" w:sz="8" w:space="0" w:color="F79646" w:themeColor="accent6"/>
+          <w:bottom w:val="single" w:sz="8" w:space="0" w:color="F79646" w:themeColor="accent6"/>
+          <w:right w:val="single" w:sz="8" w:space="0" w:color="F79646" w:themeColor="accent6"/>
         </w:tcBorders>
       </w:tcPr>
     </w:tblStylePr>
@@ -6086,10 +5973,10 @@
       <w:tblPr/>
       <w:tcPr>
         <w:tcBorders>
-          <w:top w:val="single" w:color="F79646" w:themeColor="accent6" w:sz="8" w:space="0"/>
-          <w:left w:val="single" w:color="F79646" w:themeColor="accent6" w:sz="8" w:space="0"/>
-          <w:bottom w:val="single" w:color="F79646" w:themeColor="accent6" w:sz="8" w:space="0"/>
-          <w:right w:val="single" w:color="F79646" w:themeColor="accent6" w:sz="8" w:space="0"/>
+          <w:top w:val="single" w:sz="8" w:space="0" w:color="F79646" w:themeColor="accent6"/>
+          <w:left w:val="single" w:sz="8" w:space="0" w:color="F79646" w:themeColor="accent6"/>
+          <w:bottom w:val="single" w:sz="8" w:space="0" w:color="F79646" w:themeColor="accent6"/>
+          <w:right w:val="single" w:sz="8" w:space="0" w:color="F79646" w:themeColor="accent6"/>
         </w:tcBorders>
         <w:shd w:val="clear" w:color="auto" w:fill="FDE4D0" w:themeFill="accent6" w:themeFillTint="3F"/>
       </w:tcPr>
@@ -6098,11 +5985,11 @@
       <w:tblPr/>
       <w:tcPr>
         <w:tcBorders>
-          <w:top w:val="single" w:color="F79646" w:themeColor="accent6" w:sz="8" w:space="0"/>
-          <w:left w:val="single" w:color="F79646" w:themeColor="accent6" w:sz="8" w:space="0"/>
-          <w:bottom w:val="single" w:color="F79646" w:themeColor="accent6" w:sz="8" w:space="0"/>
-          <w:right w:val="single" w:color="F79646" w:themeColor="accent6" w:sz="8" w:space="0"/>
-          <w:insideV w:val="single" w:color="F79646" w:themeColor="accent6" w:sz="8" w:space="0"/>
+          <w:top w:val="single" w:sz="8" w:space="0" w:color="F79646" w:themeColor="accent6"/>
+          <w:left w:val="single" w:sz="8" w:space="0" w:color="F79646" w:themeColor="accent6"/>
+          <w:bottom w:val="single" w:sz="8" w:space="0" w:color="F79646" w:themeColor="accent6"/>
+          <w:right w:val="single" w:sz="8" w:space="0" w:color="F79646" w:themeColor="accent6"/>
+          <w:insideV w:val="single" w:sz="8" w:space="0" w:color="F79646" w:themeColor="accent6"/>
         </w:tcBorders>
         <w:shd w:val="clear" w:color="auto" w:fill="FDE4D0" w:themeFill="accent6" w:themeFillTint="3F"/>
       </w:tcPr>
@@ -6111,11 +5998,11 @@
       <w:tblPr/>
       <w:tcPr>
         <w:tcBorders>
-          <w:top w:val="single" w:color="F79646" w:themeColor="accent6" w:sz="8" w:space="0"/>
-          <w:left w:val="single" w:color="F79646" w:themeColor="accent6" w:sz="8" w:space="0"/>
-          <w:bottom w:val="single" w:color="F79646" w:themeColor="accent6" w:sz="8" w:space="0"/>
-          <w:right w:val="single" w:color="F79646" w:themeColor="accent6" w:sz="8" w:space="0"/>
-          <w:insideV w:val="single" w:color="F79646" w:themeColor="accent6" w:sz="8" w:space="0"/>
+          <w:top w:val="single" w:sz="8" w:space="0" w:color="F79646" w:themeColor="accent6"/>
+          <w:left w:val="single" w:sz="8" w:space="0" w:color="F79646" w:themeColor="accent6"/>
+          <w:bottom w:val="single" w:sz="8" w:space="0" w:color="F79646" w:themeColor="accent6"/>
+          <w:right w:val="single" w:sz="8" w:space="0" w:color="F79646" w:themeColor="accent6"/>
+          <w:insideV w:val="single" w:sz="8" w:space="0" w:color="F79646" w:themeColor="accent6"/>
         </w:tcBorders>
       </w:tcPr>
     </w:tblStylePr>
@@ -6132,11 +6019,11 @@
       <w:tblStyleRowBandSize w:val="1"/>
       <w:tblStyleColBandSize w:val="1"/>
       <w:tblBorders>
-        <w:top w:val="single" w:color="404040" w:themeColor="text1" w:themeTint="BF" w:sz="8" w:space="0"/>
-        <w:left w:val="single" w:color="404040" w:themeColor="text1" w:themeTint="BF" w:sz="8" w:space="0"/>
-        <w:bottom w:val="single" w:color="404040" w:themeColor="text1" w:themeTint="BF" w:sz="8" w:space="0"/>
-        <w:right w:val="single" w:color="404040" w:themeColor="text1" w:themeTint="BF" w:sz="8" w:space="0"/>
-        <w:insideH w:val="single" w:color="404040" w:themeColor="text1" w:themeTint="BF" w:sz="8" w:space="0"/>
+        <w:top w:val="single" w:sz="8" w:space="0" w:color="404040" w:themeColor="text1" w:themeTint="BF"/>
+        <w:left w:val="single" w:sz="8" w:space="0" w:color="404040" w:themeColor="text1" w:themeTint="BF"/>
+        <w:bottom w:val="single" w:sz="8" w:space="0" w:color="404040" w:themeColor="text1" w:themeTint="BF"/>
+        <w:right w:val="single" w:sz="8" w:space="0" w:color="404040" w:themeColor="text1" w:themeTint="BF"/>
+        <w:insideH w:val="single" w:sz="8" w:space="0" w:color="404040" w:themeColor="text1" w:themeTint="BF"/>
       </w:tblBorders>
     </w:tblPr>
     <w:tblStylePr w:type="firstRow">
@@ -6151,10 +6038,10 @@
       <w:tblPr/>
       <w:tcPr>
         <w:tcBorders>
-          <w:top w:val="single" w:color="404040" w:themeColor="text1" w:themeTint="BF" w:sz="8" w:space="0"/>
-          <w:left w:val="single" w:color="404040" w:themeColor="text1" w:themeTint="BF" w:sz="8" w:space="0"/>
-          <w:bottom w:val="single" w:color="404040" w:themeColor="text1" w:themeTint="BF" w:sz="8" w:space="0"/>
-          <w:right w:val="single" w:color="404040" w:themeColor="text1" w:themeTint="BF" w:sz="8" w:space="0"/>
+          <w:top w:val="single" w:sz="8" w:space="0" w:color="404040" w:themeColor="text1" w:themeTint="BF"/>
+          <w:left w:val="single" w:sz="8" w:space="0" w:color="404040" w:themeColor="text1" w:themeTint="BF"/>
+          <w:bottom w:val="single" w:sz="8" w:space="0" w:color="404040" w:themeColor="text1" w:themeTint="BF"/>
+          <w:right w:val="single" w:sz="8" w:space="0" w:color="404040" w:themeColor="text1" w:themeTint="BF"/>
           <w:insideH w:val="nil"/>
           <w:insideV w:val="nil"/>
         </w:tcBorders>
@@ -6172,10 +6059,10 @@
       <w:tblPr/>
       <w:tcPr>
         <w:tcBorders>
-          <w:top w:val="double" w:color="404040" w:themeColor="text1" w:themeTint="BF" w:sz="6" w:space="0"/>
-          <w:left w:val="single" w:color="404040" w:themeColor="text1" w:themeTint="BF" w:sz="8" w:space="0"/>
-          <w:bottom w:val="single" w:color="404040" w:themeColor="text1" w:themeTint="BF" w:sz="8" w:space="0"/>
-          <w:right w:val="single" w:color="404040" w:themeColor="text1" w:themeTint="BF" w:sz="8" w:space="0"/>
+          <w:top w:val="double" w:sz="6" w:space="0" w:color="404040" w:themeColor="text1" w:themeTint="BF"/>
+          <w:left w:val="single" w:sz="8" w:space="0" w:color="404040" w:themeColor="text1" w:themeTint="BF"/>
+          <w:bottom w:val="single" w:sz="8" w:space="0" w:color="404040" w:themeColor="text1" w:themeTint="BF"/>
+          <w:right w:val="single" w:sz="8" w:space="0" w:color="404040" w:themeColor="text1" w:themeTint="BF"/>
           <w:insideH w:val="nil"/>
           <w:insideV w:val="nil"/>
         </w:tcBorders>
@@ -6231,11 +6118,11 @@
       <w:tblStyleRowBandSize w:val="1"/>
       <w:tblStyleColBandSize w:val="1"/>
       <w:tblBorders>
-        <w:top w:val="single" w:color="7BA0CD" w:themeColor="accent1" w:themeTint="BF" w:sz="8" w:space="0"/>
-        <w:left w:val="single" w:color="7BA0CD" w:themeColor="accent1" w:themeTint="BF" w:sz="8" w:space="0"/>
-        <w:bottom w:val="single" w:color="7BA0CD" w:themeColor="accent1" w:themeTint="BF" w:sz="8" w:space="0"/>
-        <w:right w:val="single" w:color="7BA0CD" w:themeColor="accent1" w:themeTint="BF" w:sz="8" w:space="0"/>
-        <w:insideH w:val="single" w:color="7BA0CD" w:themeColor="accent1" w:themeTint="BF" w:sz="8" w:space="0"/>
+        <w:top w:val="single" w:sz="8" w:space="0" w:color="7BA0CD" w:themeColor="accent1" w:themeTint="BF"/>
+        <w:left w:val="single" w:sz="8" w:space="0" w:color="7BA0CD" w:themeColor="accent1" w:themeTint="BF"/>
+        <w:bottom w:val="single" w:sz="8" w:space="0" w:color="7BA0CD" w:themeColor="accent1" w:themeTint="BF"/>
+        <w:right w:val="single" w:sz="8" w:space="0" w:color="7BA0CD" w:themeColor="accent1" w:themeTint="BF"/>
+        <w:insideH w:val="single" w:sz="8" w:space="0" w:color="7BA0CD" w:themeColor="accent1" w:themeTint="BF"/>
       </w:tblBorders>
     </w:tblPr>
     <w:tblStylePr w:type="firstRow">
@@ -6250,10 +6137,10 @@
       <w:tblPr/>
       <w:tcPr>
         <w:tcBorders>
-          <w:top w:val="single" w:color="7BA0CD" w:themeColor="accent1" w:themeTint="BF" w:sz="8" w:space="0"/>
-          <w:left w:val="single" w:color="7BA0CD" w:themeColor="accent1" w:themeTint="BF" w:sz="8" w:space="0"/>
-          <w:bottom w:val="single" w:color="7BA0CD" w:themeColor="accent1" w:themeTint="BF" w:sz="8" w:space="0"/>
-          <w:right w:val="single" w:color="7BA0CD" w:themeColor="accent1" w:themeTint="BF" w:sz="8" w:space="0"/>
+          <w:top w:val="single" w:sz="8" w:space="0" w:color="7BA0CD" w:themeColor="accent1" w:themeTint="BF"/>
+          <w:left w:val="single" w:sz="8" w:space="0" w:color="7BA0CD" w:themeColor="accent1" w:themeTint="BF"/>
+          <w:bottom w:val="single" w:sz="8" w:space="0" w:color="7BA0CD" w:themeColor="accent1" w:themeTint="BF"/>
+          <w:right w:val="single" w:sz="8" w:space="0" w:color="7BA0CD" w:themeColor="accent1" w:themeTint="BF"/>
           <w:insideH w:val="nil"/>
           <w:insideV w:val="nil"/>
         </w:tcBorders>
@@ -6271,10 +6158,10 @@
       <w:tblPr/>
       <w:tcPr>
         <w:tcBorders>
-          <w:top w:val="double" w:color="7BA0CD" w:themeColor="accent1" w:themeTint="BF" w:sz="6" w:space="0"/>
-          <w:left w:val="single" w:color="7BA0CD" w:themeColor="accent1" w:themeTint="BF" w:sz="8" w:space="0"/>
-          <w:bottom w:val="single" w:color="7BA0CD" w:themeColor="accent1" w:themeTint="BF" w:sz="8" w:space="0"/>
-          <w:right w:val="single" w:color="7BA0CD" w:themeColor="accent1" w:themeTint="BF" w:sz="8" w:space="0"/>
+          <w:top w:val="double" w:sz="6" w:space="0" w:color="7BA0CD" w:themeColor="accent1" w:themeTint="BF"/>
+          <w:left w:val="single" w:sz="8" w:space="0" w:color="7BA0CD" w:themeColor="accent1" w:themeTint="BF"/>
+          <w:bottom w:val="single" w:sz="8" w:space="0" w:color="7BA0CD" w:themeColor="accent1" w:themeTint="BF"/>
+          <w:right w:val="single" w:sz="8" w:space="0" w:color="7BA0CD" w:themeColor="accent1" w:themeTint="BF"/>
           <w:insideH w:val="nil"/>
           <w:insideV w:val="nil"/>
         </w:tcBorders>
@@ -6330,11 +6217,11 @@
       <w:tblStyleRowBandSize w:val="1"/>
       <w:tblStyleColBandSize w:val="1"/>
       <w:tblBorders>
-        <w:top w:val="single" w:color="CF7B79" w:themeColor="accent2" w:themeTint="BF" w:sz="8" w:space="0"/>
-        <w:left w:val="single" w:color="CF7B79" w:themeColor="accent2" w:themeTint="BF" w:sz="8" w:space="0"/>
-        <w:bottom w:val="single" w:color="CF7B79" w:themeColor="accent2" w:themeTint="BF" w:sz="8" w:space="0"/>
-        <w:right w:val="single" w:color="CF7B79" w:themeColor="accent2" w:themeTint="BF" w:sz="8" w:space="0"/>
-        <w:insideH w:val="single" w:color="CF7B79" w:themeColor="accent2" w:themeTint="BF" w:sz="8" w:space="0"/>
+        <w:top w:val="single" w:sz="8" w:space="0" w:color="CF7B79" w:themeColor="accent2" w:themeTint="BF"/>
+        <w:left w:val="single" w:sz="8" w:space="0" w:color="CF7B79" w:themeColor="accent2" w:themeTint="BF"/>
+        <w:bottom w:val="single" w:sz="8" w:space="0" w:color="CF7B79" w:themeColor="accent2" w:themeTint="BF"/>
+        <w:right w:val="single" w:sz="8" w:space="0" w:color="CF7B79" w:themeColor="accent2" w:themeTint="BF"/>
+        <w:insideH w:val="single" w:sz="8" w:space="0" w:color="CF7B79" w:themeColor="accent2" w:themeTint="BF"/>
       </w:tblBorders>
     </w:tblPr>
     <w:tblStylePr w:type="firstRow">
@@ -6349,10 +6236,10 @@
       <w:tblPr/>
       <w:tcPr>
         <w:tcBorders>
-          <w:top w:val="single" w:color="CF7B79" w:themeColor="accent2" w:themeTint="BF" w:sz="8" w:space="0"/>
-          <w:left w:val="single" w:color="CF7B79" w:themeColor="accent2" w:themeTint="BF" w:sz="8" w:space="0"/>
-          <w:bottom w:val="single" w:color="CF7B79" w:themeColor="accent2" w:themeTint="BF" w:sz="8" w:space="0"/>
-          <w:right w:val="single" w:color="CF7B79" w:themeColor="accent2" w:themeTint="BF" w:sz="8" w:space="0"/>
+          <w:top w:val="single" w:sz="8" w:space="0" w:color="CF7B79" w:themeColor="accent2" w:themeTint="BF"/>
+          <w:left w:val="single" w:sz="8" w:space="0" w:color="CF7B79" w:themeColor="accent2" w:themeTint="BF"/>
+          <w:bottom w:val="single" w:sz="8" w:space="0" w:color="CF7B79" w:themeColor="accent2" w:themeTint="BF"/>
+          <w:right w:val="single" w:sz="8" w:space="0" w:color="CF7B79" w:themeColor="accent2" w:themeTint="BF"/>
           <w:insideH w:val="nil"/>
           <w:insideV w:val="nil"/>
         </w:tcBorders>
@@ -6370,10 +6257,10 @@
       <w:tblPr/>
       <w:tcPr>
         <w:tcBorders>
-          <w:top w:val="double" w:color="CF7B79" w:themeColor="accent2" w:themeTint="BF" w:sz="6" w:space="0"/>
-          <w:left w:val="single" w:color="CF7B79" w:themeColor="accent2" w:themeTint="BF" w:sz="8" w:space="0"/>
-          <w:bottom w:val="single" w:color="CF7B79" w:themeColor="accent2" w:themeTint="BF" w:sz="8" w:space="0"/>
-          <w:right w:val="single" w:color="CF7B79" w:themeColor="accent2" w:themeTint="BF" w:sz="8" w:space="0"/>
+          <w:top w:val="double" w:sz="6" w:space="0" w:color="CF7B79" w:themeColor="accent2" w:themeTint="BF"/>
+          <w:left w:val="single" w:sz="8" w:space="0" w:color="CF7B79" w:themeColor="accent2" w:themeTint="BF"/>
+          <w:bottom w:val="single" w:sz="8" w:space="0" w:color="CF7B79" w:themeColor="accent2" w:themeTint="BF"/>
+          <w:right w:val="single" w:sz="8" w:space="0" w:color="CF7B79" w:themeColor="accent2" w:themeTint="BF"/>
           <w:insideH w:val="nil"/>
           <w:insideV w:val="nil"/>
         </w:tcBorders>
@@ -6429,11 +6316,11 @@
       <w:tblStyleRowBandSize w:val="1"/>
       <w:tblStyleColBandSize w:val="1"/>
       <w:tblBorders>
-        <w:top w:val="single" w:color="B3CC82" w:themeColor="accent3" w:themeTint="BF" w:sz="8" w:space="0"/>
-        <w:left w:val="single" w:color="B3CC82" w:themeColor="accent3" w:themeTint="BF" w:sz="8" w:space="0"/>
-        <w:bottom w:val="single" w:color="B3CC82" w:themeColor="accent3" w:themeTint="BF" w:sz="8" w:space="0"/>
-        <w:right w:val="single" w:color="B3CC82" w:themeColor="accent3" w:themeTint="BF" w:sz="8" w:space="0"/>
-        <w:insideH w:val="single" w:color="B3CC82" w:themeColor="accent3" w:themeTint="BF" w:sz="8" w:space="0"/>
+        <w:top w:val="single" w:sz="8" w:space="0" w:color="B3CC82" w:themeColor="accent3" w:themeTint="BF"/>
+        <w:left w:val="single" w:sz="8" w:space="0" w:color="B3CC82" w:themeColor="accent3" w:themeTint="BF"/>
+        <w:bottom w:val="single" w:sz="8" w:space="0" w:color="B3CC82" w:themeColor="accent3" w:themeTint="BF"/>
+        <w:right w:val="single" w:sz="8" w:space="0" w:color="B3CC82" w:themeColor="accent3" w:themeTint="BF"/>
+        <w:insideH w:val="single" w:sz="8" w:space="0" w:color="B3CC82" w:themeColor="accent3" w:themeTint="BF"/>
       </w:tblBorders>
     </w:tblPr>
     <w:tblStylePr w:type="firstRow">
@@ -6448,10 +6335,10 @@
       <w:tblPr/>
       <w:tcPr>
         <w:tcBorders>
-          <w:top w:val="single" w:color="B3CC82" w:themeColor="accent3" w:themeTint="BF" w:sz="8" w:space="0"/>
-          <w:left w:val="single" w:color="B3CC82" w:themeColor="accent3" w:themeTint="BF" w:sz="8" w:space="0"/>
-          <w:bottom w:val="single" w:color="B3CC82" w:themeColor="accent3" w:themeTint="BF" w:sz="8" w:space="0"/>
-          <w:right w:val="single" w:color="B3CC82" w:themeColor="accent3" w:themeTint="BF" w:sz="8" w:space="0"/>
+          <w:top w:val="single" w:sz="8" w:space="0" w:color="B3CC82" w:themeColor="accent3" w:themeTint="BF"/>
+          <w:left w:val="single" w:sz="8" w:space="0" w:color="B3CC82" w:themeColor="accent3" w:themeTint="BF"/>
+          <w:bottom w:val="single" w:sz="8" w:space="0" w:color="B3CC82" w:themeColor="accent3" w:themeTint="BF"/>
+          <w:right w:val="single" w:sz="8" w:space="0" w:color="B3CC82" w:themeColor="accent3" w:themeTint="BF"/>
           <w:insideH w:val="nil"/>
           <w:insideV w:val="nil"/>
         </w:tcBorders>
@@ -6469,10 +6356,10 @@
       <w:tblPr/>
       <w:tcPr>
         <w:tcBorders>
-          <w:top w:val="double" w:color="B3CC82" w:themeColor="accent3" w:themeTint="BF" w:sz="6" w:space="0"/>
-          <w:left w:val="single" w:color="B3CC82" w:themeColor="accent3" w:themeTint="BF" w:sz="8" w:space="0"/>
-          <w:bottom w:val="single" w:color="B3CC82" w:themeColor="accent3" w:themeTint="BF" w:sz="8" w:space="0"/>
-          <w:right w:val="single" w:color="B3CC82" w:themeColor="accent3" w:themeTint="BF" w:sz="8" w:space="0"/>
+          <w:top w:val="double" w:sz="6" w:space="0" w:color="B3CC82" w:themeColor="accent3" w:themeTint="BF"/>
+          <w:left w:val="single" w:sz="8" w:space="0" w:color="B3CC82" w:themeColor="accent3" w:themeTint="BF"/>
+          <w:bottom w:val="single" w:sz="8" w:space="0" w:color="B3CC82" w:themeColor="accent3" w:themeTint="BF"/>
+          <w:right w:val="single" w:sz="8" w:space="0" w:color="B3CC82" w:themeColor="accent3" w:themeTint="BF"/>
           <w:insideH w:val="nil"/>
           <w:insideV w:val="nil"/>
         </w:tcBorders>
@@ -6528,11 +6415,11 @@
       <w:tblStyleRowBandSize w:val="1"/>
       <w:tblStyleColBandSize w:val="1"/>
       <w:tblBorders>
-        <w:top w:val="single" w:color="9F8AB9" w:themeColor="accent4" w:themeTint="BF" w:sz="8" w:space="0"/>
-        <w:left w:val="single" w:color="9F8AB9" w:themeColor="accent4" w:themeTint="BF" w:sz="8" w:space="0"/>
-        <w:bottom w:val="single" w:color="9F8AB9" w:themeColor="accent4" w:themeTint="BF" w:sz="8" w:space="0"/>
-        <w:right w:val="single" w:color="9F8AB9" w:themeColor="accent4" w:themeTint="BF" w:sz="8" w:space="0"/>
-        <w:insideH w:val="single" w:color="9F8AB9" w:themeColor="accent4" w:themeTint="BF" w:sz="8" w:space="0"/>
+        <w:top w:val="single" w:sz="8" w:space="0" w:color="9F8AB9" w:themeColor="accent4" w:themeTint="BF"/>
+        <w:left w:val="single" w:sz="8" w:space="0" w:color="9F8AB9" w:themeColor="accent4" w:themeTint="BF"/>
+        <w:bottom w:val="single" w:sz="8" w:space="0" w:color="9F8AB9" w:themeColor="accent4" w:themeTint="BF"/>
+        <w:right w:val="single" w:sz="8" w:space="0" w:color="9F8AB9" w:themeColor="accent4" w:themeTint="BF"/>
+        <w:insideH w:val="single" w:sz="8" w:space="0" w:color="9F8AB9" w:themeColor="accent4" w:themeTint="BF"/>
       </w:tblBorders>
     </w:tblPr>
     <w:tblStylePr w:type="firstRow">
@@ -6547,10 +6434,10 @@
       <w:tblPr/>
       <w:tcPr>
         <w:tcBorders>
-          <w:top w:val="single" w:color="9F8AB9" w:themeColor="accent4" w:themeTint="BF" w:sz="8" w:space="0"/>
-          <w:left w:val="single" w:color="9F8AB9" w:themeColor="accent4" w:themeTint="BF" w:sz="8" w:space="0"/>
-          <w:bottom w:val="single" w:color="9F8AB9" w:themeColor="accent4" w:themeTint="BF" w:sz="8" w:space="0"/>
-          <w:right w:val="single" w:color="9F8AB9" w:themeColor="accent4" w:themeTint="BF" w:sz="8" w:space="0"/>
+          <w:top w:val="single" w:sz="8" w:space="0" w:color="9F8AB9" w:themeColor="accent4" w:themeTint="BF"/>
+          <w:left w:val="single" w:sz="8" w:space="0" w:color="9F8AB9" w:themeColor="accent4" w:themeTint="BF"/>
+          <w:bottom w:val="single" w:sz="8" w:space="0" w:color="9F8AB9" w:themeColor="accent4" w:themeTint="BF"/>
+          <w:right w:val="single" w:sz="8" w:space="0" w:color="9F8AB9" w:themeColor="accent4" w:themeTint="BF"/>
           <w:insideH w:val="nil"/>
           <w:insideV w:val="nil"/>
         </w:tcBorders>
@@ -6568,10 +6455,10 @@
       <w:tblPr/>
       <w:tcPr>
         <w:tcBorders>
-          <w:top w:val="double" w:color="9F8AB9" w:themeColor="accent4" w:themeTint="BF" w:sz="6" w:space="0"/>
-          <w:left w:val="single" w:color="9F8AB9" w:themeColor="accent4" w:themeTint="BF" w:sz="8" w:space="0"/>
-          <w:bottom w:val="single" w:color="9F8AB9" w:themeColor="accent4" w:themeTint="BF" w:sz="8" w:space="0"/>
-          <w:right w:val="single" w:color="9F8AB9" w:themeColor="accent4" w:themeTint="BF" w:sz="8" w:space="0"/>
+          <w:top w:val="double" w:sz="6" w:space="0" w:color="9F8AB9" w:themeColor="accent4" w:themeTint="BF"/>
+          <w:left w:val="single" w:sz="8" w:space="0" w:color="9F8AB9" w:themeColor="accent4" w:themeTint="BF"/>
+          <w:bottom w:val="single" w:sz="8" w:space="0" w:color="9F8AB9" w:themeColor="accent4" w:themeTint="BF"/>
+          <w:right w:val="single" w:sz="8" w:space="0" w:color="9F8AB9" w:themeColor="accent4" w:themeTint="BF"/>
           <w:insideH w:val="nil"/>
           <w:insideV w:val="nil"/>
         </w:tcBorders>
@@ -6627,11 +6514,11 @@
       <w:tblStyleRowBandSize w:val="1"/>
       <w:tblStyleColBandSize w:val="1"/>
       <w:tblBorders>
-        <w:top w:val="single" w:color="78C0D4" w:themeColor="accent5" w:themeTint="BF" w:sz="8" w:space="0"/>
-        <w:left w:val="single" w:color="78C0D4" w:themeColor="accent5" w:themeTint="BF" w:sz="8" w:space="0"/>
-        <w:bottom w:val="single" w:color="78C0D4" w:themeColor="accent5" w:themeTint="BF" w:sz="8" w:space="0"/>
-        <w:right w:val="single" w:color="78C0D4" w:themeColor="accent5" w:themeTint="BF" w:sz="8" w:space="0"/>
-        <w:insideH w:val="single" w:color="78C0D4" w:themeColor="accent5" w:themeTint="BF" w:sz="8" w:space="0"/>
+        <w:top w:val="single" w:sz="8" w:space="0" w:color="78C0D4" w:themeColor="accent5" w:themeTint="BF"/>
+        <w:left w:val="single" w:sz="8" w:space="0" w:color="78C0D4" w:themeColor="accent5" w:themeTint="BF"/>
+        <w:bottom w:val="single" w:sz="8" w:space="0" w:color="78C0D4" w:themeColor="accent5" w:themeTint="BF"/>
+        <w:right w:val="single" w:sz="8" w:space="0" w:color="78C0D4" w:themeColor="accent5" w:themeTint="BF"/>
+        <w:insideH w:val="single" w:sz="8" w:space="0" w:color="78C0D4" w:themeColor="accent5" w:themeTint="BF"/>
       </w:tblBorders>
     </w:tblPr>
     <w:tblStylePr w:type="firstRow">
@@ -6646,10 +6533,10 @@
       <w:tblPr/>
       <w:tcPr>
         <w:tcBorders>
-          <w:top w:val="single" w:color="78C0D4" w:themeColor="accent5" w:themeTint="BF" w:sz="8" w:space="0"/>
-          <w:left w:val="single" w:color="78C0D4" w:themeColor="accent5" w:themeTint="BF" w:sz="8" w:space="0"/>
-          <w:bottom w:val="single" w:color="78C0D4" w:themeColor="accent5" w:themeTint="BF" w:sz="8" w:space="0"/>
-          <w:right w:val="single" w:color="78C0D4" w:themeColor="accent5" w:themeTint="BF" w:sz="8" w:space="0"/>
+          <w:top w:val="single" w:sz="8" w:space="0" w:color="78C0D4" w:themeColor="accent5" w:themeTint="BF"/>
+          <w:left w:val="single" w:sz="8" w:space="0" w:color="78C0D4" w:themeColor="accent5" w:themeTint="BF"/>
+          <w:bottom w:val="single" w:sz="8" w:space="0" w:color="78C0D4" w:themeColor="accent5" w:themeTint="BF"/>
+          <w:right w:val="single" w:sz="8" w:space="0" w:color="78C0D4" w:themeColor="accent5" w:themeTint="BF"/>
           <w:insideH w:val="nil"/>
           <w:insideV w:val="nil"/>
         </w:tcBorders>
@@ -6667,10 +6554,10 @@
       <w:tblPr/>
       <w:tcPr>
         <w:tcBorders>
-          <w:top w:val="double" w:color="78C0D4" w:themeColor="accent5" w:themeTint="BF" w:sz="6" w:space="0"/>
-          <w:left w:val="single" w:color="78C0D4" w:themeColor="accent5" w:themeTint="BF" w:sz="8" w:space="0"/>
-          <w:bottom w:val="single" w:color="78C0D4" w:themeColor="accent5" w:themeTint="BF" w:sz="8" w:space="0"/>
-          <w:right w:val="single" w:color="78C0D4" w:themeColor="accent5" w:themeTint="BF" w:sz="8" w:space="0"/>
+          <w:top w:val="double" w:sz="6" w:space="0" w:color="78C0D4" w:themeColor="accent5" w:themeTint="BF"/>
+          <w:left w:val="single" w:sz="8" w:space="0" w:color="78C0D4" w:themeColor="accent5" w:themeTint="BF"/>
+          <w:bottom w:val="single" w:sz="8" w:space="0" w:color="78C0D4" w:themeColor="accent5" w:themeTint="BF"/>
+          <w:right w:val="single" w:sz="8" w:space="0" w:color="78C0D4" w:themeColor="accent5" w:themeTint="BF"/>
           <w:insideH w:val="nil"/>
           <w:insideV w:val="nil"/>
         </w:tcBorders>
@@ -6726,11 +6613,11 @@
       <w:tblStyleRowBandSize w:val="1"/>
       <w:tblStyleColBandSize w:val="1"/>
       <w:tblBorders>
-        <w:top w:val="single" w:color="F9B074" w:themeColor="accent6" w:themeTint="BF" w:sz="8" w:space="0"/>
-        <w:left w:val="single" w:color="F9B074" w:themeColor="accent6" w:themeTint="BF" w:sz="8" w:space="0"/>
-        <w:bottom w:val="single" w:color="F9B074" w:themeColor="accent6" w:themeTint="BF" w:sz="8" w:space="0"/>
-        <w:right w:val="single" w:color="F9B074" w:themeColor="accent6" w:themeTint="BF" w:sz="8" w:space="0"/>
-        <w:insideH w:val="single" w:color="F9B074" w:themeColor="accent6" w:themeTint="BF" w:sz="8" w:space="0"/>
+        <w:top w:val="single" w:sz="8" w:space="0" w:color="F9B074" w:themeColor="accent6" w:themeTint="BF"/>
+        <w:left w:val="single" w:sz="8" w:space="0" w:color="F9B074" w:themeColor="accent6" w:themeTint="BF"/>
+        <w:bottom w:val="single" w:sz="8" w:space="0" w:color="F9B074" w:themeColor="accent6" w:themeTint="BF"/>
+        <w:right w:val="single" w:sz="8" w:space="0" w:color="F9B074" w:themeColor="accent6" w:themeTint="BF"/>
+        <w:insideH w:val="single" w:sz="8" w:space="0" w:color="F9B074" w:themeColor="accent6" w:themeTint="BF"/>
       </w:tblBorders>
     </w:tblPr>
     <w:tblStylePr w:type="firstRow">
@@ -6745,10 +6632,10 @@
       <w:tblPr/>
       <w:tcPr>
         <w:tcBorders>
-          <w:top w:val="single" w:color="F9B074" w:themeColor="accent6" w:themeTint="BF" w:sz="8" w:space="0"/>
-          <w:left w:val="single" w:color="F9B074" w:themeColor="accent6" w:themeTint="BF" w:sz="8" w:space="0"/>
-          <w:bottom w:val="single" w:color="F9B074" w:themeColor="accent6" w:themeTint="BF" w:sz="8" w:space="0"/>
-          <w:right w:val="single" w:color="F9B074" w:themeColor="accent6" w:themeTint="BF" w:sz="8" w:space="0"/>
+          <w:top w:val="single" w:sz="8" w:space="0" w:color="F9B074" w:themeColor="accent6" w:themeTint="BF"/>
+          <w:left w:val="single" w:sz="8" w:space="0" w:color="F9B074" w:themeColor="accent6" w:themeTint="BF"/>
+          <w:bottom w:val="single" w:sz="8" w:space="0" w:color="F9B074" w:themeColor="accent6" w:themeTint="BF"/>
+          <w:right w:val="single" w:sz="8" w:space="0" w:color="F9B074" w:themeColor="accent6" w:themeTint="BF"/>
           <w:insideH w:val="nil"/>
           <w:insideV w:val="nil"/>
         </w:tcBorders>
@@ -6766,10 +6653,10 @@
       <w:tblPr/>
       <w:tcPr>
         <w:tcBorders>
-          <w:top w:val="double" w:color="F9B074" w:themeColor="accent6" w:themeTint="BF" w:sz="6" w:space="0"/>
-          <w:left w:val="single" w:color="F9B074" w:themeColor="accent6" w:themeTint="BF" w:sz="8" w:space="0"/>
-          <w:bottom w:val="single" w:color="F9B074" w:themeColor="accent6" w:themeTint="BF" w:sz="8" w:space="0"/>
-          <w:right w:val="single" w:color="F9B074" w:themeColor="accent6" w:themeTint="BF" w:sz="8" w:space="0"/>
+          <w:top w:val="double" w:sz="6" w:space="0" w:color="F9B074" w:themeColor="accent6" w:themeTint="BF"/>
+          <w:left w:val="single" w:sz="8" w:space="0" w:color="F9B074" w:themeColor="accent6" w:themeTint="BF"/>
+          <w:bottom w:val="single" w:sz="8" w:space="0" w:color="F9B074" w:themeColor="accent6" w:themeTint="BF"/>
+          <w:right w:val="single" w:sz="8" w:space="0" w:color="F9B074" w:themeColor="accent6" w:themeTint="BF"/>
           <w:insideH w:val="nil"/>
           <w:insideV w:val="nil"/>
         </w:tcBorders>
@@ -6825,8 +6712,8 @@
       <w:tblStyleRowBandSize w:val="1"/>
       <w:tblStyleColBandSize w:val="1"/>
       <w:tblBorders>
-        <w:top w:val="single" w:color="auto" w:sz="18" w:space="0"/>
-        <w:bottom w:val="single" w:color="auto" w:sz="18" w:space="0"/>
+        <w:top w:val="single" w:sz="18" w:space="0" w:color="auto"/>
+        <w:bottom w:val="single" w:sz="18" w:space="0" w:color="auto"/>
       </w:tblBorders>
     </w:tblPr>
     <w:tblStylePr w:type="firstRow">
@@ -6841,9 +6728,9 @@
       <w:tblPr/>
       <w:tcPr>
         <w:tcBorders>
-          <w:top w:val="single" w:color="auto" w:sz="18" w:space="0"/>
-          <w:left w:val="nil"/>
-          <w:bottom w:val="single" w:color="auto" w:sz="18" w:space="0"/>
+          <w:top w:val="single" w:sz="18" w:space="0" w:color="auto"/>
+          <w:left w:val="nil"/>
+          <w:bottom w:val="single" w:sz="18" w:space="0" w:color="auto"/>
           <w:right w:val="nil"/>
           <w:insideH w:val="nil"/>
           <w:insideV w:val="nil"/>
@@ -6861,9 +6748,9 @@
       <w:tblPr/>
       <w:tcPr>
         <w:tcBorders>
-          <w:top w:val="double" w:color="auto" w:sz="6" w:space="0"/>
-          <w:left w:val="nil"/>
-          <w:bottom w:val="single" w:color="auto" w:sz="18" w:space="0"/>
+          <w:top w:val="double" w:sz="6" w:space="0" w:color="auto"/>
+          <w:left w:val="nil"/>
+          <w:bottom w:val="single" w:sz="18" w:space="0" w:color="auto"/>
           <w:right w:val="nil"/>
           <w:insideH w:val="nil"/>
           <w:insideV w:val="nil"/>
@@ -6882,7 +6769,7 @@
         <w:tcBorders>
           <w:top w:val="nil"/>
           <w:left w:val="nil"/>
-          <w:bottom w:val="single" w:color="auto" w:sz="18" w:space="0"/>
+          <w:bottom w:val="single" w:sz="18" w:space="0" w:color="auto"/>
           <w:right w:val="nil"/>
           <w:insideH w:val="nil"/>
           <w:insideV w:val="nil"/>
@@ -6929,9 +6816,9 @@
       <w:tblPr/>
       <w:tcPr>
         <w:tcBorders>
-          <w:top w:val="single" w:color="auto" w:sz="18" w:space="0"/>
-          <w:left w:val="nil"/>
-          <w:bottom w:val="single" w:color="auto" w:sz="18" w:space="0"/>
+          <w:top w:val="single" w:sz="18" w:space="0" w:color="auto"/>
+          <w:left w:val="nil"/>
+          <w:bottom w:val="single" w:sz="18" w:space="0" w:color="auto"/>
           <w:right w:val="nil"/>
           <w:insideH w:val="nil"/>
           <w:insideV w:val="nil"/>
@@ -6945,9 +6832,9 @@
       <w:tblPr/>
       <w:tcPr>
         <w:tcBorders>
-          <w:top w:val="single" w:color="auto" w:sz="18" w:space="0"/>
-          <w:left w:val="nil"/>
-          <w:bottom w:val="single" w:color="auto" w:sz="18" w:space="0"/>
+          <w:top w:val="single" w:sz="18" w:space="0" w:color="auto"/>
+          <w:left w:val="nil"/>
+          <w:bottom w:val="single" w:sz="18" w:space="0" w:color="auto"/>
           <w:right w:val="nil"/>
           <w:insideH w:val="nil"/>
           <w:insideV w:val="nil"/>
@@ -6967,8 +6854,8 @@
       <w:tblStyleRowBandSize w:val="1"/>
       <w:tblStyleColBandSize w:val="1"/>
       <w:tblBorders>
-        <w:top w:val="single" w:color="auto" w:sz="18" w:space="0"/>
-        <w:bottom w:val="single" w:color="auto" w:sz="18" w:space="0"/>
+        <w:top w:val="single" w:sz="18" w:space="0" w:color="auto"/>
+        <w:bottom w:val="single" w:sz="18" w:space="0" w:color="auto"/>
       </w:tblBorders>
     </w:tblPr>
     <w:tblStylePr w:type="firstRow">
@@ -6983,9 +6870,9 @@
       <w:tblPr/>
       <w:tcPr>
         <w:tcBorders>
-          <w:top w:val="single" w:color="auto" w:sz="18" w:space="0"/>
-          <w:left w:val="nil"/>
-          <w:bottom w:val="single" w:color="auto" w:sz="18" w:space="0"/>
+          <w:top w:val="single" w:sz="18" w:space="0" w:color="auto"/>
+          <w:left w:val="nil"/>
+          <w:bottom w:val="single" w:sz="18" w:space="0" w:color="auto"/>
           <w:right w:val="nil"/>
           <w:insideH w:val="nil"/>
           <w:insideV w:val="nil"/>
@@ -7003,9 +6890,9 @@
       <w:tblPr/>
       <w:tcPr>
         <w:tcBorders>
-          <w:top w:val="double" w:color="auto" w:sz="6" w:space="0"/>
-          <w:left w:val="nil"/>
-          <w:bottom w:val="single" w:color="auto" w:sz="18" w:space="0"/>
+          <w:top w:val="double" w:sz="6" w:space="0" w:color="auto"/>
+          <w:left w:val="nil"/>
+          <w:bottom w:val="single" w:sz="18" w:space="0" w:color="auto"/>
           <w:right w:val="nil"/>
           <w:insideH w:val="nil"/>
           <w:insideV w:val="nil"/>
@@ -7024,7 +6911,7 @@
         <w:tcBorders>
           <w:top w:val="nil"/>
           <w:left w:val="nil"/>
-          <w:bottom w:val="single" w:color="auto" w:sz="18" w:space="0"/>
+          <w:bottom w:val="single" w:sz="18" w:space="0" w:color="auto"/>
           <w:right w:val="nil"/>
           <w:insideH w:val="nil"/>
           <w:insideV w:val="nil"/>
@@ -7071,9 +6958,9 @@
       <w:tblPr/>
       <w:tcPr>
         <w:tcBorders>
-          <w:top w:val="single" w:color="auto" w:sz="18" w:space="0"/>
-          <w:left w:val="nil"/>
-          <w:bottom w:val="single" w:color="auto" w:sz="18" w:space="0"/>
+          <w:top w:val="single" w:sz="18" w:space="0" w:color="auto"/>
+          <w:left w:val="nil"/>
+          <w:bottom w:val="single" w:sz="18" w:space="0" w:color="auto"/>
           <w:right w:val="nil"/>
           <w:insideH w:val="nil"/>
           <w:insideV w:val="nil"/>
@@ -7087,9 +6974,9 @@
       <w:tblPr/>
       <w:tcPr>
         <w:tcBorders>
-          <w:top w:val="single" w:color="auto" w:sz="18" w:space="0"/>
-          <w:left w:val="nil"/>
-          <w:bottom w:val="single" w:color="auto" w:sz="18" w:space="0"/>
+          <w:top w:val="single" w:sz="18" w:space="0" w:color="auto"/>
+          <w:left w:val="nil"/>
+          <w:bottom w:val="single" w:sz="18" w:space="0" w:color="auto"/>
           <w:right w:val="nil"/>
           <w:insideH w:val="nil"/>
           <w:insideV w:val="nil"/>
@@ -7109,8 +6996,8 @@
       <w:tblStyleRowBandSize w:val="1"/>
       <w:tblStyleColBandSize w:val="1"/>
       <w:tblBorders>
-        <w:top w:val="single" w:color="auto" w:sz="18" w:space="0"/>
-        <w:bottom w:val="single" w:color="auto" w:sz="18" w:space="0"/>
+        <w:top w:val="single" w:sz="18" w:space="0" w:color="auto"/>
+        <w:bottom w:val="single" w:sz="18" w:space="0" w:color="auto"/>
       </w:tblBorders>
     </w:tblPr>
     <w:tblStylePr w:type="firstRow">
@@ -7125,9 +7012,9 @@
       <w:tblPr/>
       <w:tcPr>
         <w:tcBorders>
-          <w:top w:val="single" w:color="auto" w:sz="18" w:space="0"/>
-          <w:left w:val="nil"/>
-          <w:bottom w:val="single" w:color="auto" w:sz="18" w:space="0"/>
+          <w:top w:val="single" w:sz="18" w:space="0" w:color="auto"/>
+          <w:left w:val="nil"/>
+          <w:bottom w:val="single" w:sz="18" w:space="0" w:color="auto"/>
           <w:right w:val="nil"/>
           <w:insideH w:val="nil"/>
           <w:insideV w:val="nil"/>
@@ -7145,9 +7032,9 @@
       <w:tblPr/>
       <w:tcPr>
         <w:tcBorders>
-          <w:top w:val="double" w:color="auto" w:sz="6" w:space="0"/>
-          <w:left w:val="nil"/>
-          <w:bottom w:val="single" w:color="auto" w:sz="18" w:space="0"/>
+          <w:top w:val="double" w:sz="6" w:space="0" w:color="auto"/>
+          <w:left w:val="nil"/>
+          <w:bottom w:val="single" w:sz="18" w:space="0" w:color="auto"/>
           <w:right w:val="nil"/>
           <w:insideH w:val="nil"/>
           <w:insideV w:val="nil"/>
@@ -7166,7 +7053,7 @@
         <w:tcBorders>
           <w:top w:val="nil"/>
           <w:left w:val="nil"/>
-          <w:bottom w:val="single" w:color="auto" w:sz="18" w:space="0"/>
+          <w:bottom w:val="single" w:sz="18" w:space="0" w:color="auto"/>
           <w:right w:val="nil"/>
           <w:insideH w:val="nil"/>
           <w:insideV w:val="nil"/>
@@ -7213,9 +7100,9 @@
       <w:tblPr/>
       <w:tcPr>
         <w:tcBorders>
-          <w:top w:val="single" w:color="auto" w:sz="18" w:space="0"/>
-          <w:left w:val="nil"/>
-          <w:bottom w:val="single" w:color="auto" w:sz="18" w:space="0"/>
+          <w:top w:val="single" w:sz="18" w:space="0" w:color="auto"/>
+          <w:left w:val="nil"/>
+          <w:bottom w:val="single" w:sz="18" w:space="0" w:color="auto"/>
           <w:right w:val="nil"/>
           <w:insideH w:val="nil"/>
           <w:insideV w:val="nil"/>
@@ -7229,9 +7116,9 @@
       <w:tblPr/>
       <w:tcPr>
         <w:tcBorders>
-          <w:top w:val="single" w:color="auto" w:sz="18" w:space="0"/>
-          <w:left w:val="nil"/>
-          <w:bottom w:val="single" w:color="auto" w:sz="18" w:space="0"/>
+          <w:top w:val="single" w:sz="18" w:space="0" w:color="auto"/>
+          <w:left w:val="nil"/>
+          <w:bottom w:val="single" w:sz="18" w:space="0" w:color="auto"/>
           <w:right w:val="nil"/>
           <w:insideH w:val="nil"/>
           <w:insideV w:val="nil"/>
@@ -7251,8 +7138,8 @@
       <w:tblStyleRowBandSize w:val="1"/>
       <w:tblStyleColBandSize w:val="1"/>
       <w:tblBorders>
-        <w:top w:val="single" w:color="auto" w:sz="18" w:space="0"/>
-        <w:bottom w:val="single" w:color="auto" w:sz="18" w:space="0"/>
+        <w:top w:val="single" w:sz="18" w:space="0" w:color="auto"/>
+        <w:bottom w:val="single" w:sz="18" w:space="0" w:color="auto"/>
       </w:tblBorders>
     </w:tblPr>
     <w:tblStylePr w:type="firstRow">
@@ -7267,9 +7154,9 @@
       <w:tblPr/>
       <w:tcPr>
         <w:tcBorders>
-          <w:top w:val="single" w:color="auto" w:sz="18" w:space="0"/>
-          <w:left w:val="nil"/>
-          <w:bottom w:val="single" w:color="auto" w:sz="18" w:space="0"/>
+          <w:top w:val="single" w:sz="18" w:space="0" w:color="auto"/>
+          <w:left w:val="nil"/>
+          <w:bottom w:val="single" w:sz="18" w:space="0" w:color="auto"/>
           <w:right w:val="nil"/>
           <w:insideH w:val="nil"/>
           <w:insideV w:val="nil"/>
@@ -7287,9 +7174,9 @@
       <w:tblPr/>
       <w:tcPr>
         <w:tcBorders>
-          <w:top w:val="double" w:color="auto" w:sz="6" w:space="0"/>
-          <w:left w:val="nil"/>
-          <w:bottom w:val="single" w:color="auto" w:sz="18" w:space="0"/>
+          <w:top w:val="double" w:sz="6" w:space="0" w:color="auto"/>
+          <w:left w:val="nil"/>
+          <w:bottom w:val="single" w:sz="18" w:space="0" w:color="auto"/>
           <w:right w:val="nil"/>
           <w:insideH w:val="nil"/>
           <w:insideV w:val="nil"/>
@@ -7308,7 +7195,7 @@
         <w:tcBorders>
           <w:top w:val="nil"/>
           <w:left w:val="nil"/>
-          <w:bottom w:val="single" w:color="auto" w:sz="18" w:space="0"/>
+          <w:bottom w:val="single" w:sz="18" w:space="0" w:color="auto"/>
           <w:right w:val="nil"/>
           <w:insideH w:val="nil"/>
           <w:insideV w:val="nil"/>
@@ -7355,9 +7242,9 @@
       <w:tblPr/>
       <w:tcPr>
         <w:tcBorders>
-          <w:top w:val="single" w:color="auto" w:sz="18" w:space="0"/>
-          <w:left w:val="nil"/>
-          <w:bottom w:val="single" w:color="auto" w:sz="18" w:space="0"/>
+          <w:top w:val="single" w:sz="18" w:space="0" w:color="auto"/>
+          <w:left w:val="nil"/>
+          <w:bottom w:val="single" w:sz="18" w:space="0" w:color="auto"/>
           <w:right w:val="nil"/>
           <w:insideH w:val="nil"/>
           <w:insideV w:val="nil"/>
@@ -7371,9 +7258,9 @@
       <w:tblPr/>
       <w:tcPr>
         <w:tcBorders>
-          <w:top w:val="single" w:color="auto" w:sz="18" w:space="0"/>
-          <w:left w:val="nil"/>
-          <w:bottom w:val="single" w:color="auto" w:sz="18" w:space="0"/>
+          <w:top w:val="single" w:sz="18" w:space="0" w:color="auto"/>
+          <w:left w:val="nil"/>
+          <w:bottom w:val="single" w:sz="18" w:space="0" w:color="auto"/>
           <w:right w:val="nil"/>
           <w:insideH w:val="nil"/>
           <w:insideV w:val="nil"/>
@@ -7393,8 +7280,8 @@
       <w:tblStyleRowBandSize w:val="1"/>
       <w:tblStyleColBandSize w:val="1"/>
       <w:tblBorders>
-        <w:top w:val="single" w:color="auto" w:sz="18" w:space="0"/>
-        <w:bottom w:val="single" w:color="auto" w:sz="18" w:space="0"/>
+        <w:top w:val="single" w:sz="18" w:space="0" w:color="auto"/>
+        <w:bottom w:val="single" w:sz="18" w:space="0" w:color="auto"/>
       </w:tblBorders>
     </w:tblPr>
     <w:tblStylePr w:type="firstRow">
@@ -7409,9 +7296,9 @@
       <w:tblPr/>
       <w:tcPr>
         <w:tcBorders>
-          <w:top w:val="single" w:color="auto" w:sz="18" w:space="0"/>
-          <w:left w:val="nil"/>
-          <w:bottom w:val="single" w:color="auto" w:sz="18" w:space="0"/>
+          <w:top w:val="single" w:sz="18" w:space="0" w:color="auto"/>
+          <w:left w:val="nil"/>
+          <w:bottom w:val="single" w:sz="18" w:space="0" w:color="auto"/>
           <w:right w:val="nil"/>
           <w:insideH w:val="nil"/>
           <w:insideV w:val="nil"/>
@@ -7429,9 +7316,9 @@
       <w:tblPr/>
       <w:tcPr>
         <w:tcBorders>
-          <w:top w:val="double" w:color="auto" w:sz="6" w:space="0"/>
-          <w:left w:val="nil"/>
-          <w:bottom w:val="single" w:color="auto" w:sz="18" w:space="0"/>
+          <w:top w:val="double" w:sz="6" w:space="0" w:color="auto"/>
+          <w:left w:val="nil"/>
+          <w:bottom w:val="single" w:sz="18" w:space="0" w:color="auto"/>
           <w:right w:val="nil"/>
           <w:insideH w:val="nil"/>
           <w:insideV w:val="nil"/>
@@ -7450,7 +7337,7 @@
         <w:tcBorders>
           <w:top w:val="nil"/>
           <w:left w:val="nil"/>
-          <w:bottom w:val="single" w:color="auto" w:sz="18" w:space="0"/>
+          <w:bottom w:val="single" w:sz="18" w:space="0" w:color="auto"/>
           <w:right w:val="nil"/>
           <w:insideH w:val="nil"/>
           <w:insideV w:val="nil"/>
@@ -7497,9 +7384,9 @@
       <w:tblPr/>
       <w:tcPr>
         <w:tcBorders>
-          <w:top w:val="single" w:color="auto" w:sz="18" w:space="0"/>
-          <w:left w:val="nil"/>
-          <w:bottom w:val="single" w:color="auto" w:sz="18" w:space="0"/>
+          <w:top w:val="single" w:sz="18" w:space="0" w:color="auto"/>
+          <w:left w:val="nil"/>
+          <w:bottom w:val="single" w:sz="18" w:space="0" w:color="auto"/>
           <w:right w:val="nil"/>
           <w:insideH w:val="nil"/>
           <w:insideV w:val="nil"/>
@@ -7513,9 +7400,9 @@
       <w:tblPr/>
       <w:tcPr>
         <w:tcBorders>
-          <w:top w:val="single" w:color="auto" w:sz="18" w:space="0"/>
-          <w:left w:val="nil"/>
-          <w:bottom w:val="single" w:color="auto" w:sz="18" w:space="0"/>
+          <w:top w:val="single" w:sz="18" w:space="0" w:color="auto"/>
+          <w:left w:val="nil"/>
+          <w:bottom w:val="single" w:sz="18" w:space="0" w:color="auto"/>
           <w:right w:val="nil"/>
           <w:insideH w:val="nil"/>
           <w:insideV w:val="nil"/>
@@ -7535,8 +7422,8 @@
       <w:tblStyleRowBandSize w:val="1"/>
       <w:tblStyleColBandSize w:val="1"/>
       <w:tblBorders>
-        <w:top w:val="single" w:color="auto" w:sz="18" w:space="0"/>
-        <w:bottom w:val="single" w:color="auto" w:sz="18" w:space="0"/>
+        <w:top w:val="single" w:sz="18" w:space="0" w:color="auto"/>
+        <w:bottom w:val="single" w:sz="18" w:space="0" w:color="auto"/>
       </w:tblBorders>
     </w:tblPr>
     <w:tblStylePr w:type="firstRow">
@@ -7551,9 +7438,9 @@
       <w:tblPr/>
       <w:tcPr>
         <w:tcBorders>
-          <w:top w:val="single" w:color="auto" w:sz="18" w:space="0"/>
-          <w:left w:val="nil"/>
-          <w:bottom w:val="single" w:color="auto" w:sz="18" w:space="0"/>
+          <w:top w:val="single" w:sz="18" w:space="0" w:color="auto"/>
+          <w:left w:val="nil"/>
+          <w:bottom w:val="single" w:sz="18" w:space="0" w:color="auto"/>
           <w:right w:val="nil"/>
           <w:insideH w:val="nil"/>
           <w:insideV w:val="nil"/>
@@ -7571,9 +7458,9 @@
       <w:tblPr/>
       <w:tcPr>
         <w:tcBorders>
-          <w:top w:val="double" w:color="auto" w:sz="6" w:space="0"/>
-          <w:left w:val="nil"/>
-          <w:bottom w:val="single" w:color="auto" w:sz="18" w:space="0"/>
+          <w:top w:val="double" w:sz="6" w:space="0" w:color="auto"/>
+          <w:left w:val="nil"/>
+          <w:bottom w:val="single" w:sz="18" w:space="0" w:color="auto"/>
           <w:right w:val="nil"/>
           <w:insideH w:val="nil"/>
           <w:insideV w:val="nil"/>
@@ -7592,7 +7479,7 @@
         <w:tcBorders>
           <w:top w:val="nil"/>
           <w:left w:val="nil"/>
-          <w:bottom w:val="single" w:color="auto" w:sz="18" w:space="0"/>
+          <w:bottom w:val="single" w:sz="18" w:space="0" w:color="auto"/>
           <w:right w:val="nil"/>
           <w:insideH w:val="nil"/>
           <w:insideV w:val="nil"/>
@@ -7639,9 +7526,9 @@
       <w:tblPr/>
       <w:tcPr>
         <w:tcBorders>
-          <w:top w:val="single" w:color="auto" w:sz="18" w:space="0"/>
-          <w:left w:val="nil"/>
-          <w:bottom w:val="single" w:color="auto" w:sz="18" w:space="0"/>
+          <w:top w:val="single" w:sz="18" w:space="0" w:color="auto"/>
+          <w:left w:val="nil"/>
+          <w:bottom w:val="single" w:sz="18" w:space="0" w:color="auto"/>
           <w:right w:val="nil"/>
           <w:insideH w:val="nil"/>
           <w:insideV w:val="nil"/>
@@ -7655,9 +7542,9 @@
       <w:tblPr/>
       <w:tcPr>
         <w:tcBorders>
-          <w:top w:val="single" w:color="auto" w:sz="18" w:space="0"/>
-          <w:left w:val="nil"/>
-          <w:bottom w:val="single" w:color="auto" w:sz="18" w:space="0"/>
+          <w:top w:val="single" w:sz="18" w:space="0" w:color="auto"/>
+          <w:left w:val="nil"/>
+          <w:bottom w:val="single" w:sz="18" w:space="0" w:color="auto"/>
           <w:right w:val="nil"/>
           <w:insideH w:val="nil"/>
           <w:insideV w:val="nil"/>
@@ -7677,8 +7564,8 @@
       <w:tblStyleRowBandSize w:val="1"/>
       <w:tblStyleColBandSize w:val="1"/>
       <w:tblBorders>
-        <w:top w:val="single" w:color="auto" w:sz="18" w:space="0"/>
-        <w:bottom w:val="single" w:color="auto" w:sz="18" w:space="0"/>
+        <w:top w:val="single" w:sz="18" w:space="0" w:color="auto"/>
+        <w:bottom w:val="single" w:sz="18" w:space="0" w:color="auto"/>
       </w:tblBorders>
     </w:tblPr>
     <w:tblStylePr w:type="firstRow">
@@ -7693,9 +7580,9 @@
       <w:tblPr/>
       <w:tcPr>
         <w:tcBorders>
-          <w:top w:val="single" w:color="auto" w:sz="18" w:space="0"/>
-          <w:left w:val="nil"/>
-          <w:bottom w:val="single" w:color="auto" w:sz="18" w:space="0"/>
+          <w:top w:val="single" w:sz="18" w:space="0" w:color="auto"/>
+          <w:left w:val="nil"/>
+          <w:bottom w:val="single" w:sz="18" w:space="0" w:color="auto"/>
           <w:right w:val="nil"/>
           <w:insideH w:val="nil"/>
           <w:insideV w:val="nil"/>
@@ -7713,9 +7600,9 @@
       <w:tblPr/>
       <w:tcPr>
         <w:tcBorders>
-          <w:top w:val="double" w:color="auto" w:sz="6" w:space="0"/>
-          <w:left w:val="nil"/>
-          <w:bottom w:val="single" w:color="auto" w:sz="18" w:space="0"/>
+          <w:top w:val="double" w:sz="6" w:space="0" w:color="auto"/>
+          <w:left w:val="nil"/>
+          <w:bottom w:val="single" w:sz="18" w:space="0" w:color="auto"/>
           <w:right w:val="nil"/>
           <w:insideH w:val="nil"/>
           <w:insideV w:val="nil"/>
@@ -7734,7 +7621,7 @@
         <w:tcBorders>
           <w:top w:val="nil"/>
           <w:left w:val="nil"/>
-          <w:bottom w:val="single" w:color="auto" w:sz="18" w:space="0"/>
+          <w:bottom w:val="single" w:sz="18" w:space="0" w:color="auto"/>
           <w:right w:val="nil"/>
           <w:insideH w:val="nil"/>
           <w:insideV w:val="nil"/>
@@ -7781,9 +7668,9 @@
       <w:tblPr/>
       <w:tcPr>
         <w:tcBorders>
-          <w:top w:val="single" w:color="auto" w:sz="18" w:space="0"/>
-          <w:left w:val="nil"/>
-          <w:bottom w:val="single" w:color="auto" w:sz="18" w:space="0"/>
+          <w:top w:val="single" w:sz="18" w:space="0" w:color="auto"/>
+          <w:left w:val="nil"/>
+          <w:bottom w:val="single" w:sz="18" w:space="0" w:color="auto"/>
           <w:right w:val="nil"/>
           <w:insideH w:val="nil"/>
           <w:insideV w:val="nil"/>
@@ -7797,9 +7684,9 @@
       <w:tblPr/>
       <w:tcPr>
         <w:tcBorders>
-          <w:top w:val="single" w:color="auto" w:sz="18" w:space="0"/>
-          <w:left w:val="nil"/>
-          <w:bottom w:val="single" w:color="auto" w:sz="18" w:space="0"/>
+          <w:top w:val="single" w:sz="18" w:space="0" w:color="auto"/>
+          <w:left w:val="nil"/>
+          <w:bottom w:val="single" w:sz="18" w:space="0" w:color="auto"/>
           <w:right w:val="nil"/>
           <w:insideH w:val="nil"/>
           <w:insideV w:val="nil"/>
@@ -7822,19 +7709,19 @@
       <w:tblStyleRowBandSize w:val="1"/>
       <w:tblStyleColBandSize w:val="1"/>
       <w:tblBorders>
-        <w:top w:val="single" w:color="000000" w:themeColor="text1" w:sz="8" w:space="0"/>
-        <w:bottom w:val="single" w:color="000000" w:themeColor="text1" w:sz="8" w:space="0"/>
+        <w:top w:val="single" w:sz="8" w:space="0" w:color="000000" w:themeColor="text1"/>
+        <w:bottom w:val="single" w:sz="8" w:space="0" w:color="000000" w:themeColor="text1"/>
       </w:tblBorders>
     </w:tblPr>
     <w:tblStylePr w:type="firstRow">
       <w:rPr>
-        <w:rFonts w:asciiTheme="majorHAnsi" w:hAnsiTheme="majorHAnsi" w:eastAsiaTheme="majorEastAsia" w:cstheme="majorBidi"/>
+        <w:rFonts w:asciiTheme="majorHAnsi" w:eastAsiaTheme="majorEastAsia" w:hAnsiTheme="majorHAnsi" w:cstheme="majorBidi"/>
       </w:rPr>
       <w:tblPr/>
       <w:tcPr>
         <w:tcBorders>
           <w:top w:val="nil"/>
-          <w:bottom w:val="single" w:color="000000" w:themeColor="text1" w:sz="8" w:space="0"/>
+          <w:bottom w:val="single" w:sz="8" w:space="0" w:color="000000" w:themeColor="text1"/>
         </w:tcBorders>
       </w:tcPr>
     </w:tblStylePr>
@@ -7847,8 +7734,8 @@
       <w:tblPr/>
       <w:tcPr>
         <w:tcBorders>
-          <w:top w:val="single" w:color="000000" w:themeColor="text1" w:sz="8" w:space="0"/>
-          <w:bottom w:val="single" w:color="000000" w:themeColor="text1" w:sz="8" w:space="0"/>
+          <w:top w:val="single" w:sz="8" w:space="0" w:color="000000" w:themeColor="text1"/>
+          <w:bottom w:val="single" w:sz="8" w:space="0" w:color="000000" w:themeColor="text1"/>
         </w:tcBorders>
       </w:tcPr>
     </w:tblStylePr>
@@ -7866,8 +7753,8 @@
       <w:tblPr/>
       <w:tcPr>
         <w:tcBorders>
-          <w:top w:val="single" w:color="000000" w:themeColor="text1" w:sz="8" w:space="0"/>
-          <w:bottom w:val="single" w:color="000000" w:themeColor="text1" w:sz="8" w:space="0"/>
+          <w:top w:val="single" w:sz="8" w:space="0" w:color="000000" w:themeColor="text1"/>
+          <w:bottom w:val="single" w:sz="8" w:space="0" w:color="000000" w:themeColor="text1"/>
         </w:tcBorders>
       </w:tcPr>
     </w:tblStylePr>
@@ -7899,19 +7786,19 @@
       <w:tblStyleRowBandSize w:val="1"/>
       <w:tblStyleColBandSize w:val="1"/>
       <w:tblBorders>
-        <w:top w:val="single" w:color="4F81BD" w:themeColor="accent1" w:sz="8" w:space="0"/>
-        <w:bottom w:val="single" w:color="4F81BD" w:themeColor="accent1" w:sz="8" w:space="0"/>
+        <w:top w:val="single" w:sz="8" w:space="0" w:color="4F81BD" w:themeColor="accent1"/>
+        <w:bottom w:val="single" w:sz="8" w:space="0" w:color="4F81BD" w:themeColor="accent1"/>
       </w:tblBorders>
     </w:tblPr>
     <w:tblStylePr w:type="firstRow">
       <w:rPr>
-        <w:rFonts w:asciiTheme="majorHAnsi" w:hAnsiTheme="majorHAnsi" w:eastAsiaTheme="majorEastAsia" w:cstheme="majorBidi"/>
+        <w:rFonts w:asciiTheme="majorHAnsi" w:eastAsiaTheme="majorEastAsia" w:hAnsiTheme="majorHAnsi" w:cstheme="majorBidi"/>
       </w:rPr>
       <w:tblPr/>
       <w:tcPr>
         <w:tcBorders>
           <w:top w:val="nil"/>
-          <w:bottom w:val="single" w:color="4F81BD" w:themeColor="accent1" w:sz="8" w:space="0"/>
+          <w:bottom w:val="single" w:sz="8" w:space="0" w:color="4F81BD" w:themeColor="accent1"/>
         </w:tcBorders>
       </w:tcPr>
     </w:tblStylePr>
@@ -7924,8 +7811,8 @@
       <w:tblPr/>
       <w:tcPr>
         <w:tcBorders>
-          <w:top w:val="single" w:color="4F81BD" w:themeColor="accent1" w:sz="8" w:space="0"/>
-          <w:bottom w:val="single" w:color="4F81BD" w:themeColor="accent1" w:sz="8" w:space="0"/>
+          <w:top w:val="single" w:sz="8" w:space="0" w:color="4F81BD" w:themeColor="accent1"/>
+          <w:bottom w:val="single" w:sz="8" w:space="0" w:color="4F81BD" w:themeColor="accent1"/>
         </w:tcBorders>
       </w:tcPr>
     </w:tblStylePr>
@@ -7943,8 +7830,8 @@
       <w:tblPr/>
       <w:tcPr>
         <w:tcBorders>
-          <w:top w:val="single" w:color="4F81BD" w:themeColor="accent1" w:sz="8" w:space="0"/>
-          <w:bottom w:val="single" w:color="4F81BD" w:themeColor="accent1" w:sz="8" w:space="0"/>
+          <w:top w:val="single" w:sz="8" w:space="0" w:color="4F81BD" w:themeColor="accent1"/>
+          <w:bottom w:val="single" w:sz="8" w:space="0" w:color="4F81BD" w:themeColor="accent1"/>
         </w:tcBorders>
       </w:tcPr>
     </w:tblStylePr>
@@ -7976,19 +7863,19 @@
       <w:tblStyleRowBandSize w:val="1"/>
       <w:tblStyleColBandSize w:val="1"/>
       <w:tblBorders>
-        <w:top w:val="single" w:color="C0504D" w:themeColor="accent2" w:sz="8" w:space="0"/>
-        <w:bottom w:val="single" w:color="C0504D" w:themeColor="accent2" w:sz="8" w:space="0"/>
+        <w:top w:val="single" w:sz="8" w:space="0" w:color="C0504D" w:themeColor="accent2"/>
+        <w:bottom w:val="single" w:sz="8" w:space="0" w:color="C0504D" w:themeColor="accent2"/>
       </w:tblBorders>
     </w:tblPr>
     <w:tblStylePr w:type="firstRow">
       <w:rPr>
-        <w:rFonts w:asciiTheme="majorHAnsi" w:hAnsiTheme="majorHAnsi" w:eastAsiaTheme="majorEastAsia" w:cstheme="majorBidi"/>
+        <w:rFonts w:asciiTheme="majorHAnsi" w:eastAsiaTheme="majorEastAsia" w:hAnsiTheme="majorHAnsi" w:cstheme="majorBidi"/>
       </w:rPr>
       <w:tblPr/>
       <w:tcPr>
         <w:tcBorders>
           <w:top w:val="nil"/>
-          <w:bottom w:val="single" w:color="C0504D" w:themeColor="accent2" w:sz="8" w:space="0"/>
+          <w:bottom w:val="single" w:sz="8" w:space="0" w:color="C0504D" w:themeColor="accent2"/>
         </w:tcBorders>
       </w:tcPr>
     </w:tblStylePr>
@@ -8001,8 +7888,8 @@
       <w:tblPr/>
       <w:tcPr>
         <w:tcBorders>
-          <w:top w:val="single" w:color="C0504D" w:themeColor="accent2" w:sz="8" w:space="0"/>
-          <w:bottom w:val="single" w:color="C0504D" w:themeColor="accent2" w:sz="8" w:space="0"/>
+          <w:top w:val="single" w:sz="8" w:space="0" w:color="C0504D" w:themeColor="accent2"/>
+          <w:bottom w:val="single" w:sz="8" w:space="0" w:color="C0504D" w:themeColor="accent2"/>
         </w:tcBorders>
       </w:tcPr>
     </w:tblStylePr>
@@ -8020,8 +7907,8 @@
       <w:tblPr/>
       <w:tcPr>
         <w:tcBorders>
-          <w:top w:val="single" w:color="C0504D" w:themeColor="accent2" w:sz="8" w:space="0"/>
-          <w:bottom w:val="single" w:color="C0504D" w:themeColor="accent2" w:sz="8" w:space="0"/>
+          <w:top w:val="single" w:sz="8" w:space="0" w:color="C0504D" w:themeColor="accent2"/>
+          <w:bottom w:val="single" w:sz="8" w:space="0" w:color="C0504D" w:themeColor="accent2"/>
         </w:tcBorders>
       </w:tcPr>
     </w:tblStylePr>
@@ -8053,19 +7940,19 @@
       <w:tblStyleRowBandSize w:val="1"/>
       <w:tblStyleColBandSize w:val="1"/>
       <w:tblBorders>
-        <w:top w:val="single" w:color="9BBB59" w:themeColor="accent3" w:sz="8" w:space="0"/>
-        <w:bottom w:val="single" w:color="9BBB59" w:themeColor="accent3" w:sz="8" w:space="0"/>
+        <w:top w:val="single" w:sz="8" w:space="0" w:color="9BBB59" w:themeColor="accent3"/>
+        <w:bottom w:val="single" w:sz="8" w:space="0" w:color="9BBB59" w:themeColor="accent3"/>
       </w:tblBorders>
     </w:tblPr>
     <w:tblStylePr w:type="firstRow">
       <w:rPr>
-        <w:rFonts w:asciiTheme="majorHAnsi" w:hAnsiTheme="majorHAnsi" w:eastAsiaTheme="majorEastAsia" w:cstheme="majorBidi"/>
+        <w:rFonts w:asciiTheme="majorHAnsi" w:eastAsiaTheme="majorEastAsia" w:hAnsiTheme="majorHAnsi" w:cstheme="majorBidi"/>
       </w:rPr>
       <w:tblPr/>
       <w:tcPr>
         <w:tcBorders>
           <w:top w:val="nil"/>
-          <w:bottom w:val="single" w:color="9BBB59" w:themeColor="accent3" w:sz="8" w:space="0"/>
+          <w:bottom w:val="single" w:sz="8" w:space="0" w:color="9BBB59" w:themeColor="accent3"/>
         </w:tcBorders>
       </w:tcPr>
     </w:tblStylePr>
@@ -8078,8 +7965,8 @@
       <w:tblPr/>
       <w:tcPr>
         <w:tcBorders>
-          <w:top w:val="single" w:color="9BBB59" w:themeColor="accent3" w:sz="8" w:space="0"/>
-          <w:bottom w:val="single" w:color="9BBB59" w:themeColor="accent3" w:sz="8" w:space="0"/>
+          <w:top w:val="single" w:sz="8" w:space="0" w:color="9BBB59" w:themeColor="accent3"/>
+          <w:bottom w:val="single" w:sz="8" w:space="0" w:color="9BBB59" w:themeColor="accent3"/>
         </w:tcBorders>
       </w:tcPr>
     </w:tblStylePr>
@@ -8097,8 +7984,8 @@
       <w:tblPr/>
       <w:tcPr>
         <w:tcBorders>
-          <w:top w:val="single" w:color="9BBB59" w:themeColor="accent3" w:sz="8" w:space="0"/>
-          <w:bottom w:val="single" w:color="9BBB59" w:themeColor="accent3" w:sz="8" w:space="0"/>
+          <w:top w:val="single" w:sz="8" w:space="0" w:color="9BBB59" w:themeColor="accent3"/>
+          <w:bottom w:val="single" w:sz="8" w:space="0" w:color="9BBB59" w:themeColor="accent3"/>
         </w:tcBorders>
       </w:tcPr>
     </w:tblStylePr>
@@ -8130,19 +8017,19 @@
       <w:tblStyleRowBandSize w:val="1"/>
       <w:tblStyleColBandSize w:val="1"/>
       <w:tblBorders>
-        <w:top w:val="single" w:color="8064A2" w:themeColor="accent4" w:sz="8" w:space="0"/>
-        <w:bottom w:val="single" w:color="8064A2" w:themeColor="accent4" w:sz="8" w:space="0"/>
+        <w:top w:val="single" w:sz="8" w:space="0" w:color="8064A2" w:themeColor="accent4"/>
+        <w:bottom w:val="single" w:sz="8" w:space="0" w:color="8064A2" w:themeColor="accent4"/>
       </w:tblBorders>
     </w:tblPr>
     <w:tblStylePr w:type="firstRow">
       <w:rPr>
-        <w:rFonts w:asciiTheme="majorHAnsi" w:hAnsiTheme="majorHAnsi" w:eastAsiaTheme="majorEastAsia" w:cstheme="majorBidi"/>
+        <w:rFonts w:asciiTheme="majorHAnsi" w:eastAsiaTheme="majorEastAsia" w:hAnsiTheme="majorHAnsi" w:cstheme="majorBidi"/>
       </w:rPr>
       <w:tblPr/>
       <w:tcPr>
         <w:tcBorders>
           <w:top w:val="nil"/>
-          <w:bottom w:val="single" w:color="8064A2" w:themeColor="accent4" w:sz="8" w:space="0"/>
+          <w:bottom w:val="single" w:sz="8" w:space="0" w:color="8064A2" w:themeColor="accent4"/>
         </w:tcBorders>
       </w:tcPr>
     </w:tblStylePr>
@@ -8155,8 +8042,8 @@
       <w:tblPr/>
       <w:tcPr>
         <w:tcBorders>
-          <w:top w:val="single" w:color="8064A2" w:themeColor="accent4" w:sz="8" w:space="0"/>
-          <w:bottom w:val="single" w:color="8064A2" w:themeColor="accent4" w:sz="8" w:space="0"/>
+          <w:top w:val="single" w:sz="8" w:space="0" w:color="8064A2" w:themeColor="accent4"/>
+          <w:bottom w:val="single" w:sz="8" w:space="0" w:color="8064A2" w:themeColor="accent4"/>
         </w:tcBorders>
       </w:tcPr>
     </w:tblStylePr>
@@ -8174,8 +8061,8 @@
       <w:tblPr/>
       <w:tcPr>
         <w:tcBorders>
-          <w:top w:val="single" w:color="8064A2" w:themeColor="accent4" w:sz="8" w:space="0"/>
-          <w:bottom w:val="single" w:color="8064A2" w:themeColor="accent4" w:sz="8" w:space="0"/>
+          <w:top w:val="single" w:sz="8" w:space="0" w:color="8064A2" w:themeColor="accent4"/>
+          <w:bottom w:val="single" w:sz="8" w:space="0" w:color="8064A2" w:themeColor="accent4"/>
         </w:tcBorders>
       </w:tcPr>
     </w:tblStylePr>
@@ -8207,19 +8094,19 @@
       <w:tblStyleRowBandSize w:val="1"/>
       <w:tblStyleColBandSize w:val="1"/>
       <w:tblBorders>
-        <w:top w:val="single" w:color="4BACC6" w:themeColor="accent5" w:sz="8" w:space="0"/>
-        <w:bottom w:val="single" w:color="4BACC6" w:themeColor="accent5" w:sz="8" w:space="0"/>
+        <w:top w:val="single" w:sz="8" w:space="0" w:color="4BACC6" w:themeColor="accent5"/>
+        <w:bottom w:val="single" w:sz="8" w:space="0" w:color="4BACC6" w:themeColor="accent5"/>
       </w:tblBorders>
     </w:tblPr>
     <w:tblStylePr w:type="firstRow">
       <w:rPr>
-        <w:rFonts w:asciiTheme="majorHAnsi" w:hAnsiTheme="majorHAnsi" w:eastAsiaTheme="majorEastAsia" w:cstheme="majorBidi"/>
+        <w:rFonts w:asciiTheme="majorHAnsi" w:eastAsiaTheme="majorEastAsia" w:hAnsiTheme="majorHAnsi" w:cstheme="majorBidi"/>
       </w:rPr>
       <w:tblPr/>
       <w:tcPr>
         <w:tcBorders>
           <w:top w:val="nil"/>
-          <w:bottom w:val="single" w:color="4BACC6" w:themeColor="accent5" w:sz="8" w:space="0"/>
+          <w:bottom w:val="single" w:sz="8" w:space="0" w:color="4BACC6" w:themeColor="accent5"/>
         </w:tcBorders>
       </w:tcPr>
     </w:tblStylePr>
@@ -8232,8 +8119,8 @@
       <w:tblPr/>
       <w:tcPr>
         <w:tcBorders>
-          <w:top w:val="single" w:color="4BACC6" w:themeColor="accent5" w:sz="8" w:space="0"/>
-          <w:bottom w:val="single" w:color="4BACC6" w:themeColor="accent5" w:sz="8" w:space="0"/>
+          <w:top w:val="single" w:sz="8" w:space="0" w:color="4BACC6" w:themeColor="accent5"/>
+          <w:bottom w:val="single" w:sz="8" w:space="0" w:color="4BACC6" w:themeColor="accent5"/>
         </w:tcBorders>
       </w:tcPr>
     </w:tblStylePr>
@@ -8251,8 +8138,8 @@
       <w:tblPr/>
       <w:tcPr>
         <w:tcBorders>
-          <w:top w:val="single" w:color="4BACC6" w:themeColor="accent5" w:sz="8" w:space="0"/>
-          <w:bottom w:val="single" w:color="4BACC6" w:themeColor="accent5" w:sz="8" w:space="0"/>
+          <w:top w:val="single" w:sz="8" w:space="0" w:color="4BACC6" w:themeColor="accent5"/>
+          <w:bottom w:val="single" w:sz="8" w:space="0" w:color="4BACC6" w:themeColor="accent5"/>
         </w:tcBorders>
       </w:tcPr>
     </w:tblStylePr>
@@ -8284,19 +8171,19 @@
       <w:tblStyleRowBandSize w:val="1"/>
       <w:tblStyleColBandSize w:val="1"/>
       <w:tblBorders>
-        <w:top w:val="single" w:color="F79646" w:themeColor="accent6" w:sz="8" w:space="0"/>
-        <w:bottom w:val="single" w:color="F79646" w:themeColor="accent6" w:sz="8" w:space="0"/>
+        <w:top w:val="single" w:sz="8" w:space="0" w:color="F79646" w:themeColor="accent6"/>
+        <w:bottom w:val="single" w:sz="8" w:space="0" w:color="F79646" w:themeColor="accent6"/>
       </w:tblBorders>
     </w:tblPr>
     <w:tblStylePr w:type="firstRow">
       <w:rPr>
-        <w:rFonts w:asciiTheme="majorHAnsi" w:hAnsiTheme="majorHAnsi" w:eastAsiaTheme="majorEastAsia" w:cstheme="majorBidi"/>
+        <w:rFonts w:asciiTheme="majorHAnsi" w:eastAsiaTheme="majorEastAsia" w:hAnsiTheme="majorHAnsi" w:cstheme="majorBidi"/>
       </w:rPr>
       <w:tblPr/>
       <w:tcPr>
         <w:tcBorders>
           <w:top w:val="nil"/>
-          <w:bottom w:val="single" w:color="F79646" w:themeColor="accent6" w:sz="8" w:space="0"/>
+          <w:bottom w:val="single" w:sz="8" w:space="0" w:color="F79646" w:themeColor="accent6"/>
         </w:tcBorders>
       </w:tcPr>
     </w:tblStylePr>
@@ -8309,8 +8196,8 @@
       <w:tblPr/>
       <w:tcPr>
         <w:tcBorders>
-          <w:top w:val="single" w:color="F79646" w:themeColor="accent6" w:sz="8" w:space="0"/>
-          <w:bottom w:val="single" w:color="F79646" w:themeColor="accent6" w:sz="8" w:space="0"/>
+          <w:top w:val="single" w:sz="8" w:space="0" w:color="F79646" w:themeColor="accent6"/>
+          <w:bottom w:val="single" w:sz="8" w:space="0" w:color="F79646" w:themeColor="accent6"/>
         </w:tcBorders>
       </w:tcPr>
     </w:tblStylePr>
@@ -8328,8 +8215,8 @@
       <w:tblPr/>
       <w:tcPr>
         <w:tcBorders>
-          <w:top w:val="single" w:color="F79646" w:themeColor="accent6" w:sz="8" w:space="0"/>
-          <w:bottom w:val="single" w:color="F79646" w:themeColor="accent6" w:sz="8" w:space="0"/>
+          <w:top w:val="single" w:sz="8" w:space="0" w:color="F79646" w:themeColor="accent6"/>
+          <w:bottom w:val="single" w:sz="8" w:space="0" w:color="F79646" w:themeColor="accent6"/>
         </w:tcBorders>
       </w:tcPr>
     </w:tblStylePr>
@@ -8355,17 +8242,17 @@
       <w:spacing w:after="0" w:line="240" w:lineRule="auto"/>
     </w:pPr>
     <w:rPr>
-      <w:rFonts w:asciiTheme="majorHAnsi" w:hAnsiTheme="majorHAnsi" w:eastAsiaTheme="majorEastAsia" w:cstheme="majorBidi"/>
+      <w:rFonts w:asciiTheme="majorHAnsi" w:eastAsiaTheme="majorEastAsia" w:hAnsiTheme="majorHAnsi" w:cstheme="majorBidi"/>
       <w:color w:val="000000" w:themeColor="text1"/>
     </w:rPr>
     <w:tblPr>
       <w:tblStyleRowBandSize w:val="1"/>
       <w:tblStyleColBandSize w:val="1"/>
       <w:tblBorders>
-        <w:top w:val="single" w:color="000000" w:themeColor="text1" w:sz="8" w:space="0"/>
-        <w:left w:val="single" w:color="000000" w:themeColor="text1" w:sz="8" w:space="0"/>
-        <w:bottom w:val="single" w:color="000000" w:themeColor="text1" w:sz="8" w:space="0"/>
-        <w:right w:val="single" w:color="000000" w:themeColor="text1" w:sz="8" w:space="0"/>
+        <w:top w:val="single" w:sz="8" w:space="0" w:color="000000" w:themeColor="text1"/>
+        <w:left w:val="single" w:sz="8" w:space="0" w:color="000000" w:themeColor="text1"/>
+        <w:bottom w:val="single" w:sz="8" w:space="0" w:color="000000" w:themeColor="text1"/>
+        <w:right w:val="single" w:sz="8" w:space="0" w:color="000000" w:themeColor="text1"/>
       </w:tblBorders>
     </w:tblPr>
     <w:tblStylePr w:type="firstRow">
@@ -8378,7 +8265,7 @@
         <w:tcBorders>
           <w:top w:val="nil"/>
           <w:left w:val="nil"/>
-          <w:bottom w:val="single" w:color="000000" w:themeColor="text1" w:sz="24" w:space="0"/>
+          <w:bottom w:val="single" w:sz="24" w:space="0" w:color="000000" w:themeColor="text1"/>
           <w:right w:val="nil"/>
           <w:insideH w:val="nil"/>
           <w:insideV w:val="nil"/>
@@ -8390,7 +8277,7 @@
       <w:tblPr/>
       <w:tcPr>
         <w:tcBorders>
-          <w:top w:val="single" w:color="000000" w:themeColor="text1" w:sz="8" w:space="0"/>
+          <w:top w:val="single" w:sz="8" w:space="0" w:color="000000" w:themeColor="text1"/>
           <w:left w:val="nil"/>
           <w:bottom w:val="nil"/>
           <w:right w:val="nil"/>
@@ -8407,7 +8294,7 @@
           <w:top w:val="nil"/>
           <w:left w:val="nil"/>
           <w:bottom w:val="nil"/>
-          <w:right w:val="single" w:color="000000" w:themeColor="text1" w:sz="8" w:space="0"/>
+          <w:right w:val="single" w:sz="8" w:space="0" w:color="000000" w:themeColor="text1"/>
           <w:insideH w:val="nil"/>
           <w:insideV w:val="nil"/>
         </w:tcBorders>
@@ -8419,7 +8306,7 @@
       <w:tcPr>
         <w:tcBorders>
           <w:top w:val="nil"/>
-          <w:left w:val="single" w:color="000000" w:themeColor="text1" w:sz="8" w:space="0"/>
+          <w:left w:val="single" w:sz="8" w:space="0" w:color="000000" w:themeColor="text1"/>
           <w:bottom w:val="nil"/>
           <w:right w:val="nil"/>
           <w:insideH w:val="nil"/>
@@ -8476,17 +8363,17 @@
       <w:spacing w:after="0" w:line="240" w:lineRule="auto"/>
     </w:pPr>
     <w:rPr>
-      <w:rFonts w:asciiTheme="majorHAnsi" w:hAnsiTheme="majorHAnsi" w:eastAsiaTheme="majorEastAsia" w:cstheme="majorBidi"/>
+      <w:rFonts w:asciiTheme="majorHAnsi" w:eastAsiaTheme="majorEastAsia" w:hAnsiTheme="majorHAnsi" w:cstheme="majorBidi"/>
       <w:color w:val="000000" w:themeColor="text1"/>
     </w:rPr>
     <w:tblPr>
       <w:tblStyleRowBandSize w:val="1"/>
       <w:tblStyleColBandSize w:val="1"/>
       <w:tblBorders>
-        <w:top w:val="single" w:color="4F81BD" w:themeColor="accent1" w:sz="8" w:space="0"/>
-        <w:left w:val="single" w:color="4F81BD" w:themeColor="accent1" w:sz="8" w:space="0"/>
-        <w:bottom w:val="single" w:color="4F81BD" w:themeColor="accent1" w:sz="8" w:space="0"/>
-        <w:right w:val="single" w:color="4F81BD" w:themeColor="accent1" w:sz="8" w:space="0"/>
+        <w:top w:val="single" w:sz="8" w:space="0" w:color="4F81BD" w:themeColor="accent1"/>
+        <w:left w:val="single" w:sz="8" w:space="0" w:color="4F81BD" w:themeColor="accent1"/>
+        <w:bottom w:val="single" w:sz="8" w:space="0" w:color="4F81BD" w:themeColor="accent1"/>
+        <w:right w:val="single" w:sz="8" w:space="0" w:color="4F81BD" w:themeColor="accent1"/>
       </w:tblBorders>
     </w:tblPr>
     <w:tblStylePr w:type="firstRow">
@@ -8499,7 +8386,7 @@
         <w:tcBorders>
           <w:top w:val="nil"/>
           <w:left w:val="nil"/>
-          <w:bottom w:val="single" w:color="4F81BD" w:themeColor="accent1" w:sz="24" w:space="0"/>
+          <w:bottom w:val="single" w:sz="24" w:space="0" w:color="4F81BD" w:themeColor="accent1"/>
           <w:right w:val="nil"/>
           <w:insideH w:val="nil"/>
           <w:insideV w:val="nil"/>
@@ -8511,7 +8398,7 @@
       <w:tblPr/>
       <w:tcPr>
         <w:tcBorders>
-          <w:top w:val="single" w:color="4F81BD" w:themeColor="accent1" w:sz="8" w:space="0"/>
+          <w:top w:val="single" w:sz="8" w:space="0" w:color="4F81BD" w:themeColor="accent1"/>
           <w:left w:val="nil"/>
           <w:bottom w:val="nil"/>
           <w:right w:val="nil"/>
@@ -8528,7 +8415,7 @@
           <w:top w:val="nil"/>
           <w:left w:val="nil"/>
           <w:bottom w:val="nil"/>
-          <w:right w:val="single" w:color="4F81BD" w:themeColor="accent1" w:sz="8" w:space="0"/>
+          <w:right w:val="single" w:sz="8" w:space="0" w:color="4F81BD" w:themeColor="accent1"/>
           <w:insideH w:val="nil"/>
           <w:insideV w:val="nil"/>
         </w:tcBorders>
@@ -8540,7 +8427,7 @@
       <w:tcPr>
         <w:tcBorders>
           <w:top w:val="nil"/>
-          <w:left w:val="single" w:color="4F81BD" w:themeColor="accent1" w:sz="8" w:space="0"/>
+          <w:left w:val="single" w:sz="8" w:space="0" w:color="4F81BD" w:themeColor="accent1"/>
           <w:bottom w:val="nil"/>
           <w:right w:val="nil"/>
           <w:insideH w:val="nil"/>
@@ -8597,17 +8484,17 @@
       <w:spacing w:after="0" w:line="240" w:lineRule="auto"/>
     </w:pPr>
     <w:rPr>
-      <w:rFonts w:asciiTheme="majorHAnsi" w:hAnsiTheme="majorHAnsi" w:eastAsiaTheme="majorEastAsia" w:cstheme="majorBidi"/>
+      <w:rFonts w:asciiTheme="majorHAnsi" w:eastAsiaTheme="majorEastAsia" w:hAnsiTheme="majorHAnsi" w:cstheme="majorBidi"/>
       <w:color w:val="000000" w:themeColor="text1"/>
     </w:rPr>
     <w:tblPr>
       <w:tblStyleRowBandSize w:val="1"/>
       <w:tblStyleColBandSize w:val="1"/>
       <w:tblBorders>
-        <w:top w:val="single" w:color="C0504D" w:themeColor="accent2" w:sz="8" w:space="0"/>
-        <w:left w:val="single" w:color="C0504D" w:themeColor="accent2" w:sz="8" w:space="0"/>
-        <w:bottom w:val="single" w:color="C0504D" w:themeColor="accent2" w:sz="8" w:space="0"/>
-        <w:right w:val="single" w:color="C0504D" w:themeColor="accent2" w:sz="8" w:space="0"/>
+        <w:top w:val="single" w:sz="8" w:space="0" w:color="C0504D" w:themeColor="accent2"/>
+        <w:left w:val="single" w:sz="8" w:space="0" w:color="C0504D" w:themeColor="accent2"/>
+        <w:bottom w:val="single" w:sz="8" w:space="0" w:color="C0504D" w:themeColor="accent2"/>
+        <w:right w:val="single" w:sz="8" w:space="0" w:color="C0504D" w:themeColor="accent2"/>
       </w:tblBorders>
     </w:tblPr>
     <w:tblStylePr w:type="firstRow">
@@ -8620,7 +8507,7 @@
         <w:tcBorders>
           <w:top w:val="nil"/>
           <w:left w:val="nil"/>
-          <w:bottom w:val="single" w:color="C0504D" w:themeColor="accent2" w:sz="24" w:space="0"/>
+          <w:bottom w:val="single" w:sz="24" w:space="0" w:color="C0504D" w:themeColor="accent2"/>
           <w:right w:val="nil"/>
           <w:insideH w:val="nil"/>
           <w:insideV w:val="nil"/>
@@ -8632,7 +8519,7 @@
       <w:tblPr/>
       <w:tcPr>
         <w:tcBorders>
-          <w:top w:val="single" w:color="C0504D" w:themeColor="accent2" w:sz="8" w:space="0"/>
+          <w:top w:val="single" w:sz="8" w:space="0" w:color="C0504D" w:themeColor="accent2"/>
           <w:left w:val="nil"/>
           <w:bottom w:val="nil"/>
           <w:right w:val="nil"/>
@@ -8649,7 +8536,7 @@
           <w:top w:val="nil"/>
           <w:left w:val="nil"/>
           <w:bottom w:val="nil"/>
-          <w:right w:val="single" w:color="C0504D" w:themeColor="accent2" w:sz="8" w:space="0"/>
+          <w:right w:val="single" w:sz="8" w:space="0" w:color="C0504D" w:themeColor="accent2"/>
           <w:insideH w:val="nil"/>
           <w:insideV w:val="nil"/>
         </w:tcBorders>
@@ -8661,7 +8548,7 @@
       <w:tcPr>
         <w:tcBorders>
           <w:top w:val="nil"/>
-          <w:left w:val="single" w:color="C0504D" w:themeColor="accent2" w:sz="8" w:space="0"/>
+          <w:left w:val="single" w:sz="8" w:space="0" w:color="C0504D" w:themeColor="accent2"/>
           <w:bottom w:val="nil"/>
           <w:right w:val="nil"/>
           <w:insideH w:val="nil"/>
@@ -8718,17 +8605,17 @@
       <w:spacing w:after="0" w:line="240" w:lineRule="auto"/>
     </w:pPr>
     <w:rPr>
-      <w:rFonts w:asciiTheme="majorHAnsi" w:hAnsiTheme="majorHAnsi" w:eastAsiaTheme="majorEastAsia" w:cstheme="majorBidi"/>
+      <w:rFonts w:asciiTheme="majorHAnsi" w:eastAsiaTheme="majorEastAsia" w:hAnsiTheme="majorHAnsi" w:cstheme="majorBidi"/>
       <w:color w:val="000000" w:themeColor="text1"/>
     </w:rPr>
     <w:tblPr>
       <w:tblStyleRowBandSize w:val="1"/>
       <w:tblStyleColBandSize w:val="1"/>
       <w:tblBorders>
-        <w:top w:val="single" w:color="9BBB59" w:themeColor="accent3" w:sz="8" w:space="0"/>
-        <w:left w:val="single" w:color="9BBB59" w:themeColor="accent3" w:sz="8" w:space="0"/>
-        <w:bottom w:val="single" w:color="9BBB59" w:themeColor="accent3" w:sz="8" w:space="0"/>
-        <w:right w:val="single" w:color="9BBB59" w:themeColor="accent3" w:sz="8" w:space="0"/>
+        <w:top w:val="single" w:sz="8" w:space="0" w:color="9BBB59" w:themeColor="accent3"/>
+        <w:left w:val="single" w:sz="8" w:space="0" w:color="9BBB59" w:themeColor="accent3"/>
+        <w:bottom w:val="single" w:sz="8" w:space="0" w:color="9BBB59" w:themeColor="accent3"/>
+        <w:right w:val="single" w:sz="8" w:space="0" w:color="9BBB59" w:themeColor="accent3"/>
       </w:tblBorders>
     </w:tblPr>
     <w:tblStylePr w:type="firstRow">
@@ -8741,7 +8628,7 @@
         <w:tcBorders>
           <w:top w:val="nil"/>
           <w:left w:val="nil"/>
-          <w:bottom w:val="single" w:color="9BBB59" w:themeColor="accent3" w:sz="24" w:space="0"/>
+          <w:bottom w:val="single" w:sz="24" w:space="0" w:color="9BBB59" w:themeColor="accent3"/>
           <w:right w:val="nil"/>
           <w:insideH w:val="nil"/>
           <w:insideV w:val="nil"/>
@@ -8753,7 +8640,7 @@
       <w:tblPr/>
       <w:tcPr>
         <w:tcBorders>
-          <w:top w:val="single" w:color="9BBB59" w:themeColor="accent3" w:sz="8" w:space="0"/>
+          <w:top w:val="single" w:sz="8" w:space="0" w:color="9BBB59" w:themeColor="accent3"/>
           <w:left w:val="nil"/>
           <w:bottom w:val="nil"/>
           <w:right w:val="nil"/>
@@ -8770,7 +8657,7 @@
           <w:top w:val="nil"/>
           <w:left w:val="nil"/>
           <w:bottom w:val="nil"/>
-          <w:right w:val="single" w:color="9BBB59" w:themeColor="accent3" w:sz="8" w:space="0"/>
+          <w:right w:val="single" w:sz="8" w:space="0" w:color="9BBB59" w:themeColor="accent3"/>
           <w:insideH w:val="nil"/>
           <w:insideV w:val="nil"/>
         </w:tcBorders>
@@ -8782,7 +8669,7 @@
       <w:tcPr>
         <w:tcBorders>
           <w:top w:val="nil"/>
-          <w:left w:val="single" w:color="9BBB59" w:themeColor="accent3" w:sz="8" w:space="0"/>
+          <w:left w:val="single" w:sz="8" w:space="0" w:color="9BBB59" w:themeColor="accent3"/>
           <w:bottom w:val="nil"/>
           <w:right w:val="nil"/>
           <w:insideH w:val="nil"/>
@@ -8839,17 +8726,17 @@
       <w:spacing w:after="0" w:line="240" w:lineRule="auto"/>
     </w:pPr>
     <w:rPr>
-      <w:rFonts w:asciiTheme="majorHAnsi" w:hAnsiTheme="majorHAnsi" w:eastAsiaTheme="majorEastAsia" w:cstheme="majorBidi"/>
+      <w:rFonts w:asciiTheme="majorHAnsi" w:eastAsiaTheme="majorEastAsia" w:hAnsiTheme="majorHAnsi" w:cstheme="majorBidi"/>
       <w:color w:val="000000" w:themeColor="text1"/>
     </w:rPr>
     <w:tblPr>
       <w:tblStyleRowBandSize w:val="1"/>
       <w:tblStyleColBandSize w:val="1"/>
       <w:tblBorders>
-        <w:top w:val="single" w:color="8064A2" w:themeColor="accent4" w:sz="8" w:space="0"/>
-        <w:left w:val="single" w:color="8064A2" w:themeColor="accent4" w:sz="8" w:space="0"/>
-        <w:bottom w:val="single" w:color="8064A2" w:themeColor="accent4" w:sz="8" w:space="0"/>
-        <w:right w:val="single" w:color="8064A2" w:themeColor="accent4" w:sz="8" w:space="0"/>
+        <w:top w:val="single" w:sz="8" w:space="0" w:color="8064A2" w:themeColor="accent4"/>
+        <w:left w:val="single" w:sz="8" w:space="0" w:color="8064A2" w:themeColor="accent4"/>
+        <w:bottom w:val="single" w:sz="8" w:space="0" w:color="8064A2" w:themeColor="accent4"/>
+        <w:right w:val="single" w:sz="8" w:space="0" w:color="8064A2" w:themeColor="accent4"/>
       </w:tblBorders>
     </w:tblPr>
     <w:tblStylePr w:type="firstRow">
@@ -8862,7 +8749,7 @@
         <w:tcBorders>
           <w:top w:val="nil"/>
           <w:left w:val="nil"/>
-          <w:bottom w:val="single" w:color="8064A2" w:themeColor="accent4" w:sz="24" w:space="0"/>
+          <w:bottom w:val="single" w:sz="24" w:space="0" w:color="8064A2" w:themeColor="accent4"/>
           <w:right w:val="nil"/>
           <w:insideH w:val="nil"/>
           <w:insideV w:val="nil"/>
@@ -8874,7 +8761,7 @@
       <w:tblPr/>
       <w:tcPr>
         <w:tcBorders>
-          <w:top w:val="single" w:color="8064A2" w:themeColor="accent4" w:sz="8" w:space="0"/>
+          <w:top w:val="single" w:sz="8" w:space="0" w:color="8064A2" w:themeColor="accent4"/>
           <w:left w:val="nil"/>
           <w:bottom w:val="nil"/>
           <w:right w:val="nil"/>
@@ -8891,7 +8778,7 @@
           <w:top w:val="nil"/>
           <w:left w:val="nil"/>
           <w:bottom w:val="nil"/>
-          <w:right w:val="single" w:color="8064A2" w:themeColor="accent4" w:sz="8" w:space="0"/>
+          <w:right w:val="single" w:sz="8" w:space="0" w:color="8064A2" w:themeColor="accent4"/>
           <w:insideH w:val="nil"/>
           <w:insideV w:val="nil"/>
         </w:tcBorders>
@@ -8903,7 +8790,7 @@
       <w:tcPr>
         <w:tcBorders>
           <w:top w:val="nil"/>
-          <w:left w:val="single" w:color="8064A2" w:themeColor="accent4" w:sz="8" w:space="0"/>
+          <w:left w:val="single" w:sz="8" w:space="0" w:color="8064A2" w:themeColor="accent4"/>
           <w:bottom w:val="nil"/>
           <w:right w:val="nil"/>
           <w:insideH w:val="nil"/>
@@ -8960,17 +8847,17 @@
       <w:spacing w:after="0" w:line="240" w:lineRule="auto"/>
     </w:pPr>
     <w:rPr>
-      <w:rFonts w:asciiTheme="majorHAnsi" w:hAnsiTheme="majorHAnsi" w:eastAsiaTheme="majorEastAsia" w:cstheme="majorBidi"/>
+      <w:rFonts w:asciiTheme="majorHAnsi" w:eastAsiaTheme="majorEastAsia" w:hAnsiTheme="majorHAnsi" w:cstheme="majorBidi"/>
       <w:color w:val="000000" w:themeColor="text1"/>
     </w:rPr>
     <w:tblPr>
       <w:tblStyleRowBandSize w:val="1"/>
       <w:tblStyleColBandSize w:val="1"/>
       <w:tblBorders>
-        <w:top w:val="single" w:color="4BACC6" w:themeColor="accent5" w:sz="8" w:space="0"/>
-        <w:left w:val="single" w:color="4BACC6" w:themeColor="accent5" w:sz="8" w:space="0"/>
-        <w:bottom w:val="single" w:color="4BACC6" w:themeColor="accent5" w:sz="8" w:space="0"/>
-        <w:right w:val="single" w:color="4BACC6" w:themeColor="accent5" w:sz="8" w:space="0"/>
+        <w:top w:val="single" w:sz="8" w:space="0" w:color="4BACC6" w:themeColor="accent5"/>
+        <w:left w:val="single" w:sz="8" w:space="0" w:color="4BACC6" w:themeColor="accent5"/>
+        <w:bottom w:val="single" w:sz="8" w:space="0" w:color="4BACC6" w:themeColor="accent5"/>
+        <w:right w:val="single" w:sz="8" w:space="0" w:color="4BACC6" w:themeColor="accent5"/>
       </w:tblBorders>
     </w:tblPr>
     <w:tblStylePr w:type="firstRow">
@@ -8983,7 +8870,7 @@
         <w:tcBorders>
           <w:top w:val="nil"/>
           <w:left w:val="nil"/>
-          <w:bottom w:val="single" w:color="4BACC6" w:themeColor="accent5" w:sz="24" w:space="0"/>
+          <w:bottom w:val="single" w:sz="24" w:space="0" w:color="4BACC6" w:themeColor="accent5"/>
           <w:right w:val="nil"/>
           <w:insideH w:val="nil"/>
           <w:insideV w:val="nil"/>
@@ -8995,7 +8882,7 @@
       <w:tblPr/>
       <w:tcPr>
         <w:tcBorders>
-          <w:top w:val="single" w:color="4BACC6" w:themeColor="accent5" w:sz="8" w:space="0"/>
+          <w:top w:val="single" w:sz="8" w:space="0" w:color="4BACC6" w:themeColor="accent5"/>
           <w:left w:val="nil"/>
           <w:bottom w:val="nil"/>
           <w:right w:val="nil"/>
@@ -9012,7 +8899,7 @@
           <w:top w:val="nil"/>
           <w:left w:val="nil"/>
           <w:bottom w:val="nil"/>
-          <w:right w:val="single" w:color="4BACC6" w:themeColor="accent5" w:sz="8" w:space="0"/>
+          <w:right w:val="single" w:sz="8" w:space="0" w:color="4BACC6" w:themeColor="accent5"/>
           <w:insideH w:val="nil"/>
           <w:insideV w:val="nil"/>
         </w:tcBorders>
@@ -9024,7 +8911,7 @@
       <w:tcPr>
         <w:tcBorders>
           <w:top w:val="nil"/>
-          <w:left w:val="single" w:color="4BACC6" w:themeColor="accent5" w:sz="8" w:space="0"/>
+          <w:left w:val="single" w:sz="8" w:space="0" w:color="4BACC6" w:themeColor="accent5"/>
           <w:bottom w:val="nil"/>
           <w:right w:val="nil"/>
           <w:insideH w:val="nil"/>
@@ -9081,17 +8968,17 @@
       <w:spacing w:after="0" w:line="240" w:lineRule="auto"/>
     </w:pPr>
     <w:rPr>
-      <w:rFonts w:asciiTheme="majorHAnsi" w:hAnsiTheme="majorHAnsi" w:eastAsiaTheme="majorEastAsia" w:cstheme="majorBidi"/>
+      <w:rFonts w:asciiTheme="majorHAnsi" w:eastAsiaTheme="majorEastAsia" w:hAnsiTheme="majorHAnsi" w:cstheme="majorBidi"/>
       <w:color w:val="000000" w:themeColor="text1"/>
     </w:rPr>
     <w:tblPr>
       <w:tblStyleRowBandSize w:val="1"/>
       <w:tblStyleColBandSize w:val="1"/>
       <w:tblBorders>
-        <w:top w:val="single" w:color="F79646" w:themeColor="accent6" w:sz="8" w:space="0"/>
-        <w:left w:val="single" w:color="F79646" w:themeColor="accent6" w:sz="8" w:space="0"/>
-        <w:bottom w:val="single" w:color="F79646" w:themeColor="accent6" w:sz="8" w:space="0"/>
-        <w:right w:val="single" w:color="F79646" w:themeColor="accent6" w:sz="8" w:space="0"/>
+        <w:top w:val="single" w:sz="8" w:space="0" w:color="F79646" w:themeColor="accent6"/>
+        <w:left w:val="single" w:sz="8" w:space="0" w:color="F79646" w:themeColor="accent6"/>
+        <w:bottom w:val="single" w:sz="8" w:space="0" w:color="F79646" w:themeColor="accent6"/>
+        <w:right w:val="single" w:sz="8" w:space="0" w:color="F79646" w:themeColor="accent6"/>
       </w:tblBorders>
     </w:tblPr>
     <w:tblStylePr w:type="firstRow">
@@ -9104,7 +8991,7 @@
         <w:tcBorders>
           <w:top w:val="nil"/>
           <w:left w:val="nil"/>
-          <w:bottom w:val="single" w:color="F79646" w:themeColor="accent6" w:sz="24" w:space="0"/>
+          <w:bottom w:val="single" w:sz="24" w:space="0" w:color="F79646" w:themeColor="accent6"/>
           <w:right w:val="nil"/>
           <w:insideH w:val="nil"/>
           <w:insideV w:val="nil"/>
@@ -9116,7 +9003,7 @@
       <w:tblPr/>
       <w:tcPr>
         <w:tcBorders>
-          <w:top w:val="single" w:color="F79646" w:themeColor="accent6" w:sz="8" w:space="0"/>
+          <w:top w:val="single" w:sz="8" w:space="0" w:color="F79646" w:themeColor="accent6"/>
           <w:left w:val="nil"/>
           <w:bottom w:val="nil"/>
           <w:right w:val="nil"/>
@@ -9133,7 +9020,7 @@
           <w:top w:val="nil"/>
           <w:left w:val="nil"/>
           <w:bottom w:val="nil"/>
-          <w:right w:val="single" w:color="F79646" w:themeColor="accent6" w:sz="8" w:space="0"/>
+          <w:right w:val="single" w:sz="8" w:space="0" w:color="F79646" w:themeColor="accent6"/>
           <w:insideH w:val="nil"/>
           <w:insideV w:val="nil"/>
         </w:tcBorders>
@@ -9145,7 +9032,7 @@
       <w:tcPr>
         <w:tcBorders>
           <w:top w:val="nil"/>
-          <w:left w:val="single" w:color="F79646" w:themeColor="accent6" w:sz="8" w:space="0"/>
+          <w:left w:val="single" w:sz="8" w:space="0" w:color="F79646" w:themeColor="accent6"/>
           <w:bottom w:val="nil"/>
           <w:right w:val="nil"/>
           <w:insideH w:val="nil"/>
@@ -9205,12 +9092,12 @@
       <w:tblStyleRowBandSize w:val="1"/>
       <w:tblStyleColBandSize w:val="1"/>
       <w:tblBorders>
-        <w:top w:val="single" w:color="404040" w:themeColor="text1" w:themeTint="BF" w:sz="8" w:space="0"/>
-        <w:left w:val="single" w:color="404040" w:themeColor="text1" w:themeTint="BF" w:sz="8" w:space="0"/>
-        <w:bottom w:val="single" w:color="404040" w:themeColor="text1" w:themeTint="BF" w:sz="8" w:space="0"/>
-        <w:right w:val="single" w:color="404040" w:themeColor="text1" w:themeTint="BF" w:sz="8" w:space="0"/>
-        <w:insideH w:val="single" w:color="404040" w:themeColor="text1" w:themeTint="BF" w:sz="8" w:space="0"/>
-        <w:insideV w:val="single" w:color="404040" w:themeColor="text1" w:themeTint="BF" w:sz="8" w:space="0"/>
+        <w:top w:val="single" w:sz="8" w:space="0" w:color="404040" w:themeColor="text1" w:themeTint="BF"/>
+        <w:left w:val="single" w:sz="8" w:space="0" w:color="404040" w:themeColor="text1" w:themeTint="BF"/>
+        <w:bottom w:val="single" w:sz="8" w:space="0" w:color="404040" w:themeColor="text1" w:themeTint="BF"/>
+        <w:right w:val="single" w:sz="8" w:space="0" w:color="404040" w:themeColor="text1" w:themeTint="BF"/>
+        <w:insideH w:val="single" w:sz="8" w:space="0" w:color="404040" w:themeColor="text1" w:themeTint="BF"/>
+        <w:insideV w:val="single" w:sz="8" w:space="0" w:color="404040" w:themeColor="text1" w:themeTint="BF"/>
       </w:tblBorders>
     </w:tblPr>
     <w:tcPr>
@@ -9230,7 +9117,7 @@
       <w:tblPr/>
       <w:tcPr>
         <w:tcBorders>
-          <w:top w:val="single" w:color="404040" w:themeColor="text1" w:themeTint="BF" w:sz="18" w:space="0"/>
+          <w:top w:val="single" w:sz="18" w:space="0" w:color="404040" w:themeColor="text1" w:themeTint="BF"/>
         </w:tcBorders>
       </w:tcPr>
     </w:tblStylePr>
@@ -9271,12 +9158,12 @@
       <w:tblStyleRowBandSize w:val="1"/>
       <w:tblStyleColBandSize w:val="1"/>
       <w:tblBorders>
-        <w:top w:val="single" w:color="7BA0CD" w:themeColor="accent1" w:themeTint="BF" w:sz="8" w:space="0"/>
-        <w:left w:val="single" w:color="7BA0CD" w:themeColor="accent1" w:themeTint="BF" w:sz="8" w:space="0"/>
-        <w:bottom w:val="single" w:color="7BA0CD" w:themeColor="accent1" w:themeTint="BF" w:sz="8" w:space="0"/>
-        <w:right w:val="single" w:color="7BA0CD" w:themeColor="accent1" w:themeTint="BF" w:sz="8" w:space="0"/>
-        <w:insideH w:val="single" w:color="7BA0CD" w:themeColor="accent1" w:themeTint="BF" w:sz="8" w:space="0"/>
-        <w:insideV w:val="single" w:color="7BA0CD" w:themeColor="accent1" w:themeTint="BF" w:sz="8" w:space="0"/>
+        <w:top w:val="single" w:sz="8" w:space="0" w:color="7BA0CD" w:themeColor="accent1" w:themeTint="BF"/>
+        <w:left w:val="single" w:sz="8" w:space="0" w:color="7BA0CD" w:themeColor="accent1" w:themeTint="BF"/>
+        <w:bottom w:val="single" w:sz="8" w:space="0" w:color="7BA0CD" w:themeColor="accent1" w:themeTint="BF"/>
+        <w:right w:val="single" w:sz="8" w:space="0" w:color="7BA0CD" w:themeColor="accent1" w:themeTint="BF"/>
+        <w:insideH w:val="single" w:sz="8" w:space="0" w:color="7BA0CD" w:themeColor="accent1" w:themeTint="BF"/>
+        <w:insideV w:val="single" w:sz="8" w:space="0" w:color="7BA0CD" w:themeColor="accent1" w:themeTint="BF"/>
       </w:tblBorders>
     </w:tblPr>
     <w:tcPr>
@@ -9296,7 +9183,7 @@
       <w:tblPr/>
       <w:tcPr>
         <w:tcBorders>
-          <w:top w:val="single" w:color="7BA0CD" w:themeColor="accent1" w:themeTint="BF" w:sz="18" w:space="0"/>
+          <w:top w:val="single" w:sz="18" w:space="0" w:color="7BA0CD" w:themeColor="accent1" w:themeTint="BF"/>
         </w:tcBorders>
       </w:tcPr>
     </w:tblStylePr>
@@ -9337,12 +9224,12 @@
       <w:tblStyleRowBandSize w:val="1"/>
       <w:tblStyleColBandSize w:val="1"/>
       <w:tblBorders>
-        <w:top w:val="single" w:color="CF7B79" w:themeColor="accent2" w:themeTint="BF" w:sz="8" w:space="0"/>
-        <w:left w:val="single" w:color="CF7B79" w:themeColor="accent2" w:themeTint="BF" w:sz="8" w:space="0"/>
-        <w:bottom w:val="single" w:color="CF7B79" w:themeColor="accent2" w:themeTint="BF" w:sz="8" w:space="0"/>
-        <w:right w:val="single" w:color="CF7B79" w:themeColor="accent2" w:themeTint="BF" w:sz="8" w:space="0"/>
-        <w:insideH w:val="single" w:color="CF7B79" w:themeColor="accent2" w:themeTint="BF" w:sz="8" w:space="0"/>
-        <w:insideV w:val="single" w:color="CF7B79" w:themeColor="accent2" w:themeTint="BF" w:sz="8" w:space="0"/>
+        <w:top w:val="single" w:sz="8" w:space="0" w:color="CF7B79" w:themeColor="accent2" w:themeTint="BF"/>
+        <w:left w:val="single" w:sz="8" w:space="0" w:color="CF7B79" w:themeColor="accent2" w:themeTint="BF"/>
+        <w:bottom w:val="single" w:sz="8" w:space="0" w:color="CF7B79" w:themeColor="accent2" w:themeTint="BF"/>
+        <w:right w:val="single" w:sz="8" w:space="0" w:color="CF7B79" w:themeColor="accent2" w:themeTint="BF"/>
+        <w:insideH w:val="single" w:sz="8" w:space="0" w:color="CF7B79" w:themeColor="accent2" w:themeTint="BF"/>
+        <w:insideV w:val="single" w:sz="8" w:space="0" w:color="CF7B79" w:themeColor="accent2" w:themeTint="BF"/>
       </w:tblBorders>
     </w:tblPr>
     <w:tcPr>
@@ -9362,7 +9249,7 @@
       <w:tblPr/>
       <w:tcPr>
         <w:tcBorders>
-          <w:top w:val="single" w:color="CF7B79" w:themeColor="accent2" w:themeTint="BF" w:sz="18" w:space="0"/>
+          <w:top w:val="single" w:sz="18" w:space="0" w:color="CF7B79" w:themeColor="accent2" w:themeTint="BF"/>
         </w:tcBorders>
       </w:tcPr>
     </w:tblStylePr>
@@ -9403,12 +9290,12 @@
       <w:tblStyleRowBandSize w:val="1"/>
       <w:tblStyleColBandSize w:val="1"/>
       <w:tblBorders>
-        <w:top w:val="single" w:color="B3CC82" w:themeColor="accent3" w:themeTint="BF" w:sz="8" w:space="0"/>
-        <w:left w:val="single" w:color="B3CC82" w:themeColor="accent3" w:themeTint="BF" w:sz="8" w:space="0"/>
-        <w:bottom w:val="single" w:color="B3CC82" w:themeColor="accent3" w:themeTint="BF" w:sz="8" w:space="0"/>
-        <w:right w:val="single" w:color="B3CC82" w:themeColor="accent3" w:themeTint="BF" w:sz="8" w:space="0"/>
-        <w:insideH w:val="single" w:color="B3CC82" w:themeColor="accent3" w:themeTint="BF" w:sz="8" w:space="0"/>
-        <w:insideV w:val="single" w:color="B3CC82" w:themeColor="accent3" w:themeTint="BF" w:sz="8" w:space="0"/>
+        <w:top w:val="single" w:sz="8" w:space="0" w:color="B3CC82" w:themeColor="accent3" w:themeTint="BF"/>
+        <w:left w:val="single" w:sz="8" w:space="0" w:color="B3CC82" w:themeColor="accent3" w:themeTint="BF"/>
+        <w:bottom w:val="single" w:sz="8" w:space="0" w:color="B3CC82" w:themeColor="accent3" w:themeTint="BF"/>
+        <w:right w:val="single" w:sz="8" w:space="0" w:color="B3CC82" w:themeColor="accent3" w:themeTint="BF"/>
+        <w:insideH w:val="single" w:sz="8" w:space="0" w:color="B3CC82" w:themeColor="accent3" w:themeTint="BF"/>
+        <w:insideV w:val="single" w:sz="8" w:space="0" w:color="B3CC82" w:themeColor="accent3" w:themeTint="BF"/>
       </w:tblBorders>
     </w:tblPr>
     <w:tcPr>
@@ -9428,7 +9315,7 @@
       <w:tblPr/>
       <w:tcPr>
         <w:tcBorders>
-          <w:top w:val="single" w:color="B3CC82" w:themeColor="accent3" w:themeTint="BF" w:sz="18" w:space="0"/>
+          <w:top w:val="single" w:sz="18" w:space="0" w:color="B3CC82" w:themeColor="accent3" w:themeTint="BF"/>
         </w:tcBorders>
       </w:tcPr>
     </w:tblStylePr>
@@ -9469,12 +9356,12 @@
       <w:tblStyleRowBandSize w:val="1"/>
       <w:tblStyleColBandSize w:val="1"/>
       <w:tblBorders>
-        <w:top w:val="single" w:color="9F8AB9" w:themeColor="accent4" w:themeTint="BF" w:sz="8" w:space="0"/>
-        <w:left w:val="single" w:color="9F8AB9" w:themeColor="accent4" w:themeTint="BF" w:sz="8" w:space="0"/>
-        <w:bottom w:val="single" w:color="9F8AB9" w:themeColor="accent4" w:themeTint="BF" w:sz="8" w:space="0"/>
-        <w:right w:val="single" w:color="9F8AB9" w:themeColor="accent4" w:themeTint="BF" w:sz="8" w:space="0"/>
-        <w:insideH w:val="single" w:color="9F8AB9" w:themeColor="accent4" w:themeTint="BF" w:sz="8" w:space="0"/>
-        <w:insideV w:val="single" w:color="9F8AB9" w:themeColor="accent4" w:themeTint="BF" w:sz="8" w:space="0"/>
+        <w:top w:val="single" w:sz="8" w:space="0" w:color="9F8AB9" w:themeColor="accent4" w:themeTint="BF"/>
+        <w:left w:val="single" w:sz="8" w:space="0" w:color="9F8AB9" w:themeColor="accent4" w:themeTint="BF"/>
+        <w:bottom w:val="single" w:sz="8" w:space="0" w:color="9F8AB9" w:themeColor="accent4" w:themeTint="BF"/>
+        <w:right w:val="single" w:sz="8" w:space="0" w:color="9F8AB9" w:themeColor="accent4" w:themeTint="BF"/>
+        <w:insideH w:val="single" w:sz="8" w:space="0" w:color="9F8AB9" w:themeColor="accent4" w:themeTint="BF"/>
+        <w:insideV w:val="single" w:sz="8" w:space="0" w:color="9F8AB9" w:themeColor="accent4" w:themeTint="BF"/>
       </w:tblBorders>
     </w:tblPr>
     <w:tcPr>
@@ -9494,7 +9381,7 @@
       <w:tblPr/>
       <w:tcPr>
         <w:tcBorders>
-          <w:top w:val="single" w:color="9F8AB9" w:themeColor="accent4" w:themeTint="BF" w:sz="18" w:space="0"/>
+          <w:top w:val="single" w:sz="18" w:space="0" w:color="9F8AB9" w:themeColor="accent4" w:themeTint="BF"/>
         </w:tcBorders>
       </w:tcPr>
     </w:tblStylePr>
@@ -9535,12 +9422,12 @@
       <w:tblStyleRowBandSize w:val="1"/>
       <w:tblStyleColBandSize w:val="1"/>
       <w:tblBorders>
-        <w:top w:val="single" w:color="78C0D4" w:themeColor="accent5" w:themeTint="BF" w:sz="8" w:space="0"/>
-        <w:left w:val="single" w:color="78C0D4" w:themeColor="accent5" w:themeTint="BF" w:sz="8" w:space="0"/>
-        <w:bottom w:val="single" w:color="78C0D4" w:themeColor="accent5" w:themeTint="BF" w:sz="8" w:space="0"/>
-        <w:right w:val="single" w:color="78C0D4" w:themeColor="accent5" w:themeTint="BF" w:sz="8" w:space="0"/>
-        <w:insideH w:val="single" w:color="78C0D4" w:themeColor="accent5" w:themeTint="BF" w:sz="8" w:space="0"/>
-        <w:insideV w:val="single" w:color="78C0D4" w:themeColor="accent5" w:themeTint="BF" w:sz="8" w:space="0"/>
+        <w:top w:val="single" w:sz="8" w:space="0" w:color="78C0D4" w:themeColor="accent5" w:themeTint="BF"/>
+        <w:left w:val="single" w:sz="8" w:space="0" w:color="78C0D4" w:themeColor="accent5" w:themeTint="BF"/>
+        <w:bottom w:val="single" w:sz="8" w:space="0" w:color="78C0D4" w:themeColor="accent5" w:themeTint="BF"/>
+        <w:right w:val="single" w:sz="8" w:space="0" w:color="78C0D4" w:themeColor="accent5" w:themeTint="BF"/>
+        <w:insideH w:val="single" w:sz="8" w:space="0" w:color="78C0D4" w:themeColor="accent5" w:themeTint="BF"/>
+        <w:insideV w:val="single" w:sz="8" w:space="0" w:color="78C0D4" w:themeColor="accent5" w:themeTint="BF"/>
       </w:tblBorders>
     </w:tblPr>
     <w:tcPr>
@@ -9560,7 +9447,7 @@
       <w:tblPr/>
       <w:tcPr>
         <w:tcBorders>
-          <w:top w:val="single" w:color="78C0D4" w:themeColor="accent5" w:themeTint="BF" w:sz="18" w:space="0"/>
+          <w:top w:val="single" w:sz="18" w:space="0" w:color="78C0D4" w:themeColor="accent5" w:themeTint="BF"/>
         </w:tcBorders>
       </w:tcPr>
     </w:tblStylePr>
@@ -9601,12 +9488,12 @@
       <w:tblStyleRowBandSize w:val="1"/>
       <w:tblStyleColBandSize w:val="1"/>
       <w:tblBorders>
-        <w:top w:val="single" w:color="F9B074" w:themeColor="accent6" w:themeTint="BF" w:sz="8" w:space="0"/>
-        <w:left w:val="single" w:color="F9B074" w:themeColor="accent6" w:themeTint="BF" w:sz="8" w:space="0"/>
-        <w:bottom w:val="single" w:color="F9B074" w:themeColor="accent6" w:themeTint="BF" w:sz="8" w:space="0"/>
-        <w:right w:val="single" w:color="F9B074" w:themeColor="accent6" w:themeTint="BF" w:sz="8" w:space="0"/>
-        <w:insideH w:val="single" w:color="F9B074" w:themeColor="accent6" w:themeTint="BF" w:sz="8" w:space="0"/>
-        <w:insideV w:val="single" w:color="F9B074" w:themeColor="accent6" w:themeTint="BF" w:sz="8" w:space="0"/>
+        <w:top w:val="single" w:sz="8" w:space="0" w:color="F9B074" w:themeColor="accent6" w:themeTint="BF"/>
+        <w:left w:val="single" w:sz="8" w:space="0" w:color="F9B074" w:themeColor="accent6" w:themeTint="BF"/>
+        <w:bottom w:val="single" w:sz="8" w:space="0" w:color="F9B074" w:themeColor="accent6" w:themeTint="BF"/>
+        <w:right w:val="single" w:sz="8" w:space="0" w:color="F9B074" w:themeColor="accent6" w:themeTint="BF"/>
+        <w:insideH w:val="single" w:sz="8" w:space="0" w:color="F9B074" w:themeColor="accent6" w:themeTint="BF"/>
+        <w:insideV w:val="single" w:sz="8" w:space="0" w:color="F9B074" w:themeColor="accent6" w:themeTint="BF"/>
       </w:tblBorders>
     </w:tblPr>
     <w:tcPr>
@@ -9626,7 +9513,7 @@
       <w:tblPr/>
       <w:tcPr>
         <w:tcBorders>
-          <w:top w:val="single" w:color="F9B074" w:themeColor="accent6" w:themeTint="BF" w:sz="18" w:space="0"/>
+          <w:top w:val="single" w:sz="18" w:space="0" w:color="F9B074" w:themeColor="accent6" w:themeTint="BF"/>
         </w:tcBorders>
       </w:tcPr>
     </w:tblStylePr>
@@ -9664,19 +9551,19 @@
       <w:spacing w:after="0" w:line="240" w:lineRule="auto"/>
     </w:pPr>
     <w:rPr>
-      <w:rFonts w:asciiTheme="majorHAnsi" w:hAnsiTheme="majorHAnsi" w:eastAsiaTheme="majorEastAsia" w:cstheme="majorBidi"/>
+      <w:rFonts w:asciiTheme="majorHAnsi" w:eastAsiaTheme="majorEastAsia" w:hAnsiTheme="majorHAnsi" w:cstheme="majorBidi"/>
       <w:color w:val="000000" w:themeColor="text1"/>
     </w:rPr>
     <w:tblPr>
       <w:tblStyleRowBandSize w:val="1"/>
       <w:tblStyleColBandSize w:val="1"/>
       <w:tblBorders>
-        <w:top w:val="single" w:color="000000" w:themeColor="text1" w:sz="8" w:space="0"/>
-        <w:left w:val="single" w:color="000000" w:themeColor="text1" w:sz="8" w:space="0"/>
-        <w:bottom w:val="single" w:color="000000" w:themeColor="text1" w:sz="8" w:space="0"/>
-        <w:right w:val="single" w:color="000000" w:themeColor="text1" w:sz="8" w:space="0"/>
-        <w:insideH w:val="single" w:color="000000" w:themeColor="text1" w:sz="8" w:space="0"/>
-        <w:insideV w:val="single" w:color="000000" w:themeColor="text1" w:sz="8" w:space="0"/>
+        <w:top w:val="single" w:sz="8" w:space="0" w:color="000000" w:themeColor="text1"/>
+        <w:left w:val="single" w:sz="8" w:space="0" w:color="000000" w:themeColor="text1"/>
+        <w:bottom w:val="single" w:sz="8" w:space="0" w:color="000000" w:themeColor="text1"/>
+        <w:right w:val="single" w:sz="8" w:space="0" w:color="000000" w:themeColor="text1"/>
+        <w:insideH w:val="single" w:sz="8" w:space="0" w:color="000000" w:themeColor="text1"/>
+        <w:insideV w:val="single" w:sz="8" w:space="0" w:color="000000" w:themeColor="text1"/>
       </w:tblBorders>
     </w:tblPr>
     <w:tcPr>
@@ -9702,7 +9589,7 @@
       <w:tblPr/>
       <w:tcPr>
         <w:tcBorders>
-          <w:top w:val="single" w:color="000000" w:themeColor="text1" w:sz="12" w:space="0"/>
+          <w:top w:val="single" w:sz="12" w:space="0" w:color="000000" w:themeColor="text1"/>
           <w:left w:val="nil"/>
           <w:bottom w:val="nil"/>
           <w:right w:val="nil"/>
@@ -9760,8 +9647,8 @@
       <w:tblPr/>
       <w:tcPr>
         <w:tcBorders>
-          <w:insideH w:val="single" w:color="000000" w:themeColor="text1" w:sz="6" w:space="0"/>
-          <w:insideV w:val="single" w:color="000000" w:themeColor="text1" w:sz="6" w:space="0"/>
+          <w:insideH w:val="single" w:sz="6" w:space="0" w:color="000000" w:themeColor="text1"/>
+          <w:insideV w:val="single" w:sz="6" w:space="0" w:color="000000" w:themeColor="text1"/>
         </w:tcBorders>
         <w:shd w:val="clear" w:color="auto" w:fill="808080" w:themeFill="text1" w:themeFillTint="7F"/>
       </w:tcPr>
@@ -9782,19 +9669,19 @@
       <w:spacing w:after="0" w:line="240" w:lineRule="auto"/>
     </w:pPr>
     <w:rPr>
-      <w:rFonts w:asciiTheme="majorHAnsi" w:hAnsiTheme="majorHAnsi" w:eastAsiaTheme="majorEastAsia" w:cstheme="majorBidi"/>
+      <w:rFonts w:asciiTheme="majorHAnsi" w:eastAsiaTheme="majorEastAsia" w:hAnsiTheme="majorHAnsi" w:cstheme="majorBidi"/>
       <w:color w:val="000000" w:themeColor="text1"/>
     </w:rPr>
     <w:tblPr>
       <w:tblStyleRowBandSize w:val="1"/>
       <w:tblStyleColBandSize w:val="1"/>
       <w:tblBorders>
-        <w:top w:val="single" w:color="4F81BD" w:themeColor="accent1" w:sz="8" w:space="0"/>
-        <w:left w:val="single" w:color="4F81BD" w:themeColor="accent1" w:sz="8" w:space="0"/>
-        <w:bottom w:val="single" w:color="4F81BD" w:themeColor="accent1" w:sz="8" w:space="0"/>
-        <w:right w:val="single" w:color="4F81BD" w:themeColor="accent1" w:sz="8" w:space="0"/>
-        <w:insideH w:val="single" w:color="4F81BD" w:themeColor="accent1" w:sz="8" w:space="0"/>
-        <w:insideV w:val="single" w:color="4F81BD" w:themeColor="accent1" w:sz="8" w:space="0"/>
+        <w:top w:val="single" w:sz="8" w:space="0" w:color="4F81BD" w:themeColor="accent1"/>
+        <w:left w:val="single" w:sz="8" w:space="0" w:color="4F81BD" w:themeColor="accent1"/>
+        <w:bottom w:val="single" w:sz="8" w:space="0" w:color="4F81BD" w:themeColor="accent1"/>
+        <w:right w:val="single" w:sz="8" w:space="0" w:color="4F81BD" w:themeColor="accent1"/>
+        <w:insideH w:val="single" w:sz="8" w:space="0" w:color="4F81BD" w:themeColor="accent1"/>
+        <w:insideV w:val="single" w:sz="8" w:space="0" w:color="4F81BD" w:themeColor="accent1"/>
       </w:tblBorders>
     </w:tblPr>
     <w:tcPr>
@@ -9820,7 +9707,7 @@
       <w:tblPr/>
       <w:tcPr>
         <w:tcBorders>
-          <w:top w:val="single" w:color="000000" w:themeColor="text1" w:sz="12" w:space="0"/>
+          <w:top w:val="single" w:sz="12" w:space="0" w:color="000000" w:themeColor="text1"/>
           <w:left w:val="nil"/>
           <w:bottom w:val="nil"/>
           <w:right w:val="nil"/>
@@ -9878,8 +9765,8 @@
       <w:tblPr/>
       <w:tcPr>
         <w:tcBorders>
-          <w:insideH w:val="single" w:color="4F81BD" w:themeColor="accent1" w:sz="6" w:space="0"/>
-          <w:insideV w:val="single" w:color="4F81BD" w:themeColor="accent1" w:sz="6" w:space="0"/>
+          <w:insideH w:val="single" w:sz="6" w:space="0" w:color="4F81BD" w:themeColor="accent1"/>
+          <w:insideV w:val="single" w:sz="6" w:space="0" w:color="4F81BD" w:themeColor="accent1"/>
         </w:tcBorders>
         <w:shd w:val="clear" w:color="auto" w:fill="A7BFDE" w:themeFill="accent1" w:themeFillTint="7F"/>
       </w:tcPr>
@@ -9900,19 +9787,19 @@
       <w:spacing w:after="0" w:line="240" w:lineRule="auto"/>
     </w:pPr>
     <w:rPr>
-      <w:rFonts w:asciiTheme="majorHAnsi" w:hAnsiTheme="majorHAnsi" w:eastAsiaTheme="majorEastAsia" w:cstheme="majorBidi"/>
+      <w:rFonts w:asciiTheme="majorHAnsi" w:eastAsiaTheme="majorEastAsia" w:hAnsiTheme="majorHAnsi" w:cstheme="majorBidi"/>
       <w:color w:val="000000" w:themeColor="text1"/>
     </w:rPr>
     <w:tblPr>
       <w:tblStyleRowBandSize w:val="1"/>
       <w:tblStyleColBandSize w:val="1"/>
       <w:tblBorders>
-        <w:top w:val="single" w:color="C0504D" w:themeColor="accent2" w:sz="8" w:space="0"/>
-        <w:left w:val="single" w:color="C0504D" w:themeColor="accent2" w:sz="8" w:space="0"/>
-        <w:bottom w:val="single" w:color="C0504D" w:themeColor="accent2" w:sz="8" w:space="0"/>
-        <w:right w:val="single" w:color="C0504D" w:themeColor="accent2" w:sz="8" w:space="0"/>
-        <w:insideH w:val="single" w:color="C0504D" w:themeColor="accent2" w:sz="8" w:space="0"/>
-        <w:insideV w:val="single" w:color="C0504D" w:themeColor="accent2" w:sz="8" w:space="0"/>
+        <w:top w:val="single" w:sz="8" w:space="0" w:color="C0504D" w:themeColor="accent2"/>
+        <w:left w:val="single" w:sz="8" w:space="0" w:color="C0504D" w:themeColor="accent2"/>
+        <w:bottom w:val="single" w:sz="8" w:space="0" w:color="C0504D" w:themeColor="accent2"/>
+        <w:right w:val="single" w:sz="8" w:space="0" w:color="C0504D" w:themeColor="accent2"/>
+        <w:insideH w:val="single" w:sz="8" w:space="0" w:color="C0504D" w:themeColor="accent2"/>
+        <w:insideV w:val="single" w:sz="8" w:space="0" w:color="C0504D" w:themeColor="accent2"/>
       </w:tblBorders>
     </w:tblPr>
     <w:tcPr>
@@ -9938,7 +9825,7 @@
       <w:tblPr/>
       <w:tcPr>
         <w:tcBorders>
-          <w:top w:val="single" w:color="000000" w:themeColor="text1" w:sz="12" w:space="0"/>
+          <w:top w:val="single" w:sz="12" w:space="0" w:color="000000" w:themeColor="text1"/>
           <w:left w:val="nil"/>
           <w:bottom w:val="nil"/>
           <w:right w:val="nil"/>
@@ -9996,8 +9883,8 @@
       <w:tblPr/>
       <w:tcPr>
         <w:tcBorders>
-          <w:insideH w:val="single" w:color="C0504D" w:themeColor="accent2" w:sz="6" w:space="0"/>
-          <w:insideV w:val="single" w:color="C0504D" w:themeColor="accent2" w:sz="6" w:space="0"/>
+          <w:insideH w:val="single" w:sz="6" w:space="0" w:color="C0504D" w:themeColor="accent2"/>
+          <w:insideV w:val="single" w:sz="6" w:space="0" w:color="C0504D" w:themeColor="accent2"/>
         </w:tcBorders>
         <w:shd w:val="clear" w:color="auto" w:fill="DFA7A6" w:themeFill="accent2" w:themeFillTint="7F"/>
       </w:tcPr>
@@ -10018,19 +9905,19 @@
       <w:spacing w:after="0" w:line="240" w:lineRule="auto"/>
     </w:pPr>
     <w:rPr>
-      <w:rFonts w:asciiTheme="majorHAnsi" w:hAnsiTheme="majorHAnsi" w:eastAsiaTheme="majorEastAsia" w:cstheme="majorBidi"/>
+      <w:rFonts w:asciiTheme="majorHAnsi" w:eastAsiaTheme="majorEastAsia" w:hAnsiTheme="majorHAnsi" w:cstheme="majorBidi"/>
       <w:color w:val="000000" w:themeColor="text1"/>
     </w:rPr>
     <w:tblPr>
       <w:tblStyleRowBandSize w:val="1"/>
       <w:tblStyleColBandSize w:val="1"/>
       <w:tblBorders>
-        <w:top w:val="single" w:color="9BBB59" w:themeColor="accent3" w:sz="8" w:space="0"/>
-        <w:left w:val="single" w:color="9BBB59" w:themeColor="accent3" w:sz="8" w:space="0"/>
-        <w:bottom w:val="single" w:color="9BBB59" w:themeColor="accent3" w:sz="8" w:space="0"/>
-        <w:right w:val="single" w:color="9BBB59" w:themeColor="accent3" w:sz="8" w:space="0"/>
-        <w:insideH w:val="single" w:color="9BBB59" w:themeColor="accent3" w:sz="8" w:space="0"/>
-        <w:insideV w:val="single" w:color="9BBB59" w:themeColor="accent3" w:sz="8" w:space="0"/>
+        <w:top w:val="single" w:sz="8" w:space="0" w:color="9BBB59" w:themeColor="accent3"/>
+        <w:left w:val="single" w:sz="8" w:space="0" w:color="9BBB59" w:themeColor="accent3"/>
+        <w:bottom w:val="single" w:sz="8" w:space="0" w:color="9BBB59" w:themeColor="accent3"/>
+        <w:right w:val="single" w:sz="8" w:space="0" w:color="9BBB59" w:themeColor="accent3"/>
+        <w:insideH w:val="single" w:sz="8" w:space="0" w:color="9BBB59" w:themeColor="accent3"/>
+        <w:insideV w:val="single" w:sz="8" w:space="0" w:color="9BBB59" w:themeColor="accent3"/>
       </w:tblBorders>
     </w:tblPr>
     <w:tcPr>
@@ -10056,7 +9943,7 @@
       <w:tblPr/>
       <w:tcPr>
         <w:tcBorders>
-          <w:top w:val="single" w:color="000000" w:themeColor="text1" w:sz="12" w:space="0"/>
+          <w:top w:val="single" w:sz="12" w:space="0" w:color="000000" w:themeColor="text1"/>
           <w:left w:val="nil"/>
           <w:bottom w:val="nil"/>
           <w:right w:val="nil"/>
@@ -10114,8 +10001,8 @@
       <w:tblPr/>
       <w:tcPr>
         <w:tcBorders>
-          <w:insideH w:val="single" w:color="9BBB59" w:themeColor="accent3" w:sz="6" w:space="0"/>
-          <w:insideV w:val="single" w:color="9BBB59" w:themeColor="accent3" w:sz="6" w:space="0"/>
+          <w:insideH w:val="single" w:sz="6" w:space="0" w:color="9BBB59" w:themeColor="accent3"/>
+          <w:insideV w:val="single" w:sz="6" w:space="0" w:color="9BBB59" w:themeColor="accent3"/>
         </w:tcBorders>
         <w:shd w:val="clear" w:color="auto" w:fill="CDDDAC" w:themeFill="accent3" w:themeFillTint="7F"/>
       </w:tcPr>
@@ -10136,19 +10023,19 @@
       <w:spacing w:after="0" w:line="240" w:lineRule="auto"/>
     </w:pPr>
     <w:rPr>
-      <w:rFonts w:asciiTheme="majorHAnsi" w:hAnsiTheme="majorHAnsi" w:eastAsiaTheme="majorEastAsia" w:cstheme="majorBidi"/>
+      <w:rFonts w:asciiTheme="majorHAnsi" w:eastAsiaTheme="majorEastAsia" w:hAnsiTheme="majorHAnsi" w:cstheme="majorBidi"/>
       <w:color w:val="000000" w:themeColor="text1"/>
     </w:rPr>
     <w:tblPr>
       <w:tblStyleRowBandSize w:val="1"/>
       <w:tblStyleColBandSize w:val="1"/>
       <w:tblBorders>
-        <w:top w:val="single" w:color="8064A2" w:themeColor="accent4" w:sz="8" w:space="0"/>
-        <w:left w:val="single" w:color="8064A2" w:themeColor="accent4" w:sz="8" w:space="0"/>
-        <w:bottom w:val="single" w:color="8064A2" w:themeColor="accent4" w:sz="8" w:space="0"/>
-        <w:right w:val="single" w:color="8064A2" w:themeColor="accent4" w:sz="8" w:space="0"/>
-        <w:insideH w:val="single" w:color="8064A2" w:themeColor="accent4" w:sz="8" w:space="0"/>
-        <w:insideV w:val="single" w:color="8064A2" w:themeColor="accent4" w:sz="8" w:space="0"/>
+        <w:top w:val="single" w:sz="8" w:space="0" w:color="8064A2" w:themeColor="accent4"/>
+        <w:left w:val="single" w:sz="8" w:space="0" w:color="8064A2" w:themeColor="accent4"/>
+        <w:bottom w:val="single" w:sz="8" w:space="0" w:color="8064A2" w:themeColor="accent4"/>
+        <w:right w:val="single" w:sz="8" w:space="0" w:color="8064A2" w:themeColor="accent4"/>
+        <w:insideH w:val="single" w:sz="8" w:space="0" w:color="8064A2" w:themeColor="accent4"/>
+        <w:insideV w:val="single" w:sz="8" w:space="0" w:color="8064A2" w:themeColor="accent4"/>
       </w:tblBorders>
     </w:tblPr>
     <w:tcPr>
@@ -10174,7 +10061,7 @@
       <w:tblPr/>
       <w:tcPr>
         <w:tcBorders>
-          <w:top w:val="single" w:color="000000" w:themeColor="text1" w:sz="12" w:space="0"/>
+          <w:top w:val="single" w:sz="12" w:space="0" w:color="000000" w:themeColor="text1"/>
           <w:left w:val="nil"/>
           <w:bottom w:val="nil"/>
           <w:right w:val="nil"/>
@@ -10232,8 +10119,8 @@
       <w:tblPr/>
       <w:tcPr>
         <w:tcBorders>
-          <w:insideH w:val="single" w:color="8064A2" w:themeColor="accent4" w:sz="6" w:space="0"/>
-          <w:insideV w:val="single" w:color="8064A2" w:themeColor="accent4" w:sz="6" w:space="0"/>
+          <w:insideH w:val="single" w:sz="6" w:space="0" w:color="8064A2" w:themeColor="accent4"/>
+          <w:insideV w:val="single" w:sz="6" w:space="0" w:color="8064A2" w:themeColor="accent4"/>
         </w:tcBorders>
         <w:shd w:val="clear" w:color="auto" w:fill="BFB1D0" w:themeFill="accent4" w:themeFillTint="7F"/>
       </w:tcPr>
@@ -10254,19 +10141,19 @@
       <w:spacing w:after="0" w:line="240" w:lineRule="auto"/>
     </w:pPr>
     <w:rPr>
-      <w:rFonts w:asciiTheme="majorHAnsi" w:hAnsiTheme="majorHAnsi" w:eastAsiaTheme="majorEastAsia" w:cstheme="majorBidi"/>
+      <w:rFonts w:asciiTheme="majorHAnsi" w:eastAsiaTheme="majorEastAsia" w:hAnsiTheme="majorHAnsi" w:cstheme="majorBidi"/>
       <w:color w:val="000000" w:themeColor="text1"/>
     </w:rPr>
     <w:tblPr>
       <w:tblStyleRowBandSize w:val="1"/>
       <w:tblStyleColBandSize w:val="1"/>
       <w:tblBorders>
-        <w:top w:val="single" w:color="4BACC6" w:themeColor="accent5" w:sz="8" w:space="0"/>
-        <w:left w:val="single" w:color="4BACC6" w:themeColor="accent5" w:sz="8" w:space="0"/>
-        <w:bottom w:val="single" w:color="4BACC6" w:themeColor="accent5" w:sz="8" w:space="0"/>
-        <w:right w:val="single" w:color="4BACC6" w:themeColor="accent5" w:sz="8" w:space="0"/>
-        <w:insideH w:val="single" w:color="4BACC6" w:themeColor="accent5" w:sz="8" w:space="0"/>
-        <w:insideV w:val="single" w:color="4BACC6" w:themeColor="accent5" w:sz="8" w:space="0"/>
+        <w:top w:val="single" w:sz="8" w:space="0" w:color="4BACC6" w:themeColor="accent5"/>
+        <w:left w:val="single" w:sz="8" w:space="0" w:color="4BACC6" w:themeColor="accent5"/>
+        <w:bottom w:val="single" w:sz="8" w:space="0" w:color="4BACC6" w:themeColor="accent5"/>
+        <w:right w:val="single" w:sz="8" w:space="0" w:color="4BACC6" w:themeColor="accent5"/>
+        <w:insideH w:val="single" w:sz="8" w:space="0" w:color="4BACC6" w:themeColor="accent5"/>
+        <w:insideV w:val="single" w:sz="8" w:space="0" w:color="4BACC6" w:themeColor="accent5"/>
       </w:tblBorders>
     </w:tblPr>
     <w:tcPr>
@@ -10292,7 +10179,7 @@
       <w:tblPr/>
       <w:tcPr>
         <w:tcBorders>
-          <w:top w:val="single" w:color="000000" w:themeColor="text1" w:sz="12" w:space="0"/>
+          <w:top w:val="single" w:sz="12" w:space="0" w:color="000000" w:themeColor="text1"/>
           <w:left w:val="nil"/>
           <w:bottom w:val="nil"/>
           <w:right w:val="nil"/>
@@ -10350,8 +10237,8 @@
       <w:tblPr/>
       <w:tcPr>
         <w:tcBorders>
-          <w:insideH w:val="single" w:color="4BACC6" w:themeColor="accent5" w:sz="6" w:space="0"/>
-          <w:insideV w:val="single" w:color="4BACC6" w:themeColor="accent5" w:sz="6" w:space="0"/>
+          <w:insideH w:val="single" w:sz="6" w:space="0" w:color="4BACC6" w:themeColor="accent5"/>
+          <w:insideV w:val="single" w:sz="6" w:space="0" w:color="4BACC6" w:themeColor="accent5"/>
         </w:tcBorders>
         <w:shd w:val="clear" w:color="auto" w:fill="A5D5E2" w:themeFill="accent5" w:themeFillTint="7F"/>
       </w:tcPr>
@@ -10372,19 +10259,19 @@
       <w:spacing w:after="0" w:line="240" w:lineRule="auto"/>
     </w:pPr>
     <w:rPr>
-      <w:rFonts w:asciiTheme="majorHAnsi" w:hAnsiTheme="majorHAnsi" w:eastAsiaTheme="majorEastAsia" w:cstheme="majorBidi"/>
+      <w:rFonts w:asciiTheme="majorHAnsi" w:eastAsiaTheme="majorEastAsia" w:hAnsiTheme="majorHAnsi" w:cstheme="majorBidi"/>
       <w:color w:val="000000" w:themeColor="text1"/>
     </w:rPr>
     <w:tblPr>
       <w:tblStyleRowBandSize w:val="1"/>
       <w:tblStyleColBandSize w:val="1"/>
       <w:tblBorders>
-        <w:top w:val="single" w:color="F79646" w:themeColor="accent6" w:sz="8" w:space="0"/>
-        <w:left w:val="single" w:color="F79646" w:themeColor="accent6" w:sz="8" w:space="0"/>
-        <w:bottom w:val="single" w:color="F79646" w:themeColor="accent6" w:sz="8" w:space="0"/>
-        <w:right w:val="single" w:color="F79646" w:themeColor="accent6" w:sz="8" w:space="0"/>
-        <w:insideH w:val="single" w:color="F79646" w:themeColor="accent6" w:sz="8" w:space="0"/>
-        <w:insideV w:val="single" w:color="F79646" w:themeColor="accent6" w:sz="8" w:space="0"/>
+        <w:top w:val="single" w:sz="8" w:space="0" w:color="F79646" w:themeColor="accent6"/>
+        <w:left w:val="single" w:sz="8" w:space="0" w:color="F79646" w:themeColor="accent6"/>
+        <w:bottom w:val="single" w:sz="8" w:space="0" w:color="F79646" w:themeColor="accent6"/>
+        <w:right w:val="single" w:sz="8" w:space="0" w:color="F79646" w:themeColor="accent6"/>
+        <w:insideH w:val="single" w:sz="8" w:space="0" w:color="F79646" w:themeColor="accent6"/>
+        <w:insideV w:val="single" w:sz="8" w:space="0" w:color="F79646" w:themeColor="accent6"/>
       </w:tblBorders>
     </w:tblPr>
     <w:tcPr>
@@ -10410,7 +10297,7 @@
       <w:tblPr/>
       <w:tcPr>
         <w:tcBorders>
-          <w:top w:val="single" w:color="000000" w:themeColor="text1" w:sz="12" w:space="0"/>
+          <w:top w:val="single" w:sz="12" w:space="0" w:color="000000" w:themeColor="text1"/>
           <w:left w:val="nil"/>
           <w:bottom w:val="nil"/>
           <w:right w:val="nil"/>
@@ -10468,8 +10355,8 @@
       <w:tblPr/>
       <w:tcPr>
         <w:tcBorders>
-          <w:insideH w:val="single" w:color="F79646" w:themeColor="accent6" w:sz="6" w:space="0"/>
-          <w:insideV w:val="single" w:color="F79646" w:themeColor="accent6" w:sz="6" w:space="0"/>
+          <w:insideH w:val="single" w:sz="6" w:space="0" w:color="F79646" w:themeColor="accent6"/>
+          <w:insideV w:val="single" w:sz="6" w:space="0" w:color="F79646" w:themeColor="accent6"/>
         </w:tcBorders>
         <w:shd w:val="clear" w:color="auto" w:fill="FBCAA2" w:themeFill="accent6" w:themeFillTint="7F"/>
       </w:tcPr>
@@ -10493,12 +10380,12 @@
       <w:tblStyleRowBandSize w:val="1"/>
       <w:tblStyleColBandSize w:val="1"/>
       <w:tblBorders>
-        <w:top w:val="single" w:color="FFFFFF" w:themeColor="background1" w:sz="8" w:space="0"/>
-        <w:left w:val="single" w:color="FFFFFF" w:themeColor="background1" w:sz="8" w:space="0"/>
-        <w:bottom w:val="single" w:color="FFFFFF" w:themeColor="background1" w:sz="8" w:space="0"/>
-        <w:right w:val="single" w:color="FFFFFF" w:themeColor="background1" w:sz="8" w:space="0"/>
-        <w:insideH w:val="single" w:color="FFFFFF" w:themeColor="background1" w:sz="6" w:space="0"/>
-        <w:insideV w:val="single" w:color="FFFFFF" w:themeColor="background1" w:sz="6" w:space="0"/>
+        <w:top w:val="single" w:sz="8" w:space="0" w:color="FFFFFF" w:themeColor="background1"/>
+        <w:left w:val="single" w:sz="8" w:space="0" w:color="FFFFFF" w:themeColor="background1"/>
+        <w:bottom w:val="single" w:sz="8" w:space="0" w:color="FFFFFF" w:themeColor="background1"/>
+        <w:right w:val="single" w:sz="8" w:space="0" w:color="FFFFFF" w:themeColor="background1"/>
+        <w:insideH w:val="single" w:sz="6" w:space="0" w:color="FFFFFF" w:themeColor="background1"/>
+        <w:insideV w:val="single" w:sz="6" w:space="0" w:color="FFFFFF" w:themeColor="background1"/>
       </w:tblBorders>
     </w:tblPr>
     <w:tcPr>
@@ -10515,12 +10402,12 @@
       <w:tblPr/>
       <w:tcPr>
         <w:tcBorders>
-          <w:top w:val="single" w:color="FFFFFF" w:themeColor="background1" w:sz="8" w:space="0"/>
-          <w:left w:val="single" w:color="FFFFFF" w:themeColor="background1" w:sz="8" w:space="0"/>
-          <w:bottom w:val="single" w:color="FFFFFF" w:themeColor="background1" w:sz="24" w:space="0"/>
-          <w:right w:val="single" w:color="FFFFFF" w:themeColor="background1" w:sz="8" w:space="0"/>
-          <w:insideH w:val="nil"/>
-          <w:insideV w:val="single" w:color="FFFFFF" w:themeColor="background1" w:sz="8" w:space="0"/>
+          <w:top w:val="single" w:sz="8" w:space="0" w:color="FFFFFF" w:themeColor="background1"/>
+          <w:left w:val="single" w:sz="8" w:space="0" w:color="FFFFFF" w:themeColor="background1"/>
+          <w:bottom w:val="single" w:sz="24" w:space="0" w:color="FFFFFF" w:themeColor="background1"/>
+          <w:right w:val="single" w:sz="8" w:space="0" w:color="FFFFFF" w:themeColor="background1"/>
+          <w:insideH w:val="nil"/>
+          <w:insideV w:val="single" w:sz="8" w:space="0" w:color="FFFFFF" w:themeColor="background1"/>
         </w:tcBorders>
         <w:shd w:val="clear" w:color="auto" w:fill="000000" w:themeFill="text1"/>
       </w:tcPr>
@@ -10536,12 +10423,12 @@
       <w:tblPr/>
       <w:tcPr>
         <w:tcBorders>
-          <w:top w:val="single" w:color="FFFFFF" w:themeColor="background1" w:sz="24" w:space="0"/>
-          <w:left w:val="single" w:color="FFFFFF" w:themeColor="background1" w:sz="8" w:space="0"/>
-          <w:bottom w:val="single" w:color="FFFFFF" w:themeColor="background1" w:sz="8" w:space="0"/>
-          <w:right w:val="single" w:color="FFFFFF" w:themeColor="background1" w:sz="8" w:space="0"/>
-          <w:insideH w:val="nil"/>
-          <w:insideV w:val="single" w:color="FFFFFF" w:themeColor="background1" w:sz="8" w:space="0"/>
+          <w:top w:val="single" w:sz="24" w:space="0" w:color="FFFFFF" w:themeColor="background1"/>
+          <w:left w:val="single" w:sz="8" w:space="0" w:color="FFFFFF" w:themeColor="background1"/>
+          <w:bottom w:val="single" w:sz="8" w:space="0" w:color="FFFFFF" w:themeColor="background1"/>
+          <w:right w:val="single" w:sz="8" w:space="0" w:color="FFFFFF" w:themeColor="background1"/>
+          <w:insideH w:val="nil"/>
+          <w:insideV w:val="single" w:sz="8" w:space="0" w:color="FFFFFF" w:themeColor="background1"/>
         </w:tcBorders>
         <w:shd w:val="clear" w:color="auto" w:fill="000000" w:themeFill="text1"/>
       </w:tcPr>
@@ -10557,8 +10444,8 @@
       <w:tblPr/>
       <w:tcPr>
         <w:tcBorders>
-          <w:left w:val="single" w:color="FFFFFF" w:themeColor="background1" w:sz="8" w:space="0"/>
-          <w:right w:val="single" w:color="FFFFFF" w:themeColor="background1" w:sz="24" w:space="0"/>
+          <w:left w:val="single" w:sz="8" w:space="0" w:color="FFFFFF" w:themeColor="background1"/>
+          <w:right w:val="single" w:sz="24" w:space="0" w:color="FFFFFF" w:themeColor="background1"/>
           <w:insideH w:val="nil"/>
           <w:insideV w:val="nil"/>
         </w:tcBorders>
@@ -10577,7 +10464,7 @@
       <w:tcPr>
         <w:tcBorders>
           <w:top w:val="nil"/>
-          <w:left w:val="single" w:color="FFFFFF" w:themeColor="background1" w:sz="24" w:space="0"/>
+          <w:left w:val="single" w:sz="24" w:space="0" w:color="FFFFFF" w:themeColor="background1"/>
           <w:bottom w:val="nil"/>
           <w:right w:val="nil"/>
           <w:insideH w:val="nil"/>
@@ -10590,10 +10477,10 @@
       <w:tblPr/>
       <w:tcPr>
         <w:tcBorders>
-          <w:top w:val="single" w:color="FFFFFF" w:themeColor="background1" w:sz="8" w:space="0"/>
-          <w:left w:val="single" w:color="FFFFFF" w:themeColor="background1" w:sz="8" w:space="0"/>
-          <w:bottom w:val="single" w:color="FFFFFF" w:themeColor="background1" w:sz="8" w:space="0"/>
-          <w:right w:val="single" w:color="FFFFFF" w:themeColor="background1" w:sz="8" w:space="0"/>
+          <w:top w:val="single" w:sz="8" w:space="0" w:color="FFFFFF" w:themeColor="background1"/>
+          <w:left w:val="single" w:sz="8" w:space="0" w:color="FFFFFF" w:themeColor="background1"/>
+          <w:bottom w:val="single" w:sz="8" w:space="0" w:color="FFFFFF" w:themeColor="background1"/>
+          <w:right w:val="single" w:sz="8" w:space="0" w:color="FFFFFF" w:themeColor="background1"/>
           <w:insideH w:val="nil"/>
           <w:insideV w:val="nil"/>
         </w:tcBorders>
@@ -10604,12 +10491,12 @@
       <w:tblPr/>
       <w:tcPr>
         <w:tcBorders>
-          <w:top w:val="single" w:color="FFFFFF" w:themeColor="background1" w:sz="8" w:space="0"/>
-          <w:left w:val="single" w:color="FFFFFF" w:themeColor="background1" w:sz="8" w:space="0"/>
-          <w:bottom w:val="single" w:color="FFFFFF" w:themeColor="background1" w:sz="8" w:space="0"/>
-          <w:right w:val="single" w:color="FFFFFF" w:themeColor="background1" w:sz="8" w:space="0"/>
-          <w:insideH w:val="single" w:color="FFFFFF" w:themeColor="background1" w:sz="8" w:space="0"/>
-          <w:insideV w:val="single" w:color="FFFFFF" w:themeColor="background1" w:sz="8" w:space="0"/>
+          <w:top w:val="single" w:sz="8" w:space="0" w:color="FFFFFF" w:themeColor="background1"/>
+          <w:left w:val="single" w:sz="8" w:space="0" w:color="FFFFFF" w:themeColor="background1"/>
+          <w:bottom w:val="single" w:sz="8" w:space="0" w:color="FFFFFF" w:themeColor="background1"/>
+          <w:right w:val="single" w:sz="8" w:space="0" w:color="FFFFFF" w:themeColor="background1"/>
+          <w:insideH w:val="single" w:sz="8" w:space="0" w:color="FFFFFF" w:themeColor="background1"/>
+          <w:insideV w:val="single" w:sz="8" w:space="0" w:color="FFFFFF" w:themeColor="background1"/>
         </w:tcBorders>
         <w:shd w:val="clear" w:color="auto" w:fill="808080" w:themeFill="text1" w:themeFillTint="7F"/>
       </w:tcPr>
@@ -10627,12 +10514,12 @@
       <w:tblStyleRowBandSize w:val="1"/>
       <w:tblStyleColBandSize w:val="1"/>
       <w:tblBorders>
-        <w:top w:val="single" w:color="FFFFFF" w:themeColor="background1" w:sz="8" w:space="0"/>
-        <w:left w:val="single" w:color="FFFFFF" w:themeColor="background1" w:sz="8" w:space="0"/>
-        <w:bottom w:val="single" w:color="FFFFFF" w:themeColor="background1" w:sz="8" w:space="0"/>
-        <w:right w:val="single" w:color="FFFFFF" w:themeColor="background1" w:sz="8" w:space="0"/>
-        <w:insideH w:val="single" w:color="FFFFFF" w:themeColor="background1" w:sz="6" w:space="0"/>
-        <w:insideV w:val="single" w:color="FFFFFF" w:themeColor="background1" w:sz="6" w:space="0"/>
+        <w:top w:val="single" w:sz="8" w:space="0" w:color="FFFFFF" w:themeColor="background1"/>
+        <w:left w:val="single" w:sz="8" w:space="0" w:color="FFFFFF" w:themeColor="background1"/>
+        <w:bottom w:val="single" w:sz="8" w:space="0" w:color="FFFFFF" w:themeColor="background1"/>
+        <w:right w:val="single" w:sz="8" w:space="0" w:color="FFFFFF" w:themeColor="background1"/>
+        <w:insideH w:val="single" w:sz="6" w:space="0" w:color="FFFFFF" w:themeColor="background1"/>
+        <w:insideV w:val="single" w:sz="6" w:space="0" w:color="FFFFFF" w:themeColor="background1"/>
       </w:tblBorders>
     </w:tblPr>
     <w:tcPr>
@@ -10649,12 +10536,12 @@
       <w:tblPr/>
       <w:tcPr>
         <w:tcBorders>
-          <w:top w:val="single" w:color="FFFFFF" w:themeColor="background1" w:sz="8" w:space="0"/>
-          <w:left w:val="single" w:color="FFFFFF" w:themeColor="background1" w:sz="8" w:space="0"/>
-          <w:bottom w:val="single" w:color="FFFFFF" w:themeColor="background1" w:sz="24" w:space="0"/>
-          <w:right w:val="single" w:color="FFFFFF" w:themeColor="background1" w:sz="8" w:space="0"/>
-          <w:insideH w:val="nil"/>
-          <w:insideV w:val="single" w:color="FFFFFF" w:themeColor="background1" w:sz="8" w:space="0"/>
+          <w:top w:val="single" w:sz="8" w:space="0" w:color="FFFFFF" w:themeColor="background1"/>
+          <w:left w:val="single" w:sz="8" w:space="0" w:color="FFFFFF" w:themeColor="background1"/>
+          <w:bottom w:val="single" w:sz="24" w:space="0" w:color="FFFFFF" w:themeColor="background1"/>
+          <w:right w:val="single" w:sz="8" w:space="0" w:color="FFFFFF" w:themeColor="background1"/>
+          <w:insideH w:val="nil"/>
+          <w:insideV w:val="single" w:sz="8" w:space="0" w:color="FFFFFF" w:themeColor="background1"/>
         </w:tcBorders>
         <w:shd w:val="clear" w:color="auto" w:fill="4F81BD" w:themeFill="accent1"/>
       </w:tcPr>
@@ -10670,12 +10557,12 @@
       <w:tblPr/>
       <w:tcPr>
         <w:tcBorders>
-          <w:top w:val="single" w:color="FFFFFF" w:themeColor="background1" w:sz="24" w:space="0"/>
-          <w:left w:val="single" w:color="FFFFFF" w:themeColor="background1" w:sz="8" w:space="0"/>
-          <w:bottom w:val="single" w:color="FFFFFF" w:themeColor="background1" w:sz="8" w:space="0"/>
-          <w:right w:val="single" w:color="FFFFFF" w:themeColor="background1" w:sz="8" w:space="0"/>
-          <w:insideH w:val="nil"/>
-          <w:insideV w:val="single" w:color="FFFFFF" w:themeColor="background1" w:sz="8" w:space="0"/>
+          <w:top w:val="single" w:sz="24" w:space="0" w:color="FFFFFF" w:themeColor="background1"/>
+          <w:left w:val="single" w:sz="8" w:space="0" w:color="FFFFFF" w:themeColor="background1"/>
+          <w:bottom w:val="single" w:sz="8" w:space="0" w:color="FFFFFF" w:themeColor="background1"/>
+          <w:right w:val="single" w:sz="8" w:space="0" w:color="FFFFFF" w:themeColor="background1"/>
+          <w:insideH w:val="nil"/>
+          <w:insideV w:val="single" w:sz="8" w:space="0" w:color="FFFFFF" w:themeColor="background1"/>
         </w:tcBorders>
         <w:shd w:val="clear" w:color="auto" w:fill="4F81BD" w:themeFill="accent1"/>
       </w:tcPr>
@@ -10691,8 +10578,8 @@
       <w:tblPr/>
       <w:tcPr>
         <w:tcBorders>
-          <w:left w:val="single" w:color="FFFFFF" w:themeColor="background1" w:sz="8" w:space="0"/>
-          <w:right w:val="single" w:color="FFFFFF" w:themeColor="background1" w:sz="24" w:space="0"/>
+          <w:left w:val="single" w:sz="8" w:space="0" w:color="FFFFFF" w:themeColor="background1"/>
+          <w:right w:val="single" w:sz="24" w:space="0" w:color="FFFFFF" w:themeColor="background1"/>
           <w:insideH w:val="nil"/>
           <w:insideV w:val="nil"/>
         </w:tcBorders>
@@ -10711,7 +10598,7 @@
       <w:tcPr>
         <w:tcBorders>
           <w:top w:val="nil"/>
-          <w:left w:val="single" w:color="FFFFFF" w:themeColor="background1" w:sz="24" w:space="0"/>
+          <w:left w:val="single" w:sz="24" w:space="0" w:color="FFFFFF" w:themeColor="background1"/>
           <w:bottom w:val="nil"/>
           <w:right w:val="nil"/>
           <w:insideH w:val="nil"/>
@@ -10724,10 +10611,10 @@
       <w:tblPr/>
       <w:tcPr>
         <w:tcBorders>
-          <w:top w:val="single" w:color="FFFFFF" w:themeColor="background1" w:sz="8" w:space="0"/>
-          <w:left w:val="single" w:color="FFFFFF" w:themeColor="background1" w:sz="8" w:space="0"/>
-          <w:bottom w:val="single" w:color="FFFFFF" w:themeColor="background1" w:sz="8" w:space="0"/>
-          <w:right w:val="single" w:color="FFFFFF" w:themeColor="background1" w:sz="8" w:space="0"/>
+          <w:top w:val="single" w:sz="8" w:space="0" w:color="FFFFFF" w:themeColor="background1"/>
+          <w:left w:val="single" w:sz="8" w:space="0" w:color="FFFFFF" w:themeColor="background1"/>
+          <w:bottom w:val="single" w:sz="8" w:space="0" w:color="FFFFFF" w:themeColor="background1"/>
+          <w:right w:val="single" w:sz="8" w:space="0" w:color="FFFFFF" w:themeColor="background1"/>
           <w:insideH w:val="nil"/>
           <w:insideV w:val="nil"/>
         </w:tcBorders>
@@ -10738,12 +10625,12 @@
       <w:tblPr/>
       <w:tcPr>
         <w:tcBorders>
-          <w:top w:val="single" w:color="FFFFFF" w:themeColor="background1" w:sz="8" w:space="0"/>
-          <w:left w:val="single" w:color="FFFFFF" w:themeColor="background1" w:sz="8" w:space="0"/>
-          <w:bottom w:val="single" w:color="FFFFFF" w:themeColor="background1" w:sz="8" w:space="0"/>
-          <w:right w:val="single" w:color="FFFFFF" w:themeColor="background1" w:sz="8" w:space="0"/>
-          <w:insideH w:val="single" w:color="FFFFFF" w:themeColor="background1" w:sz="8" w:space="0"/>
-          <w:insideV w:val="single" w:color="FFFFFF" w:themeColor="background1" w:sz="8" w:space="0"/>
+          <w:top w:val="single" w:sz="8" w:space="0" w:color="FFFFFF" w:themeColor="background1"/>
+          <w:left w:val="single" w:sz="8" w:space="0" w:color="FFFFFF" w:themeColor="background1"/>
+          <w:bottom w:val="single" w:sz="8" w:space="0" w:color="FFFFFF" w:themeColor="background1"/>
+          <w:right w:val="single" w:sz="8" w:space="0" w:color="FFFFFF" w:themeColor="background1"/>
+          <w:insideH w:val="single" w:sz="8" w:space="0" w:color="FFFFFF" w:themeColor="background1"/>
+          <w:insideV w:val="single" w:sz="8" w:space="0" w:color="FFFFFF" w:themeColor="background1"/>
         </w:tcBorders>
         <w:shd w:val="clear" w:color="auto" w:fill="A7BFDE" w:themeFill="accent1" w:themeFillTint="7F"/>
       </w:tcPr>
@@ -10761,12 +10648,12 @@
       <w:tblStyleRowBandSize w:val="1"/>
       <w:tblStyleColBandSize w:val="1"/>
       <w:tblBorders>
-        <w:top w:val="single" w:color="FFFFFF" w:themeColor="background1" w:sz="8" w:space="0"/>
-        <w:left w:val="single" w:color="FFFFFF" w:themeColor="background1" w:sz="8" w:space="0"/>
-        <w:bottom w:val="single" w:color="FFFFFF" w:themeColor="background1" w:sz="8" w:space="0"/>
-        <w:right w:val="single" w:color="FFFFFF" w:themeColor="background1" w:sz="8" w:space="0"/>
-        <w:insideH w:val="single" w:color="FFFFFF" w:themeColor="background1" w:sz="6" w:space="0"/>
-        <w:insideV w:val="single" w:color="FFFFFF" w:themeColor="background1" w:sz="6" w:space="0"/>
+        <w:top w:val="single" w:sz="8" w:space="0" w:color="FFFFFF" w:themeColor="background1"/>
+        <w:left w:val="single" w:sz="8" w:space="0" w:color="FFFFFF" w:themeColor="background1"/>
+        <w:bottom w:val="single" w:sz="8" w:space="0" w:color="FFFFFF" w:themeColor="background1"/>
+        <w:right w:val="single" w:sz="8" w:space="0" w:color="FFFFFF" w:themeColor="background1"/>
+        <w:insideH w:val="single" w:sz="6" w:space="0" w:color="FFFFFF" w:themeColor="background1"/>
+        <w:insideV w:val="single" w:sz="6" w:space="0" w:color="FFFFFF" w:themeColor="background1"/>
       </w:tblBorders>
     </w:tblPr>
     <w:tcPr>
@@ -10783,12 +10670,12 @@
       <w:tblPr/>
       <w:tcPr>
         <w:tcBorders>
-          <w:top w:val="single" w:color="FFFFFF" w:themeColor="background1" w:sz="8" w:space="0"/>
-          <w:left w:val="single" w:color="FFFFFF" w:themeColor="background1" w:sz="8" w:space="0"/>
-          <w:bottom w:val="single" w:color="FFFFFF" w:themeColor="background1" w:sz="24" w:space="0"/>
-          <w:right w:val="single" w:color="FFFFFF" w:themeColor="background1" w:sz="8" w:space="0"/>
-          <w:insideH w:val="nil"/>
-          <w:insideV w:val="single" w:color="FFFFFF" w:themeColor="background1" w:sz="8" w:space="0"/>
+          <w:top w:val="single" w:sz="8" w:space="0" w:color="FFFFFF" w:themeColor="background1"/>
+          <w:left w:val="single" w:sz="8" w:space="0" w:color="FFFFFF" w:themeColor="background1"/>
+          <w:bottom w:val="single" w:sz="24" w:space="0" w:color="FFFFFF" w:themeColor="background1"/>
+          <w:right w:val="single" w:sz="8" w:space="0" w:color="FFFFFF" w:themeColor="background1"/>
+          <w:insideH w:val="nil"/>
+          <w:insideV w:val="single" w:sz="8" w:space="0" w:color="FFFFFF" w:themeColor="background1"/>
         </w:tcBorders>
         <w:shd w:val="clear" w:color="auto" w:fill="C0504D" w:themeFill="accent2"/>
       </w:tcPr>
@@ -10804,12 +10691,12 @@
       <w:tblPr/>
       <w:tcPr>
         <w:tcBorders>
-          <w:top w:val="single" w:color="FFFFFF" w:themeColor="background1" w:sz="24" w:space="0"/>
-          <w:left w:val="single" w:color="FFFFFF" w:themeColor="background1" w:sz="8" w:space="0"/>
-          <w:bottom w:val="single" w:color="FFFFFF" w:themeColor="background1" w:sz="8" w:space="0"/>
-          <w:right w:val="single" w:color="FFFFFF" w:themeColor="background1" w:sz="8" w:space="0"/>
-          <w:insideH w:val="nil"/>
-          <w:insideV w:val="single" w:color="FFFFFF" w:themeColor="background1" w:sz="8" w:space="0"/>
+          <w:top w:val="single" w:sz="24" w:space="0" w:color="FFFFFF" w:themeColor="background1"/>
+          <w:left w:val="single" w:sz="8" w:space="0" w:color="FFFFFF" w:themeColor="background1"/>
+          <w:bottom w:val="single" w:sz="8" w:space="0" w:color="FFFFFF" w:themeColor="background1"/>
+          <w:right w:val="single" w:sz="8" w:space="0" w:color="FFFFFF" w:themeColor="background1"/>
+          <w:insideH w:val="nil"/>
+          <w:insideV w:val="single" w:sz="8" w:space="0" w:color="FFFFFF" w:themeColor="background1"/>
         </w:tcBorders>
         <w:shd w:val="clear" w:color="auto" w:fill="C0504D" w:themeFill="accent2"/>
       </w:tcPr>
@@ -10825,8 +10712,8 @@
       <w:tblPr/>
       <w:tcPr>
         <w:tcBorders>
-          <w:left w:val="single" w:color="FFFFFF" w:themeColor="background1" w:sz="8" w:space="0"/>
-          <w:right w:val="single" w:color="FFFFFF" w:themeColor="background1" w:sz="24" w:space="0"/>
+          <w:left w:val="single" w:sz="8" w:space="0" w:color="FFFFFF" w:themeColor="background1"/>
+          <w:right w:val="single" w:sz="24" w:space="0" w:color="FFFFFF" w:themeColor="background1"/>
           <w:insideH w:val="nil"/>
           <w:insideV w:val="nil"/>
         </w:tcBorders>
@@ -10845,7 +10732,7 @@
       <w:tcPr>
         <w:tcBorders>
           <w:top w:val="nil"/>
-          <w:left w:val="single" w:color="FFFFFF" w:themeColor="background1" w:sz="24" w:space="0"/>
+          <w:left w:val="single" w:sz="24" w:space="0" w:color="FFFFFF" w:themeColor="background1"/>
           <w:bottom w:val="nil"/>
           <w:right w:val="nil"/>
           <w:insideH w:val="nil"/>
@@ -10858,10 +10745,10 @@
       <w:tblPr/>
       <w:tcPr>
         <w:tcBorders>
-          <w:top w:val="single" w:color="FFFFFF" w:themeColor="background1" w:sz="8" w:space="0"/>
-          <w:left w:val="single" w:color="FFFFFF" w:themeColor="background1" w:sz="8" w:space="0"/>
-          <w:bottom w:val="single" w:color="FFFFFF" w:themeColor="background1" w:sz="8" w:space="0"/>
-          <w:right w:val="single" w:color="FFFFFF" w:themeColor="background1" w:sz="8" w:space="0"/>
+          <w:top w:val="single" w:sz="8" w:space="0" w:color="FFFFFF" w:themeColor="background1"/>
+          <w:left w:val="single" w:sz="8" w:space="0" w:color="FFFFFF" w:themeColor="background1"/>
+          <w:bottom w:val="single" w:sz="8" w:space="0" w:color="FFFFFF" w:themeColor="background1"/>
+          <w:right w:val="single" w:sz="8" w:space="0" w:color="FFFFFF" w:themeColor="background1"/>
           <w:insideH w:val="nil"/>
           <w:insideV w:val="nil"/>
         </w:tcBorders>
@@ -10872,12 +10759,12 @@
       <w:tblPr/>
       <w:tcPr>
         <w:tcBorders>
-          <w:top w:val="single" w:color="FFFFFF" w:themeColor="background1" w:sz="8" w:space="0"/>
-          <w:left w:val="single" w:color="FFFFFF" w:themeColor="background1" w:sz="8" w:space="0"/>
-          <w:bottom w:val="single" w:color="FFFFFF" w:themeColor="background1" w:sz="8" w:space="0"/>
-          <w:right w:val="single" w:color="FFFFFF" w:themeColor="background1" w:sz="8" w:space="0"/>
-          <w:insideH w:val="single" w:color="FFFFFF" w:themeColor="background1" w:sz="8" w:space="0"/>
-          <w:insideV w:val="single" w:color="FFFFFF" w:themeColor="background1" w:sz="8" w:space="0"/>
+          <w:top w:val="single" w:sz="8" w:space="0" w:color="FFFFFF" w:themeColor="background1"/>
+          <w:left w:val="single" w:sz="8" w:space="0" w:color="FFFFFF" w:themeColor="background1"/>
+          <w:bottom w:val="single" w:sz="8" w:space="0" w:color="FFFFFF" w:themeColor="background1"/>
+          <w:right w:val="single" w:sz="8" w:space="0" w:color="FFFFFF" w:themeColor="background1"/>
+          <w:insideH w:val="single" w:sz="8" w:space="0" w:color="FFFFFF" w:themeColor="background1"/>
+          <w:insideV w:val="single" w:sz="8" w:space="0" w:color="FFFFFF" w:themeColor="background1"/>
         </w:tcBorders>
         <w:shd w:val="clear" w:color="auto" w:fill="DFA7A6" w:themeFill="accent2" w:themeFillTint="7F"/>
       </w:tcPr>
@@ -10895,12 +10782,12 @@
       <w:tblStyleRowBandSize w:val="1"/>
       <w:tblStyleColBandSize w:val="1"/>
       <w:tblBorders>
-        <w:top w:val="single" w:color="FFFFFF" w:themeColor="background1" w:sz="8" w:space="0"/>
-        <w:left w:val="single" w:color="FFFFFF" w:themeColor="background1" w:sz="8" w:space="0"/>
-        <w:bottom w:val="single" w:color="FFFFFF" w:themeColor="background1" w:sz="8" w:space="0"/>
-        <w:right w:val="single" w:color="FFFFFF" w:themeColor="background1" w:sz="8" w:space="0"/>
-        <w:insideH w:val="single" w:color="FFFFFF" w:themeColor="background1" w:sz="6" w:space="0"/>
-        <w:insideV w:val="single" w:color="FFFFFF" w:themeColor="background1" w:sz="6" w:space="0"/>
+        <w:top w:val="single" w:sz="8" w:space="0" w:color="FFFFFF" w:themeColor="background1"/>
+        <w:left w:val="single" w:sz="8" w:space="0" w:color="FFFFFF" w:themeColor="background1"/>
+        <w:bottom w:val="single" w:sz="8" w:space="0" w:color="FFFFFF" w:themeColor="background1"/>
+        <w:right w:val="single" w:sz="8" w:space="0" w:color="FFFFFF" w:themeColor="background1"/>
+        <w:insideH w:val="single" w:sz="6" w:space="0" w:color="FFFFFF" w:themeColor="background1"/>
+        <w:insideV w:val="single" w:sz="6" w:space="0" w:color="FFFFFF" w:themeColor="background1"/>
       </w:tblBorders>
     </w:tblPr>
     <w:tcPr>
@@ -10917,12 +10804,12 @@
       <w:tblPr/>
       <w:tcPr>
         <w:tcBorders>
-          <w:top w:val="single" w:color="FFFFFF" w:themeColor="background1" w:sz="8" w:space="0"/>
-          <w:left w:val="single" w:color="FFFFFF" w:themeColor="background1" w:sz="8" w:space="0"/>
-          <w:bottom w:val="single" w:color="FFFFFF" w:themeColor="background1" w:sz="24" w:space="0"/>
-          <w:right w:val="single" w:color="FFFFFF" w:themeColor="background1" w:sz="8" w:space="0"/>
-          <w:insideH w:val="nil"/>
-          <w:insideV w:val="single" w:color="FFFFFF" w:themeColor="background1" w:sz="8" w:space="0"/>
+          <w:top w:val="single" w:sz="8" w:space="0" w:color="FFFFFF" w:themeColor="background1"/>
+          <w:left w:val="single" w:sz="8" w:space="0" w:color="FFFFFF" w:themeColor="background1"/>
+          <w:bottom w:val="single" w:sz="24" w:space="0" w:color="FFFFFF" w:themeColor="background1"/>
+          <w:right w:val="single" w:sz="8" w:space="0" w:color="FFFFFF" w:themeColor="background1"/>
+          <w:insideH w:val="nil"/>
+          <w:insideV w:val="single" w:sz="8" w:space="0" w:color="FFFFFF" w:themeColor="background1"/>
         </w:tcBorders>
         <w:shd w:val="clear" w:color="auto" w:fill="9BBB59" w:themeFill="accent3"/>
       </w:tcPr>
@@ -10938,12 +10825,12 @@
       <w:tblPr/>
       <w:tcPr>
         <w:tcBorders>
-          <w:top w:val="single" w:color="FFFFFF" w:themeColor="background1" w:sz="24" w:space="0"/>
-          <w:left w:val="single" w:color="FFFFFF" w:themeColor="background1" w:sz="8" w:space="0"/>
-          <w:bottom w:val="single" w:color="FFFFFF" w:themeColor="background1" w:sz="8" w:space="0"/>
-          <w:right w:val="single" w:color="FFFFFF" w:themeColor="background1" w:sz="8" w:space="0"/>
-          <w:insideH w:val="nil"/>
-          <w:insideV w:val="single" w:color="FFFFFF" w:themeColor="background1" w:sz="8" w:space="0"/>
+          <w:top w:val="single" w:sz="24" w:space="0" w:color="FFFFFF" w:themeColor="background1"/>
+          <w:left w:val="single" w:sz="8" w:space="0" w:color="FFFFFF" w:themeColor="background1"/>
+          <w:bottom w:val="single" w:sz="8" w:space="0" w:color="FFFFFF" w:themeColor="background1"/>
+          <w:right w:val="single" w:sz="8" w:space="0" w:color="FFFFFF" w:themeColor="background1"/>
+          <w:insideH w:val="nil"/>
+          <w:insideV w:val="single" w:sz="8" w:space="0" w:color="FFFFFF" w:themeColor="background1"/>
         </w:tcBorders>
         <w:shd w:val="clear" w:color="auto" w:fill="9BBB59" w:themeFill="accent3"/>
       </w:tcPr>
@@ -10959,8 +10846,8 @@
       <w:tblPr/>
       <w:tcPr>
         <w:tcBorders>
-          <w:left w:val="single" w:color="FFFFFF" w:themeColor="background1" w:sz="8" w:space="0"/>
-          <w:right w:val="single" w:color="FFFFFF" w:themeColor="background1" w:sz="24" w:space="0"/>
+          <w:left w:val="single" w:sz="8" w:space="0" w:color="FFFFFF" w:themeColor="background1"/>
+          <w:right w:val="single" w:sz="24" w:space="0" w:color="FFFFFF" w:themeColor="background1"/>
           <w:insideH w:val="nil"/>
           <w:insideV w:val="nil"/>
         </w:tcBorders>
@@ -10979,7 +10866,7 @@
       <w:tcPr>
         <w:tcBorders>
           <w:top w:val="nil"/>
-          <w:left w:val="single" w:color="FFFFFF" w:themeColor="background1" w:sz="24" w:space="0"/>
+          <w:left w:val="single" w:sz="24" w:space="0" w:color="FFFFFF" w:themeColor="background1"/>
           <w:bottom w:val="nil"/>
           <w:right w:val="nil"/>
           <w:insideH w:val="nil"/>
@@ -10992,10 +10879,10 @@
       <w:tblPr/>
       <w:tcPr>
         <w:tcBorders>
-          <w:top w:val="single" w:color="FFFFFF" w:themeColor="background1" w:sz="8" w:space="0"/>
-          <w:left w:val="single" w:color="FFFFFF" w:themeColor="background1" w:sz="8" w:space="0"/>
-          <w:bottom w:val="single" w:color="FFFFFF" w:themeColor="background1" w:sz="8" w:space="0"/>
-          <w:right w:val="single" w:color="FFFFFF" w:themeColor="background1" w:sz="8" w:space="0"/>
+          <w:top w:val="single" w:sz="8" w:space="0" w:color="FFFFFF" w:themeColor="background1"/>
+          <w:left w:val="single" w:sz="8" w:space="0" w:color="FFFFFF" w:themeColor="background1"/>
+          <w:bottom w:val="single" w:sz="8" w:space="0" w:color="FFFFFF" w:themeColor="background1"/>
+          <w:right w:val="single" w:sz="8" w:space="0" w:color="FFFFFF" w:themeColor="background1"/>
           <w:insideH w:val="nil"/>
           <w:insideV w:val="nil"/>
         </w:tcBorders>
@@ -11006,12 +10893,12 @@
       <w:tblPr/>
       <w:tcPr>
         <w:tcBorders>
-          <w:top w:val="single" w:color="FFFFFF" w:themeColor="background1" w:sz="8" w:space="0"/>
-          <w:left w:val="single" w:color="FFFFFF" w:themeColor="background1" w:sz="8" w:space="0"/>
-          <w:bottom w:val="single" w:color="FFFFFF" w:themeColor="background1" w:sz="8" w:space="0"/>
-          <w:right w:val="single" w:color="FFFFFF" w:themeColor="background1" w:sz="8" w:space="0"/>
-          <w:insideH w:val="single" w:color="FFFFFF" w:themeColor="background1" w:sz="8" w:space="0"/>
-          <w:insideV w:val="single" w:color="FFFFFF" w:themeColor="background1" w:sz="8" w:space="0"/>
+          <w:top w:val="single" w:sz="8" w:space="0" w:color="FFFFFF" w:themeColor="background1"/>
+          <w:left w:val="single" w:sz="8" w:space="0" w:color="FFFFFF" w:themeColor="background1"/>
+          <w:bottom w:val="single" w:sz="8" w:space="0" w:color="FFFFFF" w:themeColor="background1"/>
+          <w:right w:val="single" w:sz="8" w:space="0" w:color="FFFFFF" w:themeColor="background1"/>
+          <w:insideH w:val="single" w:sz="8" w:space="0" w:color="FFFFFF" w:themeColor="background1"/>
+          <w:insideV w:val="single" w:sz="8" w:space="0" w:color="FFFFFF" w:themeColor="background1"/>
         </w:tcBorders>
         <w:shd w:val="clear" w:color="auto" w:fill="CDDDAC" w:themeFill="accent3" w:themeFillTint="7F"/>
       </w:tcPr>
@@ -11029,12 +10916,12 @@
       <w:tblStyleRowBandSize w:val="1"/>
       <w:tblStyleColBandSize w:val="1"/>
       <w:tblBorders>
-        <w:top w:val="single" w:color="FFFFFF" w:themeColor="background1" w:sz="8" w:space="0"/>
-        <w:left w:val="single" w:color="FFFFFF" w:themeColor="background1" w:sz="8" w:space="0"/>
-        <w:bottom w:val="single" w:color="FFFFFF" w:themeColor="background1" w:sz="8" w:space="0"/>
-        <w:right w:val="single" w:color="FFFFFF" w:themeColor="background1" w:sz="8" w:space="0"/>
-        <w:insideH w:val="single" w:color="FFFFFF" w:themeColor="background1" w:sz="6" w:space="0"/>
-        <w:insideV w:val="single" w:color="FFFFFF" w:themeColor="background1" w:sz="6" w:space="0"/>
+        <w:top w:val="single" w:sz="8" w:space="0" w:color="FFFFFF" w:themeColor="background1"/>
+        <w:left w:val="single" w:sz="8" w:space="0" w:color="FFFFFF" w:themeColor="background1"/>
+        <w:bottom w:val="single" w:sz="8" w:space="0" w:color="FFFFFF" w:themeColor="background1"/>
+        <w:right w:val="single" w:sz="8" w:space="0" w:color="FFFFFF" w:themeColor="background1"/>
+        <w:insideH w:val="single" w:sz="6" w:space="0" w:color="FFFFFF" w:themeColor="background1"/>
+        <w:insideV w:val="single" w:sz="6" w:space="0" w:color="FFFFFF" w:themeColor="background1"/>
       </w:tblBorders>
     </w:tblPr>
     <w:tcPr>
@@ -11051,12 +10938,12 @@
       <w:tblPr/>
       <w:tcPr>
         <w:tcBorders>
-          <w:top w:val="single" w:color="FFFFFF" w:themeColor="background1" w:sz="8" w:space="0"/>
-          <w:left w:val="single" w:color="FFFFFF" w:themeColor="background1" w:sz="8" w:space="0"/>
-          <w:bottom w:val="single" w:color="FFFFFF" w:themeColor="background1" w:sz="24" w:space="0"/>
-          <w:right w:val="single" w:color="FFFFFF" w:themeColor="background1" w:sz="8" w:space="0"/>
-          <w:insideH w:val="nil"/>
-          <w:insideV w:val="single" w:color="FFFFFF" w:themeColor="background1" w:sz="8" w:space="0"/>
+          <w:top w:val="single" w:sz="8" w:space="0" w:color="FFFFFF" w:themeColor="background1"/>
+          <w:left w:val="single" w:sz="8" w:space="0" w:color="FFFFFF" w:themeColor="background1"/>
+          <w:bottom w:val="single" w:sz="24" w:space="0" w:color="FFFFFF" w:themeColor="background1"/>
+          <w:right w:val="single" w:sz="8" w:space="0" w:color="FFFFFF" w:themeColor="background1"/>
+          <w:insideH w:val="nil"/>
+          <w:insideV w:val="single" w:sz="8" w:space="0" w:color="FFFFFF" w:themeColor="background1"/>
         </w:tcBorders>
         <w:shd w:val="clear" w:color="auto" w:fill="8064A2" w:themeFill="accent4"/>
       </w:tcPr>
@@ -11072,12 +10959,12 @@
       <w:tblPr/>
       <w:tcPr>
         <w:tcBorders>
-          <w:top w:val="single" w:color="FFFFFF" w:themeColor="background1" w:sz="24" w:space="0"/>
-          <w:left w:val="single" w:color="FFFFFF" w:themeColor="background1" w:sz="8" w:space="0"/>
-          <w:bottom w:val="single" w:color="FFFFFF" w:themeColor="background1" w:sz="8" w:space="0"/>
-          <w:right w:val="single" w:color="FFFFFF" w:themeColor="background1" w:sz="8" w:space="0"/>
-          <w:insideH w:val="nil"/>
-          <w:insideV w:val="single" w:color="FFFFFF" w:themeColor="background1" w:sz="8" w:space="0"/>
+          <w:top w:val="single" w:sz="24" w:space="0" w:color="FFFFFF" w:themeColor="background1"/>
+          <w:left w:val="single" w:sz="8" w:space="0" w:color="FFFFFF" w:themeColor="background1"/>
+          <w:bottom w:val="single" w:sz="8" w:space="0" w:color="FFFFFF" w:themeColor="background1"/>
+          <w:right w:val="single" w:sz="8" w:space="0" w:color="FFFFFF" w:themeColor="background1"/>
+          <w:insideH w:val="nil"/>
+          <w:insideV w:val="single" w:sz="8" w:space="0" w:color="FFFFFF" w:themeColor="background1"/>
         </w:tcBorders>
         <w:shd w:val="clear" w:color="auto" w:fill="8064A2" w:themeFill="accent4"/>
       </w:tcPr>
@@ -11093,8 +10980,8 @@
       <w:tblPr/>
       <w:tcPr>
         <w:tcBorders>
-          <w:left w:val="single" w:color="FFFFFF" w:themeColor="background1" w:sz="8" w:space="0"/>
-          <w:right w:val="single" w:color="FFFFFF" w:themeColor="background1" w:sz="24" w:space="0"/>
+          <w:left w:val="single" w:sz="8" w:space="0" w:color="FFFFFF" w:themeColor="background1"/>
+          <w:right w:val="single" w:sz="24" w:space="0" w:color="FFFFFF" w:themeColor="background1"/>
           <w:insideH w:val="nil"/>
           <w:insideV w:val="nil"/>
         </w:tcBorders>
@@ -11113,7 +11000,7 @@
       <w:tcPr>
         <w:tcBorders>
           <w:top w:val="nil"/>
-          <w:left w:val="single" w:color="FFFFFF" w:themeColor="background1" w:sz="24" w:space="0"/>
+          <w:left w:val="single" w:sz="24" w:space="0" w:color="FFFFFF" w:themeColor="background1"/>
           <w:bottom w:val="nil"/>
           <w:right w:val="nil"/>
           <w:insideH w:val="nil"/>
@@ -11126,10 +11013,10 @@
       <w:tblPr/>
       <w:tcPr>
         <w:tcBorders>
-          <w:top w:val="single" w:color="FFFFFF" w:themeColor="background1" w:sz="8" w:space="0"/>
-          <w:left w:val="single" w:color="FFFFFF" w:themeColor="background1" w:sz="8" w:space="0"/>
-          <w:bottom w:val="single" w:color="FFFFFF" w:themeColor="background1" w:sz="8" w:space="0"/>
-          <w:right w:val="single" w:color="FFFFFF" w:themeColor="background1" w:sz="8" w:space="0"/>
+          <w:top w:val="single" w:sz="8" w:space="0" w:color="FFFFFF" w:themeColor="background1"/>
+          <w:left w:val="single" w:sz="8" w:space="0" w:color="FFFFFF" w:themeColor="background1"/>
+          <w:bottom w:val="single" w:sz="8" w:space="0" w:color="FFFFFF" w:themeColor="background1"/>
+          <w:right w:val="single" w:sz="8" w:space="0" w:color="FFFFFF" w:themeColor="background1"/>
           <w:insideH w:val="nil"/>
           <w:insideV w:val="nil"/>
         </w:tcBorders>
@@ -11140,12 +11027,12 @@
       <w:tblPr/>
       <w:tcPr>
         <w:tcBorders>
-          <w:top w:val="single" w:color="FFFFFF" w:themeColor="background1" w:sz="8" w:space="0"/>
-          <w:left w:val="single" w:color="FFFFFF" w:themeColor="background1" w:sz="8" w:space="0"/>
-          <w:bottom w:val="single" w:color="FFFFFF" w:themeColor="background1" w:sz="8" w:space="0"/>
-          <w:right w:val="single" w:color="FFFFFF" w:themeColor="background1" w:sz="8" w:space="0"/>
-          <w:insideH w:val="single" w:color="FFFFFF" w:themeColor="background1" w:sz="8" w:space="0"/>
-          <w:insideV w:val="single" w:color="FFFFFF" w:themeColor="background1" w:sz="8" w:space="0"/>
+          <w:top w:val="single" w:sz="8" w:space="0" w:color="FFFFFF" w:themeColor="background1"/>
+          <w:left w:val="single" w:sz="8" w:space="0" w:color="FFFFFF" w:themeColor="background1"/>
+          <w:bottom w:val="single" w:sz="8" w:space="0" w:color="FFFFFF" w:themeColor="background1"/>
+          <w:right w:val="single" w:sz="8" w:space="0" w:color="FFFFFF" w:themeColor="background1"/>
+          <w:insideH w:val="single" w:sz="8" w:space="0" w:color="FFFFFF" w:themeColor="background1"/>
+          <w:insideV w:val="single" w:sz="8" w:space="0" w:color="FFFFFF" w:themeColor="background1"/>
         </w:tcBorders>
         <w:shd w:val="clear" w:color="auto" w:fill="BFB1D0" w:themeFill="accent4" w:themeFillTint="7F"/>
       </w:tcPr>
@@ -11163,12 +11050,12 @@
       <w:tblStyleRowBandSize w:val="1"/>
       <w:tblStyleColBandSize w:val="1"/>
       <w:tblBorders>
-        <w:top w:val="single" w:color="FFFFFF" w:themeColor="background1" w:sz="8" w:space="0"/>
-        <w:left w:val="single" w:color="FFFFFF" w:themeColor="background1" w:sz="8" w:space="0"/>
-        <w:bottom w:val="single" w:color="FFFFFF" w:themeColor="background1" w:sz="8" w:space="0"/>
-        <w:right w:val="single" w:color="FFFFFF" w:themeColor="background1" w:sz="8" w:space="0"/>
-        <w:insideH w:val="single" w:color="FFFFFF" w:themeColor="background1" w:sz="6" w:space="0"/>
-        <w:insideV w:val="single" w:color="FFFFFF" w:themeColor="background1" w:sz="6" w:space="0"/>
+        <w:top w:val="single" w:sz="8" w:space="0" w:color="FFFFFF" w:themeColor="background1"/>
+        <w:left w:val="single" w:sz="8" w:space="0" w:color="FFFFFF" w:themeColor="background1"/>
+        <w:bottom w:val="single" w:sz="8" w:space="0" w:color="FFFFFF" w:themeColor="background1"/>
+        <w:right w:val="single" w:sz="8" w:space="0" w:color="FFFFFF" w:themeColor="background1"/>
+        <w:insideH w:val="single" w:sz="6" w:space="0" w:color="FFFFFF" w:themeColor="background1"/>
+        <w:insideV w:val="single" w:sz="6" w:space="0" w:color="FFFFFF" w:themeColor="background1"/>
       </w:tblBorders>
     </w:tblPr>
     <w:tcPr>
@@ -11185,12 +11072,12 @@
       <w:tblPr/>
       <w:tcPr>
         <w:tcBorders>
-          <w:top w:val="single" w:color="FFFFFF" w:themeColor="background1" w:sz="8" w:space="0"/>
-          <w:left w:val="single" w:color="FFFFFF" w:themeColor="background1" w:sz="8" w:space="0"/>
-          <w:bottom w:val="single" w:color="FFFFFF" w:themeColor="background1" w:sz="24" w:space="0"/>
-          <w:right w:val="single" w:color="FFFFFF" w:themeColor="background1" w:sz="8" w:space="0"/>
-          <w:insideH w:val="nil"/>
-          <w:insideV w:val="single" w:color="FFFFFF" w:themeColor="background1" w:sz="8" w:space="0"/>
+          <w:top w:val="single" w:sz="8" w:space="0" w:color="FFFFFF" w:themeColor="background1"/>
+          <w:left w:val="single" w:sz="8" w:space="0" w:color="FFFFFF" w:themeColor="background1"/>
+          <w:bottom w:val="single" w:sz="24" w:space="0" w:color="FFFFFF" w:themeColor="background1"/>
+          <w:right w:val="single" w:sz="8" w:space="0" w:color="FFFFFF" w:themeColor="background1"/>
+          <w:insideH w:val="nil"/>
+          <w:insideV w:val="single" w:sz="8" w:space="0" w:color="FFFFFF" w:themeColor="background1"/>
         </w:tcBorders>
         <w:shd w:val="clear" w:color="auto" w:fill="4BACC6" w:themeFill="accent5"/>
       </w:tcPr>
@@ -11206,12 +11093,12 @@
       <w:tblPr/>
       <w:tcPr>
         <w:tcBorders>
-          <w:top w:val="single" w:color="FFFFFF" w:themeColor="background1" w:sz="24" w:space="0"/>
-          <w:left w:val="single" w:color="FFFFFF" w:themeColor="background1" w:sz="8" w:space="0"/>
-          <w:bottom w:val="single" w:color="FFFFFF" w:themeColor="background1" w:sz="8" w:space="0"/>
-          <w:right w:val="single" w:color="FFFFFF" w:themeColor="background1" w:sz="8" w:space="0"/>
-          <w:insideH w:val="nil"/>
-          <w:insideV w:val="single" w:color="FFFFFF" w:themeColor="background1" w:sz="8" w:space="0"/>
+          <w:top w:val="single" w:sz="24" w:space="0" w:color="FFFFFF" w:themeColor="background1"/>
+          <w:left w:val="single" w:sz="8" w:space="0" w:color="FFFFFF" w:themeColor="background1"/>
+          <w:bottom w:val="single" w:sz="8" w:space="0" w:color="FFFFFF" w:themeColor="background1"/>
+          <w:right w:val="single" w:sz="8" w:space="0" w:color="FFFFFF" w:themeColor="background1"/>
+          <w:insideH w:val="nil"/>
+          <w:insideV w:val="single" w:sz="8" w:space="0" w:color="FFFFFF" w:themeColor="background1"/>
         </w:tcBorders>
         <w:shd w:val="clear" w:color="auto" w:fill="4BACC6" w:themeFill="accent5"/>
       </w:tcPr>
@@ -11227,8 +11114,8 @@
       <w:tblPr/>
       <w:tcPr>
         <w:tcBorders>
-          <w:left w:val="single" w:color="FFFFFF" w:themeColor="background1" w:sz="8" w:space="0"/>
-          <w:right w:val="single" w:color="FFFFFF" w:themeColor="background1" w:sz="24" w:space="0"/>
+          <w:left w:val="single" w:sz="8" w:space="0" w:color="FFFFFF" w:themeColor="background1"/>
+          <w:right w:val="single" w:sz="24" w:space="0" w:color="FFFFFF" w:themeColor="background1"/>
           <w:insideH w:val="nil"/>
           <w:insideV w:val="nil"/>
         </w:tcBorders>
@@ -11247,7 +11134,7 @@
       <w:tcPr>
         <w:tcBorders>
           <w:top w:val="nil"/>
-          <w:left w:val="single" w:color="FFFFFF" w:themeColor="background1" w:sz="24" w:space="0"/>
+          <w:left w:val="single" w:sz="24" w:space="0" w:color="FFFFFF" w:themeColor="background1"/>
           <w:bottom w:val="nil"/>
           <w:right w:val="nil"/>
           <w:insideH w:val="nil"/>
@@ -11260,10 +11147,10 @@
       <w:tblPr/>
       <w:tcPr>
         <w:tcBorders>
-          <w:top w:val="single" w:color="FFFFFF" w:themeColor="background1" w:sz="8" w:space="0"/>
-          <w:left w:val="single" w:color="FFFFFF" w:themeColor="background1" w:sz="8" w:space="0"/>
-          <w:bottom w:val="single" w:color="FFFFFF" w:themeColor="background1" w:sz="8" w:space="0"/>
-          <w:right w:val="single" w:color="FFFFFF" w:themeColor="background1" w:sz="8" w:space="0"/>
+          <w:top w:val="single" w:sz="8" w:space="0" w:color="FFFFFF" w:themeColor="background1"/>
+          <w:left w:val="single" w:sz="8" w:space="0" w:color="FFFFFF" w:themeColor="background1"/>
+          <w:bottom w:val="single" w:sz="8" w:space="0" w:color="FFFFFF" w:themeColor="background1"/>
+          <w:right w:val="single" w:sz="8" w:space="0" w:color="FFFFFF" w:themeColor="background1"/>
           <w:insideH w:val="nil"/>
           <w:insideV w:val="nil"/>
         </w:tcBorders>
@@ -11274,12 +11161,12 @@
       <w:tblPr/>
       <w:tcPr>
         <w:tcBorders>
-          <w:top w:val="single" w:color="FFFFFF" w:themeColor="background1" w:sz="8" w:space="0"/>
-          <w:left w:val="single" w:color="FFFFFF" w:themeColor="background1" w:sz="8" w:space="0"/>
-          <w:bottom w:val="single" w:color="FFFFFF" w:themeColor="background1" w:sz="8" w:space="0"/>
-          <w:right w:val="single" w:color="FFFFFF" w:themeColor="background1" w:sz="8" w:space="0"/>
-          <w:insideH w:val="single" w:color="FFFFFF" w:themeColor="background1" w:sz="8" w:space="0"/>
-          <w:insideV w:val="single" w:color="FFFFFF" w:themeColor="background1" w:sz="8" w:space="0"/>
+          <w:top w:val="single" w:sz="8" w:space="0" w:color="FFFFFF" w:themeColor="background1"/>
+          <w:left w:val="single" w:sz="8" w:space="0" w:color="FFFFFF" w:themeColor="background1"/>
+          <w:bottom w:val="single" w:sz="8" w:space="0" w:color="FFFFFF" w:themeColor="background1"/>
+          <w:right w:val="single" w:sz="8" w:space="0" w:color="FFFFFF" w:themeColor="background1"/>
+          <w:insideH w:val="single" w:sz="8" w:space="0" w:color="FFFFFF" w:themeColor="background1"/>
+          <w:insideV w:val="single" w:sz="8" w:space="0" w:color="FFFFFF" w:themeColor="background1"/>
         </w:tcBorders>
         <w:shd w:val="clear" w:color="auto" w:fill="A5D5E2" w:themeFill="accent5" w:themeFillTint="7F"/>
       </w:tcPr>
@@ -11297,12 +11184,12 @@
       <w:tblStyleRowBandSize w:val="1"/>
       <w:tblStyleColBandSize w:val="1"/>
       <w:tblBorders>
-        <w:top w:val="single" w:color="FFFFFF" w:themeColor="background1" w:sz="8" w:space="0"/>
-        <w:left w:val="single" w:color="FFFFFF" w:themeColor="background1" w:sz="8" w:space="0"/>
-        <w:bottom w:val="single" w:color="FFFFFF" w:themeColor="background1" w:sz="8" w:space="0"/>
-        <w:right w:val="single" w:color="FFFFFF" w:themeColor="background1" w:sz="8" w:space="0"/>
-        <w:insideH w:val="single" w:color="FFFFFF" w:themeColor="background1" w:sz="6" w:space="0"/>
-        <w:insideV w:val="single" w:color="FFFFFF" w:themeColor="background1" w:sz="6" w:space="0"/>
+        <w:top w:val="single" w:sz="8" w:space="0" w:color="FFFFFF" w:themeColor="background1"/>
+        <w:left w:val="single" w:sz="8" w:space="0" w:color="FFFFFF" w:themeColor="background1"/>
+        <w:bottom w:val="single" w:sz="8" w:space="0" w:color="FFFFFF" w:themeColor="background1"/>
+        <w:right w:val="single" w:sz="8" w:space="0" w:color="FFFFFF" w:themeColor="background1"/>
+        <w:insideH w:val="single" w:sz="6" w:space="0" w:color="FFFFFF" w:themeColor="background1"/>
+        <w:insideV w:val="single" w:sz="6" w:space="0" w:color="FFFFFF" w:themeColor="background1"/>
       </w:tblBorders>
     </w:tblPr>
     <w:tcPr>
@@ -11319,12 +11206,12 @@
       <w:tblPr/>
       <w:tcPr>
         <w:tcBorders>
-          <w:top w:val="single" w:color="FFFFFF" w:themeColor="background1" w:sz="8" w:space="0"/>
-          <w:left w:val="single" w:color="FFFFFF" w:themeColor="background1" w:sz="8" w:space="0"/>
-          <w:bottom w:val="single" w:color="FFFFFF" w:themeColor="background1" w:sz="24" w:space="0"/>
-          <w:right w:val="single" w:color="FFFFFF" w:themeColor="background1" w:sz="8" w:space="0"/>
-          <w:insideH w:val="nil"/>
-          <w:insideV w:val="single" w:color="FFFFFF" w:themeColor="background1" w:sz="8" w:space="0"/>
+          <w:top w:val="single" w:sz="8" w:space="0" w:color="FFFFFF" w:themeColor="background1"/>
+          <w:left w:val="single" w:sz="8" w:space="0" w:color="FFFFFF" w:themeColor="background1"/>
+          <w:bottom w:val="single" w:sz="24" w:space="0" w:color="FFFFFF" w:themeColor="background1"/>
+          <w:right w:val="single" w:sz="8" w:space="0" w:color="FFFFFF" w:themeColor="background1"/>
+          <w:insideH w:val="nil"/>
+          <w:insideV w:val="single" w:sz="8" w:space="0" w:color="FFFFFF" w:themeColor="background1"/>
         </w:tcBorders>
         <w:shd w:val="clear" w:color="auto" w:fill="F79646" w:themeFill="accent6"/>
       </w:tcPr>
@@ -11340,12 +11227,12 @@
       <w:tblPr/>
       <w:tcPr>
         <w:tcBorders>
-          <w:top w:val="single" w:color="FFFFFF" w:themeColor="background1" w:sz="24" w:space="0"/>
-          <w:left w:val="single" w:color="FFFFFF" w:themeColor="background1" w:sz="8" w:space="0"/>
-          <w:bottom w:val="single" w:color="FFFFFF" w:themeColor="background1" w:sz="8" w:space="0"/>
-          <w:right w:val="single" w:color="FFFFFF" w:themeColor="background1" w:sz="8" w:space="0"/>
-          <w:insideH w:val="nil"/>
-          <w:insideV w:val="single" w:color="FFFFFF" w:themeColor="background1" w:sz="8" w:space="0"/>
+          <w:top w:val="single" w:sz="24" w:space="0" w:color="FFFFFF" w:themeColor="background1"/>
+          <w:left w:val="single" w:sz="8" w:space="0" w:color="FFFFFF" w:themeColor="background1"/>
+          <w:bottom w:val="single" w:sz="8" w:space="0" w:color="FFFFFF" w:themeColor="background1"/>
+          <w:right w:val="single" w:sz="8" w:space="0" w:color="FFFFFF" w:themeColor="background1"/>
+          <w:insideH w:val="nil"/>
+          <w:insideV w:val="single" w:sz="8" w:space="0" w:color="FFFFFF" w:themeColor="background1"/>
         </w:tcBorders>
         <w:shd w:val="clear" w:color="auto" w:fill="F79646" w:themeFill="accent6"/>
       </w:tcPr>
@@ -11361,8 +11248,8 @@
       <w:tblPr/>
       <w:tcPr>
         <w:tcBorders>
-          <w:left w:val="single" w:color="FFFFFF" w:themeColor="background1" w:sz="8" w:space="0"/>
-          <w:right w:val="single" w:color="FFFFFF" w:themeColor="background1" w:sz="24" w:space="0"/>
+          <w:left w:val="single" w:sz="8" w:space="0" w:color="FFFFFF" w:themeColor="background1"/>
+          <w:right w:val="single" w:sz="24" w:space="0" w:color="FFFFFF" w:themeColor="background1"/>
           <w:insideH w:val="nil"/>
           <w:insideV w:val="nil"/>
         </w:tcBorders>
@@ -11381,7 +11268,7 @@
       <w:tcPr>
         <w:tcBorders>
           <w:top w:val="nil"/>
-          <w:left w:val="single" w:color="FFFFFF" w:themeColor="background1" w:sz="24" w:space="0"/>
+          <w:left w:val="single" w:sz="24" w:space="0" w:color="FFFFFF" w:themeColor="background1"/>
           <w:bottom w:val="nil"/>
           <w:right w:val="nil"/>
           <w:insideH w:val="nil"/>
@@ -11394,10 +11281,10 @@
       <w:tblPr/>
       <w:tcPr>
         <w:tcBorders>
-          <w:top w:val="single" w:color="FFFFFF" w:themeColor="background1" w:sz="8" w:space="0"/>
-          <w:left w:val="single" w:color="FFFFFF" w:themeColor="background1" w:sz="8" w:space="0"/>
-          <w:bottom w:val="single" w:color="FFFFFF" w:themeColor="background1" w:sz="8" w:space="0"/>
-          <w:right w:val="single" w:color="FFFFFF" w:themeColor="background1" w:sz="8" w:space="0"/>
+          <w:top w:val="single" w:sz="8" w:space="0" w:color="FFFFFF" w:themeColor="background1"/>
+          <w:left w:val="single" w:sz="8" w:space="0" w:color="FFFFFF" w:themeColor="background1"/>
+          <w:bottom w:val="single" w:sz="8" w:space="0" w:color="FFFFFF" w:themeColor="background1"/>
+          <w:right w:val="single" w:sz="8" w:space="0" w:color="FFFFFF" w:themeColor="background1"/>
           <w:insideH w:val="nil"/>
           <w:insideV w:val="nil"/>
         </w:tcBorders>
@@ -11408,12 +11295,12 @@
       <w:tblPr/>
       <w:tcPr>
         <w:tcBorders>
-          <w:top w:val="single" w:color="FFFFFF" w:themeColor="background1" w:sz="8" w:space="0"/>
-          <w:left w:val="single" w:color="FFFFFF" w:themeColor="background1" w:sz="8" w:space="0"/>
-          <w:bottom w:val="single" w:color="FFFFFF" w:themeColor="background1" w:sz="8" w:space="0"/>
-          <w:right w:val="single" w:color="FFFFFF" w:themeColor="background1" w:sz="8" w:space="0"/>
-          <w:insideH w:val="single" w:color="FFFFFF" w:themeColor="background1" w:sz="8" w:space="0"/>
-          <w:insideV w:val="single" w:color="FFFFFF" w:themeColor="background1" w:sz="8" w:space="0"/>
+          <w:top w:val="single" w:sz="8" w:space="0" w:color="FFFFFF" w:themeColor="background1"/>
+          <w:left w:val="single" w:sz="8" w:space="0" w:color="FFFFFF" w:themeColor="background1"/>
+          <w:bottom w:val="single" w:sz="8" w:space="0" w:color="FFFFFF" w:themeColor="background1"/>
+          <w:right w:val="single" w:sz="8" w:space="0" w:color="FFFFFF" w:themeColor="background1"/>
+          <w:insideH w:val="single" w:sz="8" w:space="0" w:color="FFFFFF" w:themeColor="background1"/>
+          <w:insideV w:val="single" w:sz="8" w:space="0" w:color="FFFFFF" w:themeColor="background1"/>
         </w:tcBorders>
         <w:shd w:val="clear" w:color="auto" w:fill="FBCAA2" w:themeFill="accent6" w:themeFillTint="7F"/>
       </w:tcPr>
@@ -11447,7 +11334,7 @@
         <w:tcBorders>
           <w:top w:val="nil"/>
           <w:left w:val="nil"/>
-          <w:bottom w:val="single" w:color="FFFFFF" w:themeColor="background1" w:sz="18" w:space="0"/>
+          <w:bottom w:val="single" w:sz="18" w:space="0" w:color="FFFFFF" w:themeColor="background1"/>
           <w:right w:val="nil"/>
           <w:insideH w:val="nil"/>
           <w:insideV w:val="nil"/>
@@ -11459,7 +11346,7 @@
       <w:tblPr/>
       <w:tcPr>
         <w:tcBorders>
-          <w:top w:val="single" w:color="FFFFFF" w:themeColor="background1" w:sz="18" w:space="0"/>
+          <w:top w:val="single" w:sz="18" w:space="0" w:color="FFFFFF" w:themeColor="background1"/>
           <w:left w:val="nil"/>
           <w:bottom w:val="nil"/>
           <w:right w:val="nil"/>
@@ -11476,7 +11363,7 @@
           <w:top w:val="nil"/>
           <w:left w:val="nil"/>
           <w:bottom w:val="nil"/>
-          <w:right w:val="single" w:color="FFFFFF" w:themeColor="background1" w:sz="18" w:space="0"/>
+          <w:right w:val="single" w:sz="18" w:space="0" w:color="FFFFFF" w:themeColor="background1"/>
           <w:insideH w:val="nil"/>
           <w:insideV w:val="nil"/>
         </w:tcBorders>
@@ -11488,7 +11375,7 @@
       <w:tcPr>
         <w:tcBorders>
           <w:top w:val="nil"/>
-          <w:left w:val="single" w:color="FFFFFF" w:themeColor="background1" w:sz="18" w:space="0"/>
+          <w:left w:val="single" w:sz="18" w:space="0" w:color="FFFFFF" w:themeColor="background1"/>
           <w:bottom w:val="nil"/>
           <w:right w:val="nil"/>
           <w:insideH w:val="nil"/>
@@ -11554,7 +11441,7 @@
         <w:tcBorders>
           <w:top w:val="nil"/>
           <w:left w:val="nil"/>
-          <w:bottom w:val="single" w:color="FFFFFF" w:themeColor="background1" w:sz="18" w:space="0"/>
+          <w:bottom w:val="single" w:sz="18" w:space="0" w:color="FFFFFF" w:themeColor="background1"/>
           <w:right w:val="nil"/>
           <w:insideH w:val="nil"/>
           <w:insideV w:val="nil"/>
@@ -11566,7 +11453,7 @@
       <w:tblPr/>
       <w:tcPr>
         <w:tcBorders>
-          <w:top w:val="single" w:color="FFFFFF" w:themeColor="background1" w:sz="18" w:space="0"/>
+          <w:top w:val="single" w:sz="18" w:space="0" w:color="FFFFFF" w:themeColor="background1"/>
           <w:left w:val="nil"/>
           <w:bottom w:val="nil"/>
           <w:right w:val="nil"/>
@@ -11583,7 +11470,7 @@
           <w:top w:val="nil"/>
           <w:left w:val="nil"/>
           <w:bottom w:val="nil"/>
-          <w:right w:val="single" w:color="FFFFFF" w:themeColor="background1" w:sz="18" w:space="0"/>
+          <w:right w:val="single" w:sz="18" w:space="0" w:color="FFFFFF" w:themeColor="background1"/>
           <w:insideH w:val="nil"/>
           <w:insideV w:val="nil"/>
         </w:tcBorders>
@@ -11595,7 +11482,7 @@
       <w:tcPr>
         <w:tcBorders>
           <w:top w:val="nil"/>
-          <w:left w:val="single" w:color="FFFFFF" w:themeColor="background1" w:sz="18" w:space="0"/>
+          <w:left w:val="single" w:sz="18" w:space="0" w:color="FFFFFF" w:themeColor="background1"/>
           <w:bottom w:val="nil"/>
           <w:right w:val="nil"/>
           <w:insideH w:val="nil"/>
@@ -11661,7 +11548,7 @@
         <w:tcBorders>
           <w:top w:val="nil"/>
           <w:left w:val="nil"/>
-          <w:bottom w:val="single" w:color="FFFFFF" w:themeColor="background1" w:sz="18" w:space="0"/>
+          <w:bottom w:val="single" w:sz="18" w:space="0" w:color="FFFFFF" w:themeColor="background1"/>
           <w:right w:val="nil"/>
           <w:insideH w:val="nil"/>
           <w:insideV w:val="nil"/>
@@ -11673,7 +11560,7 @@
       <w:tblPr/>
       <w:tcPr>
         <w:tcBorders>
-          <w:top w:val="single" w:color="FFFFFF" w:themeColor="background1" w:sz="18" w:space="0"/>
+          <w:top w:val="single" w:sz="18" w:space="0" w:color="FFFFFF" w:themeColor="background1"/>
           <w:left w:val="nil"/>
           <w:bottom w:val="nil"/>
           <w:right w:val="nil"/>
@@ -11690,7 +11577,7 @@
           <w:top w:val="nil"/>
           <w:left w:val="nil"/>
           <w:bottom w:val="nil"/>
-          <w:right w:val="single" w:color="FFFFFF" w:themeColor="background1" w:sz="18" w:space="0"/>
+          <w:right w:val="single" w:sz="18" w:space="0" w:color="FFFFFF" w:themeColor="background1"/>
           <w:insideH w:val="nil"/>
           <w:insideV w:val="nil"/>
         </w:tcBorders>
@@ -11702,7 +11589,7 @@
       <w:tcPr>
         <w:tcBorders>
           <w:top w:val="nil"/>
-          <w:left w:val="single" w:color="FFFFFF" w:themeColor="background1" w:sz="18" w:space="0"/>
+          <w:left w:val="single" w:sz="18" w:space="0" w:color="FFFFFF" w:themeColor="background1"/>
           <w:bottom w:val="nil"/>
           <w:right w:val="nil"/>
           <w:insideH w:val="nil"/>
@@ -11768,7 +11655,7 @@
         <w:tcBorders>
           <w:top w:val="nil"/>
           <w:left w:val="nil"/>
-          <w:bottom w:val="single" w:color="FFFFFF" w:themeColor="background1" w:sz="18" w:space="0"/>
+          <w:bottom w:val="single" w:sz="18" w:space="0" w:color="FFFFFF" w:themeColor="background1"/>
           <w:right w:val="nil"/>
           <w:insideH w:val="nil"/>
           <w:insideV w:val="nil"/>
@@ -11780,7 +11667,7 @@
       <w:tblPr/>
       <w:tcPr>
         <w:tcBorders>
-          <w:top w:val="single" w:color="FFFFFF" w:themeColor="background1" w:sz="18" w:space="0"/>
+          <w:top w:val="single" w:sz="18" w:space="0" w:color="FFFFFF" w:themeColor="background1"/>
           <w:left w:val="nil"/>
           <w:bottom w:val="nil"/>
           <w:right w:val="nil"/>
@@ -11797,7 +11684,7 @@
           <w:top w:val="nil"/>
           <w:left w:val="nil"/>
           <w:bottom w:val="nil"/>
-          <w:right w:val="single" w:color="FFFFFF" w:themeColor="background1" w:sz="18" w:space="0"/>
+          <w:right w:val="single" w:sz="18" w:space="0" w:color="FFFFFF" w:themeColor="background1"/>
           <w:insideH w:val="nil"/>
           <w:insideV w:val="nil"/>
         </w:tcBorders>
@@ -11809,7 +11696,7 @@
       <w:tcPr>
         <w:tcBorders>
           <w:top w:val="nil"/>
-          <w:left w:val="single" w:color="FFFFFF" w:themeColor="background1" w:sz="18" w:space="0"/>
+          <w:left w:val="single" w:sz="18" w:space="0" w:color="FFFFFF" w:themeColor="background1"/>
           <w:bottom w:val="nil"/>
           <w:right w:val="nil"/>
           <w:insideH w:val="nil"/>
@@ -11875,7 +11762,7 @@
         <w:tcBorders>
           <w:top w:val="nil"/>
           <w:left w:val="nil"/>
-          <w:bottom w:val="single" w:color="FFFFFF" w:themeColor="background1" w:sz="18" w:space="0"/>
+          <w:bottom w:val="single" w:sz="18" w:space="0" w:color="FFFFFF" w:themeColor="background1"/>
           <w:right w:val="nil"/>
           <w:insideH w:val="nil"/>
           <w:insideV w:val="nil"/>
@@ -11887,7 +11774,7 @@
       <w:tblPr/>
       <w:tcPr>
         <w:tcBorders>
-          <w:top w:val="single" w:color="FFFFFF" w:themeColor="background1" w:sz="18" w:space="0"/>
+          <w:top w:val="single" w:sz="18" w:space="0" w:color="FFFFFF" w:themeColor="background1"/>
           <w:left w:val="nil"/>
           <w:bottom w:val="nil"/>
           <w:right w:val="nil"/>
@@ -11904,7 +11791,7 @@
           <w:top w:val="nil"/>
           <w:left w:val="nil"/>
           <w:bottom w:val="nil"/>
-          <w:right w:val="single" w:color="FFFFFF" w:themeColor="background1" w:sz="18" w:space="0"/>
+          <w:right w:val="single" w:sz="18" w:space="0" w:color="FFFFFF" w:themeColor="background1"/>
           <w:insideH w:val="nil"/>
           <w:insideV w:val="nil"/>
         </w:tcBorders>
@@ -11916,7 +11803,7 @@
       <w:tcPr>
         <w:tcBorders>
           <w:top w:val="nil"/>
-          <w:left w:val="single" w:color="FFFFFF" w:themeColor="background1" w:sz="18" w:space="0"/>
+          <w:left w:val="single" w:sz="18" w:space="0" w:color="FFFFFF" w:themeColor="background1"/>
           <w:bottom w:val="nil"/>
           <w:right w:val="nil"/>
           <w:insideH w:val="nil"/>
@@ -11982,7 +11869,7 @@
         <w:tcBorders>
           <w:top w:val="nil"/>
           <w:left w:val="nil"/>
-          <w:bottom w:val="single" w:color="FFFFFF" w:themeColor="background1" w:sz="18" w:space="0"/>
+          <w:bottom w:val="single" w:sz="18" w:space="0" w:color="FFFFFF" w:themeColor="background1"/>
           <w:right w:val="nil"/>
           <w:insideH w:val="nil"/>
           <w:insideV w:val="nil"/>
@@ -11994,7 +11881,7 @@
       <w:tblPr/>
       <w:tcPr>
         <w:tcBorders>
-          <w:top w:val="single" w:color="FFFFFF" w:themeColor="background1" w:sz="18" w:space="0"/>
+          <w:top w:val="single" w:sz="18" w:space="0" w:color="FFFFFF" w:themeColor="background1"/>
           <w:left w:val="nil"/>
           <w:bottom w:val="nil"/>
           <w:right w:val="nil"/>
@@ -12011,7 +11898,7 @@
           <w:top w:val="nil"/>
           <w:left w:val="nil"/>
           <w:bottom w:val="nil"/>
-          <w:right w:val="single" w:color="FFFFFF" w:themeColor="background1" w:sz="18" w:space="0"/>
+          <w:right w:val="single" w:sz="18" w:space="0" w:color="FFFFFF" w:themeColor="background1"/>
           <w:insideH w:val="nil"/>
           <w:insideV w:val="nil"/>
         </w:tcBorders>
@@ -12023,7 +11910,7 @@
       <w:tcPr>
         <w:tcBorders>
           <w:top w:val="nil"/>
-          <w:left w:val="single" w:color="FFFFFF" w:themeColor="background1" w:sz="18" w:space="0"/>
+          <w:left w:val="single" w:sz="18" w:space="0" w:color="FFFFFF" w:themeColor="background1"/>
           <w:bottom w:val="nil"/>
           <w:right w:val="nil"/>
           <w:insideH w:val="nil"/>
@@ -12089,7 +11976,7 @@
         <w:tcBorders>
           <w:top w:val="nil"/>
           <w:left w:val="nil"/>
-          <w:bottom w:val="single" w:color="FFFFFF" w:themeColor="background1" w:sz="18" w:space="0"/>
+          <w:bottom w:val="single" w:sz="18" w:space="0" w:color="FFFFFF" w:themeColor="background1"/>
           <w:right w:val="nil"/>
           <w:insideH w:val="nil"/>
           <w:insideV w:val="nil"/>
@@ -12101,7 +11988,7 @@
       <w:tblPr/>
       <w:tcPr>
         <w:tcBorders>
-          <w:top w:val="single" w:color="FFFFFF" w:themeColor="background1" w:sz="18" w:space="0"/>
+          <w:top w:val="single" w:sz="18" w:space="0" w:color="FFFFFF" w:themeColor="background1"/>
           <w:left w:val="nil"/>
           <w:bottom w:val="nil"/>
           <w:right w:val="nil"/>
@@ -12118,7 +12005,7 @@
           <w:top w:val="nil"/>
           <w:left w:val="nil"/>
           <w:bottom w:val="nil"/>
-          <w:right w:val="single" w:color="FFFFFF" w:themeColor="background1" w:sz="18" w:space="0"/>
+          <w:right w:val="single" w:sz="18" w:space="0" w:color="FFFFFF" w:themeColor="background1"/>
           <w:insideH w:val="nil"/>
           <w:insideV w:val="nil"/>
         </w:tcBorders>
@@ -12130,7 +12017,7 @@
       <w:tcPr>
         <w:tcBorders>
           <w:top w:val="nil"/>
-          <w:left w:val="single" w:color="FFFFFF" w:themeColor="background1" w:sz="18" w:space="0"/>
+          <w:left w:val="single" w:sz="18" w:space="0" w:color="FFFFFF" w:themeColor="background1"/>
           <w:bottom w:val="nil"/>
           <w:right w:val="nil"/>
           <w:insideH w:val="nil"/>
@@ -12183,12 +12070,12 @@
       <w:tblStyleRowBandSize w:val="1"/>
       <w:tblStyleColBandSize w:val="1"/>
       <w:tblBorders>
-        <w:top w:val="single" w:color="C0504D" w:themeColor="accent2" w:sz="24" w:space="0"/>
-        <w:left w:val="single" w:color="000000" w:themeColor="text1" w:sz="4" w:space="0"/>
-        <w:bottom w:val="single" w:color="000000" w:themeColor="text1" w:sz="4" w:space="0"/>
-        <w:right w:val="single" w:color="000000" w:themeColor="text1" w:sz="4" w:space="0"/>
-        <w:insideH w:val="single" w:color="FFFFFF" w:themeColor="background1" w:sz="4" w:space="0"/>
-        <w:insideV w:val="single" w:color="FFFFFF" w:themeColor="background1" w:sz="4" w:space="0"/>
+        <w:top w:val="single" w:sz="24" w:space="0" w:color="C0504D" w:themeColor="accent2"/>
+        <w:left w:val="single" w:sz="4" w:space="0" w:color="000000" w:themeColor="text1"/>
+        <w:bottom w:val="single" w:sz="4" w:space="0" w:color="000000" w:themeColor="text1"/>
+        <w:right w:val="single" w:sz="4" w:space="0" w:color="000000" w:themeColor="text1"/>
+        <w:insideH w:val="single" w:sz="4" w:space="0" w:color="FFFFFF" w:themeColor="background1"/>
+        <w:insideV w:val="single" w:sz="4" w:space="0" w:color="FFFFFF" w:themeColor="background1"/>
       </w:tblBorders>
     </w:tblPr>
     <w:tcPr>
@@ -12204,7 +12091,7 @@
         <w:tcBorders>
           <w:top w:val="nil"/>
           <w:left w:val="nil"/>
-          <w:bottom w:val="single" w:color="C0504D" w:themeColor="accent2" w:sz="24" w:space="0"/>
+          <w:bottom w:val="single" w:sz="24" w:space="0" w:color="C0504D" w:themeColor="accent2"/>
           <w:right w:val="nil"/>
           <w:insideH w:val="nil"/>
           <w:insideV w:val="nil"/>
@@ -12221,7 +12108,7 @@
       <w:tblPr/>
       <w:tcPr>
         <w:tcBorders>
-          <w:top w:val="single" w:color="FFFFFF" w:themeColor="background1" w:sz="6" w:space="0"/>
+          <w:top w:val="single" w:sz="6" w:space="0" w:color="FFFFFF" w:themeColor="background1"/>
         </w:tcBorders>
         <w:shd w:val="clear" w:color="auto" w:fill="000000" w:themeFill="text1" w:themeFillShade="99"/>
       </w:tcPr>
@@ -12237,7 +12124,7 @@
           <w:left w:val="nil"/>
           <w:bottom w:val="nil"/>
           <w:right w:val="nil"/>
-          <w:insideH w:val="single" w:color="000000" w:themeColor="text1" w:themeShade="99" w:sz="4" w:space="0"/>
+          <w:insideH w:val="single" w:sz="4" w:space="0" w:color="000000" w:themeColor="text1" w:themeShade="99"/>
           <w:insideV w:val="nil"/>
         </w:tcBorders>
         <w:shd w:val="clear" w:color="auto" w:fill="000000" w:themeFill="text1" w:themeFillShade="99"/>
@@ -12298,12 +12185,12 @@
       <w:tblStyleRowBandSize w:val="1"/>
       <w:tblStyleColBandSize w:val="1"/>
       <w:tblBorders>
-        <w:top w:val="single" w:color="C0504D" w:themeColor="accent2" w:sz="24" w:space="0"/>
-        <w:left w:val="single" w:color="4F81BD" w:themeColor="accent1" w:sz="4" w:space="0"/>
-        <w:bottom w:val="single" w:color="4F81BD" w:themeColor="accent1" w:sz="4" w:space="0"/>
-        <w:right w:val="single" w:color="4F81BD" w:themeColor="accent1" w:sz="4" w:space="0"/>
-        <w:insideH w:val="single" w:color="FFFFFF" w:themeColor="background1" w:sz="4" w:space="0"/>
-        <w:insideV w:val="single" w:color="FFFFFF" w:themeColor="background1" w:sz="4" w:space="0"/>
+        <w:top w:val="single" w:sz="24" w:space="0" w:color="C0504D" w:themeColor="accent2"/>
+        <w:left w:val="single" w:sz="4" w:space="0" w:color="4F81BD" w:themeColor="accent1"/>
+        <w:bottom w:val="single" w:sz="4" w:space="0" w:color="4F81BD" w:themeColor="accent1"/>
+        <w:right w:val="single" w:sz="4" w:space="0" w:color="4F81BD" w:themeColor="accent1"/>
+        <w:insideH w:val="single" w:sz="4" w:space="0" w:color="FFFFFF" w:themeColor="background1"/>
+        <w:insideV w:val="single" w:sz="4" w:space="0" w:color="FFFFFF" w:themeColor="background1"/>
       </w:tblBorders>
     </w:tblPr>
     <w:tcPr>
@@ -12319,7 +12206,7 @@
         <w:tcBorders>
           <w:top w:val="nil"/>
           <w:left w:val="nil"/>
-          <w:bottom w:val="single" w:color="C0504D" w:themeColor="accent2" w:sz="24" w:space="0"/>
+          <w:bottom w:val="single" w:sz="24" w:space="0" w:color="C0504D" w:themeColor="accent2"/>
           <w:right w:val="nil"/>
           <w:insideH w:val="nil"/>
           <w:insideV w:val="nil"/>
@@ -12336,7 +12223,7 @@
       <w:tblPr/>
       <w:tcPr>
         <w:tcBorders>
-          <w:top w:val="single" w:color="FFFFFF" w:themeColor="background1" w:sz="6" w:space="0"/>
+          <w:top w:val="single" w:sz="6" w:space="0" w:color="FFFFFF" w:themeColor="background1"/>
         </w:tcBorders>
         <w:shd w:val="clear" w:color="auto" w:fill="2C4C74" w:themeFill="accent1" w:themeFillShade="99"/>
       </w:tcPr>
@@ -12352,7 +12239,7 @@
           <w:left w:val="nil"/>
           <w:bottom w:val="nil"/>
           <w:right w:val="nil"/>
-          <w:insideH w:val="single" w:color="2C4C74" w:themeColor="accent1" w:themeShade="99" w:sz="4" w:space="0"/>
+          <w:insideH w:val="single" w:sz="4" w:space="0" w:color="2C4C74" w:themeColor="accent1" w:themeShade="99"/>
           <w:insideV w:val="nil"/>
         </w:tcBorders>
         <w:shd w:val="clear" w:color="auto" w:fill="2C4C74" w:themeFill="accent1" w:themeFillShade="99"/>
@@ -12413,12 +12300,12 @@
       <w:tblStyleRowBandSize w:val="1"/>
       <w:tblStyleColBandSize w:val="1"/>
       <w:tblBorders>
-        <w:top w:val="single" w:color="C0504D" w:themeColor="accent2" w:sz="24" w:space="0"/>
-        <w:left w:val="single" w:color="C0504D" w:themeColor="accent2" w:sz="4" w:space="0"/>
-        <w:bottom w:val="single" w:color="C0504D" w:themeColor="accent2" w:sz="4" w:space="0"/>
-        <w:right w:val="single" w:color="C0504D" w:themeColor="accent2" w:sz="4" w:space="0"/>
-        <w:insideH w:val="single" w:color="FFFFFF" w:themeColor="background1" w:sz="4" w:space="0"/>
-        <w:insideV w:val="single" w:color="FFFFFF" w:themeColor="background1" w:sz="4" w:space="0"/>
+        <w:top w:val="single" w:sz="24" w:space="0" w:color="C0504D" w:themeColor="accent2"/>
+        <w:left w:val="single" w:sz="4" w:space="0" w:color="C0504D" w:themeColor="accent2"/>
+        <w:bottom w:val="single" w:sz="4" w:space="0" w:color="C0504D" w:themeColor="accent2"/>
+        <w:right w:val="single" w:sz="4" w:space="0" w:color="C0504D" w:themeColor="accent2"/>
+        <w:insideH w:val="single" w:sz="4" w:space="0" w:color="FFFFFF" w:themeColor="background1"/>
+        <w:insideV w:val="single" w:sz="4" w:space="0" w:color="FFFFFF" w:themeColor="background1"/>
       </w:tblBorders>
     </w:tblPr>
     <w:tcPr>
@@ -12434,7 +12321,7 @@
         <w:tcBorders>
           <w:top w:val="nil"/>
           <w:left w:val="nil"/>
-          <w:bottom w:val="single" w:color="C0504D" w:themeColor="accent2" w:sz="24" w:space="0"/>
+          <w:bottom w:val="single" w:sz="24" w:space="0" w:color="C0504D" w:themeColor="accent2"/>
           <w:right w:val="nil"/>
           <w:insideH w:val="nil"/>
           <w:insideV w:val="nil"/>
@@ -12451,7 +12338,7 @@
       <w:tblPr/>
       <w:tcPr>
         <w:tcBorders>
-          <w:top w:val="single" w:color="FFFFFF" w:themeColor="background1" w:sz="6" w:space="0"/>
+          <w:top w:val="single" w:sz="6" w:space="0" w:color="FFFFFF" w:themeColor="background1"/>
         </w:tcBorders>
         <w:shd w:val="clear" w:color="auto" w:fill="772C2A" w:themeFill="accent2" w:themeFillShade="99"/>
       </w:tcPr>
@@ -12467,7 +12354,7 @@
           <w:left w:val="nil"/>
           <w:bottom w:val="nil"/>
           <w:right w:val="nil"/>
-          <w:insideH w:val="single" w:color="772C2A" w:themeColor="accent2" w:themeShade="99" w:sz="4" w:space="0"/>
+          <w:insideH w:val="single" w:sz="4" w:space="0" w:color="772C2A" w:themeColor="accent2" w:themeShade="99"/>
           <w:insideV w:val="nil"/>
         </w:tcBorders>
         <w:shd w:val="clear" w:color="auto" w:fill="772C2A" w:themeFill="accent2" w:themeFillShade="99"/>
@@ -12528,12 +12415,12 @@
       <w:tblStyleRowBandSize w:val="1"/>
       <w:tblStyleColBandSize w:val="1"/>
       <w:tblBorders>
-        <w:top w:val="single" w:color="8064A2" w:themeColor="accent4" w:sz="24" w:space="0"/>
-        <w:left w:val="single" w:color="9BBB59" w:themeColor="accent3" w:sz="4" w:space="0"/>
-        <w:bottom w:val="single" w:color="9BBB59" w:themeColor="accent3" w:sz="4" w:space="0"/>
-        <w:right w:val="single" w:color="9BBB59" w:themeColor="accent3" w:sz="4" w:space="0"/>
-        <w:insideH w:val="single" w:color="FFFFFF" w:themeColor="background1" w:sz="4" w:space="0"/>
-        <w:insideV w:val="single" w:color="FFFFFF" w:themeColor="background1" w:sz="4" w:space="0"/>
+        <w:top w:val="single" w:sz="24" w:space="0" w:color="8064A2" w:themeColor="accent4"/>
+        <w:left w:val="single" w:sz="4" w:space="0" w:color="9BBB59" w:themeColor="accent3"/>
+        <w:bottom w:val="single" w:sz="4" w:space="0" w:color="9BBB59" w:themeColor="accent3"/>
+        <w:right w:val="single" w:sz="4" w:space="0" w:color="9BBB59" w:themeColor="accent3"/>
+        <w:insideH w:val="single" w:sz="4" w:space="0" w:color="FFFFFF" w:themeColor="background1"/>
+        <w:insideV w:val="single" w:sz="4" w:space="0" w:color="FFFFFF" w:themeColor="background1"/>
       </w:tblBorders>
     </w:tblPr>
     <w:tcPr>
@@ -12549,7 +12436,7 @@
         <w:tcBorders>
           <w:top w:val="nil"/>
           <w:left w:val="nil"/>
-          <w:bottom w:val="single" w:color="8064A2" w:themeColor="accent4" w:sz="24" w:space="0"/>
+          <w:bottom w:val="single" w:sz="24" w:space="0" w:color="8064A2" w:themeColor="accent4"/>
           <w:right w:val="nil"/>
           <w:insideH w:val="nil"/>
           <w:insideV w:val="nil"/>
@@ -12566,7 +12453,7 @@
       <w:tblPr/>
       <w:tcPr>
         <w:tcBorders>
-          <w:top w:val="single" w:color="FFFFFF" w:themeColor="background1" w:sz="6" w:space="0"/>
+          <w:top w:val="single" w:sz="6" w:space="0" w:color="FFFFFF" w:themeColor="background1"/>
         </w:tcBorders>
         <w:shd w:val="clear" w:color="auto" w:fill="5E7530" w:themeFill="accent3" w:themeFillShade="99"/>
       </w:tcPr>
@@ -12582,7 +12469,7 @@
           <w:left w:val="nil"/>
           <w:bottom w:val="nil"/>
           <w:right w:val="nil"/>
-          <w:insideH w:val="single" w:color="5E7530" w:themeColor="accent3" w:themeShade="99" w:sz="4" w:space="0"/>
+          <w:insideH w:val="single" w:sz="4" w:space="0" w:color="5E7530" w:themeColor="accent3" w:themeShade="99"/>
           <w:insideV w:val="nil"/>
         </w:tcBorders>
         <w:shd w:val="clear" w:color="auto" w:fill="5E7530" w:themeFill="accent3" w:themeFillShade="99"/>
@@ -12633,12 +12520,12 @@
       <w:tblStyleRowBandSize w:val="1"/>
       <w:tblStyleColBandSize w:val="1"/>
       <w:tblBorders>
-        <w:top w:val="single" w:color="9BBB59" w:themeColor="accent3" w:sz="24" w:space="0"/>
-        <w:left w:val="single" w:color="8064A2" w:themeColor="accent4" w:sz="4" w:space="0"/>
-        <w:bottom w:val="single" w:color="8064A2" w:themeColor="accent4" w:sz="4" w:space="0"/>
-        <w:right w:val="single" w:color="8064A2" w:themeColor="accent4" w:sz="4" w:space="0"/>
-        <w:insideH w:val="single" w:color="FFFFFF" w:themeColor="background1" w:sz="4" w:space="0"/>
-        <w:insideV w:val="single" w:color="FFFFFF" w:themeColor="background1" w:sz="4" w:space="0"/>
+        <w:top w:val="single" w:sz="24" w:space="0" w:color="9BBB59" w:themeColor="accent3"/>
+        <w:left w:val="single" w:sz="4" w:space="0" w:color="8064A2" w:themeColor="accent4"/>
+        <w:bottom w:val="single" w:sz="4" w:space="0" w:color="8064A2" w:themeColor="accent4"/>
+        <w:right w:val="single" w:sz="4" w:space="0" w:color="8064A2" w:themeColor="accent4"/>
+        <w:insideH w:val="single" w:sz="4" w:space="0" w:color="FFFFFF" w:themeColor="background1"/>
+        <w:insideV w:val="single" w:sz="4" w:space="0" w:color="FFFFFF" w:themeColor="background1"/>
       </w:tblBorders>
     </w:tblPr>
     <w:tcPr>
@@ -12654,7 +12541,7 @@
         <w:tcBorders>
           <w:top w:val="nil"/>
           <w:left w:val="nil"/>
-          <w:bottom w:val="single" w:color="9BBB59" w:themeColor="accent3" w:sz="24" w:space="0"/>
+          <w:bottom w:val="single" w:sz="24" w:space="0" w:color="9BBB59" w:themeColor="accent3"/>
           <w:right w:val="nil"/>
           <w:insideH w:val="nil"/>
           <w:insideV w:val="nil"/>
@@ -12671,7 +12558,7 @@
       <w:tblPr/>
       <w:tcPr>
         <w:tcBorders>
-          <w:top w:val="single" w:color="FFFFFF" w:themeColor="background1" w:sz="6" w:space="0"/>
+          <w:top w:val="single" w:sz="6" w:space="0" w:color="FFFFFF" w:themeColor="background1"/>
         </w:tcBorders>
         <w:shd w:val="clear" w:color="auto" w:fill="4C3B62" w:themeFill="accent4" w:themeFillShade="99"/>
       </w:tcPr>
@@ -12687,7 +12574,7 @@
           <w:left w:val="nil"/>
           <w:bottom w:val="nil"/>
           <w:right w:val="nil"/>
-          <w:insideH w:val="single" w:color="4C3B62" w:themeColor="accent4" w:themeShade="99" w:sz="4" w:space="0"/>
+          <w:insideH w:val="single" w:sz="4" w:space="0" w:color="4C3B62" w:themeColor="accent4" w:themeShade="99"/>
           <w:insideV w:val="nil"/>
         </w:tcBorders>
         <w:shd w:val="clear" w:color="auto" w:fill="4C3B62" w:themeFill="accent4" w:themeFillShade="99"/>
@@ -12748,12 +12635,12 @@
       <w:tblStyleRowBandSize w:val="1"/>
       <w:tblStyleColBandSize w:val="1"/>
       <w:tblBorders>
-        <w:top w:val="single" w:color="F79646" w:themeColor="accent6" w:sz="24" w:space="0"/>
-        <w:left w:val="single" w:color="4BACC6" w:themeColor="accent5" w:sz="4" w:space="0"/>
-        <w:bottom w:val="single" w:color="4BACC6" w:themeColor="accent5" w:sz="4" w:space="0"/>
-        <w:right w:val="single" w:color="4BACC6" w:themeColor="accent5" w:sz="4" w:space="0"/>
-        <w:insideH w:val="single" w:color="FFFFFF" w:themeColor="background1" w:sz="4" w:space="0"/>
-        <w:insideV w:val="single" w:color="FFFFFF" w:themeColor="background1" w:sz="4" w:space="0"/>
+        <w:top w:val="single" w:sz="24" w:space="0" w:color="F79646" w:themeColor="accent6"/>
+        <w:left w:val="single" w:sz="4" w:space="0" w:color="4BACC6" w:themeColor="accent5"/>
+        <w:bottom w:val="single" w:sz="4" w:space="0" w:color="4BACC6" w:themeColor="accent5"/>
+        <w:right w:val="single" w:sz="4" w:space="0" w:color="4BACC6" w:themeColor="accent5"/>
+        <w:insideH w:val="single" w:sz="4" w:space="0" w:color="FFFFFF" w:themeColor="background1"/>
+        <w:insideV w:val="single" w:sz="4" w:space="0" w:color="FFFFFF" w:themeColor="background1"/>
       </w:tblBorders>
     </w:tblPr>
     <w:tcPr>
@@ -12769,7 +12656,7 @@
         <w:tcBorders>
           <w:top w:val="nil"/>
           <w:left w:val="nil"/>
-          <w:bottom w:val="single" w:color="F79646" w:themeColor="accent6" w:sz="24" w:space="0"/>
+          <w:bottom w:val="single" w:sz="24" w:space="0" w:color="F79646" w:themeColor="accent6"/>
           <w:right w:val="nil"/>
           <w:insideH w:val="nil"/>
           <w:insideV w:val="nil"/>
@@ -12786,7 +12673,7 @@
       <w:tblPr/>
       <w:tcPr>
         <w:tcBorders>
-          <w:top w:val="single" w:color="FFFFFF" w:themeColor="background1" w:sz="6" w:space="0"/>
+          <w:top w:val="single" w:sz="6" w:space="0" w:color="FFFFFF" w:themeColor="background1"/>
         </w:tcBorders>
         <w:shd w:val="clear" w:color="auto" w:fill="276A7C" w:themeFill="accent5" w:themeFillShade="99"/>
       </w:tcPr>
@@ -12802,7 +12689,7 @@
           <w:left w:val="nil"/>
           <w:bottom w:val="nil"/>
           <w:right w:val="nil"/>
-          <w:insideH w:val="single" w:color="276A7C" w:themeColor="accent5" w:themeShade="99" w:sz="4" w:space="0"/>
+          <w:insideH w:val="single" w:sz="4" w:space="0" w:color="276A7C" w:themeColor="accent5" w:themeShade="99"/>
           <w:insideV w:val="nil"/>
         </w:tcBorders>
         <w:shd w:val="clear" w:color="auto" w:fill="276A7C" w:themeFill="accent5" w:themeFillShade="99"/>
@@ -12863,12 +12750,12 @@
       <w:tblStyleRowBandSize w:val="1"/>
       <w:tblStyleColBandSize w:val="1"/>
       <w:tblBorders>
-        <w:top w:val="single" w:color="4BACC6" w:themeColor="accent5" w:sz="24" w:space="0"/>
-        <w:left w:val="single" w:color="F79646" w:themeColor="accent6" w:sz="4" w:space="0"/>
-        <w:bottom w:val="single" w:color="F79646" w:themeColor="accent6" w:sz="4" w:space="0"/>
-        <w:right w:val="single" w:color="F79646" w:themeColor="accent6" w:sz="4" w:space="0"/>
-        <w:insideH w:val="single" w:color="FFFFFF" w:themeColor="background1" w:sz="4" w:space="0"/>
-        <w:insideV w:val="single" w:color="FFFFFF" w:themeColor="background1" w:sz="4" w:space="0"/>
+        <w:top w:val="single" w:sz="24" w:space="0" w:color="4BACC6" w:themeColor="accent5"/>
+        <w:left w:val="single" w:sz="4" w:space="0" w:color="F79646" w:themeColor="accent6"/>
+        <w:bottom w:val="single" w:sz="4" w:space="0" w:color="F79646" w:themeColor="accent6"/>
+        <w:right w:val="single" w:sz="4" w:space="0" w:color="F79646" w:themeColor="accent6"/>
+        <w:insideH w:val="single" w:sz="4" w:space="0" w:color="FFFFFF" w:themeColor="background1"/>
+        <w:insideV w:val="single" w:sz="4" w:space="0" w:color="FFFFFF" w:themeColor="background1"/>
       </w:tblBorders>
     </w:tblPr>
     <w:tcPr>
@@ -12884,7 +12771,7 @@
         <w:tcBorders>
           <w:top w:val="nil"/>
           <w:left w:val="nil"/>
-          <w:bottom w:val="single" w:color="4BACC6" w:themeColor="accent5" w:sz="24" w:space="0"/>
+          <w:bottom w:val="single" w:sz="24" w:space="0" w:color="4BACC6" w:themeColor="accent5"/>
           <w:right w:val="nil"/>
           <w:insideH w:val="nil"/>
           <w:insideV w:val="nil"/>
@@ -12901,7 +12788,7 @@
       <w:tblPr/>
       <w:tcPr>
         <w:tcBorders>
-          <w:top w:val="single" w:color="FFFFFF" w:themeColor="background1" w:sz="6" w:space="0"/>
+          <w:top w:val="single" w:sz="6" w:space="0" w:color="FFFFFF" w:themeColor="background1"/>
         </w:tcBorders>
         <w:shd w:val="clear" w:color="auto" w:fill="B65608" w:themeFill="accent6" w:themeFillShade="99"/>
       </w:tcPr>
@@ -12917,7 +12804,7 @@
           <w:left w:val="nil"/>
           <w:bottom w:val="nil"/>
           <w:right w:val="nil"/>
-          <w:insideH w:val="single" w:color="B65608" w:themeColor="accent6" w:themeShade="99" w:sz="4" w:space="0"/>
+          <w:insideH w:val="single" w:sz="4" w:space="0" w:color="B65608" w:themeColor="accent6" w:themeShade="99"/>
           <w:insideV w:val="nil"/>
         </w:tcBorders>
         <w:shd w:val="clear" w:color="auto" w:fill="B65608" w:themeFill="accent6" w:themeFillShade="99"/>
@@ -12990,7 +12877,7 @@
       <w:tblPr/>
       <w:tcPr>
         <w:tcBorders>
-          <w:bottom w:val="single" w:color="FFFFFF" w:themeColor="background1" w:sz="12" w:space="0"/>
+          <w:bottom w:val="single" w:sz="12" w:space="0" w:color="FFFFFF" w:themeColor="background1"/>
         </w:tcBorders>
         <w:shd w:val="clear" w:color="auto" w:fill="9E3A38" w:themeFill="accent2" w:themeFillShade="CC"/>
       </w:tcPr>
@@ -13004,7 +12891,7 @@
       <w:tblPr/>
       <w:tcPr>
         <w:tcBorders>
-          <w:top w:val="single" w:color="000000" w:themeColor="text1" w:sz="12" w:space="0"/>
+          <w:top w:val="single" w:sz="12" w:space="0" w:color="000000" w:themeColor="text1"/>
         </w:tcBorders>
         <w:shd w:val="clear" w:color="auto" w:fill="FFFFFF" w:themeFill="background1"/>
       </w:tcPr>
@@ -13069,7 +12956,7 @@
       <w:tblPr/>
       <w:tcPr>
         <w:tcBorders>
-          <w:bottom w:val="single" w:color="FFFFFF" w:themeColor="background1" w:sz="12" w:space="0"/>
+          <w:bottom w:val="single" w:sz="12" w:space="0" w:color="FFFFFF" w:themeColor="background1"/>
         </w:tcBorders>
         <w:shd w:val="clear" w:color="auto" w:fill="9E3A38" w:themeFill="accent2" w:themeFillShade="CC"/>
       </w:tcPr>
@@ -13083,7 +12970,7 @@
       <w:tblPr/>
       <w:tcPr>
         <w:tcBorders>
-          <w:top w:val="single" w:color="000000" w:themeColor="text1" w:sz="12" w:space="0"/>
+          <w:top w:val="single" w:sz="12" w:space="0" w:color="000000" w:themeColor="text1"/>
         </w:tcBorders>
         <w:shd w:val="clear" w:color="auto" w:fill="FFFFFF" w:themeFill="background1"/>
       </w:tcPr>
@@ -13148,7 +13035,7 @@
       <w:tblPr/>
       <w:tcPr>
         <w:tcBorders>
-          <w:bottom w:val="single" w:color="FFFFFF" w:themeColor="background1" w:sz="12" w:space="0"/>
+          <w:bottom w:val="single" w:sz="12" w:space="0" w:color="FFFFFF" w:themeColor="background1"/>
         </w:tcBorders>
         <w:shd w:val="clear" w:color="auto" w:fill="9E3A38" w:themeFill="accent2" w:themeFillShade="CC"/>
       </w:tcPr>
@@ -13162,7 +13049,7 @@
       <w:tblPr/>
       <w:tcPr>
         <w:tcBorders>
-          <w:top w:val="single" w:color="000000" w:themeColor="text1" w:sz="12" w:space="0"/>
+          <w:top w:val="single" w:sz="12" w:space="0" w:color="000000" w:themeColor="text1"/>
         </w:tcBorders>
         <w:shd w:val="clear" w:color="auto" w:fill="FFFFFF" w:themeFill="background1"/>
       </w:tcPr>
@@ -13227,7 +13114,7 @@
       <w:tblPr/>
       <w:tcPr>
         <w:tcBorders>
-          <w:bottom w:val="single" w:color="FFFFFF" w:themeColor="background1" w:sz="12" w:space="0"/>
+          <w:bottom w:val="single" w:sz="12" w:space="0" w:color="FFFFFF" w:themeColor="background1"/>
         </w:tcBorders>
         <w:shd w:val="clear" w:color="auto" w:fill="664E82" w:themeFill="accent4" w:themeFillShade="CC"/>
       </w:tcPr>
@@ -13241,7 +13128,7 @@
       <w:tblPr/>
       <w:tcPr>
         <w:tcBorders>
-          <w:top w:val="single" w:color="000000" w:themeColor="text1" w:sz="12" w:space="0"/>
+          <w:top w:val="single" w:sz="12" w:space="0" w:color="000000" w:themeColor="text1"/>
         </w:tcBorders>
         <w:shd w:val="clear" w:color="auto" w:fill="FFFFFF" w:themeFill="background1"/>
       </w:tcPr>
@@ -13306,7 +13193,7 @@
       <w:tblPr/>
       <w:tcPr>
         <w:tcBorders>
-          <w:bottom w:val="single" w:color="FFFFFF" w:themeColor="background1" w:sz="12" w:space="0"/>
+          <w:bottom w:val="single" w:sz="12" w:space="0" w:color="FFFFFF" w:themeColor="background1"/>
         </w:tcBorders>
         <w:shd w:val="clear" w:color="auto" w:fill="7E9C40" w:themeFill="accent3" w:themeFillShade="CC"/>
       </w:tcPr>
@@ -13320,7 +13207,7 @@
       <w:tblPr/>
       <w:tcPr>
         <w:tcBorders>
-          <w:top w:val="single" w:color="000000" w:themeColor="text1" w:sz="12" w:space="0"/>
+          <w:top w:val="single" w:sz="12" w:space="0" w:color="000000" w:themeColor="text1"/>
         </w:tcBorders>
         <w:shd w:val="clear" w:color="auto" w:fill="FFFFFF" w:themeFill="background1"/>
       </w:tcPr>
@@ -13385,7 +13272,7 @@
       <w:tblPr/>
       <w:tcPr>
         <w:tcBorders>
-          <w:bottom w:val="single" w:color="FFFFFF" w:themeColor="background1" w:sz="12" w:space="0"/>
+          <w:bottom w:val="single" w:sz="12" w:space="0" w:color="FFFFFF" w:themeColor="background1"/>
         </w:tcBorders>
         <w:shd w:val="clear" w:color="auto" w:fill="F2730A" w:themeFill="accent6" w:themeFillShade="CC"/>
       </w:tcPr>
@@ -13399,7 +13286,7 @@
       <w:tblPr/>
       <w:tcPr>
         <w:tcBorders>
-          <w:top w:val="single" w:color="000000" w:themeColor="text1" w:sz="12" w:space="0"/>
+          <w:top w:val="single" w:sz="12" w:space="0" w:color="000000" w:themeColor="text1"/>
         </w:tcBorders>
         <w:shd w:val="clear" w:color="auto" w:fill="FFFFFF" w:themeFill="background1"/>
       </w:tcPr>
@@ -13464,7 +13351,7 @@
       <w:tblPr/>
       <w:tcPr>
         <w:tcBorders>
-          <w:bottom w:val="single" w:color="FFFFFF" w:themeColor="background1" w:sz="12" w:space="0"/>
+          <w:bottom w:val="single" w:sz="12" w:space="0" w:color="FFFFFF" w:themeColor="background1"/>
         </w:tcBorders>
         <w:shd w:val="clear" w:color="auto" w:fill="348DA5" w:themeFill="accent5" w:themeFillShade="CC"/>
       </w:tcPr>
@@ -13478,7 +13365,7 @@
       <w:tblPr/>
       <w:tcPr>
         <w:tcBorders>
-          <w:top w:val="single" w:color="000000" w:themeColor="text1" w:sz="12" w:space="0"/>
+          <w:top w:val="single" w:sz="12" w:space="0" w:color="000000" w:themeColor="text1"/>
         </w:tcBorders>
         <w:shd w:val="clear" w:color="auto" w:fill="FFFFFF" w:themeFill="background1"/>
       </w:tcPr>
@@ -13531,7 +13418,7 @@
       <w:tblStyleRowBandSize w:val="1"/>
       <w:tblStyleColBandSize w:val="1"/>
       <w:tblBorders>
-        <w:insideH w:val="single" w:color="FFFFFF" w:themeColor="background1" w:sz="4" w:space="0"/>
+        <w:insideH w:val="single" w:sz="4" w:space="0" w:color="FFFFFF" w:themeColor="background1"/>
       </w:tblBorders>
     </w:tblPr>
     <w:tcPr>
@@ -13604,7 +13491,7 @@
       <w:tblStyleRowBandSize w:val="1"/>
       <w:tblStyleColBandSize w:val="1"/>
       <w:tblBorders>
-        <w:insideH w:val="single" w:color="FFFFFF" w:themeColor="background1" w:sz="4" w:space="0"/>
+        <w:insideH w:val="single" w:sz="4" w:space="0" w:color="FFFFFF" w:themeColor="background1"/>
       </w:tblBorders>
     </w:tblPr>
     <w:tcPr>
@@ -13677,7 +13564,7 @@
       <w:tblStyleRowBandSize w:val="1"/>
       <w:tblStyleColBandSize w:val="1"/>
       <w:tblBorders>
-        <w:insideH w:val="single" w:color="FFFFFF" w:themeColor="background1" w:sz="4" w:space="0"/>
+        <w:insideH w:val="single" w:sz="4" w:space="0" w:color="FFFFFF" w:themeColor="background1"/>
       </w:tblBorders>
     </w:tblPr>
     <w:tcPr>
@@ -13750,7 +13637,7 @@
       <w:tblStyleRowBandSize w:val="1"/>
       <w:tblStyleColBandSize w:val="1"/>
       <w:tblBorders>
-        <w:insideH w:val="single" w:color="FFFFFF" w:themeColor="background1" w:sz="4" w:space="0"/>
+        <w:insideH w:val="single" w:sz="4" w:space="0" w:color="FFFFFF" w:themeColor="background1"/>
       </w:tblBorders>
     </w:tblPr>
     <w:tcPr>
@@ -13823,7 +13710,7 @@
       <w:tblStyleRowBandSize w:val="1"/>
       <w:tblStyleColBandSize w:val="1"/>
       <w:tblBorders>
-        <w:insideH w:val="single" w:color="FFFFFF" w:themeColor="background1" w:sz="4" w:space="0"/>
+        <w:insideH w:val="single" w:sz="4" w:space="0" w:color="FFFFFF" w:themeColor="background1"/>
       </w:tblBorders>
     </w:tblPr>
     <w:tcPr>
@@ -13896,7 +13783,7 @@
       <w:tblStyleRowBandSize w:val="1"/>
       <w:tblStyleColBandSize w:val="1"/>
       <w:tblBorders>
-        <w:insideH w:val="single" w:color="FFFFFF" w:themeColor="background1" w:sz="4" w:space="0"/>
+        <w:insideH w:val="single" w:sz="4" w:space="0" w:color="FFFFFF" w:themeColor="background1"/>
       </w:tblBorders>
     </w:tblPr>
     <w:tcPr>
@@ -13969,7 +13856,7 @@
       <w:tblStyleRowBandSize w:val="1"/>
       <w:tblStyleColBandSize w:val="1"/>
       <w:tblBorders>
-        <w:insideH w:val="single" w:color="FFFFFF" w:themeColor="background1" w:sz="4" w:space="0"/>
+        <w:insideH w:val="single" w:sz="4" w:space="0" w:color="FFFFFF" w:themeColor="background1"/>
       </w:tblBorders>
     </w:tblPr>
     <w:tcPr>
